--- a/Documentation/Bytehound_User_Manual.docx
+++ b/Documentation/Bytehound_User_Manual.docx
@@ -946,6 +946,82 @@
     </w:p>
     <w:p>
       <w:pPr>
+        <w:spacing w:after="40"/>
+      </w:pPr>
+    </w:p>
+    <w:p>
+      <w:pPr>
+        <w:spacing w:before="160" w:after="80"/>
+        <w:jc w:val="center"/>
+        <w:keepNext w:val="1"/>
+      </w:pPr>
+      <w:r>
+        <w:drawing>
+          <wp:inline xmlns:a="http://schemas.openxmlformats.org/drawingml/2006/main" xmlns:pic="http://schemas.openxmlformats.org/drawingml/2006/picture">
+            <wp:extent cx="5040000" cy="3150000"/>
+            <wp:docPr id="1" name="Picture 1"/>
+            <wp:cNvGraphicFramePr>
+              <a:graphicFrameLocks noChangeAspect="1"/>
+            </wp:cNvGraphicFramePr>
+            <a:graphic>
+              <a:graphicData uri="http://schemas.openxmlformats.org/drawingml/2006/picture">
+                <pic:pic>
+                  <pic:nvPicPr>
+                    <pic:cNvPr id="0" name="connection_dialog.png"/>
+                    <pic:cNvPicPr/>
+                  </pic:nvPicPr>
+                  <pic:blipFill>
+                    <a:blip r:embed="rId16"/>
+                    <a:stretch>
+                      <a:fillRect/>
+                    </a:stretch>
+                  </pic:blipFill>
+                  <pic:spPr>
+                    <a:xfrm>
+                      <a:off x="0" y="0"/>
+                      <a:ext cx="5040000" cy="3150000"/>
+                    </a:xfrm>
+                    <a:prstGeom prst="rect"/>
+                  </pic:spPr>
+                </pic:pic>
+              </a:graphicData>
+            </a:graphic>
+          </wp:inline>
+        </w:drawing>
+      </w:r>
+    </w:p>
+    <w:p>
+      <w:pPr>
+        <w:spacing w:before="40" w:after="240"/>
+        <w:jc w:val="center"/>
+      </w:pPr>
+      <w:r>
+        <w:rPr>
+          <w:rFonts w:ascii="PT Sans" w:hAnsi="PT Sans"/>
+          <w:i/>
+          <w:color w:val="7F8C8D"/>
+          <w:sz w:val="19"/>
+        </w:rPr>
+        <w:t>Figure: Serial Connection Settings Dialog Interface</w:t>
+      </w:r>
+    </w:p>
+    <w:p>
+      <w:pPr>
+        <w:spacing w:after="120" w:before="40"/>
+        <w:jc w:val="left"/>
+      </w:pPr>
+      <w:r>
+        <w:rPr>
+          <w:rFonts w:ascii="PT Sans" w:hAnsi="PT Sans"/>
+          <w:b w:val="0"/>
+          <w:i w:val="0"/>
+          <w:sz w:val="22"/>
+        </w:rPr>
+        <w:t>Once you click Connect:</w:t>
+      </w:r>
+    </w:p>
+    <w:p>
+      <w:pPr>
         <w:spacing w:after="60" w:before="20"/>
         <w:ind w:left="640" w:hanging="280"/>
         <w:jc w:val="left"/>
@@ -955,19 +1031,19 @@
           <w:rFonts w:ascii="PT Sans" w:hAnsi="PT Sans"/>
           <w:b/>
           <w:i w:val="0"/>
-          <w:color w:val="2C3E50"/>
-          <w:sz w:val="22"/>
-        </w:rPr>
-        <w:t xml:space="preserve">5.  </w:t>
-      </w:r>
-      <w:r>
-        <w:rPr>
-          <w:rFonts w:ascii="PT Sans" w:hAnsi="PT Sans"/>
-          <w:b w:val="0"/>
-          <w:i w:val="0"/>
-          <w:sz w:val="22"/>
-        </w:rPr>
-        <w:t xml:space="preserve">The status LED turns </w:t>
+          <w:color w:val="3498DB"/>
+          <w:sz w:val="22"/>
+        </w:rPr>
+        <w:t xml:space="preserve">•  </w:t>
+      </w:r>
+      <w:r>
+        <w:rPr>
+          <w:rFonts w:ascii="PT Sans" w:hAnsi="PT Sans"/>
+          <w:b w:val="0"/>
+          <w:i w:val="0"/>
+          <w:sz w:val="22"/>
+        </w:rPr>
+        <w:t xml:space="preserve">The connection status LED (the circular ⬤ indicator on the left side of the bottom status bar) turns </w:t>
       </w:r>
       <w:r>
         <w:rPr>
@@ -985,7 +1061,33 @@
           <w:i w:val="0"/>
           <w:sz w:val="22"/>
         </w:rPr>
-        <w:t xml:space="preserve"> and the toolbar button changes to </w:t>
+        <w:t>.</w:t>
+      </w:r>
+    </w:p>
+    <w:p>
+      <w:pPr>
+        <w:spacing w:after="60" w:before="20"/>
+        <w:ind w:left="640" w:hanging="280"/>
+        <w:jc w:val="left"/>
+      </w:pPr>
+      <w:r>
+        <w:rPr>
+          <w:rFonts w:ascii="PT Sans" w:hAnsi="PT Sans"/>
+          <w:b/>
+          <w:i w:val="0"/>
+          <w:color w:val="3498DB"/>
+          <w:sz w:val="22"/>
+        </w:rPr>
+        <w:t xml:space="preserve">•  </w:t>
+      </w:r>
+      <w:r>
+        <w:rPr>
+          <w:rFonts w:ascii="PT Sans" w:hAnsi="PT Sans"/>
+          <w:b w:val="0"/>
+          <w:i w:val="0"/>
+          <w:sz w:val="22"/>
+        </w:rPr>
+        <w:t xml:space="preserve">The toolbar Connect button changes to </w:t>
       </w:r>
       <w:r>
         <w:rPr>
@@ -1021,13 +1123,69 @@
           <w:i w:val="0"/>
           <w:sz w:val="22"/>
         </w:rPr>
-        <w:t xml:space="preserve"> background when connected.</w:t>
+        <w:t xml:space="preserve"> background.</w:t>
       </w:r>
     </w:p>
     <w:p>
       <w:pPr>
         <w:spacing w:after="40"/>
       </w:pPr>
+    </w:p>
+    <w:p>
+      <w:pPr>
+        <w:spacing w:before="160" w:after="80"/>
+        <w:jc w:val="center"/>
+        <w:keepNext w:val="1"/>
+      </w:pPr>
+      <w:r>
+        <w:drawing>
+          <wp:inline xmlns:a="http://schemas.openxmlformats.org/drawingml/2006/main" xmlns:pic="http://schemas.openxmlformats.org/drawingml/2006/picture">
+            <wp:extent cx="5040000" cy="1351875"/>
+            <wp:docPr id="2" name="Picture 2"/>
+            <wp:cNvGraphicFramePr>
+              <a:graphicFrameLocks noChangeAspect="1"/>
+            </wp:cNvGraphicFramePr>
+            <a:graphic>
+              <a:graphicData uri="http://schemas.openxmlformats.org/drawingml/2006/picture">
+                <pic:pic>
+                  <pic:nvPicPr>
+                    <pic:cNvPr id="0" name="connection_status.png"/>
+                    <pic:cNvPicPr/>
+                  </pic:nvPicPr>
+                  <pic:blipFill>
+                    <a:blip r:embed="rId17"/>
+                    <a:stretch>
+                      <a:fillRect/>
+                    </a:stretch>
+                  </pic:blipFill>
+                  <pic:spPr>
+                    <a:xfrm>
+                      <a:off x="0" y="0"/>
+                      <a:ext cx="5040000" cy="1351875"/>
+                    </a:xfrm>
+                    <a:prstGeom prst="rect"/>
+                  </pic:spPr>
+                </pic:pic>
+              </a:graphicData>
+            </a:graphic>
+          </wp:inline>
+        </w:drawing>
+      </w:r>
+    </w:p>
+    <w:p>
+      <w:pPr>
+        <w:spacing w:before="40" w:after="240"/>
+        <w:jc w:val="center"/>
+      </w:pPr>
+      <w:r>
+        <w:rPr>
+          <w:rFonts w:ascii="PT Sans" w:hAnsi="PT Sans"/>
+          <w:i/>
+          <w:color w:val="7F8C8D"/>
+          <w:sz w:val="19"/>
+        </w:rPr>
+        <w:t>Figure: Toolbar Disconnect Button and Status Bar LED Indicators when Connected</w:t>
+      </w:r>
     </w:p>
     <w:tbl>
       <w:tblPr>
@@ -1518,11 +1676,6 @@
     </w:tbl>
     <w:p>
       <w:pPr>
-        <w:spacing w:after="120"/>
-      </w:pPr>
-    </w:p>
-    <w:p>
-      <w:pPr>
         <w:spacing w:after="120" w:before="40"/>
         <w:jc w:val="left"/>
       </w:pPr>
@@ -1761,80 +1914,58 @@
     </w:p>
     <w:p>
       <w:pPr>
-        <w:spacing w:after="120" w:before="40"/>
-        <w:jc w:val="left"/>
+        <w:spacing w:before="160" w:after="80"/>
+        <w:jc w:val="center"/>
+        <w:keepNext w:val="1"/>
       </w:pPr>
       <w:r>
-        <w:rPr>
-          <w:rFonts w:ascii="PT Sans" w:hAnsi="PT Sans"/>
-          <w:b/>
-          <w:i w:val="0"/>
-          <w:sz w:val="22"/>
-        </w:rPr>
-        <w:t>Pipelining and Timings:</w:t>
-      </w:r>
-      <w:r>
-        <w:rPr>
-          <w:rFonts w:ascii="PT Sans" w:hAnsi="PT Sans"/>
-          <w:b w:val="0"/>
-          <w:i w:val="0"/>
-          <w:sz w:val="22"/>
-        </w:rPr>
-        <w:t xml:space="preserve"> The Auto-Fetch dialog also allows you to configure </w:t>
-      </w:r>
-      <w:r>
-        <w:rPr>
-          <w:rFonts w:ascii="PT Sans" w:hAnsi="PT Sans"/>
-          <w:b/>
-          <w:i w:val="0"/>
-          <w:sz w:val="22"/>
-        </w:rPr>
-        <w:t>Pipeline poll requests</w:t>
-      </w:r>
-      <w:r>
-        <w:rPr>
-          <w:rFonts w:ascii="PT Sans" w:hAnsi="PT Sans"/>
-          <w:b w:val="0"/>
-          <w:i w:val="0"/>
-          <w:sz w:val="22"/>
-        </w:rPr>
-        <w:t xml:space="preserve">. By default, Bytehound sends one request and waits for its response (sequential). Pipelining allows multiple in-flight requests (controlled by </w:t>
-      </w:r>
-      <w:r>
-        <w:rPr>
-          <w:rFonts w:ascii="PT Sans" w:hAnsi="PT Sans"/>
-          <w:b w:val="0"/>
+        <w:drawing>
+          <wp:inline xmlns:a="http://schemas.openxmlformats.org/drawingml/2006/main" xmlns:pic="http://schemas.openxmlformats.org/drawingml/2006/picture">
+            <wp:extent cx="5040000" cy="1189125"/>
+            <wp:docPr id="3" name="Picture 3"/>
+            <wp:cNvGraphicFramePr>
+              <a:graphicFrameLocks noChangeAspect="1"/>
+            </wp:cNvGraphicFramePr>
+            <a:graphic>
+              <a:graphicData uri="http://schemas.openxmlformats.org/drawingml/2006/picture">
+                <pic:pic>
+                  <pic:nvPicPr>
+                    <pic:cNvPr id="0" name="auto_fetch_dialog.png"/>
+                    <pic:cNvPicPr/>
+                  </pic:nvPicPr>
+                  <pic:blipFill>
+                    <a:blip r:embed="rId18"/>
+                    <a:stretch>
+                      <a:fillRect/>
+                    </a:stretch>
+                  </pic:blipFill>
+                  <pic:spPr>
+                    <a:xfrm>
+                      <a:off x="0" y="0"/>
+                      <a:ext cx="5040000" cy="1189125"/>
+                    </a:xfrm>
+                    <a:prstGeom prst="rect"/>
+                  </pic:spPr>
+                </pic:pic>
+              </a:graphicData>
+            </a:graphic>
+          </wp:inline>
+        </w:drawing>
+      </w:r>
+    </w:p>
+    <w:p>
+      <w:pPr>
+        <w:spacing w:before="40" w:after="240"/>
+        <w:jc w:val="center"/>
+      </w:pPr>
+      <w:r>
+        <w:rPr>
+          <w:rFonts w:ascii="PT Sans" w:hAnsi="PT Sans"/>
           <w:i/>
-          <w:sz w:val="22"/>
-        </w:rPr>
-        <w:t>Max in-flight</w:t>
-      </w:r>
-      <w:r>
-        <w:rPr>
-          <w:rFonts w:ascii="PT Sans" w:hAnsi="PT Sans"/>
-          <w:b w:val="0"/>
-          <w:i w:val="0"/>
-          <w:sz w:val="22"/>
-        </w:rPr>
-        <w:t xml:space="preserve">), dramatically increasing throughput on hardware that supports it. You can also tune the </w:t>
-      </w:r>
-      <w:r>
-        <w:rPr>
-          <w:rFonts w:ascii="PT Sans" w:hAnsi="PT Sans"/>
-          <w:b/>
-          <w:i w:val="0"/>
-          <w:sz w:val="22"/>
-        </w:rPr>
-        <w:t>TX gap</w:t>
-      </w:r>
-      <w:r>
-        <w:rPr>
-          <w:rFonts w:ascii="PT Sans" w:hAnsi="PT Sans"/>
-          <w:b w:val="0"/>
-          <w:i w:val="0"/>
-          <w:sz w:val="22"/>
-        </w:rPr>
-        <w:t xml:space="preserve"> (default 100 ms) which enforces a safe minimum spacing between consecutive outgoing polls.</w:t>
+          <w:color w:val="7F8C8D"/>
+          <w:sz w:val="19"/>
+        </w:rPr>
+        <w:t>Figure: Start Auto-Fetch Polling Configuration Dialog</w:t>
       </w:r>
     </w:p>
     <w:p>
@@ -1845,6 +1976,84 @@
       <w:r>
         <w:rPr>
           <w:rFonts w:ascii="PT Sans" w:hAnsi="PT Sans"/>
+          <w:b/>
+          <w:i w:val="0"/>
+          <w:sz w:val="22"/>
+        </w:rPr>
+        <w:t>Pipelining and Timings:</w:t>
+      </w:r>
+      <w:r>
+        <w:rPr>
+          <w:rFonts w:ascii="PT Sans" w:hAnsi="PT Sans"/>
+          <w:b w:val="0"/>
+          <w:i w:val="0"/>
+          <w:sz w:val="22"/>
+        </w:rPr>
+        <w:t xml:space="preserve"> The Auto-Fetch dialog also allows you to configure </w:t>
+      </w:r>
+      <w:r>
+        <w:rPr>
+          <w:rFonts w:ascii="PT Sans" w:hAnsi="PT Sans"/>
+          <w:b/>
+          <w:i w:val="0"/>
+          <w:sz w:val="22"/>
+        </w:rPr>
+        <w:t>Pipeline poll requests</w:t>
+      </w:r>
+      <w:r>
+        <w:rPr>
+          <w:rFonts w:ascii="PT Sans" w:hAnsi="PT Sans"/>
+          <w:b w:val="0"/>
+          <w:i w:val="0"/>
+          <w:sz w:val="22"/>
+        </w:rPr>
+        <w:t xml:space="preserve">. By default, Bytehound sends one request and waits for its response (sequential). Pipelining allows multiple in-flight requests (controlled by </w:t>
+      </w:r>
+      <w:r>
+        <w:rPr>
+          <w:rFonts w:ascii="PT Sans" w:hAnsi="PT Sans"/>
+          <w:b w:val="0"/>
+          <w:i/>
+          <w:sz w:val="22"/>
+        </w:rPr>
+        <w:t>Max in-flight</w:t>
+      </w:r>
+      <w:r>
+        <w:rPr>
+          <w:rFonts w:ascii="PT Sans" w:hAnsi="PT Sans"/>
+          <w:b w:val="0"/>
+          <w:i w:val="0"/>
+          <w:sz w:val="22"/>
+        </w:rPr>
+        <w:t xml:space="preserve">), dramatically increasing throughput on hardware that supports it. You can also tune the </w:t>
+      </w:r>
+      <w:r>
+        <w:rPr>
+          <w:rFonts w:ascii="PT Sans" w:hAnsi="PT Sans"/>
+          <w:b/>
+          <w:i w:val="0"/>
+          <w:sz w:val="22"/>
+        </w:rPr>
+        <w:t>TX gap</w:t>
+      </w:r>
+      <w:r>
+        <w:rPr>
+          <w:rFonts w:ascii="PT Sans" w:hAnsi="PT Sans"/>
+          <w:b w:val="0"/>
+          <w:i w:val="0"/>
+          <w:sz w:val="22"/>
+        </w:rPr>
+        <w:t xml:space="preserve"> (default 100 ms) which enforces a safe minimum spacing between consecutive outgoing polls.</w:t>
+      </w:r>
+    </w:p>
+    <w:p>
+      <w:pPr>
+        <w:spacing w:after="120" w:before="40"/>
+        <w:jc w:val="left"/>
+      </w:pPr>
+      <w:r>
+        <w:rPr>
+          <w:rFonts w:ascii="PT Sans" w:hAnsi="PT Sans"/>
           <w:b w:val="0"/>
           <w:i w:val="0"/>
           <w:sz w:val="22"/>
@@ -1886,6 +2095,303 @@
           <w:sz w:val="22"/>
         </w:rPr>
         <w:t>. Click it again to stop. If your device streams data on its own, leave Auto-Fetch off.</w:t>
+      </w:r>
+    </w:p>
+    <w:p>
+      <w:pPr>
+        <w:pStyle w:val="Heading2"/>
+        <w:spacing w:before="240" w:after="100"/>
+      </w:pPr>
+      <w:r>
+        <w:rPr>
+          <w:rFonts w:ascii="PT Sans" w:hAnsi="PT Sans"/>
+          <w:b/>
+          <w:i w:val="0"/>
+          <w:color w:val="1A5F7A"/>
+          <w:sz w:val="28"/>
+        </w:rPr>
+        <w:t>Unsolicited Data Detection</w:t>
+      </w:r>
+    </w:p>
+    <w:p>
+      <w:pPr>
+        <w:spacing w:after="120" w:before="40"/>
+        <w:jc w:val="left"/>
+      </w:pPr>
+      <w:r>
+        <w:rPr>
+          <w:rFonts w:ascii="PT Sans" w:hAnsi="PT Sans"/>
+          <w:b w:val="0"/>
+          <w:i w:val="0"/>
+          <w:sz w:val="22"/>
+        </w:rPr>
+        <w:t xml:space="preserve">In many telemetry setups, a connected hardware device streams data continuously and automatically (unsolicited) without needing to be polled. If you attempt to enable </w:t>
+      </w:r>
+      <w:r>
+        <w:rPr>
+          <w:rFonts w:ascii="PT Sans" w:hAnsi="PT Sans"/>
+          <w:b/>
+          <w:i w:val="0"/>
+          <w:sz w:val="22"/>
+        </w:rPr>
+        <w:t>Auto-Fetch</w:t>
+      </w:r>
+      <w:r>
+        <w:rPr>
+          <w:rFonts w:ascii="PT Sans" w:hAnsi="PT Sans"/>
+          <w:b w:val="0"/>
+          <w:i w:val="0"/>
+          <w:sz w:val="22"/>
+        </w:rPr>
+        <w:t xml:space="preserve"> (polling) on such a device, it will cause transmission collisions, serial line corruption, and packets will be dropped.</w:t>
+      </w:r>
+    </w:p>
+    <w:p>
+      <w:pPr>
+        <w:spacing w:after="120" w:before="40"/>
+        <w:jc w:val="left"/>
+      </w:pPr>
+      <w:r>
+        <w:rPr>
+          <w:rFonts w:ascii="PT Sans" w:hAnsi="PT Sans"/>
+          <w:b w:val="0"/>
+          <w:i w:val="0"/>
+          <w:sz w:val="22"/>
+        </w:rPr>
+        <w:t xml:space="preserve">To protect the communication link, Bytehound includes automatic unsolicited data detection. If the application receives valid telemetry packets while Auto-Fetch is disabled, it flags the link as containing unsolicited streaming data. If you then click </w:t>
+      </w:r>
+      <w:r>
+        <w:rPr>
+          <w:rFonts w:ascii="PT Sans" w:hAnsi="PT Sans"/>
+          <w:b/>
+          <w:i w:val="0"/>
+          <w:sz w:val="22"/>
+        </w:rPr>
+        <w:t>Start Auto-Fetch</w:t>
+      </w:r>
+      <w:r>
+        <w:rPr>
+          <w:rFonts w:ascii="PT Sans" w:hAnsi="PT Sans"/>
+          <w:b w:val="0"/>
+          <w:i w:val="0"/>
+          <w:sz w:val="22"/>
+        </w:rPr>
+        <w:t xml:space="preserve"> (or press </w:t>
+      </w:r>
+      <w:r>
+        <w:rPr>
+          <w:rFonts w:ascii="Consolas" w:hAnsi="Consolas"/>
+          <w:b w:val="0"/>
+          <w:i w:val="0"/>
+          <w:color w:val="1A5F7A"/>
+          <w:sz w:val="20"/>
+        </w:rPr>
+        <w:t>F10</w:t>
+      </w:r>
+      <w:r>
+        <w:rPr>
+          <w:rFonts w:ascii="PT Sans" w:hAnsi="PT Sans"/>
+          <w:b w:val="0"/>
+          <w:i w:val="0"/>
+          <w:sz w:val="22"/>
+        </w:rPr>
+        <w:t xml:space="preserve">), Bytehound will show a </w:t>
+      </w:r>
+      <w:r>
+        <w:rPr>
+          <w:rFonts w:ascii="PT Sans" w:hAnsi="PT Sans"/>
+          <w:b/>
+          <w:i w:val="0"/>
+          <w:sz w:val="22"/>
+        </w:rPr>
+        <w:t>Potential Collision Warning</w:t>
+      </w:r>
+      <w:r>
+        <w:rPr>
+          <w:rFonts w:ascii="PT Sans" w:hAnsi="PT Sans"/>
+          <w:b w:val="0"/>
+          <w:i w:val="0"/>
+          <w:sz w:val="22"/>
+        </w:rPr>
+        <w:t xml:space="preserve"> dialog:</w:t>
+      </w:r>
+    </w:p>
+    <w:tbl>
+      <w:tblPr>
+        <w:tblW w:type="auto" w:w="0"/>
+        <w:jc w:val="left"/>
+        <w:tblLook w:firstColumn="1" w:firstRow="1" w:lastColumn="0" w:lastRow="0" w:noHBand="0" w:noVBand="1" w:val="04A0"/>
+        <w:tblBorders>
+          <w:top w:val="none" w:sz="0" w:space="0" w:color="auto"/>
+          <w:left w:val="none" w:sz="0" w:space="0" w:color="auto"/>
+          <w:bottom w:val="none" w:sz="0" w:space="0" w:color="auto"/>
+          <w:right w:val="none" w:sz="0" w:space="0" w:color="auto"/>
+          <w:insideH w:val="none" w:sz="0" w:space="0" w:color="auto"/>
+          <w:insideV w:val="none" w:sz="0" w:space="0" w:color="auto"/>
+        </w:tblBorders>
+      </w:tblPr>
+      <w:tblGrid>
+        <w:gridCol w:w="10398"/>
+      </w:tblGrid>
+      <w:tr>
+        <w:tc>
+          <w:tcPr>
+            <w:tcW w:type="dxa" w:w="10398"/>
+            <w:shd w:val="clear" w:color="auto" w:fill="FFF8E1"/>
+            <w:tcBorders>
+              <w:top w:val="none" w:sz="0" w:space="0" w:color="auto"/>
+              <w:right w:val="none" w:sz="0" w:space="0" w:color="auto"/>
+              <w:bottom w:val="none" w:sz="0" w:space="0" w:color="auto"/>
+              <w:left w:val="single" w:sz="24" w:space="0" w:color="FFC107"/>
+            </w:tcBorders>
+          </w:tcPr>
+          <w:p>
+            <w:pPr>
+              <w:spacing w:before="80" w:after="80"/>
+              <w:ind w:left="120"/>
+            </w:pPr>
+            <w:r>
+              <w:rPr>
+                <w:rFonts w:ascii="PT Sans" w:hAnsi="PT Sans"/>
+                <w:b/>
+                <w:sz w:val="20"/>
+              </w:rPr>
+              <w:t xml:space="preserve">⚠  Warning  </w:t>
+            </w:r>
+            <w:r>
+              <w:rPr>
+                <w:rFonts w:ascii="PT Sans" w:hAnsi="PT Sans"/>
+                <w:b/>
+                <w:i w:val="0"/>
+                <w:sz w:val="20"/>
+              </w:rPr>
+              <w:t>Potential Collision Warning:</w:t>
+            </w:r>
+            <w:r>
+              <w:rPr>
+                <w:rFonts w:ascii="PT Sans" w:hAnsi="PT Sans"/>
+                <w:b w:val="0"/>
+                <w:i w:val="0"/>
+                <w:sz w:val="20"/>
+              </w:rPr>
+              <w:t xml:space="preserve"> The connected device is already streaming data automatically (unsolicited). Enabling Auto-Fetch (polling) may cause transmission collisions and corrupt the data. Do you want to enable Auto-Fetch anyway?</w:t>
+              <w:br/>
+              <w:t xml:space="preserve">    </w:t>
+            </w:r>
+          </w:p>
+        </w:tc>
+      </w:tr>
+    </w:tbl>
+    <w:p>
+      <w:pPr>
+        <w:spacing w:after="80"/>
+      </w:pPr>
+    </w:p>
+    <w:p>
+      <w:pPr>
+        <w:spacing w:before="160" w:after="80"/>
+        <w:jc w:val="center"/>
+        <w:keepNext w:val="1"/>
+      </w:pPr>
+      <w:r>
+        <w:drawing>
+          <wp:inline xmlns:a="http://schemas.openxmlformats.org/drawingml/2006/main" xmlns:pic="http://schemas.openxmlformats.org/drawingml/2006/picture">
+            <wp:extent cx="5040000" cy="3150000"/>
+            <wp:docPr id="4" name="Picture 4"/>
+            <wp:cNvGraphicFramePr>
+              <a:graphicFrameLocks noChangeAspect="1"/>
+            </wp:cNvGraphicFramePr>
+            <a:graphic>
+              <a:graphicData uri="http://schemas.openxmlformats.org/drawingml/2006/picture">
+                <pic:pic>
+                  <pic:nvPicPr>
+                    <pic:cNvPr id="0" name="collision_warning.png"/>
+                    <pic:cNvPicPr/>
+                  </pic:nvPicPr>
+                  <pic:blipFill>
+                    <a:blip r:embed="rId19"/>
+                    <a:stretch>
+                      <a:fillRect/>
+                    </a:stretch>
+                  </pic:blipFill>
+                  <pic:spPr>
+                    <a:xfrm>
+                      <a:off x="0" y="0"/>
+                      <a:ext cx="5040000" cy="3150000"/>
+                    </a:xfrm>
+                    <a:prstGeom prst="rect"/>
+                  </pic:spPr>
+                </pic:pic>
+              </a:graphicData>
+            </a:graphic>
+          </wp:inline>
+        </w:drawing>
+      </w:r>
+    </w:p>
+    <w:p>
+      <w:pPr>
+        <w:spacing w:before="40" w:after="240"/>
+        <w:jc w:val="center"/>
+      </w:pPr>
+      <w:r>
+        <w:rPr>
+          <w:rFonts w:ascii="PT Sans" w:hAnsi="PT Sans"/>
+          <w:i/>
+          <w:color w:val="7F8C8D"/>
+          <w:sz w:val="19"/>
+        </w:rPr>
+        <w:t>Figure: Potential Collision Warning Dialog</w:t>
+      </w:r>
+    </w:p>
+    <w:p>
+      <w:pPr>
+        <w:spacing w:after="120" w:before="40"/>
+        <w:jc w:val="left"/>
+      </w:pPr>
+      <w:r>
+        <w:rPr>
+          <w:rFonts w:ascii="PT Sans" w:hAnsi="PT Sans"/>
+          <w:b w:val="0"/>
+          <w:i w:val="0"/>
+          <w:sz w:val="22"/>
+        </w:rPr>
+        <w:t xml:space="preserve">Clicking </w:t>
+      </w:r>
+      <w:r>
+        <w:rPr>
+          <w:rFonts w:ascii="PT Sans" w:hAnsi="PT Sans"/>
+          <w:b/>
+          <w:i w:val="0"/>
+          <w:sz w:val="22"/>
+        </w:rPr>
+        <w:t>No</w:t>
+      </w:r>
+      <w:r>
+        <w:rPr>
+          <w:rFonts w:ascii="PT Sans" w:hAnsi="PT Sans"/>
+          <w:b w:val="0"/>
+          <w:i w:val="0"/>
+          <w:sz w:val="22"/>
+        </w:rPr>
+        <w:t xml:space="preserve"> aborts the Auto-Fetch request, ensuring the serial line is not saturated with conflicting commands. If your device supports both modes or has a specific hybrid query scheme, you can click </w:t>
+      </w:r>
+      <w:r>
+        <w:rPr>
+          <w:rFonts w:ascii="PT Sans" w:hAnsi="PT Sans"/>
+          <w:b/>
+          <w:i w:val="0"/>
+          <w:sz w:val="22"/>
+        </w:rPr>
+        <w:t>Yes</w:t>
+      </w:r>
+      <w:r>
+        <w:rPr>
+          <w:rFonts w:ascii="PT Sans" w:hAnsi="PT Sans"/>
+          <w:b w:val="0"/>
+          <w:i w:val="0"/>
+          <w:sz w:val="22"/>
+        </w:rPr>
+        <w:t xml:space="preserve"> to override the warning and start polling anyway.</w:t>
       </w:r>
     </w:p>
     <w:p>
@@ -1956,6 +2462,62 @@
           <w:sz w:val="22"/>
         </w:rPr>
         <w:t xml:space="preserve"> restores the default arrangement.</w:t>
+      </w:r>
+    </w:p>
+    <w:p>
+      <w:pPr>
+        <w:spacing w:before="160" w:after="80"/>
+        <w:jc w:val="center"/>
+        <w:keepNext w:val="1"/>
+      </w:pPr>
+      <w:r>
+        <w:drawing>
+          <wp:inline xmlns:a="http://schemas.openxmlformats.org/drawingml/2006/main" xmlns:pic="http://schemas.openxmlformats.org/drawingml/2006/picture">
+            <wp:extent cx="5040000" cy="3150000"/>
+            <wp:docPr id="5" name="Picture 5"/>
+            <wp:cNvGraphicFramePr>
+              <a:graphicFrameLocks noChangeAspect="1"/>
+            </wp:cNvGraphicFramePr>
+            <a:graphic>
+              <a:graphicData uri="http://schemas.openxmlformats.org/drawingml/2006/picture">
+                <pic:pic>
+                  <pic:nvPicPr>
+                    <pic:cNvPr id="0" name="main_window_overview.png"/>
+                    <pic:cNvPicPr/>
+                  </pic:nvPicPr>
+                  <pic:blipFill>
+                    <a:blip r:embed="rId20"/>
+                    <a:stretch>
+                      <a:fillRect/>
+                    </a:stretch>
+                  </pic:blipFill>
+                  <pic:spPr>
+                    <a:xfrm>
+                      <a:off x="0" y="0"/>
+                      <a:ext cx="5040000" cy="3150000"/>
+                    </a:xfrm>
+                    <a:prstGeom prst="rect"/>
+                  </pic:spPr>
+                </pic:pic>
+              </a:graphicData>
+            </a:graphic>
+          </wp:inline>
+        </w:drawing>
+      </w:r>
+    </w:p>
+    <w:p>
+      <w:pPr>
+        <w:spacing w:before="40" w:after="240"/>
+        <w:jc w:val="center"/>
+      </w:pPr>
+      <w:r>
+        <w:rPr>
+          <w:rFonts w:ascii="PT Sans" w:hAnsi="PT Sans"/>
+          <w:i/>
+          <w:color w:val="7F8C8D"/>
+          <w:sz w:val="19"/>
+        </w:rPr>
+        <w:t>Figure: Bytehound Main Application Window Layout Overview</w:t>
       </w:r>
     </w:p>
     <w:p>
@@ -2671,11 +3233,6 @@
         </w:tc>
       </w:tr>
     </w:tbl>
-    <w:p>
-      <w:pPr>
-        <w:spacing w:after="120"/>
-      </w:pPr>
-    </w:p>
     <w:p>
       <w:pPr>
         <w:spacing w:after="120" w:before="40"/>
@@ -3535,8 +4092,90 @@
     </w:tbl>
     <w:p>
       <w:pPr>
-        <w:spacing w:after="120"/>
+        <w:spacing w:after="120" w:before="40"/>
+        <w:jc w:val="left"/>
       </w:pPr>
+      <w:r>
+        <w:rPr>
+          <w:rFonts w:ascii="PT Sans" w:hAnsi="PT Sans"/>
+          <w:b w:val="0"/>
+          <w:i w:val="0"/>
+          <w:sz w:val="22"/>
+        </w:rPr>
+        <w:t>All panels share the same X-axis (time) — panning or zooming one panel moves all of them simultaneously.</w:t>
+      </w:r>
+    </w:p>
+    <w:p>
+      <w:pPr>
+        <w:spacing w:before="160" w:after="80"/>
+        <w:jc w:val="center"/>
+        <w:keepNext w:val="1"/>
+      </w:pPr>
+      <w:r>
+        <w:drawing>
+          <wp:inline xmlns:a="http://schemas.openxmlformats.org/drawingml/2006/main" xmlns:pic="http://schemas.openxmlformats.org/drawingml/2006/picture">
+            <wp:extent cx="5040000" cy="1338750"/>
+            <wp:docPr id="6" name="Picture 6"/>
+            <wp:cNvGraphicFramePr>
+              <a:graphicFrameLocks noChangeAspect="1"/>
+            </wp:cNvGraphicFramePr>
+            <a:graphic>
+              <a:graphicData uri="http://schemas.openxmlformats.org/drawingml/2006/picture">
+                <pic:pic>
+                  <pic:nvPicPr>
+                    <pic:cNvPr id="0" name="live_plot_panel.png"/>
+                    <pic:cNvPicPr/>
+                  </pic:nvPicPr>
+                  <pic:blipFill>
+                    <a:blip r:embed="rId21"/>
+                    <a:stretch>
+                      <a:fillRect/>
+                    </a:stretch>
+                  </pic:blipFill>
+                  <pic:spPr>
+                    <a:xfrm>
+                      <a:off x="0" y="0"/>
+                      <a:ext cx="5040000" cy="1338750"/>
+                    </a:xfrm>
+                    <a:prstGeom prst="rect"/>
+                  </pic:spPr>
+                </pic:pic>
+              </a:graphicData>
+            </a:graphic>
+          </wp:inline>
+        </w:drawing>
+      </w:r>
+    </w:p>
+    <w:p>
+      <w:pPr>
+        <w:spacing w:before="40" w:after="240"/>
+        <w:jc w:val="center"/>
+      </w:pPr>
+      <w:r>
+        <w:rPr>
+          <w:rFonts w:ascii="PT Sans" w:hAnsi="PT Sans"/>
+          <w:i/>
+          <w:color w:val="7F8C8D"/>
+          <w:sz w:val="19"/>
+        </w:rPr>
+        <w:t>Figure: Live Plot Panel in a Multi-Grid Layout</w:t>
+      </w:r>
+    </w:p>
+    <w:p>
+      <w:pPr>
+        <w:pStyle w:val="Heading3"/>
+        <w:spacing w:before="160" w:after="60"/>
+      </w:pPr>
+      <w:r>
+        <w:rPr>
+          <w:rFonts w:ascii="PT Sans" w:hAnsi="PT Sans"/>
+          <w:b/>
+          <w:i w:val="0"/>
+          <w:color w:val="1A5F7A"/>
+          <w:sz w:val="24"/>
+        </w:rPr>
+        <w:t>Assigning Signals to Panels</w:t>
+      </w:r>
     </w:p>
     <w:p>
       <w:pPr>
@@ -3550,37 +4189,6 @@
           <w:i w:val="0"/>
           <w:sz w:val="22"/>
         </w:rPr>
-        <w:t>All panels share the same X-axis (time) — panning or zooming one panel moves all of them simultaneously.</w:t>
-      </w:r>
-    </w:p>
-    <w:p>
-      <w:pPr>
-        <w:pStyle w:val="Heading3"/>
-        <w:spacing w:before="160" w:after="60"/>
-      </w:pPr>
-      <w:r>
-        <w:rPr>
-          <w:rFonts w:ascii="PT Sans" w:hAnsi="PT Sans"/>
-          <w:b/>
-          <w:i w:val="0"/>
-          <w:color w:val="1A5F7A"/>
-          <w:sz w:val="24"/>
-        </w:rPr>
-        <w:t>Assigning Signals to Panels</w:t>
-      </w:r>
-    </w:p>
-    <w:p>
-      <w:pPr>
-        <w:spacing w:after="120" w:before="40"/>
-        <w:jc w:val="left"/>
-      </w:pPr>
-      <w:r>
-        <w:rPr>
-          <w:rFonts w:ascii="PT Sans" w:hAnsi="PT Sans"/>
-          <w:b w:val="0"/>
-          <w:i w:val="0"/>
-          <w:sz w:val="22"/>
-        </w:rPr>
         <w:t xml:space="preserve">Each panel has its own </w:t>
       </w:r>
       <w:r>
@@ -3599,7 +4207,7 @@
           <w:i w:val="0"/>
           <w:sz w:val="22"/>
         </w:rPr>
-        <w:t xml:space="preserve"> above it:</w:t>
+        <w:t xml:space="preserve"> (now laid out using grid alignment for consistent stretching across multi-grid layout changes) above it:</w:t>
       </w:r>
     </w:p>
     <w:p>
@@ -4316,11 +4924,6 @@
     </w:tbl>
     <w:p>
       <w:pPr>
-        <w:spacing w:after="120"/>
-      </w:pPr>
-    </w:p>
-    <w:p>
-      <w:pPr>
         <w:spacing w:after="120" w:before="40"/>
         <w:jc w:val="left"/>
       </w:pPr>
@@ -4662,11 +5265,6 @@
     </w:tbl>
     <w:p>
       <w:pPr>
-        <w:spacing w:after="120"/>
-      </w:pPr>
-    </w:p>
-    <w:p>
-      <w:pPr>
         <w:pStyle w:val="Heading3"/>
         <w:spacing w:before="160" w:after="60"/>
       </w:pPr>
@@ -5092,6 +5690,62 @@
           <w:sz w:val="22"/>
         </w:rPr>
         <w:t xml:space="preserve"> active state on the Trigger button indicates it is armed.</w:t>
+      </w:r>
+    </w:p>
+    <w:p>
+      <w:pPr>
+        <w:spacing w:before="160" w:after="80"/>
+        <w:jc w:val="center"/>
+        <w:keepNext w:val="1"/>
+      </w:pPr>
+      <w:r>
+        <w:drawing>
+          <wp:inline xmlns:a="http://schemas.openxmlformats.org/drawingml/2006/main" xmlns:pic="http://schemas.openxmlformats.org/drawingml/2006/picture">
+            <wp:extent cx="5040000" cy="3150000"/>
+            <wp:docPr id="7" name="Picture 7"/>
+            <wp:cNvGraphicFramePr>
+              <a:graphicFrameLocks noChangeAspect="1"/>
+            </wp:cNvGraphicFramePr>
+            <a:graphic>
+              <a:graphicData uri="http://schemas.openxmlformats.org/drawingml/2006/picture">
+                <pic:pic>
+                  <pic:nvPicPr>
+                    <pic:cNvPr id="0" name="plot_trigger_dialog.png"/>
+                    <pic:cNvPicPr/>
+                  </pic:nvPicPr>
+                  <pic:blipFill>
+                    <a:blip r:embed="rId22"/>
+                    <a:stretch>
+                      <a:fillRect/>
+                    </a:stretch>
+                  </pic:blipFill>
+                  <pic:spPr>
+                    <a:xfrm>
+                      <a:off x="0" y="0"/>
+                      <a:ext cx="5040000" cy="3150000"/>
+                    </a:xfrm>
+                    <a:prstGeom prst="rect"/>
+                  </pic:spPr>
+                </pic:pic>
+              </a:graphicData>
+            </a:graphic>
+          </wp:inline>
+        </w:drawing>
+      </w:r>
+    </w:p>
+    <w:p>
+      <w:pPr>
+        <w:spacing w:before="40" w:after="240"/>
+        <w:jc w:val="center"/>
+      </w:pPr>
+      <w:r>
+        <w:rPr>
+          <w:rFonts w:ascii="PT Sans" w:hAnsi="PT Sans"/>
+          <w:i/>
+          <w:color w:val="7F8C8D"/>
+          <w:sz w:val="19"/>
+        </w:rPr>
+        <w:t>Figure: Live Plot Auto-Pause &amp; Logging Trigger Settings Dialog</w:t>
       </w:r>
     </w:p>
     <w:tbl>
@@ -5476,6 +6130,62 @@
     </w:p>
     <w:p>
       <w:pPr>
+        <w:spacing w:before="160" w:after="80"/>
+        <w:jc w:val="center"/>
+        <w:keepNext w:val="1"/>
+      </w:pPr>
+      <w:r>
+        <w:drawing>
+          <wp:inline xmlns:a="http://schemas.openxmlformats.org/drawingml/2006/main" xmlns:pic="http://schemas.openxmlformats.org/drawingml/2006/picture">
+            <wp:extent cx="5040000" cy="5591765"/>
+            <wp:docPr id="8" name="Picture 8"/>
+            <wp:cNvGraphicFramePr>
+              <a:graphicFrameLocks noChangeAspect="1"/>
+            </wp:cNvGraphicFramePr>
+            <a:graphic>
+              <a:graphicData uri="http://schemas.openxmlformats.org/drawingml/2006/picture">
+                <pic:pic>
+                  <pic:nvPicPr>
+                    <pic:cNvPr id="0" name="bitfields_enums_panels.png"/>
+                    <pic:cNvPicPr/>
+                  </pic:nvPicPr>
+                  <pic:blipFill>
+                    <a:blip r:embed="rId23"/>
+                    <a:stretch>
+                      <a:fillRect/>
+                    </a:stretch>
+                  </pic:blipFill>
+                  <pic:spPr>
+                    <a:xfrm>
+                      <a:off x="0" y="0"/>
+                      <a:ext cx="5040000" cy="5591765"/>
+                    </a:xfrm>
+                    <a:prstGeom prst="rect"/>
+                  </pic:spPr>
+                </pic:pic>
+              </a:graphicData>
+            </a:graphic>
+          </wp:inline>
+        </w:drawing>
+      </w:r>
+    </w:p>
+    <w:p>
+      <w:pPr>
+        <w:spacing w:before="40" w:after="240"/>
+        <w:jc w:val="center"/>
+      </w:pPr>
+      <w:r>
+        <w:rPr>
+          <w:rFonts w:ascii="PT Sans" w:hAnsi="PT Sans"/>
+          <w:i/>
+          <w:color w:val="7F8C8D"/>
+          <w:sz w:val="19"/>
+        </w:rPr>
+        <w:t>Figure: Bitfields and Enums Translation Dock Panels</w:t>
+      </w:r>
+    </w:p>
+    <w:p>
+      <w:pPr>
         <w:pStyle w:val="Heading2"/>
         <w:spacing w:before="240" w:after="100"/>
       </w:pPr>
@@ -5665,6 +6375,62 @@
           <w:sz w:val="22"/>
         </w:rPr>
         <w:t xml:space="preserve"> tracks major application events: configurations loaded, connections established or lost, logging start/stop, and any error popups. Useful for post-mortem analysis of a test session.</w:t>
+      </w:r>
+    </w:p>
+    <w:p>
+      <w:pPr>
+        <w:spacing w:before="160" w:after="80"/>
+        <w:jc w:val="center"/>
+        <w:keepNext w:val="1"/>
+      </w:pPr>
+      <w:r>
+        <w:drawing>
+          <wp:inline xmlns:a="http://schemas.openxmlformats.org/drawingml/2006/main" xmlns:pic="http://schemas.openxmlformats.org/drawingml/2006/picture">
+            <wp:extent cx="5040000" cy="2298343"/>
+            <wp:docPr id="9" name="Picture 9"/>
+            <wp:cNvGraphicFramePr>
+              <a:graphicFrameLocks noChangeAspect="1"/>
+            </wp:cNvGraphicFramePr>
+            <a:graphic>
+              <a:graphicData uri="http://schemas.openxmlformats.org/drawingml/2006/picture">
+                <pic:pic>
+                  <pic:nvPicPr>
+                    <pic:cNvPr id="0" name="console_activity_log.png"/>
+                    <pic:cNvPicPr/>
+                  </pic:nvPicPr>
+                  <pic:blipFill>
+                    <a:blip r:embed="rId24"/>
+                    <a:stretch>
+                      <a:fillRect/>
+                    </a:stretch>
+                  </pic:blipFill>
+                  <pic:spPr>
+                    <a:xfrm>
+                      <a:off x="0" y="0"/>
+                      <a:ext cx="5040000" cy="2298343"/>
+                    </a:xfrm>
+                    <a:prstGeom prst="rect"/>
+                  </pic:spPr>
+                </pic:pic>
+              </a:graphicData>
+            </a:graphic>
+          </wp:inline>
+        </w:drawing>
+      </w:r>
+    </w:p>
+    <w:p>
+      <w:pPr>
+        <w:spacing w:before="40" w:after="240"/>
+        <w:jc w:val="center"/>
+      </w:pPr>
+      <w:r>
+        <w:rPr>
+          <w:rFonts w:ascii="PT Sans" w:hAnsi="PT Sans"/>
+          <w:i/>
+          <w:color w:val="7F8C8D"/>
+          <w:sz w:val="19"/>
+        </w:rPr>
+        <w:t>Figure: Raw Bytes Console and Activity Log Dock Panels</w:t>
       </w:r>
     </w:p>
     <w:p>
@@ -6597,11 +7363,6 @@
         </w:tc>
       </w:tr>
     </w:tbl>
-    <w:p>
-      <w:pPr>
-        <w:spacing w:after="120"/>
-      </w:pPr>
-    </w:p>
     <w:tbl>
       <w:tblPr>
         <w:tblW w:type="auto" w:w="0"/>
@@ -6856,6 +7617,62 @@
     </w:p>
     <w:p>
       <w:pPr>
+        <w:spacing w:before="160" w:after="80"/>
+        <w:jc w:val="center"/>
+        <w:keepNext w:val="1"/>
+      </w:pPr>
+      <w:r>
+        <w:drawing>
+          <wp:inline xmlns:a="http://schemas.openxmlformats.org/drawingml/2006/main" xmlns:pic="http://schemas.openxmlformats.org/drawingml/2006/picture">
+            <wp:extent cx="5040000" cy="522375"/>
+            <wp:docPr id="10" name="Picture 10"/>
+            <wp:cNvGraphicFramePr>
+              <a:graphicFrameLocks noChangeAspect="1"/>
+            </wp:cNvGraphicFramePr>
+            <a:graphic>
+              <a:graphicData uri="http://schemas.openxmlformats.org/drawingml/2006/picture">
+                <pic:pic>
+                  <pic:nvPicPr>
+                    <pic:cNvPr id="0" name="status_bar_counters.png"/>
+                    <pic:cNvPicPr/>
+                  </pic:nvPicPr>
+                  <pic:blipFill>
+                    <a:blip r:embed="rId25"/>
+                    <a:stretch>
+                      <a:fillRect/>
+                    </a:stretch>
+                  </pic:blipFill>
+                  <pic:spPr>
+                    <a:xfrm>
+                      <a:off x="0" y="0"/>
+                      <a:ext cx="5040000" cy="522375"/>
+                    </a:xfrm>
+                    <a:prstGeom prst="rect"/>
+                  </pic:spPr>
+                </pic:pic>
+              </a:graphicData>
+            </a:graphic>
+          </wp:inline>
+        </w:drawing>
+      </w:r>
+    </w:p>
+    <w:p>
+      <w:pPr>
+        <w:spacing w:before="40" w:after="240"/>
+        <w:jc w:val="center"/>
+      </w:pPr>
+      <w:r>
+        <w:rPr>
+          <w:rFonts w:ascii="PT Sans" w:hAnsi="PT Sans"/>
+          <w:i/>
+          <w:color w:val="7F8C8D"/>
+          <w:sz w:val="19"/>
+        </w:rPr>
+        <w:t>Figure: QStatusBar Indicators, Telemetry Counters, and Queue Saturated badge</w:t>
+      </w:r>
+    </w:p>
+    <w:p>
+      <w:pPr>
         <w:pStyle w:val="Heading2"/>
         <w:spacing w:before="240" w:after="100"/>
       </w:pPr>
@@ -7931,11 +8748,6 @@
     </w:tbl>
     <w:p>
       <w:pPr>
-        <w:spacing w:after="120"/>
-      </w:pPr>
-    </w:p>
-    <w:p>
-      <w:pPr>
         <w:pStyle w:val="Heading2"/>
         <w:spacing w:before="240" w:after="100"/>
       </w:pPr>
@@ -9035,6 +9847,59 @@
     </w:p>
     <w:p>
       <w:pPr>
+        <w:spacing w:after="40"/>
+      </w:pPr>
+    </w:p>
+    <w:p>
+      <w:pPr>
+        <w:spacing w:after="120" w:before="40"/>
+        <w:jc w:val="left"/>
+      </w:pPr>
+      <w:r>
+        <w:rPr>
+          <w:rFonts w:ascii="PT Sans" w:hAnsi="PT Sans"/>
+          <w:b/>
+          <w:i w:val="0"/>
+          <w:sz w:val="22"/>
+        </w:rPr>
+        <w:t>Config Info...</w:t>
+      </w:r>
+    </w:p>
+    <w:p>
+      <w:pPr>
+        <w:spacing w:after="120" w:before="40"/>
+        <w:jc w:val="left"/>
+      </w:pPr>
+      <w:r>
+        <w:rPr>
+          <w:rFonts w:ascii="PT Sans" w:hAnsi="PT Sans"/>
+          <w:b w:val="0"/>
+          <w:i w:val="0"/>
+          <w:sz w:val="22"/>
+        </w:rPr>
+        <w:t xml:space="preserve">Displays a dialog summarizing the active configuration profile, showing the total number of parsed variables, valid frame IDs, CRC settings, and the serialdefaults configuration. Below the summary, the </w:t>
+      </w:r>
+      <w:r>
+        <w:rPr>
+          <w:rFonts w:ascii="PT Sans" w:hAnsi="PT Sans"/>
+          <w:b/>
+          <w:i w:val="0"/>
+          <w:sz w:val="22"/>
+        </w:rPr>
+        <w:t>Frame Format Diagram</w:t>
+      </w:r>
+      <w:r>
+        <w:rPr>
+          <w:rFonts w:ascii="PT Sans" w:hAnsi="PT Sans"/>
+          <w:b w:val="0"/>
+          <w:i w:val="0"/>
+          <w:sz w:val="22"/>
+        </w:rPr>
+        <w:t xml:space="preserve"> renders a graphical, byte-aligned layout of the on-wire packet structure. When the loaded configuration defines both telemetry frames and TX commands, the visualizer is split into two tabs:</w:t>
+      </w:r>
+    </w:p>
+    <w:p>
+      <w:pPr>
         <w:spacing w:after="60" w:before="20"/>
         <w:ind w:left="640" w:hanging="280"/>
         <w:jc w:val="left"/>
@@ -9056,45 +9921,71 @@
           <w:i w:val="0"/>
           <w:sz w:val="22"/>
         </w:rPr>
-        <w:t>Config Info...</w:t>
-      </w:r>
-      <w:r>
-        <w:rPr>
-          <w:rFonts w:ascii="PT Sans" w:hAnsi="PT Sans"/>
-          <w:b w:val="0"/>
-          <w:i/>
-          <w:sz w:val="22"/>
-        </w:rPr>
-        <w:t>What it does:</w:t>
-      </w:r>
-      <w:r>
-        <w:rPr>
-          <w:rFonts w:ascii="PT Sans" w:hAnsi="PT Sans"/>
-          <w:b w:val="0"/>
-          <w:i w:val="0"/>
-          <w:sz w:val="22"/>
-        </w:rPr>
-        <w:t xml:space="preserve"> Displays a dialog summarizing the active configuration profile, showing the total number of parsed variables, valid frame IDs, CRC settings, and the serialdefaults configuration. Below the summary, a </w:t>
-      </w:r>
-      <w:r>
-        <w:rPr>
-          <w:rFonts w:ascii="PT Sans" w:hAnsi="PT Sans"/>
-          <w:b/>
-          <w:i w:val="0"/>
-          <w:sz w:val="22"/>
-        </w:rPr>
-        <w:t>Frame Format Diagram</w:t>
-      </w:r>
-      <w:r>
-        <w:rPr>
-          <w:rFonts w:ascii="PT Sans" w:hAnsi="PT Sans"/>
-          <w:b w:val="0"/>
-          <w:i w:val="0"/>
-          <w:sz w:val="22"/>
-        </w:rPr>
-        <w:t xml:space="preserve"> renders a graphical byte-aligned layout of the on-wire packet structure for each configured frame — hover over any field block to see its name, byte offset, and width. Use the dropdown above the diagram to switch between frames.</w:t>
-        <w:br/>
-        <w:t xml:space="preserve">        </w:t>
+        <w:t>RX Frames / Registers:</w:t>
+      </w:r>
+      <w:r>
+        <w:rPr>
+          <w:rFonts w:ascii="PT Sans" w:hAnsi="PT Sans"/>
+          <w:b w:val="0"/>
+          <w:i w:val="0"/>
+          <w:sz w:val="22"/>
+        </w:rPr>
+        <w:t xml:space="preserve"> Shows the byte layout of incoming frames or Modbus read registers. Use the dropdown to inspect each frame's variables.</w:t>
+      </w:r>
+    </w:p>
+    <w:p>
+      <w:pPr>
+        <w:spacing w:after="60" w:before="20"/>
+        <w:ind w:left="640" w:hanging="280"/>
+        <w:jc w:val="left"/>
+      </w:pPr>
+      <w:r>
+        <w:rPr>
+          <w:rFonts w:ascii="PT Sans" w:hAnsi="PT Sans"/>
+          <w:b/>
+          <w:i w:val="0"/>
+          <w:color w:val="3498DB"/>
+          <w:sz w:val="22"/>
+        </w:rPr>
+        <w:t xml:space="preserve">•  </w:t>
+      </w:r>
+      <w:r>
+        <w:rPr>
+          <w:rFonts w:ascii="PT Sans" w:hAnsi="PT Sans"/>
+          <w:b/>
+          <w:i w:val="0"/>
+          <w:sz w:val="22"/>
+        </w:rPr>
+        <w:t>TX Commands:</w:t>
+      </w:r>
+      <w:r>
+        <w:rPr>
+          <w:rFonts w:ascii="PT Sans" w:hAnsi="PT Sans"/>
+          <w:b w:val="0"/>
+          <w:i w:val="0"/>
+          <w:sz w:val="22"/>
+        </w:rPr>
+        <w:t xml:space="preserve"> Shows the byte layout of outgoing command packets, including static payload bytes, command fields, and any automatic packet padding. Use the dropdown to choose any configured command.</w:t>
+      </w:r>
+    </w:p>
+    <w:p>
+      <w:pPr>
+        <w:spacing w:after="40"/>
+      </w:pPr>
+    </w:p>
+    <w:p>
+      <w:pPr>
+        <w:spacing w:after="120" w:before="40"/>
+        <w:jc w:val="left"/>
+      </w:pPr>
+      <w:r>
+        <w:rPr>
+          <w:rFonts w:ascii="PT Sans" w:hAnsi="PT Sans"/>
+          <w:b w:val="0"/>
+          <w:i w:val="0"/>
+          <w:sz w:val="22"/>
+        </w:rPr>
+        <w:t>Hover over any field block in either tab to see its name, byte offset, and size in bytes.</w:t>
       </w:r>
     </w:p>
     <w:p>
@@ -11671,11 +12562,6 @@
         </w:tc>
       </w:tr>
     </w:tbl>
-    <w:p>
-      <w:pPr>
-        <w:spacing w:after="120"/>
-      </w:pPr>
-    </w:p>
     <w:tbl>
       <w:tblPr>
         <w:tblW w:type="auto" w:w="0"/>
@@ -13923,11 +14809,6 @@
     </w:tbl>
     <w:p>
       <w:pPr>
-        <w:spacing w:after="120"/>
-      </w:pPr>
-    </w:p>
-    <w:p>
-      <w:pPr>
         <w:pStyle w:val="Heading1"/>
         <w:spacing w:before="360" w:after="160"/>
         <w:pBdr>
@@ -17416,6 +18297,26 @@
     </w:p>
     <w:p>
       <w:pPr>
+        <w:spacing w:after="40"/>
+      </w:pPr>
+    </w:p>
+    <w:p>
+      <w:pPr>
+        <w:spacing w:after="120" w:before="40"/>
+        <w:jc w:val="left"/>
+      </w:pPr>
+      <w:r>
+        <w:rPr>
+          <w:rFonts w:ascii="PT Sans" w:hAnsi="PT Sans"/>
+          <w:b w:val="0"/>
+          <w:i w:val="0"/>
+          <w:sz w:val="22"/>
+        </w:rPr>
+        <w:t>Additional Analysis tools include:</w:t>
+      </w:r>
+    </w:p>
+    <w:p>
+      <w:pPr>
         <w:spacing w:after="60" w:before="20"/>
         <w:ind w:left="640" w:hanging="280"/>
         <w:jc w:val="left"/>
@@ -17446,7 +18347,7 @@
           <w:i w:val="0"/>
           <w:sz w:val="22"/>
         </w:rPr>
-        <w:t xml:space="preserve"> open the X-Y Plotter. The Plotter allows you to plot any two signals against each other (e.g., Voltage vs Current) across the visible time range, automatically applying 1D linear regression (best-fit line) and calculating the R-squared correlation coefficient.</w:t>
+        <w:t xml:space="preserve"> open the X-Y Plotter. The Plotter allows you to plot any two signals against each other (e.g., Voltage vs Current) across the visible time range, automatically applying 1D linear regression (best-fit line) and calculating the R-squared correlation coefficient. The X-Y Plotter window fully respects the active Light/Dark/System theme for consistent visual appearance.</w:t>
       </w:r>
     </w:p>
     <w:p>
@@ -21820,11 +22721,6 @@
         </w:tc>
       </w:tr>
     </w:tbl>
-    <w:p>
-      <w:pPr>
-        <w:spacing w:after="120"/>
-      </w:pPr>
-    </w:p>
     <w:tbl>
       <w:tblPr>
         <w:tblW w:type="auto" w:w="0"/>
@@ -25112,11 +26008,6 @@
     </w:tbl>
     <w:p>
       <w:pPr>
-        <w:spacing w:after="120"/>
-      </w:pPr>
-    </w:p>
-    <w:p>
-      <w:pPr>
         <w:spacing w:after="120" w:before="40"/>
         <w:jc w:val="left"/>
       </w:pPr>
@@ -27532,11 +28423,6 @@
         </w:tc>
       </w:tr>
     </w:tbl>
-    <w:p>
-      <w:pPr>
-        <w:spacing w:after="120"/>
-      </w:pPr>
-    </w:p>
     <w:tbl>
       <w:tblPr>
         <w:tblW w:type="auto" w:w="0"/>
@@ -29708,11 +30594,6 @@
         </w:tc>
       </w:tr>
     </w:tbl>
-    <w:p>
-      <w:pPr>
-        <w:spacing w:after="120"/>
-      </w:pPr>
-    </w:p>
     <w:tbl>
       <w:tblPr>
         <w:tblW w:type="auto" w:w="0"/>
@@ -31031,11 +31912,6 @@
         </w:tc>
       </w:tr>
     </w:tbl>
-    <w:p>
-      <w:pPr>
-        <w:spacing w:after="120"/>
-      </w:pPr>
-    </w:p>
     <w:tbl>
       <w:tblPr>
         <w:tblW w:type="auto" w:w="0"/>
@@ -32020,11 +32896,6 @@
     </w:tbl>
     <w:p>
       <w:pPr>
-        <w:spacing w:after="120"/>
-      </w:pPr>
-    </w:p>
-    <w:p>
-      <w:pPr>
         <w:spacing w:after="120" w:before="40"/>
         <w:jc w:val="left"/>
       </w:pPr>
@@ -33212,11 +34083,6 @@
         </w:tc>
       </w:tr>
     </w:tbl>
-    <w:p>
-      <w:pPr>
-        <w:spacing w:after="120"/>
-      </w:pPr>
-    </w:p>
     <w:tbl>
       <w:tblPr>
         <w:tblW w:type="auto" w:w="0"/>
@@ -34550,9 +35416,113 @@
         </w:tc>
       </w:tr>
     </w:tbl>
+    <w:tbl>
+      <w:tblPr>
+        <w:tblW w:type="auto" w:w="0"/>
+        <w:jc w:val="left"/>
+        <w:tblLook w:firstColumn="1" w:firstRow="1" w:lastColumn="0" w:lastRow="0" w:noHBand="0" w:noVBand="1" w:val="04A0"/>
+        <w:tblBorders>
+          <w:top w:val="none" w:sz="0" w:space="0" w:color="auto"/>
+          <w:left w:val="none" w:sz="0" w:space="0" w:color="auto"/>
+          <w:bottom w:val="none" w:sz="0" w:space="0" w:color="auto"/>
+          <w:right w:val="none" w:sz="0" w:space="0" w:color="auto"/>
+          <w:insideH w:val="none" w:sz="0" w:space="0" w:color="auto"/>
+          <w:insideV w:val="none" w:sz="0" w:space="0" w:color="auto"/>
+        </w:tblBorders>
+      </w:tblPr>
+      <w:tblGrid>
+        <w:gridCol w:w="10398"/>
+      </w:tblGrid>
+      <w:tr>
+        <w:tc>
+          <w:tcPr>
+            <w:tcW w:type="dxa" w:w="10398"/>
+            <w:shd w:val="clear" w:color="auto" w:fill="FFF8E1"/>
+            <w:tcBorders>
+              <w:top w:val="none" w:sz="0" w:space="0" w:color="auto"/>
+              <w:right w:val="none" w:sz="0" w:space="0" w:color="auto"/>
+              <w:bottom w:val="none" w:sz="0" w:space="0" w:color="auto"/>
+              <w:left w:val="single" w:sz="24" w:space="0" w:color="FFC107"/>
+            </w:tcBorders>
+          </w:tcPr>
+          <w:p>
+            <w:pPr>
+              <w:spacing w:before="80" w:after="80"/>
+              <w:ind w:left="120"/>
+            </w:pPr>
+            <w:r>
+              <w:rPr>
+                <w:rFonts w:ascii="PT Sans" w:hAnsi="PT Sans"/>
+                <w:b/>
+                <w:sz w:val="20"/>
+              </w:rPr>
+              <w:t xml:space="preserve">⚠  Warning  </w:t>
+            </w:r>
+            <w:r>
+              <w:rPr>
+                <w:rFonts w:ascii="PT Sans" w:hAnsi="PT Sans"/>
+                <w:b/>
+                <w:i w:val="0"/>
+                <w:sz w:val="20"/>
+              </w:rPr>
+              <w:t>Duplicate names overwrite silently.</w:t>
+            </w:r>
+            <w:r>
+              <w:rPr>
+                <w:rFonts w:ascii="PT Sans" w:hAnsi="PT Sans"/>
+                <w:b w:val="0"/>
+                <w:i w:val="0"/>
+                <w:sz w:val="20"/>
+              </w:rPr>
+              <w:t xml:space="preserve"> Commands are stored by </w:t>
+            </w:r>
+            <w:r>
+              <w:rPr>
+                <w:rFonts w:ascii="Consolas" w:hAnsi="Consolas"/>
+                <w:b w:val="0"/>
+                <w:i w:val="0"/>
+                <w:color w:val="1A5F7A"/>
+                <w:sz w:val="20"/>
+              </w:rPr>
+              <w:t>command_name</w:t>
+            </w:r>
+            <w:r>
+              <w:rPr>
+                <w:rFonts w:ascii="PT Sans" w:hAnsi="PT Sans"/>
+                <w:b w:val="0"/>
+                <w:i w:val="0"/>
+                <w:sz w:val="20"/>
+              </w:rPr>
+              <w:t xml:space="preserve">, so if two enabled rows use the same name, the later row wins and no warning is emitted. Keep </w:t>
+            </w:r>
+            <w:r>
+              <w:rPr>
+                <w:rFonts w:ascii="Consolas" w:hAnsi="Consolas"/>
+                <w:b w:val="0"/>
+                <w:i w:val="0"/>
+                <w:color w:val="1A5F7A"/>
+                <w:sz w:val="20"/>
+              </w:rPr>
+              <w:t>command_name</w:t>
+            </w:r>
+            <w:r>
+              <w:rPr>
+                <w:rFonts w:ascii="PT Sans" w:hAnsi="PT Sans"/>
+                <w:b w:val="0"/>
+                <w:i w:val="0"/>
+                <w:sz w:val="20"/>
+              </w:rPr>
+              <w:t xml:space="preserve"> unique.</w:t>
+              <w:br/>
+              <w:t xml:space="preserve">    </w:t>
+            </w:r>
+          </w:p>
+        </w:tc>
+      </w:tr>
+    </w:tbl>
     <w:p>
       <w:pPr>
-        <w:spacing w:after="120"/>
+        <w:spacing w:after="80"/>
       </w:pPr>
     </w:p>
     <w:tbl>
@@ -34576,12 +35546,12 @@
         <w:tc>
           <w:tcPr>
             <w:tcW w:type="dxa" w:w="10398"/>
-            <w:shd w:val="clear" w:color="auto" w:fill="FFF8E1"/>
+            <w:shd w:val="clear" w:color="auto" w:fill="E3F2FD"/>
             <w:tcBorders>
               <w:top w:val="none" w:sz="0" w:space="0" w:color="auto"/>
               <w:right w:val="none" w:sz="0" w:space="0" w:color="auto"/>
               <w:bottom w:val="none" w:sz="0" w:space="0" w:color="auto"/>
-              <w:left w:val="single" w:sz="24" w:space="0" w:color="FFC107"/>
+              <w:left w:val="single" w:sz="24" w:space="0" w:color="2196F3"/>
             </w:tcBorders>
           </w:tcPr>
           <w:p>
@@ -34595,7 +35565,7 @@
                 <w:b/>
                 <w:sz w:val="20"/>
               </w:rPr>
-              <w:t xml:space="preserve">⚠  Warning  </w:t>
+              <w:t xml:space="preserve">ℹ  Note  </w:t>
             </w:r>
             <w:r>
               <w:rPr>
@@ -34604,16 +35574,17 @@
                 <w:i w:val="0"/>
                 <w:sz w:val="20"/>
               </w:rPr>
-              <w:t>Duplicate names overwrite silently.</w:t>
-            </w:r>
-            <w:r>
-              <w:rPr>
-                <w:rFonts w:ascii="PT Sans" w:hAnsi="PT Sans"/>
-                <w:b w:val="0"/>
-                <w:i w:val="0"/>
-                <w:sz w:val="20"/>
-              </w:rPr>
-              <w:t xml:space="preserve"> Commands are stored by </w:t>
+              <w:t>Reusing Addresses for Telemetry and Commands:</w:t>
+            </w:r>
+            <w:r>
+              <w:rPr>
+                <w:rFonts w:ascii="PT Sans" w:hAnsi="PT Sans"/>
+                <w:b w:val="0"/>
+                <w:i w:val="0"/>
+                <w:sz w:val="20"/>
+              </w:rPr>
+              <w:br/>
+              <w:t xml:space="preserve">        Yes, you can (and often should) use the same </w:t>
             </w:r>
             <w:r>
               <w:rPr>
@@ -34623,16 +35594,108 @@
                 <w:color w:val="1A5F7A"/>
                 <w:sz w:val="20"/>
               </w:rPr>
-              <w:t>command_name</w:t>
-            </w:r>
-            <w:r>
-              <w:rPr>
-                <w:rFonts w:ascii="PT Sans" w:hAnsi="PT Sans"/>
-                <w:b w:val="0"/>
-                <w:i w:val="0"/>
-                <w:sz w:val="20"/>
-              </w:rPr>
-              <w:t xml:space="preserve">, so if two enabled rows use the same name, the later row wins and no warning is emitted. Keep </w:t>
+              <w:t>id_or_address</w:t>
+            </w:r>
+            <w:r>
+              <w:rPr>
+                <w:rFonts w:ascii="PT Sans" w:hAnsi="PT Sans"/>
+                <w:b w:val="0"/>
+                <w:i w:val="0"/>
+                <w:sz w:val="20"/>
+              </w:rPr>
+              <w:t xml:space="preserve"> (frame ID or Modbus register address) in both the </w:t>
+            </w:r>
+            <w:r>
+              <w:rPr>
+                <w:rFonts w:ascii="PT Sans" w:hAnsi="PT Sans"/>
+                <w:b/>
+                <w:i w:val="0"/>
+                <w:sz w:val="20"/>
+              </w:rPr>
+              <w:t>Variables</w:t>
+            </w:r>
+            <w:r>
+              <w:rPr>
+                <w:rFonts w:ascii="PT Sans" w:hAnsi="PT Sans"/>
+                <w:b w:val="0"/>
+                <w:i w:val="0"/>
+                <w:sz w:val="20"/>
+              </w:rPr>
+              <w:t xml:space="preserve"> sheet (Sheet 3) and the </w:t>
+            </w:r>
+            <w:r>
+              <w:rPr>
+                <w:rFonts w:ascii="PT Sans" w:hAnsi="PT Sans"/>
+                <w:b/>
+                <w:i w:val="0"/>
+                <w:sz w:val="20"/>
+              </w:rPr>
+              <w:t>TxCommands</w:t>
+            </w:r>
+            <w:r>
+              <w:rPr>
+                <w:rFonts w:ascii="PT Sans" w:hAnsi="PT Sans"/>
+                <w:b w:val="0"/>
+                <w:i w:val="0"/>
+                <w:sz w:val="20"/>
+              </w:rPr>
+              <w:t xml:space="preserve"> sheet (Sheet 7).</w:t>
+              <w:br/>
+              <w:t xml:space="preserve">        </w:t>
+            </w:r>
+            <w:r>
+              <w:rPr>
+                <w:rFonts w:ascii="PT Sans" w:hAnsi="PT Sans"/>
+                <w:b w:val="0"/>
+                <w:i w:val="0"/>
+                <w:sz w:val="20"/>
+              </w:rPr>
+              <w:t xml:space="preserve">In a custom </w:t>
+            </w:r>
+            <w:r>
+              <w:rPr>
+                <w:rFonts w:ascii="PT Sans" w:hAnsi="PT Sans"/>
+                <w:b/>
+                <w:i w:val="0"/>
+                <w:sz w:val="20"/>
+              </w:rPr>
+              <w:t>framed</w:t>
+            </w:r>
+            <w:r>
+              <w:rPr>
+                <w:rFonts w:ascii="PT Sans" w:hAnsi="PT Sans"/>
+                <w:b w:val="0"/>
+                <w:i w:val="0"/>
+                <w:sz w:val="20"/>
+              </w:rPr>
+              <w:t xml:space="preserve"> protocol, telemetry variables you read from the device can share a frame ID with commands you write to the device. The device's firmware parses the frame ID to decide how to process it.</w:t>
+            </w:r>
+            <w:r>
+              <w:rPr>
+                <w:rFonts w:ascii="PT Sans" w:hAnsi="PT Sans"/>
+                <w:b w:val="0"/>
+                <w:i w:val="0"/>
+                <w:sz w:val="20"/>
+              </w:rPr>
+              <w:t xml:space="preserve">In a </w:t>
+            </w:r>
+            <w:r>
+              <w:rPr>
+                <w:rFonts w:ascii="PT Sans" w:hAnsi="PT Sans"/>
+                <w:b/>
+                <w:i w:val="0"/>
+                <w:sz w:val="20"/>
+              </w:rPr>
+              <w:t>Modbus RTU</w:t>
+            </w:r>
+            <w:r>
+              <w:rPr>
+                <w:rFonts w:ascii="PT Sans" w:hAnsi="PT Sans"/>
+                <w:b w:val="0"/>
+                <w:i w:val="0"/>
+                <w:sz w:val="20"/>
+              </w:rPr>
+              <w:t xml:space="preserve"> protocol, a register address (like </w:t>
             </w:r>
             <w:r>
               <w:rPr>
@@ -34642,16 +35705,155 @@
                 <w:color w:val="1A5F7A"/>
                 <w:sz w:val="20"/>
               </w:rPr>
-              <w:t>command_name</w:t>
-            </w:r>
-            <w:r>
-              <w:rPr>
-                <w:rFonts w:ascii="PT Sans" w:hAnsi="PT Sans"/>
-                <w:b w:val="0"/>
-                <w:i w:val="0"/>
-                <w:sz w:val="20"/>
-              </w:rPr>
-              <w:t xml:space="preserve"> unique.</w:t>
+              <w:t>0x1000</w:t>
+            </w:r>
+            <w:r>
+              <w:rPr>
+                <w:rFonts w:ascii="PT Sans" w:hAnsi="PT Sans"/>
+                <w:b w:val="0"/>
+                <w:i w:val="0"/>
+                <w:sz w:val="20"/>
+              </w:rPr>
+              <w:t xml:space="preserve">) represents a specific physical memory location on the slave device. You read its value by defining it in the </w:t>
+            </w:r>
+            <w:r>
+              <w:rPr>
+                <w:rFonts w:ascii="PT Sans" w:hAnsi="PT Sans"/>
+                <w:b/>
+                <w:i w:val="0"/>
+                <w:sz w:val="20"/>
+              </w:rPr>
+              <w:t>Variables</w:t>
+            </w:r>
+            <w:r>
+              <w:rPr>
+                <w:rFonts w:ascii="PT Sans" w:hAnsi="PT Sans"/>
+                <w:b w:val="0"/>
+                <w:i w:val="0"/>
+                <w:sz w:val="20"/>
+              </w:rPr>
+              <w:t xml:space="preserve"> sheet and setting a poll interval in the </w:t>
+            </w:r>
+            <w:r>
+              <w:rPr>
+                <w:rFonts w:ascii="PT Sans" w:hAnsi="PT Sans"/>
+                <w:b/>
+                <w:i w:val="0"/>
+                <w:sz w:val="20"/>
+              </w:rPr>
+              <w:t>PollingSchedule</w:t>
+            </w:r>
+            <w:r>
+              <w:rPr>
+                <w:rFonts w:ascii="PT Sans" w:hAnsi="PT Sans"/>
+                <w:b w:val="0"/>
+                <w:i w:val="0"/>
+                <w:sz w:val="20"/>
+              </w:rPr>
+              <w:t xml:space="preserve"> sheet. You write a value to it by defining a command with the same address in the </w:t>
+            </w:r>
+            <w:r>
+              <w:rPr>
+                <w:rFonts w:ascii="PT Sans" w:hAnsi="PT Sans"/>
+                <w:b/>
+                <w:i w:val="0"/>
+                <w:sz w:val="20"/>
+              </w:rPr>
+              <w:t>TxCommands</w:t>
+            </w:r>
+            <w:r>
+              <w:rPr>
+                <w:rFonts w:ascii="PT Sans" w:hAnsi="PT Sans"/>
+                <w:b w:val="0"/>
+                <w:i w:val="0"/>
+                <w:sz w:val="20"/>
+              </w:rPr>
+              <w:t xml:space="preserve"> sheet.</w:t>
+            </w:r>
+            <w:r>
+              <w:rPr>
+                <w:rFonts w:ascii="PT Sans" w:hAnsi="PT Sans"/>
+                <w:b w:val="0"/>
+                <w:i w:val="0"/>
+                <w:sz w:val="20"/>
+              </w:rPr>
+              <w:br/>
+              <w:t xml:space="preserve">        Make sure that if you define a frame in the </w:t>
+            </w:r>
+            <w:r>
+              <w:rPr>
+                <w:rFonts w:ascii="PT Sans" w:hAnsi="PT Sans"/>
+                <w:b/>
+                <w:i w:val="0"/>
+                <w:sz w:val="20"/>
+              </w:rPr>
+              <w:t>Frames</w:t>
+            </w:r>
+            <w:r>
+              <w:rPr>
+                <w:rFonts w:ascii="PT Sans" w:hAnsi="PT Sans"/>
+                <w:b w:val="0"/>
+                <w:i w:val="0"/>
+                <w:sz w:val="20"/>
+              </w:rPr>
+              <w:t xml:space="preserve"> sheet (Sheet 2) that is used for both RX and TX, its </w:t>
+            </w:r>
+            <w:r>
+              <w:rPr>
+                <w:rFonts w:ascii="Consolas" w:hAnsi="Consolas"/>
+                <w:b w:val="0"/>
+                <w:i w:val="0"/>
+                <w:color w:val="1A5F7A"/>
+                <w:sz w:val="20"/>
+              </w:rPr>
+              <w:t>direction</w:t>
+            </w:r>
+            <w:r>
+              <w:rPr>
+                <w:rFonts w:ascii="PT Sans" w:hAnsi="PT Sans"/>
+                <w:b w:val="0"/>
+                <w:i w:val="0"/>
+                <w:sz w:val="20"/>
+              </w:rPr>
+              <w:t xml:space="preserve"> column is set to </w:t>
+            </w:r>
+            <w:r>
+              <w:rPr>
+                <w:rFonts w:ascii="Consolas" w:hAnsi="Consolas"/>
+                <w:b w:val="0"/>
+                <w:i w:val="0"/>
+                <w:color w:val="1A5F7A"/>
+                <w:sz w:val="20"/>
+              </w:rPr>
+              <w:t>rxtx</w:t>
+            </w:r>
+            <w:r>
+              <w:rPr>
+                <w:rFonts w:ascii="PT Sans" w:hAnsi="PT Sans"/>
+                <w:b w:val="0"/>
+                <w:i w:val="0"/>
+                <w:sz w:val="20"/>
+              </w:rPr>
+              <w:t xml:space="preserve"> (which is the default). If it is set to </w:t>
+            </w:r>
+            <w:r>
+              <w:rPr>
+                <w:rFonts w:ascii="Consolas" w:hAnsi="Consolas"/>
+                <w:b w:val="0"/>
+                <w:i w:val="0"/>
+                <w:color w:val="1A5F7A"/>
+                <w:sz w:val="20"/>
+              </w:rPr>
+              <w:t>rx</w:t>
+            </w:r>
+            <w:r>
+              <w:rPr>
+                <w:rFonts w:ascii="PT Sans" w:hAnsi="PT Sans"/>
+                <w:b w:val="0"/>
+                <w:i w:val="0"/>
+                <w:sz w:val="20"/>
+              </w:rPr>
+              <w:t xml:space="preserve"> (receive-only), the app will hide any TX commands using that frame ID to prevent accidental writes.</w:t>
               <w:br/>
               <w:t xml:space="preserve">    </w:t>
             </w:r>
@@ -36267,11 +37469,6 @@
         </w:tc>
       </w:tr>
     </w:tbl>
-    <w:p>
-      <w:pPr>
-        <w:spacing w:after="120"/>
-      </w:pPr>
-    </w:p>
     <w:tbl>
       <w:tblPr>
         <w:tblW w:type="auto" w:w="0"/>
@@ -37292,11 +38489,6 @@
         </w:tc>
       </w:tr>
     </w:tbl>
-    <w:p>
-      <w:pPr>
-        <w:spacing w:after="120"/>
-      </w:pPr>
-    </w:p>
     <w:tbl>
       <w:tblPr>
         <w:tblW w:type="auto" w:w="0"/>
@@ -38693,11 +39885,6 @@
         </w:tc>
       </w:tr>
     </w:tbl>
-    <w:p>
-      <w:pPr>
-        <w:spacing w:after="120"/>
-      </w:pPr>
-    </w:p>
     <w:tbl>
       <w:tblPr>
         <w:tblW w:type="auto" w:w="0"/>
@@ -39092,7 +40279,7 @@
           <w:i w:val="0"/>
           <w:sz w:val="22"/>
         </w:rPr>
-        <w:t>The theme switch is instant. The app reapplies its window styling, rebuilds toolbar/menu icons, retints the live plot canvas, updates the Analysis Suite if it is open, and remembers your choice between launches.</w:t>
+        <w:t>The theme switch is instant. The app reapplies its window styling, rebuilds toolbar/menu icons, retints the live plot canvas, updates the Analysis Suite and the X-Y Plotter windows if open, and remembers your choice between launches.</w:t>
       </w:r>
     </w:p>
     <w:tbl>

--- a/Documentation/Bytehound_User_Manual.docx
+++ b/Documentation/Bytehound_User_Manual.docx
@@ -958,7 +958,7 @@
       <w:r>
         <w:drawing>
           <wp:inline xmlns:a="http://schemas.openxmlformats.org/drawingml/2006/main" xmlns:pic="http://schemas.openxmlformats.org/drawingml/2006/picture">
-            <wp:extent cx="5040000" cy="3150000"/>
+            <wp:extent cx="5040000" cy="4774737"/>
             <wp:docPr id="1" name="Picture 1"/>
             <wp:cNvGraphicFramePr>
               <a:graphicFrameLocks noChangeAspect="1"/>
@@ -979,7 +979,7 @@
                   <pic:spPr>
                     <a:xfrm>
                       <a:off x="0" y="0"/>
-                      <a:ext cx="5040000" cy="3150000"/>
+                      <a:ext cx="5040000" cy="4774737"/>
                     </a:xfrm>
                     <a:prstGeom prst="rect"/>
                   </pic:spPr>
@@ -1140,7 +1140,7 @@
       <w:r>
         <w:drawing>
           <wp:inline xmlns:a="http://schemas.openxmlformats.org/drawingml/2006/main" xmlns:pic="http://schemas.openxmlformats.org/drawingml/2006/picture">
-            <wp:extent cx="5040000" cy="1351875"/>
+            <wp:extent cx="5040000" cy="900000"/>
             <wp:docPr id="2" name="Picture 2"/>
             <wp:cNvGraphicFramePr>
               <a:graphicFrameLocks noChangeAspect="1"/>
@@ -1161,7 +1161,7 @@
                   <pic:spPr>
                     <a:xfrm>
                       <a:off x="0" y="0"/>
-                      <a:ext cx="5040000" cy="1351875"/>
+                      <a:ext cx="5040000" cy="900000"/>
                     </a:xfrm>
                     <a:prstGeom prst="rect"/>
                   </pic:spPr>
@@ -1921,7 +1921,7 @@
       <w:r>
         <w:drawing>
           <wp:inline xmlns:a="http://schemas.openxmlformats.org/drawingml/2006/main" xmlns:pic="http://schemas.openxmlformats.org/drawingml/2006/picture">
-            <wp:extent cx="5040000" cy="1189125"/>
+            <wp:extent cx="5040000" cy="4200000"/>
             <wp:docPr id="3" name="Picture 3"/>
             <wp:cNvGraphicFramePr>
               <a:graphicFrameLocks noChangeAspect="1"/>
@@ -1942,7 +1942,7 @@
                   <pic:spPr>
                     <a:xfrm>
                       <a:off x="0" y="0"/>
-                      <a:ext cx="5040000" cy="1189125"/>
+                      <a:ext cx="5040000" cy="4200000"/>
                     </a:xfrm>
                     <a:prstGeom prst="rect"/>
                   </pic:spPr>
@@ -2296,7 +2296,7 @@
       <w:r>
         <w:drawing>
           <wp:inline xmlns:a="http://schemas.openxmlformats.org/drawingml/2006/main" xmlns:pic="http://schemas.openxmlformats.org/drawingml/2006/picture">
-            <wp:extent cx="5040000" cy="3150000"/>
+            <wp:extent cx="5040000" cy="1545600"/>
             <wp:docPr id="4" name="Picture 4"/>
             <wp:cNvGraphicFramePr>
               <a:graphicFrameLocks noChangeAspect="1"/>
@@ -2317,7 +2317,7 @@
                   <pic:spPr>
                     <a:xfrm>
                       <a:off x="0" y="0"/>
-                      <a:ext cx="5040000" cy="3150000"/>
+                      <a:ext cx="5040000" cy="1545600"/>
                     </a:xfrm>
                     <a:prstGeom prst="rect"/>
                   </pic:spPr>
@@ -2473,7 +2473,7 @@
       <w:r>
         <w:drawing>
           <wp:inline xmlns:a="http://schemas.openxmlformats.org/drawingml/2006/main" xmlns:pic="http://schemas.openxmlformats.org/drawingml/2006/picture">
-            <wp:extent cx="5040000" cy="3150000"/>
+            <wp:extent cx="5040000" cy="3063273"/>
             <wp:docPr id="5" name="Picture 5"/>
             <wp:cNvGraphicFramePr>
               <a:graphicFrameLocks noChangeAspect="1"/>
@@ -2494,7 +2494,7 @@
                   <pic:spPr>
                     <a:xfrm>
                       <a:off x="0" y="0"/>
-                      <a:ext cx="5040000" cy="3150000"/>
+                      <a:ext cx="5040000" cy="3063273"/>
                     </a:xfrm>
                     <a:prstGeom prst="rect"/>
                   </pic:spPr>
@@ -4114,7 +4114,7 @@
       <w:r>
         <w:drawing>
           <wp:inline xmlns:a="http://schemas.openxmlformats.org/drawingml/2006/main" xmlns:pic="http://schemas.openxmlformats.org/drawingml/2006/picture">
-            <wp:extent cx="5040000" cy="1338750"/>
+            <wp:extent cx="5040000" cy="3225600"/>
             <wp:docPr id="6" name="Picture 6"/>
             <wp:cNvGraphicFramePr>
               <a:graphicFrameLocks noChangeAspect="1"/>
@@ -4135,7 +4135,7 @@
                   <pic:spPr>
                     <a:xfrm>
                       <a:off x="0" y="0"/>
-                      <a:ext cx="5040000" cy="1338750"/>
+                      <a:ext cx="5040000" cy="3225600"/>
                     </a:xfrm>
                     <a:prstGeom prst="rect"/>
                   </pic:spPr>
@@ -5701,7 +5701,7 @@
       <w:r>
         <w:drawing>
           <wp:inline xmlns:a="http://schemas.openxmlformats.org/drawingml/2006/main" xmlns:pic="http://schemas.openxmlformats.org/drawingml/2006/picture">
-            <wp:extent cx="5040000" cy="3150000"/>
+            <wp:extent cx="5040000" cy="3559270"/>
             <wp:docPr id="7" name="Picture 7"/>
             <wp:cNvGraphicFramePr>
               <a:graphicFrameLocks noChangeAspect="1"/>
@@ -5722,7 +5722,7 @@
                   <pic:spPr>
                     <a:xfrm>
                       <a:off x="0" y="0"/>
-                      <a:ext cx="5040000" cy="3150000"/>
+                      <a:ext cx="5040000" cy="3559270"/>
                     </a:xfrm>
                     <a:prstGeom prst="rect"/>
                   </pic:spPr>
@@ -6137,7 +6137,7 @@
       <w:r>
         <w:drawing>
           <wp:inline xmlns:a="http://schemas.openxmlformats.org/drawingml/2006/main" xmlns:pic="http://schemas.openxmlformats.org/drawingml/2006/picture">
-            <wp:extent cx="5040000" cy="5591765"/>
+            <wp:extent cx="5040000" cy="2240000"/>
             <wp:docPr id="8" name="Picture 8"/>
             <wp:cNvGraphicFramePr>
               <a:graphicFrameLocks noChangeAspect="1"/>
@@ -6158,7 +6158,7 @@
                   <pic:spPr>
                     <a:xfrm>
                       <a:off x="0" y="0"/>
-                      <a:ext cx="5040000" cy="5591765"/>
+                      <a:ext cx="5040000" cy="2240000"/>
                     </a:xfrm>
                     <a:prstGeom prst="rect"/>
                   </pic:spPr>
@@ -6386,7 +6386,7 @@
       <w:r>
         <w:drawing>
           <wp:inline xmlns:a="http://schemas.openxmlformats.org/drawingml/2006/main" xmlns:pic="http://schemas.openxmlformats.org/drawingml/2006/picture">
-            <wp:extent cx="5040000" cy="2298343"/>
+            <wp:extent cx="5040000" cy="1680000"/>
             <wp:docPr id="9" name="Picture 9"/>
             <wp:cNvGraphicFramePr>
               <a:graphicFrameLocks noChangeAspect="1"/>
@@ -6407,7 +6407,7 @@
                   <pic:spPr>
                     <a:xfrm>
                       <a:off x="0" y="0"/>
-                      <a:ext cx="5040000" cy="2298343"/>
+                      <a:ext cx="5040000" cy="1680000"/>
                     </a:xfrm>
                     <a:prstGeom prst="rect"/>
                   </pic:spPr>
@@ -7624,7 +7624,7 @@
       <w:r>
         <w:drawing>
           <wp:inline xmlns:a="http://schemas.openxmlformats.org/drawingml/2006/main" xmlns:pic="http://schemas.openxmlformats.org/drawingml/2006/picture">
-            <wp:extent cx="5040000" cy="522375"/>
+            <wp:extent cx="5040000" cy="102535"/>
             <wp:docPr id="10" name="Picture 10"/>
             <wp:cNvGraphicFramePr>
               <a:graphicFrameLocks noChangeAspect="1"/>
@@ -7645,7 +7645,7 @@
                   <pic:spPr>
                     <a:xfrm>
                       <a:off x="0" y="0"/>
-                      <a:ext cx="5040000" cy="522375"/>
+                      <a:ext cx="5040000" cy="102535"/>
                     </a:xfrm>
                     <a:prstGeom prst="rect"/>
                   </pic:spPr>
@@ -9990,6 +9990,62 @@
     </w:p>
     <w:p>
       <w:pPr>
+        <w:spacing w:before="160" w:after="80"/>
+        <w:jc w:val="center"/>
+        <w:keepNext w:val="1"/>
+      </w:pPr>
+      <w:r>
+        <w:drawing>
+          <wp:inline xmlns:a="http://schemas.openxmlformats.org/drawingml/2006/main" xmlns:pic="http://schemas.openxmlformats.org/drawingml/2006/picture">
+            <wp:extent cx="5040000" cy="3192000"/>
+            <wp:docPr id="11" name="Picture 11"/>
+            <wp:cNvGraphicFramePr>
+              <a:graphicFrameLocks noChangeAspect="1"/>
+            </wp:cNvGraphicFramePr>
+            <a:graphic>
+              <a:graphicData uri="http://schemas.openxmlformats.org/drawingml/2006/picture">
+                <pic:pic>
+                  <pic:nvPicPr>
+                    <pic:cNvPr id="0" name="config_info_dialog.png"/>
+                    <pic:cNvPicPr/>
+                  </pic:nvPicPr>
+                  <pic:blipFill>
+                    <a:blip r:embed="rId26"/>
+                    <a:stretch>
+                      <a:fillRect/>
+                    </a:stretch>
+                  </pic:blipFill>
+                  <pic:spPr>
+                    <a:xfrm>
+                      <a:off x="0" y="0"/>
+                      <a:ext cx="5040000" cy="3192000"/>
+                    </a:xfrm>
+                    <a:prstGeom prst="rect"/>
+                  </pic:spPr>
+                </pic:pic>
+              </a:graphicData>
+            </a:graphic>
+          </wp:inline>
+        </w:drawing>
+      </w:r>
+    </w:p>
+    <w:p>
+      <w:pPr>
+        <w:spacing w:before="40" w:after="240"/>
+        <w:jc w:val="center"/>
+      </w:pPr>
+      <w:r>
+        <w:rPr>
+          <w:rFonts w:ascii="PT Sans" w:hAnsi="PT Sans"/>
+          <w:i/>
+          <w:color w:val="7F8C8D"/>
+          <w:sz w:val="19"/>
+        </w:rPr>
+        <w:t>Figure: Config Info Dialog Interface with RX and TX Layout Tabs</w:t>
+      </w:r>
+    </w:p>
+    <w:p>
+      <w:pPr>
         <w:spacing w:after="60" w:before="20"/>
         <w:ind w:left="640" w:hanging="280"/>
         <w:jc w:val="left"/>
@@ -11921,6 +11977,62 @@
     </w:p>
     <w:p>
       <w:pPr>
+        <w:spacing w:before="160" w:after="80"/>
+        <w:jc w:val="center"/>
+        <w:keepNext w:val="1"/>
+      </w:pPr>
+      <w:r>
+        <w:drawing>
+          <wp:inline xmlns:a="http://schemas.openxmlformats.org/drawingml/2006/main" xmlns:pic="http://schemas.openxmlformats.org/drawingml/2006/picture">
+            <wp:extent cx="5040000" cy="5427692"/>
+            <wp:docPr id="12" name="Picture 12"/>
+            <wp:cNvGraphicFramePr>
+              <a:graphicFrameLocks noChangeAspect="1"/>
+            </wp:cNvGraphicFramePr>
+            <a:graphic>
+              <a:graphicData uri="http://schemas.openxmlformats.org/drawingml/2006/picture">
+                <pic:pic>
+                  <pic:nvPicPr>
+                    <pic:cNvPr id="0" name="tx_commands_panel.png"/>
+                    <pic:cNvPicPr/>
+                  </pic:nvPicPr>
+                  <pic:blipFill>
+                    <a:blip r:embed="rId27"/>
+                    <a:stretch>
+                      <a:fillRect/>
+                    </a:stretch>
+                  </pic:blipFill>
+                  <pic:spPr>
+                    <a:xfrm>
+                      <a:off x="0" y="0"/>
+                      <a:ext cx="5040000" cy="5427692"/>
+                    </a:xfrm>
+                    <a:prstGeom prst="rect"/>
+                  </pic:spPr>
+                </pic:pic>
+              </a:graphicData>
+            </a:graphic>
+          </wp:inline>
+        </w:drawing>
+      </w:r>
+    </w:p>
+    <w:p>
+      <w:pPr>
+        <w:spacing w:before="40" w:after="240"/>
+        <w:jc w:val="center"/>
+      </w:pPr>
+      <w:r>
+        <w:rPr>
+          <w:rFonts w:ascii="PT Sans" w:hAnsi="PT Sans"/>
+          <w:i/>
+          <w:color w:val="7F8C8D"/>
+          <w:sz w:val="19"/>
+        </w:rPr>
+        <w:t>Figure: TX Commands Panel User Interface with Parameter Inputs and Hex Packet Preview</w:t>
+      </w:r>
+    </w:p>
+    <w:p>
+      <w:pPr>
         <w:pStyle w:val="Heading2"/>
         <w:spacing w:before="240" w:after="100"/>
       </w:pPr>
@@ -12218,6 +12330,62 @@
       <w:pPr>
         <w:spacing w:after="40"/>
       </w:pPr>
+    </w:p>
+    <w:p>
+      <w:pPr>
+        <w:spacing w:before="160" w:after="80"/>
+        <w:jc w:val="center"/>
+        <w:keepNext w:val="1"/>
+      </w:pPr>
+      <w:r>
+        <w:drawing>
+          <wp:inline xmlns:a="http://schemas.openxmlformats.org/drawingml/2006/main" xmlns:pic="http://schemas.openxmlformats.org/drawingml/2006/picture">
+            <wp:extent cx="5040000" cy="3360000"/>
+            <wp:docPr id="13" name="Picture 13"/>
+            <wp:cNvGraphicFramePr>
+              <a:graphicFrameLocks noChangeAspect="1"/>
+            </wp:cNvGraphicFramePr>
+            <a:graphic>
+              <a:graphicData uri="http://schemas.openxmlformats.org/drawingml/2006/picture">
+                <pic:pic>
+                  <pic:nvPicPr>
+                    <pic:cNvPr id="0" name="parameter_editor_panel.png"/>
+                    <pic:cNvPicPr/>
+                  </pic:nvPicPr>
+                  <pic:blipFill>
+                    <a:blip r:embed="rId28"/>
+                    <a:stretch>
+                      <a:fillRect/>
+                    </a:stretch>
+                  </pic:blipFill>
+                  <pic:spPr>
+                    <a:xfrm>
+                      <a:off x="0" y="0"/>
+                      <a:ext cx="5040000" cy="3360000"/>
+                    </a:xfrm>
+                    <a:prstGeom prst="rect"/>
+                  </pic:spPr>
+                </pic:pic>
+              </a:graphicData>
+            </a:graphic>
+          </wp:inline>
+        </w:drawing>
+      </w:r>
+    </w:p>
+    <w:p>
+      <w:pPr>
+        <w:spacing w:before="40" w:after="240"/>
+        <w:jc w:val="center"/>
+      </w:pPr>
+      <w:r>
+        <w:rPr>
+          <w:rFonts w:ascii="PT Sans" w:hAnsi="PT Sans"/>
+          <w:i/>
+          <w:color w:val="7F8C8D"/>
+          <w:sz w:val="19"/>
+        </w:rPr>
+        <w:t>Figure: Parameter Editor Panel with Live Values and Editable Fields</w:t>
+      </w:r>
     </w:p>
     <w:p>
       <w:pPr>
@@ -15319,6 +15487,62 @@
         <w:spacing w:after="40"/>
       </w:pPr>
     </w:p>
+    <w:p>
+      <w:pPr>
+        <w:spacing w:before="160" w:after="80"/>
+        <w:jc w:val="center"/>
+        <w:keepNext w:val="1"/>
+      </w:pPr>
+      <w:r>
+        <w:drawing>
+          <wp:inline xmlns:a="http://schemas.openxmlformats.org/drawingml/2006/main" xmlns:pic="http://schemas.openxmlformats.org/drawingml/2006/picture">
+            <wp:extent cx="5040000" cy="2394000"/>
+            <wp:docPr id="14" name="Picture 14"/>
+            <wp:cNvGraphicFramePr>
+              <a:graphicFrameLocks noChangeAspect="1"/>
+            </wp:cNvGraphicFramePr>
+            <a:graphic>
+              <a:graphicData uri="http://schemas.openxmlformats.org/drawingml/2006/picture">
+                <pic:pic>
+                  <pic:nvPicPr>
+                    <pic:cNvPr id="0" name="logging_dialog.png"/>
+                    <pic:cNvPicPr/>
+                  </pic:nvPicPr>
+                  <pic:blipFill>
+                    <a:blip r:embed="rId29"/>
+                    <a:stretch>
+                      <a:fillRect/>
+                    </a:stretch>
+                  </pic:blipFill>
+                  <pic:spPr>
+                    <a:xfrm>
+                      <a:off x="0" y="0"/>
+                      <a:ext cx="5040000" cy="2394000"/>
+                    </a:xfrm>
+                    <a:prstGeom prst="rect"/>
+                  </pic:spPr>
+                </pic:pic>
+              </a:graphicData>
+            </a:graphic>
+          </wp:inline>
+        </w:drawing>
+      </w:r>
+    </w:p>
+    <w:p>
+      <w:pPr>
+        <w:spacing w:before="40" w:after="240"/>
+        <w:jc w:val="center"/>
+      </w:pPr>
+      <w:r>
+        <w:rPr>
+          <w:rFonts w:ascii="PT Sans" w:hAnsi="PT Sans"/>
+          <w:i/>
+          <w:color w:val="7F8C8D"/>
+          <w:sz w:val="19"/>
+        </w:rPr>
+        <w:t>Figure: Start Logging Session Configuration Dialog</w:t>
+      </w:r>
+    </w:p>
     <w:tbl>
       <w:tblPr>
         <w:tblW w:type="auto" w:w="0"/>
@@ -15727,6 +15951,62 @@
     </w:p>
     <w:p>
       <w:pPr>
+        <w:spacing w:before="160" w:after="80"/>
+        <w:jc w:val="center"/>
+        <w:keepNext w:val="1"/>
+      </w:pPr>
+      <w:r>
+        <w:drawing>
+          <wp:inline xmlns:a="http://schemas.openxmlformats.org/drawingml/2006/main" xmlns:pic="http://schemas.openxmlformats.org/drawingml/2006/picture">
+            <wp:extent cx="5040000" cy="3207273"/>
+            <wp:docPr id="15" name="Picture 15"/>
+            <wp:cNvGraphicFramePr>
+              <a:graphicFrameLocks noChangeAspect="1"/>
+            </wp:cNvGraphicFramePr>
+            <a:graphic>
+              <a:graphicData uri="http://schemas.openxmlformats.org/drawingml/2006/picture">
+                <pic:pic>
+                  <pic:nvPicPr>
+                    <pic:cNvPr id="0" name="analysis_suite.png"/>
+                    <pic:cNvPicPr/>
+                  </pic:nvPicPr>
+                  <pic:blipFill>
+                    <a:blip r:embed="rId30"/>
+                    <a:stretch>
+                      <a:fillRect/>
+                    </a:stretch>
+                  </pic:blipFill>
+                  <pic:spPr>
+                    <a:xfrm>
+                      <a:off x="0" y="0"/>
+                      <a:ext cx="5040000" cy="3207273"/>
+                    </a:xfrm>
+                    <a:prstGeom prst="rect"/>
+                  </pic:spPr>
+                </pic:pic>
+              </a:graphicData>
+            </a:graphic>
+          </wp:inline>
+        </w:drawing>
+      </w:r>
+    </w:p>
+    <w:p>
+      <w:pPr>
+        <w:spacing w:before="40" w:after="240"/>
+        <w:jc w:val="center"/>
+      </w:pPr>
+      <w:r>
+        <w:rPr>
+          <w:rFonts w:ascii="PT Sans" w:hAnsi="PT Sans"/>
+          <w:i/>
+          <w:color w:val="7F8C8D"/>
+          <w:sz w:val="19"/>
+        </w:rPr>
+        <w:t>Figure: Offline Log Analysis Suite Interface</w:t>
+      </w:r>
+    </w:p>
+    <w:p>
+      <w:pPr>
         <w:pStyle w:val="Heading3"/>
         <w:spacing w:before="160" w:after="60"/>
       </w:pPr>
@@ -18302,6 +18582,62 @@
     </w:p>
     <w:p>
       <w:pPr>
+        <w:spacing w:before="160" w:after="80"/>
+        <w:jc w:val="center"/>
+        <w:keepNext w:val="1"/>
+      </w:pPr>
+      <w:r>
+        <w:drawing>
+          <wp:inline xmlns:a="http://schemas.openxmlformats.org/drawingml/2006/main" xmlns:pic="http://schemas.openxmlformats.org/drawingml/2006/picture">
+            <wp:extent cx="5040000" cy="3120000"/>
+            <wp:docPr id="16" name="Picture 16"/>
+            <wp:cNvGraphicFramePr>
+              <a:graphicFrameLocks noChangeAspect="1"/>
+            </wp:cNvGraphicFramePr>
+            <a:graphic>
+              <a:graphicData uri="http://schemas.openxmlformats.org/drawingml/2006/picture">
+                <pic:pic>
+                  <pic:nvPicPr>
+                    <pic:cNvPr id="0" name="schema_mapper.png"/>
+                    <pic:cNvPicPr/>
+                  </pic:nvPicPr>
+                  <pic:blipFill>
+                    <a:blip r:embed="rId31"/>
+                    <a:stretch>
+                      <a:fillRect/>
+                    </a:stretch>
+                  </pic:blipFill>
+                  <pic:spPr>
+                    <a:xfrm>
+                      <a:off x="0" y="0"/>
+                      <a:ext cx="5040000" cy="3120000"/>
+                    </a:xfrm>
+                    <a:prstGeom prst="rect"/>
+                  </pic:spPr>
+                </pic:pic>
+              </a:graphicData>
+            </a:graphic>
+          </wp:inline>
+        </w:drawing>
+      </w:r>
+    </w:p>
+    <w:p>
+      <w:pPr>
+        <w:spacing w:before="40" w:after="240"/>
+        <w:jc w:val="center"/>
+      </w:pPr>
+      <w:r>
+        <w:rPr>
+          <w:rFonts w:ascii="PT Sans" w:hAnsi="PT Sans"/>
+          <w:i/>
+          <w:color w:val="7F8C8D"/>
+          <w:sz w:val="19"/>
+        </w:rPr>
+        <w:t>Figure: Import Schema Mapper Dialog</w:t>
+      </w:r>
+    </w:p>
+    <w:p>
+      <w:pPr>
         <w:spacing w:after="120" w:before="40"/>
         <w:jc w:val="left"/>
       </w:pPr>
@@ -18354,6 +18690,62 @@
       <w:pPr>
         <w:spacing w:after="40"/>
       </w:pPr>
+    </w:p>
+    <w:p>
+      <w:pPr>
+        <w:spacing w:before="160" w:after="80"/>
+        <w:jc w:val="center"/>
+        <w:keepNext w:val="1"/>
+      </w:pPr>
+      <w:r>
+        <w:drawing>
+          <wp:inline xmlns:a="http://schemas.openxmlformats.org/drawingml/2006/main" xmlns:pic="http://schemas.openxmlformats.org/drawingml/2006/picture">
+            <wp:extent cx="5040000" cy="3600000"/>
+            <wp:docPr id="17" name="Picture 17"/>
+            <wp:cNvGraphicFramePr>
+              <a:graphicFrameLocks noChangeAspect="1"/>
+            </wp:cNvGraphicFramePr>
+            <a:graphic>
+              <a:graphicData uri="http://schemas.openxmlformats.org/drawingml/2006/picture">
+                <pic:pic>
+                  <pic:nvPicPr>
+                    <pic:cNvPr id="0" name="xy_plotter.png"/>
+                    <pic:cNvPicPr/>
+                  </pic:nvPicPr>
+                  <pic:blipFill>
+                    <a:blip r:embed="rId32"/>
+                    <a:stretch>
+                      <a:fillRect/>
+                    </a:stretch>
+                  </pic:blipFill>
+                  <pic:spPr>
+                    <a:xfrm>
+                      <a:off x="0" y="0"/>
+                      <a:ext cx="5040000" cy="3600000"/>
+                    </a:xfrm>
+                    <a:prstGeom prst="rect"/>
+                  </pic:spPr>
+                </pic:pic>
+              </a:graphicData>
+            </a:graphic>
+          </wp:inline>
+        </w:drawing>
+      </w:r>
+    </w:p>
+    <w:p>
+      <w:pPr>
+        <w:spacing w:before="40" w:after="240"/>
+        <w:jc w:val="center"/>
+      </w:pPr>
+      <w:r>
+        <w:rPr>
+          <w:rFonts w:ascii="PT Sans" w:hAnsi="PT Sans"/>
+          <w:i/>
+          <w:color w:val="7F8C8D"/>
+          <w:sz w:val="19"/>
+        </w:rPr>
+        <w:t>Figure: Scatter X-Y Plotter Window with Linear Regression</w:t>
+      </w:r>
     </w:p>
     <w:tbl>
       <w:tblPr>

--- a/Documentation/Bytehound_User_Manual.docx
+++ b/Documentation/Bytehound_User_Manual.docx
@@ -174,7 +174,13 @@
           <w:i w:val="0"/>
           <w:sz w:val="22"/>
         </w:rPr>
-        <w:t>Bytehound is a hardware-agnostic telemetry and control dashboard for serial devices. It reads framed UART/USB byte streams or Modbus RTU traffic, decodes the payload using a workbook or CSV configuration that you define, and displays the results in live tables, plots, logs, and command panels — all without writing Python code.</w:t>
+        <w:t>Bytehound is a hardware-agnostic telemetry and control dashboard for serial devices. It reads framed UART/USB</w:t>
+        <w:br/>
+        <w:t xml:space="preserve">            byte streams or Modbus RTU traffic, decodes the payload using a workbook or CSV configuration that you</w:t>
+        <w:br/>
+        <w:t xml:space="preserve">            define, and displays the results in live tables, plots, logs, and command panels — all without writing</w:t>
+        <w:br/>
+        <w:t xml:space="preserve">            Python code.</w:t>
       </w:r>
     </w:p>
     <w:p>
@@ -329,7 +335,9 @@
           <w:i w:val="0"/>
           <w:sz w:val="22"/>
         </w:rPr>
-        <w:t xml:space="preserve">Make sure your loaded config matches the bytes your device sends. For a framed protocol that usually means </w:t>
+        <w:t>Make sure your loaded config matches the bytes your device sends. For a framed protocol that usually</w:t>
+        <w:br/>
+        <w:t xml:space="preserve">                means </w:t>
       </w:r>
       <w:r>
         <w:rPr>
@@ -348,7 +356,9 @@
           <w:i w:val="0"/>
           <w:sz w:val="22"/>
         </w:rPr>
-        <w:t xml:space="preserve">; for Modbus RTU, set </w:t>
+        <w:t>; for Modbus RTU, set</w:t>
+        <w:br/>
+        <w:t xml:space="preserve">                </w:t>
       </w:r>
       <w:r>
         <w:rPr>
@@ -440,7 +450,9 @@
           <w:i w:val="0"/>
           <w:sz w:val="22"/>
         </w:rPr>
-        <w:t>Import Config</w:t>
+        <w:t>Import</w:t>
+        <w:br/>
+        <w:t xml:space="preserve">                    Config</w:t>
       </w:r>
       <w:r>
         <w:rPr>
@@ -511,9 +523,11 @@
           <w:i w:val="0"/>
           <w:sz w:val="22"/>
         </w:rPr>
-        <w:t xml:space="preserve"> dialog will appear:</w:t>
+        <w:t xml:space="preserve"> dialog will</w:t>
         <w:br/>
-        <w:t xml:space="preserve">            </w:t>
+        <w:t xml:space="preserve">                appear:</w:t>
+        <w:br/>
+        <w:t xml:space="preserve">                </w:t>
       </w:r>
     </w:p>
     <w:p>
@@ -575,7 +589,9 @@
           <w:i w:val="0"/>
           <w:sz w:val="22"/>
         </w:rPr>
-        <w:t xml:space="preserve"> if it isn't listed.</w:t>
+        <w:t xml:space="preserve"> if it isn't</w:t>
+        <w:br/>
+        <w:t xml:space="preserve">                        listed.</w:t>
       </w:r>
     </w:p>
     <w:p>
@@ -733,7 +749,9 @@
           <w:i w:val="0"/>
           <w:sz w:val="22"/>
         </w:rPr>
-        <w:t xml:space="preserve"> to have the app retry the connection automatically if the cable is pulled or the device resets.</w:t>
+        <w:t xml:space="preserve"> to have the app retry the</w:t>
+        <w:br/>
+        <w:t xml:space="preserve">                        connection automatically if the cable is pulled or the device resets.</w:t>
       </w:r>
     </w:p>
     <w:p>
@@ -835,7 +853,9 @@
           <w:i w:val="0"/>
           <w:sz w:val="22"/>
         </w:rPr>
-        <w:t xml:space="preserve">The connection status LED (the circular ⬤ indicator on the left side of the bottom status bar) turns </w:t>
+        <w:t>The connection status LED (the circular ⬤ indicator on the left side of the bottom status bar) turns</w:t>
+        <w:br/>
+        <w:t xml:space="preserve">                </w:t>
       </w:r>
       <w:r>
         <w:rPr>
@@ -1029,7 +1049,11 @@
                 <w:sz w:val="20"/>
               </w:rPr>
               <w:br/>
-              <w:t xml:space="preserve">        If the device is unplugged while monitoring, Bytehound automatically stops logging, closes the worker, and returns the Connect button to its ready state. If the port stays open but no data arrives for several seconds, the LED turns amber and the status reads </w:t>
+              <w:t xml:space="preserve">            If the device is unplugged while monitoring, Bytehound automatically stops logging, closes the worker, and</w:t>
+              <w:br/>
+              <w:t xml:space="preserve">            returns the Connect button to its ready state. If the port stays open but no data arrives for several</w:t>
+              <w:br/>
+              <w:t xml:space="preserve">            seconds, the LED turns amber and the status reads </w:t>
             </w:r>
             <w:r>
               <w:rPr>
@@ -1049,7 +1073,7 @@
               </w:rPr>
               <w:t>.</w:t>
               <w:br/>
-              <w:t xml:space="preserve">    </w:t>
+              <w:t xml:space="preserve">        </w:t>
             </w:r>
           </w:p>
         </w:tc>
@@ -1106,7 +1130,11 @@
           <w:i w:val="0"/>
           <w:sz w:val="22"/>
         </w:rPr>
-        <w:t xml:space="preserve"> is checked in the Connection dialog, the app monitors the serial worker for unexpected disconnects (USB pull, device reset, OS power management). On a drop it immediately schedules a reconnect attempt and uses </w:t>
+        <w:t xml:space="preserve"> is checked in the Connection dialog, the app monitors the</w:t>
+        <w:br/>
+        <w:t xml:space="preserve">            serial worker for unexpected disconnects (USB pull, device reset, OS power management). On a drop it</w:t>
+        <w:br/>
+        <w:t xml:space="preserve">            immediately schedules a reconnect attempt and uses </w:t>
       </w:r>
       <w:r>
         <w:rPr>
@@ -1124,7 +1152,9 @@
           <w:i w:val="0"/>
           <w:sz w:val="22"/>
         </w:rPr>
-        <w:t xml:space="preserve"> so it doesn't hammer the USB stack:</w:t>
+        <w:t xml:space="preserve"> so it doesn't</w:t>
+        <w:br/>
+        <w:t xml:space="preserve">            hammer the USB stack:</w:t>
       </w:r>
     </w:p>
     <w:tbl>
@@ -1496,7 +1526,8 @@
           <w:i w:val="0"/>
           <w:sz w:val="22"/>
         </w:rPr>
-        <w:t xml:space="preserve"> (</w:t>
+        <w:br/>
+        <w:t xml:space="preserve">            (</w:t>
       </w:r>
       <w:r>
         <w:rPr>
@@ -1515,7 +1546,9 @@
           <w:i w:val="0"/>
           <w:sz w:val="22"/>
         </w:rPr>
-        <w:t xml:space="preserve">). On success the app resumes normally, resets the counter, and logs </w:t>
+        <w:t>). On success the app resumes normally, resets the</w:t>
+        <w:br/>
+        <w:t xml:space="preserve">            counter, and logs </w:t>
       </w:r>
       <w:r>
         <w:rPr>
@@ -1534,7 +1567,9 @@
           <w:i w:val="0"/>
           <w:sz w:val="22"/>
         </w:rPr>
-        <w:t xml:space="preserve">. To cancel, click </w:t>
+        <w:t>. To cancel, click</w:t>
+        <w:br/>
+        <w:t xml:space="preserve">            </w:t>
       </w:r>
       <w:r>
         <w:rPr>
@@ -1605,9 +1640,11 @@
                 <w:sz w:val="20"/>
               </w:rPr>
               <w:br/>
-              <w:t xml:space="preserve">        Auto-reconnect does not re-start logging or Auto-Fetch automatically — it only re-opens the serial port. If you need logging to resume, start it manually after the reconnect notification appears in the Activity Log.</w:t>
+              <w:t xml:space="preserve">            Auto-reconnect does not re-start logging or Auto-Fetch automatically — it only re-opens the serial port. If</w:t>
               <w:br/>
-              <w:t xml:space="preserve">    </w:t>
+              <w:t xml:space="preserve">            you need logging to resume, start it manually after the reconnect notification appears in the Activity Log.</w:t>
+              <w:br/>
+              <w:t xml:space="preserve">        </w:t>
             </w:r>
           </w:p>
         </w:tc>
@@ -1664,7 +1701,9 @@
           <w:i w:val="0"/>
           <w:sz w:val="22"/>
         </w:rPr>
-        <w:t xml:space="preserve"> (request/response protocol), connect first, then use the </w:t>
+        <w:t xml:space="preserve"> (request/response protocol), connect first, then use the</w:t>
+        <w:br/>
+        <w:t xml:space="preserve">            </w:t>
       </w:r>
       <w:r>
         <w:rPr>
@@ -1682,7 +1721,9 @@
           <w:i w:val="0"/>
           <w:sz w:val="22"/>
         </w:rPr>
-        <w:t xml:space="preserve"> toolbar button. A dialog lets you choose which configured targets are active. The background worker then sends requests based on your config's </w:t>
+        <w:t xml:space="preserve"> toolbar button. A dialog lets you choose which configured targets are</w:t>
+        <w:br/>
+        <w:t xml:space="preserve">            active. The background worker then sends requests based on your config's </w:t>
       </w:r>
       <w:r>
         <w:rPr>
@@ -1701,7 +1742,8 @@
           <w:i w:val="0"/>
           <w:sz w:val="22"/>
         </w:rPr>
-        <w:t xml:space="preserve"> sheet.</w:t>
+        <w:br/>
+        <w:t xml:space="preserve">            sheet.</w:t>
       </w:r>
     </w:p>
     <w:p>
@@ -1790,16 +1832,20 @@
           <w:i w:val="0"/>
           <w:sz w:val="22"/>
         </w:rPr>
-        <w:t>Pipeline poll requests</w:t>
-      </w:r>
-      <w:r>
-        <w:rPr>
-          <w:rFonts w:ascii="PT Sans" w:hAnsi="PT Sans"/>
-          <w:b w:val="0"/>
-          <w:i w:val="0"/>
-          <w:sz w:val="22"/>
-        </w:rPr>
-        <w:t xml:space="preserve">. By default, Bytehound sends one request and waits for its response (sequential). Pipelining allows multiple in-flight requests (controlled by </w:t>
+        <w:t>Pipeline</w:t>
+        <w:br/>
+        <w:t xml:space="preserve">                poll requests</w:t>
+      </w:r>
+      <w:r>
+        <w:rPr>
+          <w:rFonts w:ascii="PT Sans" w:hAnsi="PT Sans"/>
+          <w:b w:val="0"/>
+          <w:i w:val="0"/>
+          <w:sz w:val="22"/>
+        </w:rPr>
+        <w:t>. By default, Bytehound sends one request and waits for its response (sequential).</w:t>
+        <w:br/>
+        <w:t xml:space="preserve">            Pipelining allows multiple in-flight requests (controlled by </w:t>
       </w:r>
       <w:r>
         <w:rPr>
@@ -1817,7 +1863,9 @@
           <w:i w:val="0"/>
           <w:sz w:val="22"/>
         </w:rPr>
-        <w:t xml:space="preserve">), dramatically increasing throughput on hardware that supports it. You can also tune the </w:t>
+        <w:t>), dramatically</w:t>
+        <w:br/>
+        <w:t xml:space="preserve">            increasing throughput on hardware that supports it. You can also tune the </w:t>
       </w:r>
       <w:r>
         <w:rPr>
@@ -1835,7 +1883,9 @@
           <w:i w:val="0"/>
           <w:sz w:val="22"/>
         </w:rPr>
-        <w:t xml:space="preserve"> (default 100 ms) which enforces a safe minimum spacing between consecutive outgoing polls.</w:t>
+        <w:t xml:space="preserve"> (default</w:t>
+        <w:br/>
+        <w:t xml:space="preserve">            100 ms) which enforces a safe minimum spacing between consecutive outgoing polls.</w:t>
       </w:r>
     </w:p>
     <w:p>
@@ -1886,7 +1936,9 @@
           <w:i w:val="0"/>
           <w:sz w:val="22"/>
         </w:rPr>
-        <w:t>. Click it again to stop. If your device streams data on its own, leave Auto-Fetch off.</w:t>
+        <w:t>. Click it again to stop. If your device streams data</w:t>
+        <w:br/>
+        <w:t xml:space="preserve">            on its own, leave Auto-Fetch off.</w:t>
       </w:r>
     </w:p>
     <w:p>
@@ -1917,7 +1969,9 @@
           <w:i w:val="0"/>
           <w:sz w:val="22"/>
         </w:rPr>
-        <w:t xml:space="preserve">In many telemetry setups, a connected hardware device streams data continuously and automatically (unsolicited) without needing to be polled. If you attempt to enable </w:t>
+        <w:t>In many telemetry setups, a connected hardware device streams data continuously and automatically</w:t>
+        <w:br/>
+        <w:t xml:space="preserve">            (unsolicited) without needing to be polled. If you attempt to enable </w:t>
       </w:r>
       <w:r>
         <w:rPr>
@@ -1935,7 +1989,11 @@
           <w:i w:val="0"/>
           <w:sz w:val="22"/>
         </w:rPr>
-        <w:t xml:space="preserve"> (polling) on such a device, it will cause transmission collisions, serial line corruption, and packets will be dropped.</w:t>
+        <w:t xml:space="preserve"> (polling)</w:t>
+        <w:br/>
+        <w:t xml:space="preserve">            on such a device, it will cause transmission collisions, serial line corruption, and packets will be</w:t>
+        <w:br/>
+        <w:t xml:space="preserve">            dropped.</w:t>
       </w:r>
     </w:p>
     <w:p>
@@ -1950,7 +2008,11 @@
           <w:i w:val="0"/>
           <w:sz w:val="22"/>
         </w:rPr>
-        <w:t xml:space="preserve">To protect the communication link, Bytehound includes automatic unsolicited data detection. If the application receives valid telemetry packets while Auto-Fetch is disabled, it flags the link as containing unsolicited streaming data. If you then click </w:t>
+        <w:t>To protect the communication link, Bytehound includes automatic unsolicited data detection. If the</w:t>
+        <w:br/>
+        <w:t xml:space="preserve">            application receives valid telemetry packets while Auto-Fetch is disabled, it flags the link as containing</w:t>
+        <w:br/>
+        <w:t xml:space="preserve">            unsolicited streaming data. If you then click </w:t>
       </w:r>
       <w:r>
         <w:rPr>
@@ -1987,7 +2049,9 @@
           <w:i w:val="0"/>
           <w:sz w:val="22"/>
         </w:rPr>
-        <w:t xml:space="preserve">), Bytehound will show a </w:t>
+        <w:t>),</w:t>
+        <w:br/>
+        <w:t xml:space="preserve">            Bytehound will show a </w:t>
       </w:r>
       <w:r>
         <w:rPr>
@@ -2066,9 +2130,13 @@
                 <w:i w:val="0"/>
                 <w:sz w:val="20"/>
               </w:rPr>
-              <w:t xml:space="preserve"> The connected device is already streaming data automatically (unsolicited). Enabling Auto-Fetch (polling) may cause transmission collisions and corrupt the data. Do you want to enable Auto-Fetch anyway?</w:t>
+              <w:t xml:space="preserve"> The connected device is already streaming data automatically</w:t>
               <w:br/>
-              <w:t xml:space="preserve">    </w:t>
+              <w:t xml:space="preserve">            (unsolicited). Enabling Auto-Fetch (polling) may cause transmission collisions and corrupt the data. Do you</w:t>
+              <w:br/>
+              <w:t xml:space="preserve">            want to enable Auto-Fetch anyway?</w:t>
+              <w:br/>
+              <w:t xml:space="preserve">        </w:t>
             </w:r>
           </w:p>
         </w:tc>
@@ -2165,7 +2233,11 @@
           <w:i w:val="0"/>
           <w:sz w:val="22"/>
         </w:rPr>
-        <w:t xml:space="preserve"> aborts the Auto-Fetch request, ensuring the serial line is not saturated with conflicting commands. If your device supports both modes or has a specific hybrid query scheme, you can click </w:t>
+        <w:t xml:space="preserve"> aborts the Auto-Fetch request, ensuring the serial line is not saturated with</w:t>
+        <w:br/>
+        <w:t xml:space="preserve">            conflicting commands. If your device supports both modes or has a specific hybrid query scheme, you can</w:t>
+        <w:br/>
+        <w:t xml:space="preserve">            click </w:t>
       </w:r>
       <w:r>
         <w:rPr>
@@ -2217,7 +2289,11 @@
           <w:i w:val="0"/>
           <w:sz w:val="22"/>
         </w:rPr>
-        <w:t xml:space="preserve">The application is modular. The central Data Table stays in the middle, while dock panels such as Live Plot, Bitfields, Enums, Raw Console, and Activity Log can be dragged, stacked, resized, or hidden. Panel visibility is controlled under </w:t>
+        <w:t>The application is modular. The central Data Table stays in the middle, while dock panels such as Live Plot,</w:t>
+        <w:br/>
+        <w:t xml:space="preserve">            Bitfields, Enums, Raw Console, and Activity Log can be dragged, stacked, resized, or hidden. Panel</w:t>
+        <w:br/>
+        <w:t xml:space="preserve">            visibility is controlled under </w:t>
       </w:r>
       <w:r>
         <w:rPr>
@@ -2244,7 +2320,9 @@
           <w:i w:val="0"/>
           <w:sz w:val="22"/>
         </w:rPr>
-        <w:t>View → Reset Window Layout</w:t>
+        <w:t>View → Reset Window</w:t>
+        <w:br/>
+        <w:t xml:space="preserve">                Layout</w:t>
       </w:r>
       <w:r>
         <w:rPr>
@@ -2340,16 +2418,20 @@
           <w:i w:val="0"/>
           <w:sz w:val="22"/>
         </w:rPr>
-        <w:t xml:space="preserve">Located in the center of the screen, this read-only table displays all decoded variables in real time. The search box filters by text, the Group selector filters by configured signal group, and </w:t>
-      </w:r>
-      <w:r>
-        <w:rPr>
-          <w:rFonts w:ascii="PT Sans" w:hAnsi="PT Sans"/>
-          <w:b/>
-          <w:i w:val="0"/>
-          <w:sz w:val="22"/>
-        </w:rPr>
-        <w:t>Show calculations</w:t>
+        <w:t>Located in the center of the screen, this read-only table displays all decoded variables in real time. The</w:t>
+        <w:br/>
+        <w:t xml:space="preserve">            search box filters by text, the Group selector filters by configured signal group, and </w:t>
+      </w:r>
+      <w:r>
+        <w:rPr>
+          <w:rFonts w:ascii="PT Sans" w:hAnsi="PT Sans"/>
+          <w:b/>
+          <w:i w:val="0"/>
+          <w:sz w:val="22"/>
+        </w:rPr>
+        <w:t>Show</w:t>
+        <w:br/>
+        <w:t xml:space="preserve">                calculations</w:t>
       </w:r>
       <w:r>
         <w:rPr>
@@ -3046,7 +3128,9 @@
           <w:i w:val="0"/>
           <w:sz w:val="22"/>
         </w:rPr>
-        <w:t xml:space="preserve"> any row to add that signal to the Live Plot or copy its value to clipboard. Use </w:t>
+        <w:t xml:space="preserve"> any row to add that signal to the Live Plot or copy its value to clipboard. Use</w:t>
+        <w:br/>
+        <w:t xml:space="preserve">            </w:t>
       </w:r>
       <w:r>
         <w:rPr>
@@ -3083,7 +3167,11 @@
           <w:i w:val="0"/>
           <w:sz w:val="22"/>
         </w:rPr>
-        <w:t>) to copy the full table as tab-separated text — paste directly into Excel or Sheets for a quick bench snapshot without setting up full logging.</w:t>
+        <w:t>) to copy the full table as</w:t>
+        <w:br/>
+        <w:t xml:space="preserve">            tab-separated text — paste directly into Excel or Sheets for a quick bench snapshot without setting up full</w:t>
+        <w:br/>
+        <w:t xml:space="preserve">            logging.</w:t>
       </w:r>
     </w:p>
     <w:p>
@@ -3115,6 +3203,8 @@
           <w:sz w:val="22"/>
         </w:rPr>
         <w:t>The Live Plot panel provides a fully flexible, multi-panel oscilloscope-style view of your telemetry data.</w:t>
+        <w:br/>
+        <w:t xml:space="preserve">        </w:t>
       </w:r>
     </w:p>
     <w:p>
@@ -3999,7 +4089,9 @@
           <w:i w:val="0"/>
           <w:sz w:val="22"/>
         </w:rPr>
-        <w:t xml:space="preserve"> (now laid out using grid alignment for consistent stretching across multi-grid layout changes) above it:</w:t>
+        <w:t xml:space="preserve"> (now laid out using grid alignment for consistent</w:t>
+        <w:br/>
+        <w:t xml:space="preserve">            stretching across multi-grid layout changes) above it:</w:t>
       </w:r>
     </w:p>
     <w:p>
@@ -4088,7 +4180,9 @@
           <w:i w:val="0"/>
           <w:sz w:val="22"/>
         </w:rPr>
-        <w:t>). Click the chip to remove it.</w:t>
+        <w:t>). Click the chip</w:t>
+        <w:br/>
+        <w:t xml:space="preserve">                to remove it.</w:t>
       </w:r>
     </w:p>
     <w:p>
@@ -4132,7 +4226,9 @@
           <w:i w:val="0"/>
           <w:sz w:val="22"/>
         </w:rPr>
-        <w:t xml:space="preserve"> on each panel to control how the Y-axis tracks data (see </w:t>
+        <w:t xml:space="preserve"> on each panel to control how the Y-axis tracks data (see</w:t>
+        <w:br/>
+        <w:t xml:space="preserve">                </w:t>
       </w:r>
       <w:r>
         <w:rPr>
@@ -4212,7 +4308,9 @@
           <w:i w:val="0"/>
           <w:sz w:val="22"/>
         </w:rPr>
-        <w:t xml:space="preserve"> → choose the panel number from the sub-menu.</w:t>
+        <w:t xml:space="preserve"> →</w:t>
+        <w:br/>
+        <w:t xml:space="preserve">                choose the panel number from the sub-menu.</w:t>
       </w:r>
     </w:p>
     <w:p>
@@ -4591,7 +4689,9 @@
                 <w:color w:val="333333"/>
                 <w:sz w:val="20"/>
               </w:rPr>
-              <w:t>Noisy signals where Fit causes the axis to "breathe". Industry-standard noise killer (Vector CANalyzer's</w:t>
+              <w:t>Noisy signals where Fit causes the axis to "breathe". Industry-standard noise killer (Vector</w:t>
+              <w:br/>
+              <w:t xml:space="preserve">                    CANalyzer's</w:t>
             </w:r>
             <w:r>
               <w:rPr>
@@ -4684,7 +4784,9 @@
                 <w:color w:val="333333"/>
                 <w:sz w:val="20"/>
               </w:rPr>
-              <w:t>Locked at a fixed range. Opens a dialog to type Y min / Y max; mouse pan/zoom still works and persists.</w:t>
+              <w:t>Locked at a fixed range. Opens a dialog to type Y min / Y max; mouse pan/zoom still works and</w:t>
+              <w:br/>
+              <w:t xml:space="preserve">                    persists.</w:t>
             </w:r>
           </w:p>
         </w:tc>
@@ -4762,7 +4864,9 @@
           <w:i w:val="0"/>
           <w:sz w:val="22"/>
         </w:rPr>
-        <w:t xml:space="preserve"> to type bounds directly (this also switches the panel to Manual mode).</w:t>
+        <w:t xml:space="preserve"> to type bounds directly (this also</w:t>
+        <w:br/>
+        <w:t xml:space="preserve">            switches the panel to Manual mode).</w:t>
       </w:r>
     </w:p>
     <w:p>
@@ -5039,7 +5143,9 @@
                 <w:color w:val="333333"/>
                 <w:sz w:val="20"/>
               </w:rPr>
-              <w:t>▶ Live to resume</w:t>
+              <w:t>▶ Live to</w:t>
+              <w:br/>
+              <w:t xml:space="preserve">                        resume</w:t>
             </w:r>
             <w:r>
               <w:rPr>
@@ -5122,7 +5228,9 @@
           <w:i w:val="0"/>
           <w:sz w:val="22"/>
         </w:rPr>
-        <w:t xml:space="preserve">): Toggles freeze/scroll. Clicking </w:t>
+        <w:t>): Toggles freeze/scroll. Clicking</w:t>
+        <w:br/>
+        <w:t xml:space="preserve">                </w:t>
       </w:r>
       <w:r>
         <w:rPr>
@@ -5212,7 +5320,9 @@
           <w:i w:val="0"/>
           <w:sz w:val="22"/>
         </w:rPr>
-        <w:t xml:space="preserve"> (mm:ss since session start) and </w:t>
+        <w:t xml:space="preserve"> (mm:ss</w:t>
+        <w:br/>
+        <w:t xml:space="preserve">                since session start) and </w:t>
       </w:r>
       <w:r>
         <w:rPr>
@@ -5230,7 +5340,9 @@
           <w:i w:val="0"/>
           <w:sz w:val="22"/>
         </w:rPr>
-        <w:t xml:space="preserve"> (HH:MM:SS local wall-clock time). Your choice is saved between sessions.</w:t>
+        <w:t xml:space="preserve"> (HH:MM:SS local wall-clock time). Your choice is saved</w:t>
+        <w:br/>
+        <w:t xml:space="preserve">                between sessions.</w:t>
       </w:r>
     </w:p>
     <w:p>
@@ -5354,7 +5466,11 @@
           <w:i w:val="0"/>
           <w:sz w:val="22"/>
         </w:rPr>
-        <w:t xml:space="preserve"> button on the Live Plot toolbar to define an automatic action based on a signal's value crossing a threshold. When the configured condition (e.g., </w:t>
+        <w:t xml:space="preserve"> button on the Live Plot toolbar to define an automatic action based on</w:t>
+        <w:br/>
+        <w:t xml:space="preserve">            a signal's value crossing a threshold. When the configured condition (e.g.,</w:t>
+        <w:br/>
+        <w:t xml:space="preserve">            </w:t>
       </w:r>
       <w:r>
         <w:rPr>
@@ -5408,7 +5524,9 @@
           <w:i w:val="0"/>
           <w:sz w:val="22"/>
         </w:rPr>
-        <w:t>: Automatically freezes the plot (switches to Explore mode) so you don't lose the event off the left edge of the screen.</w:t>
+        <w:t>: Automatically freezes the plot (switches to Explore mode) so you don't lose</w:t>
+        <w:br/>
+        <w:t xml:space="preserve">                the event off the left edge of the screen.</w:t>
       </w:r>
     </w:p>
     <w:p>
@@ -5443,7 +5561,9 @@
           <w:i w:val="0"/>
           <w:sz w:val="22"/>
         </w:rPr>
-        <w:t>: Automatically begins recording a Raw + Decoded telemetry session, capturing the event as it happens without manual intervention.</w:t>
+        <w:t>: Automatically begins recording a Raw + Decoded telemetry session,</w:t>
+        <w:br/>
+        <w:t xml:space="preserve">                capturing the event as it happens without manual intervention.</w:t>
       </w:r>
     </w:p>
     <w:p>
@@ -5481,7 +5601,9 @@
           <w:i w:val="0"/>
           <w:sz w:val="22"/>
         </w:rPr>
-        <w:t xml:space="preserve"> active state on the Trigger button indicates it is armed.</w:t>
+        <w:t xml:space="preserve"> active state on the Trigger button indicates it is</w:t>
+        <w:br/>
+        <w:t xml:space="preserve">            armed.</w:t>
       </w:r>
     </w:p>
     <w:p>
@@ -5590,7 +5712,7 @@
                 <w:sz w:val="20"/>
               </w:rPr>
               <w:br/>
-              <w:t xml:space="preserve">        In Live mode the X-axis is anchored at </w:t>
+              <w:t xml:space="preserve">            In Live mode the X-axis is anchored at </w:t>
             </w:r>
             <w:r>
               <w:rPr>
@@ -5608,9 +5730,15 @@
                 <w:i w:val="0"/>
                 <w:sz w:val="20"/>
               </w:rPr>
-              <w:t xml:space="preserve"> (session start) and expands to the current elapsed time. Plot samples are kept in a bounded in-memory history (default 6,000 points per signal), so very long sessions may show older time ranges with sparse or no plotted points even though the axis still starts at zero.</w:t>
+              <w:t xml:space="preserve"> (session start) and expands to the current</w:t>
               <w:br/>
-              <w:t xml:space="preserve">    </w:t>
+              <w:t xml:space="preserve">            elapsed time. Plot samples are kept in a bounded in-memory history (default 6,000 points per signal), so</w:t>
+              <w:br/>
+              <w:t xml:space="preserve">            very long sessions may show older time ranges with sparse or no plotted points even though the axis still</w:t>
+              <w:br/>
+              <w:t xml:space="preserve">            starts at zero.</w:t>
+              <w:br/>
+              <w:t xml:space="preserve">        </w:t>
             </w:r>
           </w:p>
         </w:tc>
@@ -5649,7 +5777,9 @@
           <w:i w:val="0"/>
           <w:sz w:val="22"/>
         </w:rPr>
-        <w:t xml:space="preserve">If your hardware packs multiple Boolean flags into a single integer signal (like Fault states, Relay statuses, or Switch inputs), the </w:t>
+        <w:t>If your hardware packs multiple Boolean flags into a single integer signal (like Fault states, Relay</w:t>
+        <w:br/>
+        <w:t xml:space="preserve">            statuses, or Switch inputs), the </w:t>
       </w:r>
       <w:r>
         <w:rPr>
@@ -5667,7 +5797,9 @@
           <w:i w:val="0"/>
           <w:sz w:val="22"/>
         </w:rPr>
-        <w:t xml:space="preserve"> panel breaks them out into individual ON/OFF rows. The table columns are </w:t>
+        <w:t xml:space="preserve"> panel breaks them out into individual ON/OFF</w:t>
+        <w:br/>
+        <w:t xml:space="preserve">            rows. The table columns are </w:t>
       </w:r>
       <w:r>
         <w:rPr>
@@ -5721,7 +5853,9 @@
           <w:i w:val="0"/>
           <w:sz w:val="22"/>
         </w:rPr>
-        <w:t xml:space="preserve">, and </w:t>
+        <w:t>, and</w:t>
+        <w:br/>
+        <w:t xml:space="preserve">            </w:t>
       </w:r>
       <w:r>
         <w:rPr>
@@ -5808,7 +5942,9 @@
           <w:i w:val="0"/>
           <w:sz w:val="22"/>
         </w:rPr>
-        <w:t xml:space="preserve"> = PRECHARGE, </w:t>
+        <w:t xml:space="preserve"> = PRECHARGE,</w:t>
+        <w:br/>
+        <w:t xml:space="preserve">            </w:t>
       </w:r>
       <w:r>
         <w:rPr>
@@ -5845,7 +5981,9 @@
           <w:i w:val="0"/>
           <w:sz w:val="22"/>
         </w:rPr>
-        <w:t xml:space="preserve"> panel shows the latest mapping for each configured enum signal with </w:t>
+        <w:t xml:space="preserve"> panel shows the latest mapping for each configured enum</w:t>
+        <w:br/>
+        <w:t xml:space="preserve">            signal with </w:t>
       </w:r>
       <w:r>
         <w:rPr>
@@ -5899,7 +6037,9 @@
           <w:i w:val="0"/>
           <w:sz w:val="22"/>
         </w:rPr>
-        <w:t xml:space="preserve">, and </w:t>
+        <w:t>, and</w:t>
+        <w:br/>
+        <w:t xml:space="preserve">            </w:t>
       </w:r>
       <w:r>
         <w:rPr>
@@ -6022,7 +6162,9 @@
           <w:i w:val="0"/>
           <w:sz w:val="22"/>
         </w:rPr>
-        <w:t xml:space="preserve"> shows timestamped hexadecimal bytes flowing into and out of the application in real time. Lines are tagged as </w:t>
+        <w:t xml:space="preserve"> shows timestamped hexadecimal bytes flowing into and out of the application</w:t>
+        <w:br/>
+        <w:t xml:space="preserve">            in real time. Lines are tagged as </w:t>
       </w:r>
       <w:r>
         <w:rPr>
@@ -6079,7 +6221,9 @@
           <w:i w:val="0"/>
           <w:sz w:val="22"/>
         </w:rPr>
-        <w:t xml:space="preserve">, and decode problems appear as </w:t>
+        <w:t>, and decode problems</w:t>
+        <w:br/>
+        <w:t xml:space="preserve">            appear as </w:t>
       </w:r>
       <w:r>
         <w:rPr>
@@ -6117,7 +6261,9 @@
           <w:i w:val="0"/>
           <w:sz w:val="22"/>
         </w:rPr>
-        <w:t xml:space="preserve"> messages. Use it to debug communication errors or verify packet structures.</w:t>
+        <w:t xml:space="preserve"> messages. Use it to debug communication</w:t>
+        <w:br/>
+        <w:t xml:space="preserve">            errors or verify packet structures.</w:t>
       </w:r>
     </w:p>
     <w:p>
@@ -6166,7 +6312,11 @@
           <w:i w:val="0"/>
           <w:sz w:val="22"/>
         </w:rPr>
-        <w:t xml:space="preserve"> tracks major application events: configurations loaded, connections established or lost, logging start/stop, and any error popups. Useful for post-mortem analysis of a test session.</w:t>
+        <w:t xml:space="preserve"> tracks major application events: configurations loaded, connections</w:t>
+        <w:br/>
+        <w:t xml:space="preserve">            established or lost, logging start/stop, and any error popups. Useful for post-mortem analysis of a test</w:t>
+        <w:br/>
+        <w:t xml:space="preserve">            session.</w:t>
       </w:r>
     </w:p>
     <w:p>
@@ -6246,7 +6396,11 @@
           <w:i w:val="0"/>
           <w:sz w:val="22"/>
         </w:rPr>
-        <w:t xml:space="preserve"> If the application receives corrupted telemetry packets (e.g., CRC mismatch, invalid payload length, or bad footer), the exact reason will be displayed here as a </w:t>
+        <w:t xml:space="preserve"> If the application receives corrupted telemetry packets (e.g., CRC mismatch,</w:t>
+        <w:br/>
+        <w:t xml:space="preserve">            invalid payload length, or bad footer), the exact reason will be displayed here as a</w:t>
+        <w:br/>
+        <w:t xml:space="preserve">            </w:t>
       </w:r>
       <w:r>
         <w:rPr>
@@ -6265,7 +6419,9 @@
           <w:i w:val="0"/>
           <w:sz w:val="22"/>
         </w:rPr>
-        <w:t xml:space="preserve"> message (e.g. </w:t>
+        <w:t xml:space="preserve"> message (e.g.</w:t>
+        <w:br/>
+        <w:t xml:space="preserve">            </w:t>
       </w:r>
       <w:r>
         <w:rPr>
@@ -6284,7 +6440,9 @@
           <w:i w:val="0"/>
           <w:sz w:val="22"/>
         </w:rPr>
-        <w:t>). To prevent the log from being flooded during a noisy connection, identical error messages are throttled to appear at most once per second.</w:t>
+        <w:t>). To prevent the log from being flooded</w:t>
+        <w:br/>
+        <w:t xml:space="preserve">            during a noisy connection, identical error messages are throttled to appear at most once per second.</w:t>
       </w:r>
     </w:p>
     <w:p>
@@ -6353,7 +6511,10 @@
           <w:i w:val="0"/>
           <w:sz w:val="22"/>
         </w:rPr>
-        <w:t xml:space="preserve"> (case-insensitive) in their Enum Labels or Bitfield states. If a fault is detected (e.g., a bit named "Overvoltage Fault" flips to ON), Bytehound automatically logs an </w:t>
+        <w:br/>
+        <w:t xml:space="preserve">            (case-insensitive) in their Enum Labels or Bitfield states. If a fault is detected (e.g., a bit named</w:t>
+        <w:br/>
+        <w:t xml:space="preserve">            "Overvoltage Fault" flips to ON), Bytehound automatically logs an </w:t>
       </w:r>
       <w:r>
         <w:rPr>
@@ -6372,7 +6533,11 @@
           <w:i w:val="0"/>
           <w:sz w:val="22"/>
         </w:rPr>
-        <w:t xml:space="preserve"> entry to the Activity Log and the Raw Console. This requires no setup—as long as your Variables configuration includes Enums or Bitfields with those keywords, the application will catch them.</w:t>
+        <w:t xml:space="preserve"> entry to the Activity</w:t>
+        <w:br/>
+        <w:t xml:space="preserve">            Log and the Raw Console. This requires no setup—as long as your Variables configuration includes Enums or</w:t>
+        <w:br/>
+        <w:t xml:space="preserve">            Bitfields with those keywords, the application will catch them.</w:t>
       </w:r>
     </w:p>
     <w:p>
@@ -6403,7 +6568,11 @@
           <w:i w:val="0"/>
           <w:sz w:val="22"/>
         </w:rPr>
-        <w:t xml:space="preserve">A single-line live readout sits in the bottom-right of the window with six fixed-width counters. They are updated continuously while connected and reset whenever you connect, load a new config, or click </w:t>
+        <w:t>A single-line live readout sits in the bottom-right of the window with six fixed-width counters. They are</w:t>
+        <w:br/>
+        <w:t xml:space="preserve">            updated continuously while connected and reset whenever you connect, load a new config, or click</w:t>
+        <w:br/>
+        <w:t xml:space="preserve">            </w:t>
       </w:r>
       <w:r>
         <w:rPr>
@@ -6440,7 +6609,11 @@
           <w:i w:val="0"/>
           <w:sz w:val="22"/>
         </w:rPr>
-        <w:t>) counts from the moment you connect — not from config load — so it always reflects actual device uptime. Reading the counters at a glance tells you whether the link is healthy and how the device is responding.</w:t>
+        <w:t>) counts from the moment you</w:t>
+        <w:br/>
+        <w:t xml:space="preserve">            connect — not from config load — so it always reflects actual device uptime. Reading the counters at a</w:t>
+        <w:br/>
+        <w:t xml:space="preserve">            glance tells you whether the link is healthy and how the device is responding.</w:t>
       </w:r>
     </w:p>
     <w:tbl>
@@ -6640,7 +6813,9 @@
                 <w:color w:val="333333"/>
                 <w:sz w:val="20"/>
               </w:rPr>
-              <w:t>Total RX frames received and parsed since the session started — both valid and CRC-failed frames are counted here.</w:t>
+              <w:t>Total RX frames received and parsed since the session started — both valid and CRC-failed frames are</w:t>
+              <w:br/>
+              <w:t xml:space="preserve">                    counted here.</w:t>
             </w:r>
           </w:p>
         </w:tc>
@@ -6717,7 +6892,9 @@
                 <w:color w:val="333333"/>
                 <w:sz w:val="20"/>
               </w:rPr>
-              <w:t>Wire-level parse failures such as CRC mismatch (including Modbus CRC) or footer mismatch. The frame had the right header/length framing, but the integrity check failed.</w:t>
+              <w:t>Wire-level parse failures such as CRC mismatch (including Modbus CRC) or footer mismatch. The frame</w:t>
+              <w:br/>
+              <w:t xml:space="preserve">                    had the right header/length framing, but the integrity check failed.</w:t>
             </w:r>
           </w:p>
         </w:tc>
@@ -6741,7 +6918,11 @@
                 <w:color w:val="333333"/>
                 <w:sz w:val="20"/>
               </w:rPr>
-              <w:t>Should stay at 0 on a healthy link. A slowly climbing number suggests electrical noise, a bad cable, or a baud-rate mismatch. A fast climb almost always means the protocol settings (CRC type, byte order, header) in your config don't match the device.</w:t>
+              <w:t>Should stay at 0 on a healthy link. A slowly climbing number suggests electrical noise, a bad cable,</w:t>
+              <w:br/>
+              <w:t xml:space="preserve">                    or a baud-rate mismatch. A fast climb almost always means the protocol settings (CRC type, byte</w:t>
+              <w:br/>
+              <w:t xml:space="preserve">                    order, header) in your config don't match the device.</w:t>
             </w:r>
           </w:p>
         </w:tc>
@@ -6814,7 +6995,9 @@
                 <w:color w:val="333333"/>
                 <w:sz w:val="20"/>
               </w:rPr>
-              <w:t>. Primarily relevant when</w:t>
+              <w:t>. Primarily</w:t>
+              <w:br/>
+              <w:t xml:space="preserve">                    relevant when</w:t>
             </w:r>
             <w:r>
               <w:rPr>
@@ -6834,7 +7017,9 @@
                 <w:color w:val="333333"/>
                 <w:sz w:val="20"/>
               </w:rPr>
-              <w:t>is on; Modbus manual sends also wait for a response and can increment this counter.</w:t>
+              <w:t>is on; Modbus manual sends also wait for a response and</w:t>
+              <w:br/>
+              <w:t xml:space="preserve">                    can increment this counter.</w:t>
             </w:r>
           </w:p>
         </w:tc>
@@ -6858,7 +7043,11 @@
                 <w:color w:val="333333"/>
                 <w:sz w:val="20"/>
               </w:rPr>
-              <w:t>0 on a request/response device that is keeping up. A few timeouts on first connect are normal (the device may still be booting). A continuously rising count means the device is missing requests — try a longer</w:t>
+              <w:t>0 on a request/response device that is keeping up. A few timeouts on first connect are normal (the</w:t>
+              <w:br/>
+              <w:t xml:space="preserve">                    device may still be booting). A continuously rising count means the device is missing requests — try</w:t>
+              <w:br/>
+              <w:t xml:space="preserve">                    a longer</w:t>
             </w:r>
             <w:r>
               <w:rPr>
@@ -7048,7 +7237,9 @@
                 <w:color w:val="333333"/>
                 <w:sz w:val="20"/>
               </w:rPr>
-              <w:t>Total bytes transmitted by the app over the serial port — includes Auto-Fetch poll requests, TX-Command panel sends, and Parameter Editor writes.</w:t>
+              <w:t>Total bytes transmitted by the app over the serial port — includes Auto-Fetch poll requests,</w:t>
+              <w:br/>
+              <w:t xml:space="preserve">                    TX-Command panel sends, and Parameter Editor writes.</w:t>
             </w:r>
           </w:p>
         </w:tc>
@@ -7125,7 +7316,9 @@
                 <w:color w:val="333333"/>
                 <w:sz w:val="20"/>
               </w:rPr>
-              <w:t>Time between the two most recently received frames, in milliseconds. Lower = faster device. This is wall-clock latency between consecutive RX frames, not request-response latency.</w:t>
+              <w:t>Time between the two most recently received frames, in milliseconds. Lower = faster device. This is</w:t>
+              <w:br/>
+              <w:t xml:space="preserve">                    wall-clock latency between consecutive RX frames, not request-response latency.</w:t>
             </w:r>
           </w:p>
         </w:tc>
@@ -7149,7 +7342,9 @@
                 <w:color w:val="333333"/>
                 <w:sz w:val="20"/>
               </w:rPr>
-              <w:t>For a 10 ms streamer expect ~10 ms here. A spike to hundreds of ms means the device hiccuped; if it stays high the link is choked.</w:t>
+              <w:t>For a 10 ms streamer expect ~10 ms here. A spike to hundreds of ms means the device hiccuped; if it</w:t>
+              <w:br/>
+              <w:t xml:space="preserve">                    stays high the link is choked.</w:t>
             </w:r>
           </w:p>
         </w:tc>
@@ -7231,7 +7426,9 @@
                 <w:i w:val="0"/>
                 <w:sz w:val="20"/>
               </w:rPr>
-              <w:t xml:space="preserve"> counter only tracks wire-level CRC failures. Configuration-level problems — for example a frame ID with no matching </w:t>
+              <w:t xml:space="preserve"> counter only tracks wire-level CRC</w:t>
+              <w:br/>
+              <w:t xml:space="preserve">            failures. Configuration-level problems — for example a frame ID with no matching </w:t>
             </w:r>
             <w:r>
               <w:rPr>
@@ -7250,7 +7447,11 @@
                 <w:i w:val="0"/>
                 <w:sz w:val="20"/>
               </w:rPr>
-              <w:t xml:space="preserve"> row, a payload shorter than the configured signal layout, or an unsupported data type — are reported in the </w:t>
+              <w:t xml:space="preserve"> row,</w:t>
+              <w:br/>
+              <w:t xml:space="preserve">            a payload shorter than the configured signal layout, or an unsupported data type — are reported in the</w:t>
+              <w:br/>
+              <w:t xml:space="preserve">            </w:t>
             </w:r>
             <w:r>
               <w:rPr>
@@ -7289,7 +7490,7 @@
               </w:rPr>
               <w:t xml:space="preserve"> lines and are not counted here.</w:t>
               <w:br/>
-              <w:t xml:space="preserve">    </w:t>
+              <w:t xml:space="preserve">        </w:t>
             </w:r>
           </w:p>
         </w:tc>
@@ -7358,7 +7559,9 @@
                 <w:i w:val="0"/>
                 <w:sz w:val="20"/>
               </w:rPr>
-              <w:t xml:space="preserve"> When the serial packet queue or the raw-log flush queue fills up (e.g. very high baud rate, slow disk, or window drag stalling the GUI), a yellow </w:t>
+              <w:t xml:space="preserve"> When the serial packet queue or the raw-log flush queue fills up</w:t>
+              <w:br/>
+              <w:t xml:space="preserve">            (e.g. very high baud rate, slow disk, or window drag stalling the GUI), a yellow </w:t>
             </w:r>
             <w:r>
               <w:rPr>
@@ -7367,16 +7570,20 @@
                 <w:i w:val="0"/>
                 <w:sz w:val="20"/>
               </w:rPr>
-              <w:t>⚠️ Queue Saturated</w:t>
-            </w:r>
-            <w:r>
-              <w:rPr>
-                <w:rFonts w:ascii="PT Sans" w:hAnsi="PT Sans"/>
-                <w:b w:val="0"/>
-                <w:i w:val="0"/>
-                <w:sz w:val="20"/>
-              </w:rPr>
-              <w:t xml:space="preserve"> badge appears to the left of the counters. Incoming packets or log entries are being dropped to protect memory. </w:t>
+              <w:t>⚠️ Queue</w:t>
+              <w:br/>
+              <w:t xml:space="preserve">                Saturated</w:t>
+            </w:r>
+            <w:r>
+              <w:rPr>
+                <w:rFonts w:ascii="PT Sans" w:hAnsi="PT Sans"/>
+                <w:b w:val="0"/>
+                <w:i w:val="0"/>
+                <w:sz w:val="20"/>
+              </w:rPr>
+              <w:t xml:space="preserve"> badge appears to the left of the counters. Incoming packets or log entries are being</w:t>
+              <w:br/>
+              <w:t xml:space="preserve">            dropped to protect memory. </w:t>
             </w:r>
             <w:r>
               <w:rPr>
@@ -7394,9 +7601,13 @@
                 <w:i w:val="0"/>
                 <w:sz w:val="20"/>
               </w:rPr>
-              <w:t xml:space="preserve"> Investigate the cause — reduce baud rate, increase flush interval, or free up system resources — then clear the badge and monitor whether it reappears.</w:t>
+              <w:t xml:space="preserve"> Investigate the cause — reduce</w:t>
               <w:br/>
-              <w:t xml:space="preserve">    </w:t>
+              <w:t xml:space="preserve">            baud rate, increase flush interval, or free up system resources — then clear the badge and monitor whether</w:t>
+              <w:br/>
+              <w:t xml:space="preserve">            it reappears.</w:t>
+              <w:br/>
+              <w:t xml:space="preserve">        </w:t>
             </w:r>
           </w:p>
         </w:tc>
@@ -8566,7 +8777,11 @@
           <w:i w:val="0"/>
           <w:sz w:val="22"/>
         </w:rPr>
-        <w:t>The main window's menu bar provides direct access to all configuration, control, view, and utility functions of the application. Here is an in-depth breakdown of every menu, action, and setting to help you operate the application effectively, even if you are new to serial testing tools:</w:t>
+        <w:t>The main window's menu bar provides direct access to all configuration, control, view, and utility functions</w:t>
+        <w:br/>
+        <w:t xml:space="preserve">            of the application. Here is an in-depth breakdown of every menu, action, and setting to help you operate the</w:t>
+        <w:br/>
+        <w:t xml:space="preserve">            application effectively, even if you are new to serial testing tools:</w:t>
       </w:r>
     </w:p>
     <w:p>
@@ -8615,7 +8830,9 @@
           <w:i w:val="0"/>
           <w:sz w:val="22"/>
         </w:rPr>
-        <w:t xml:space="preserve"> menu is where you manage Bytehound's connection mappings (decoders) and exit the application safely.</w:t>
+        <w:t xml:space="preserve"> menu is where you manage Bytehound's connection mappings (decoders) and exit the</w:t>
+        <w:br/>
+        <w:t xml:space="preserve">            application safely.</w:t>
       </w:r>
     </w:p>
     <w:p>
@@ -8678,7 +8895,9 @@
           <w:i w:val="0"/>
           <w:sz w:val="22"/>
         </w:rPr>
-        <w:t xml:space="preserve"> Opens a file selection dialog to load a new protocol definition. You can select an Excel workbook (</w:t>
+        <w:t xml:space="preserve"> Opens a file selection dialog to load a new protocol definition. You can</w:t>
+        <w:br/>
+        <w:t xml:space="preserve">                select an Excel workbook (</w:t>
       </w:r>
       <w:r>
         <w:rPr>
@@ -8716,68 +8935,78 @@
           <w:i w:val="0"/>
           <w:sz w:val="22"/>
         </w:rPr>
-        <w:t>) or a directory containing individual CSV sheets.</w:t>
+        <w:t>) or a directory containing individual</w:t>
+        <w:br/>
+        <w:t xml:space="preserve">                CSV sheets.</w:t>
+        <w:br/>
+        <w:t xml:space="preserve">                </w:t>
+      </w:r>
+      <w:r>
+        <w:rPr>
+          <w:rFonts w:ascii="PT Sans" w:hAnsi="PT Sans"/>
+          <w:b w:val="0"/>
+          <w:i/>
+          <w:sz w:val="22"/>
+        </w:rPr>
+        <w:t>Why you need it:</w:t>
+      </w:r>
+      <w:r>
+        <w:rPr>
+          <w:rFonts w:ascii="PT Sans" w:hAnsi="PT Sans"/>
+          <w:b w:val="0"/>
+          <w:i w:val="0"/>
+          <w:sz w:val="22"/>
+        </w:rPr>
+        <w:t xml:space="preserve"> Bytehound is generic; it doesn't know how your hardware packs its bytes</w:t>
+        <w:br/>
+        <w:t xml:space="preserve">                until you tell it. Importing a configuration tells the app what each byte represents, what</w:t>
+        <w:br/>
+        <w:t xml:space="preserve">                scales/offsets to apply, and how to format names.</w:t>
+        <w:br/>
+        <w:t xml:space="preserve">                </w:t>
+      </w:r>
+      <w:r>
+        <w:rPr>
+          <w:rFonts w:ascii="PT Sans" w:hAnsi="PT Sans"/>
+          <w:b w:val="0"/>
+          <w:i/>
+          <w:sz w:val="22"/>
+        </w:rPr>
+        <w:t>Example:</w:t>
+      </w:r>
+      <w:r>
+        <w:rPr>
+          <w:rFonts w:ascii="PT Sans" w:hAnsi="PT Sans"/>
+          <w:b w:val="0"/>
+          <w:i w:val="0"/>
+          <w:sz w:val="22"/>
+        </w:rPr>
+        <w:t xml:space="preserve"> You are testing a new Modbus-based temperature controller. You load</w:t>
+        <w:br/>
+        <w:t xml:space="preserve">                </w:t>
+      </w:r>
+      <w:r>
+        <w:rPr>
+          <w:rFonts w:ascii="Consolas" w:hAnsi="Consolas"/>
+          <w:b w:val="0"/>
+          <w:i w:val="0"/>
+          <w:color w:val="1A5F7A"/>
+          <w:sz w:val="20"/>
+        </w:rPr>
+        <w:t>modbus_temp_sensor_map.xlsx</w:t>
+      </w:r>
+      <w:r>
+        <w:rPr>
+          <w:rFonts w:ascii="PT Sans" w:hAnsi="PT Sans"/>
+          <w:b w:val="0"/>
+          <w:i w:val="0"/>
+          <w:sz w:val="22"/>
+        </w:rPr>
+        <w:t>. Instantly, the main telemetry table updates to display rows</w:t>
+        <w:br/>
+        <w:t xml:space="preserve">                for "Zone 1 Temp", "Heater Power %", and "Alarm Bitfield".</w:t>
         <w:br/>
         <w:t xml:space="preserve">            </w:t>
-      </w:r>
-      <w:r>
-        <w:rPr>
-          <w:rFonts w:ascii="PT Sans" w:hAnsi="PT Sans"/>
-          <w:b w:val="0"/>
-          <w:i/>
-          <w:sz w:val="22"/>
-        </w:rPr>
-        <w:t>Why you need it:</w:t>
-      </w:r>
-      <w:r>
-        <w:rPr>
-          <w:rFonts w:ascii="PT Sans" w:hAnsi="PT Sans"/>
-          <w:b w:val="0"/>
-          <w:i w:val="0"/>
-          <w:sz w:val="22"/>
-        </w:rPr>
-        <w:t xml:space="preserve"> Bytehound is generic; it doesn't know how your hardware packs its bytes until you tell it. Importing a configuration tells the app what each byte represents, what scales/offsets to apply, and how to format names.</w:t>
-        <w:br/>
-        <w:t xml:space="preserve">            </w:t>
-      </w:r>
-      <w:r>
-        <w:rPr>
-          <w:rFonts w:ascii="PT Sans" w:hAnsi="PT Sans"/>
-          <w:b w:val="0"/>
-          <w:i/>
-          <w:sz w:val="22"/>
-        </w:rPr>
-        <w:t>Example:</w:t>
-      </w:r>
-      <w:r>
-        <w:rPr>
-          <w:rFonts w:ascii="PT Sans" w:hAnsi="PT Sans"/>
-          <w:b w:val="0"/>
-          <w:i w:val="0"/>
-          <w:sz w:val="22"/>
-        </w:rPr>
-        <w:t xml:space="preserve"> You are testing a new Modbus-based temperature controller. You load </w:t>
-      </w:r>
-      <w:r>
-        <w:rPr>
-          <w:rFonts w:ascii="Consolas" w:hAnsi="Consolas"/>
-          <w:b w:val="0"/>
-          <w:i w:val="0"/>
-          <w:color w:val="1A5F7A"/>
-          <w:sz w:val="20"/>
-        </w:rPr>
-        <w:t>modbus_temp_sensor_map.xlsx</w:t>
-      </w:r>
-      <w:r>
-        <w:rPr>
-          <w:rFonts w:ascii="PT Sans" w:hAnsi="PT Sans"/>
-          <w:b w:val="0"/>
-          <w:i w:val="0"/>
-          <w:sz w:val="22"/>
-        </w:rPr>
-        <w:t>. Instantly, the main telemetry table updates to display rows for "Zone 1 Temp", "Heater Power %", and "Alarm Bitfield".</w:t>
-        <w:br/>
-        <w:t xml:space="preserve">        </w:t>
       </w:r>
     </w:p>
     <w:p>
@@ -8840,87 +9069,95 @@
           <w:i w:val="0"/>
           <w:sz w:val="22"/>
         </w:rPr>
-        <w:t xml:space="preserve"> Generates a fresh, blank Excel workbook containing the template structure (10 required sheets with correct headers).</w:t>
+        <w:t xml:space="preserve"> Generates a fresh, blank Excel workbook containing the template structure (10</w:t>
+        <w:br/>
+        <w:t xml:space="preserve">                required sheets with correct headers).</w:t>
+        <w:br/>
+        <w:t xml:space="preserve">                </w:t>
+      </w:r>
+      <w:r>
+        <w:rPr>
+          <w:rFonts w:ascii="PT Sans" w:hAnsi="PT Sans"/>
+          <w:b w:val="0"/>
+          <w:i/>
+          <w:sz w:val="22"/>
+        </w:rPr>
+        <w:t>Why you need it:</w:t>
+      </w:r>
+      <w:r>
+        <w:rPr>
+          <w:rFonts w:ascii="PT Sans" w:hAnsi="PT Sans"/>
+          <w:b w:val="0"/>
+          <w:i w:val="0"/>
+          <w:sz w:val="22"/>
+        </w:rPr>
+        <w:t xml:space="preserve"> If you are building a new sensor or controller and want to construct a</w:t>
+        <w:br/>
+        <w:t xml:space="preserve">                telemetry profile, this gives you a valid starting point without needing to remember column names.</w:t>
+        <w:br/>
+        <w:t xml:space="preserve">                </w:t>
+      </w:r>
+      <w:r>
+        <w:rPr>
+          <w:rFonts w:ascii="PT Sans" w:hAnsi="PT Sans"/>
+          <w:b w:val="0"/>
+          <w:i/>
+          <w:sz w:val="22"/>
+        </w:rPr>
+        <w:t>Example:</w:t>
+      </w:r>
+      <w:r>
+        <w:rPr>
+          <w:rFonts w:ascii="PT Sans" w:hAnsi="PT Sans"/>
+          <w:b w:val="0"/>
+          <w:i w:val="0"/>
+          <w:sz w:val="22"/>
+        </w:rPr>
+        <w:t xml:space="preserve"> You want to monitor a custom DIY microcontroller project. You click Export</w:t>
+        <w:br/>
+        <w:t xml:space="preserve">                Template, save it as </w:t>
+      </w:r>
+      <w:r>
+        <w:rPr>
+          <w:rFonts w:ascii="Consolas" w:hAnsi="Consolas"/>
+          <w:b w:val="0"/>
+          <w:i w:val="0"/>
+          <w:color w:val="1A5F7A"/>
+          <w:sz w:val="20"/>
+        </w:rPr>
+        <w:t>my_project_def.xlsx</w:t>
+      </w:r>
+      <w:r>
+        <w:rPr>
+          <w:rFonts w:ascii="PT Sans" w:hAnsi="PT Sans"/>
+          <w:b w:val="0"/>
+          <w:i w:val="0"/>
+          <w:sz w:val="22"/>
+        </w:rPr>
+        <w:t>, and open it in Excel to start typing in your</w:t>
+        <w:br/>
+        <w:t xml:space="preserve">                signal names, offsets, and data types (e.g. </w:t>
+      </w:r>
+      <w:r>
+        <w:rPr>
+          <w:rFonts w:ascii="Consolas" w:hAnsi="Consolas"/>
+          <w:b w:val="0"/>
+          <w:i w:val="0"/>
+          <w:color w:val="1A5F7A"/>
+          <w:sz w:val="20"/>
+        </w:rPr>
+        <w:t>float32</w:t>
+      </w:r>
+      <w:r>
+        <w:rPr>
+          <w:rFonts w:ascii="PT Sans" w:hAnsi="PT Sans"/>
+          <w:b w:val="0"/>
+          <w:i w:val="0"/>
+          <w:sz w:val="22"/>
+        </w:rPr>
+        <w:t xml:space="preserve"> at byte 4).</w:t>
         <w:br/>
         <w:t xml:space="preserve">            </w:t>
-      </w:r>
-      <w:r>
-        <w:rPr>
-          <w:rFonts w:ascii="PT Sans" w:hAnsi="PT Sans"/>
-          <w:b w:val="0"/>
-          <w:i/>
-          <w:sz w:val="22"/>
-        </w:rPr>
-        <w:t>Why you need it:</w:t>
-      </w:r>
-      <w:r>
-        <w:rPr>
-          <w:rFonts w:ascii="PT Sans" w:hAnsi="PT Sans"/>
-          <w:b w:val="0"/>
-          <w:i w:val="0"/>
-          <w:sz w:val="22"/>
-        </w:rPr>
-        <w:t xml:space="preserve"> If you are building a new sensor or controller and want to construct a telemetry profile, this gives you a valid starting point without needing to remember column names.</w:t>
-        <w:br/>
-        <w:t xml:space="preserve">            </w:t>
-      </w:r>
-      <w:r>
-        <w:rPr>
-          <w:rFonts w:ascii="PT Sans" w:hAnsi="PT Sans"/>
-          <w:b w:val="0"/>
-          <w:i/>
-          <w:sz w:val="22"/>
-        </w:rPr>
-        <w:t>Example:</w:t>
-      </w:r>
-      <w:r>
-        <w:rPr>
-          <w:rFonts w:ascii="PT Sans" w:hAnsi="PT Sans"/>
-          <w:b w:val="0"/>
-          <w:i w:val="0"/>
-          <w:sz w:val="22"/>
-        </w:rPr>
-        <w:t xml:space="preserve"> You want to monitor a custom DIY microcontroller project. You click Export Template, save it as </w:t>
-      </w:r>
-      <w:r>
-        <w:rPr>
-          <w:rFonts w:ascii="Consolas" w:hAnsi="Consolas"/>
-          <w:b w:val="0"/>
-          <w:i w:val="0"/>
-          <w:color w:val="1A5F7A"/>
-          <w:sz w:val="20"/>
-        </w:rPr>
-        <w:t>my_project_def.xlsx</w:t>
-      </w:r>
-      <w:r>
-        <w:rPr>
-          <w:rFonts w:ascii="PT Sans" w:hAnsi="PT Sans"/>
-          <w:b w:val="0"/>
-          <w:i w:val="0"/>
-          <w:sz w:val="22"/>
-        </w:rPr>
-        <w:t xml:space="preserve">, and open it in Excel to start typing in your signal names, offsets, and data types (e.g. </w:t>
-      </w:r>
-      <w:r>
-        <w:rPr>
-          <w:rFonts w:ascii="Consolas" w:hAnsi="Consolas"/>
-          <w:b w:val="0"/>
-          <w:i w:val="0"/>
-          <w:color w:val="1A5F7A"/>
-          <w:sz w:val="20"/>
-        </w:rPr>
-        <w:t>float32</w:t>
-      </w:r>
-      <w:r>
-        <w:rPr>
-          <w:rFonts w:ascii="PT Sans" w:hAnsi="PT Sans"/>
-          <w:b w:val="0"/>
-          <w:i w:val="0"/>
-          <w:sz w:val="22"/>
-        </w:rPr>
-        <w:t xml:space="preserve"> at byte 4).</w:t>
-        <w:br/>
-        <w:t xml:space="preserve">        </w:t>
       </w:r>
     </w:p>
     <w:p>
@@ -8985,27 +9222,33 @@
         </w:rPr>
         <w:t xml:space="preserve"> Closes the main application.</w:t>
         <w:br/>
+        <w:t xml:space="preserve">                </w:t>
+      </w:r>
+      <w:r>
+        <w:rPr>
+          <w:rFonts w:ascii="PT Sans" w:hAnsi="PT Sans"/>
+          <w:b w:val="0"/>
+          <w:i/>
+          <w:sz w:val="22"/>
+        </w:rPr>
+        <w:t>Safety Prompt:</w:t>
+      </w:r>
+      <w:r>
+        <w:rPr>
+          <w:rFonts w:ascii="PT Sans" w:hAnsi="PT Sans"/>
+          <w:b w:val="0"/>
+          <w:i w:val="0"/>
+          <w:sz w:val="22"/>
+        </w:rPr>
+        <w:t xml:space="preserve"> If the application is currently recording telemetry logs, exiting will show</w:t>
+        <w:br/>
+        <w:t xml:space="preserve">                a caution popup. This warns you that closing the app will immediately stop logging and finalize the</w:t>
+        <w:br/>
+        <w:t xml:space="preserve">                logs. This prompt is critical because closing the app abruptly without stopping the log would result in</w:t>
+        <w:br/>
+        <w:t xml:space="preserve">                losing all buffered decoded data.</w:t>
+        <w:br/>
         <w:t xml:space="preserve">            </w:t>
-      </w:r>
-      <w:r>
-        <w:rPr>
-          <w:rFonts w:ascii="PT Sans" w:hAnsi="PT Sans"/>
-          <w:b w:val="0"/>
-          <w:i/>
-          <w:sz w:val="22"/>
-        </w:rPr>
-        <w:t>Safety Prompt:</w:t>
-      </w:r>
-      <w:r>
-        <w:rPr>
-          <w:rFonts w:ascii="PT Sans" w:hAnsi="PT Sans"/>
-          <w:b w:val="0"/>
-          <w:i w:val="0"/>
-          <w:sz w:val="22"/>
-        </w:rPr>
-        <w:t xml:space="preserve"> If the application is currently recording telemetry logs, exiting will show a caution popup. This warns you that closing the app will immediately stop logging and finalize the logs. This prompt is critical because closing the app abruptly without stopping the log would result in losing all buffered decoded data.</w:t>
-        <w:br/>
-        <w:t xml:space="preserve">        </w:t>
       </w:r>
     </w:p>
     <w:p>
@@ -9059,7 +9302,9 @@
           <w:i w:val="0"/>
           <w:sz w:val="22"/>
         </w:rPr>
-        <w:t xml:space="preserve"> menu allows you to copy real-time data quickly or clear diagnostic clutter from the display.</w:t>
+        <w:t xml:space="preserve"> menu allows you to copy real-time data quickly or clear diagnostic clutter from the</w:t>
+        <w:br/>
+        <w:t xml:space="preserve">            display.</w:t>
       </w:r>
     </w:p>
     <w:p>
@@ -9122,67 +9367,73 @@
           <w:i w:val="0"/>
           <w:sz w:val="22"/>
         </w:rPr>
-        <w:t xml:space="preserve"> Copies the text contents of the currently selected cell in the center Data Table directly to the operating system clipboard.</w:t>
+        <w:t xml:space="preserve"> Copies the text contents of the currently selected cell in the center Data</w:t>
+        <w:br/>
+        <w:t xml:space="preserve">                Table directly to the operating system clipboard.</w:t>
+        <w:br/>
+        <w:t xml:space="preserve">                </w:t>
+      </w:r>
+      <w:r>
+        <w:rPr>
+          <w:rFonts w:ascii="PT Sans" w:hAnsi="PT Sans"/>
+          <w:b w:val="0"/>
+          <w:i/>
+          <w:sz w:val="22"/>
+        </w:rPr>
+        <w:t>Example:</w:t>
+      </w:r>
+      <w:r>
+        <w:rPr>
+          <w:rFonts w:ascii="PT Sans" w:hAnsi="PT Sans"/>
+          <w:b w:val="0"/>
+          <w:i w:val="0"/>
+          <w:sz w:val="22"/>
+        </w:rPr>
+        <w:t xml:space="preserve"> You notice that the "Battery Voltage" signal wiggles to a peak value of</w:t>
+        <w:br/>
+        <w:t xml:space="preserve">                </w:t>
+      </w:r>
+      <w:r>
+        <w:rPr>
+          <w:rFonts w:ascii="Consolas" w:hAnsi="Consolas"/>
+          <w:b w:val="0"/>
+          <w:i w:val="0"/>
+          <w:color w:val="1A5F7A"/>
+          <w:sz w:val="20"/>
+        </w:rPr>
+        <w:t>54.38 V</w:t>
+      </w:r>
+      <w:r>
+        <w:rPr>
+          <w:rFonts w:ascii="PT Sans" w:hAnsi="PT Sans"/>
+          <w:b w:val="0"/>
+          <w:i w:val="0"/>
+          <w:sz w:val="22"/>
+        </w:rPr>
+        <w:t xml:space="preserve"> and you want to document it. Highlight that cell in the table, press</w:t>
+        <w:br/>
+        <w:t xml:space="preserve">                </w:t>
+      </w:r>
+      <w:r>
+        <w:rPr>
+          <w:rFonts w:ascii="Consolas" w:hAnsi="Consolas"/>
+          <w:b w:val="0"/>
+          <w:i w:val="0"/>
+          <w:color w:val="1A5F7A"/>
+          <w:sz w:val="20"/>
+        </w:rPr>
+        <w:t>Ctrl+Shift+C</w:t>
+      </w:r>
+      <w:r>
+        <w:rPr>
+          <w:rFonts w:ascii="PT Sans" w:hAnsi="PT Sans"/>
+          <w:b w:val="0"/>
+          <w:i w:val="0"/>
+          <w:sz w:val="22"/>
+        </w:rPr>
+        <w:t>, and paste the value into Slack, Notepad, or your bug tracking tool.</w:t>
         <w:br/>
         <w:t xml:space="preserve">            </w:t>
-      </w:r>
-      <w:r>
-        <w:rPr>
-          <w:rFonts w:ascii="PT Sans" w:hAnsi="PT Sans"/>
-          <w:b w:val="0"/>
-          <w:i/>
-          <w:sz w:val="22"/>
-        </w:rPr>
-        <w:t>Example:</w:t>
-      </w:r>
-      <w:r>
-        <w:rPr>
-          <w:rFonts w:ascii="PT Sans" w:hAnsi="PT Sans"/>
-          <w:b w:val="0"/>
-          <w:i w:val="0"/>
-          <w:sz w:val="22"/>
-        </w:rPr>
-        <w:t xml:space="preserve"> You notice that the "Battery Voltage" signal wiggles to a peak value of </w:t>
-      </w:r>
-      <w:r>
-        <w:rPr>
-          <w:rFonts w:ascii="Consolas" w:hAnsi="Consolas"/>
-          <w:b w:val="0"/>
-          <w:i w:val="0"/>
-          <w:color w:val="1A5F7A"/>
-          <w:sz w:val="20"/>
-        </w:rPr>
-        <w:t>54.38 V</w:t>
-      </w:r>
-      <w:r>
-        <w:rPr>
-          <w:rFonts w:ascii="PT Sans" w:hAnsi="PT Sans"/>
-          <w:b w:val="0"/>
-          <w:i w:val="0"/>
-          <w:sz w:val="22"/>
-        </w:rPr>
-        <w:t xml:space="preserve"> and you want to document it. Highlight that cell in the table, press </w:t>
-      </w:r>
-      <w:r>
-        <w:rPr>
-          <w:rFonts w:ascii="Consolas" w:hAnsi="Consolas"/>
-          <w:b w:val="0"/>
-          <w:i w:val="0"/>
-          <w:color w:val="1A5F7A"/>
-          <w:sz w:val="20"/>
-        </w:rPr>
-        <w:t>Ctrl+Shift+C</w:t>
-      </w:r>
-      <w:r>
-        <w:rPr>
-          <w:rFonts w:ascii="PT Sans" w:hAnsi="PT Sans"/>
-          <w:b w:val="0"/>
-          <w:i w:val="0"/>
-          <w:sz w:val="22"/>
-        </w:rPr>
-        <w:t>, and paste the value into Slack, Notepad, or your bug tracking tool.</w:t>
-        <w:br/>
-        <w:t xml:space="preserve">        </w:t>
       </w:r>
     </w:p>
     <w:p>
@@ -9245,48 +9496,56 @@
           <w:i w:val="0"/>
           <w:sz w:val="22"/>
         </w:rPr>
-        <w:t xml:space="preserve"> Captures the complete, real-time status of all decoded signals (columns and rows) in the main table and copies them as tab-separated values (TSV) to the clipboard.</w:t>
+        <w:t xml:space="preserve"> Captures the complete, real-time status of all decoded signals (columns and</w:t>
+        <w:br/>
+        <w:t xml:space="preserve">                rows) in the main table and copies them as tab-separated values (TSV) to the clipboard.</w:t>
+        <w:br/>
+        <w:t xml:space="preserve">                </w:t>
+      </w:r>
+      <w:r>
+        <w:rPr>
+          <w:rFonts w:ascii="PT Sans" w:hAnsi="PT Sans"/>
+          <w:b w:val="0"/>
+          <w:i/>
+          <w:sz w:val="22"/>
+        </w:rPr>
+        <w:t>Example:</w:t>
+      </w:r>
+      <w:r>
+        <w:rPr>
+          <w:rFonts w:ascii="PT Sans" w:hAnsi="PT Sans"/>
+          <w:b w:val="0"/>
+          <w:i w:val="0"/>
+          <w:sz w:val="22"/>
+        </w:rPr>
+        <w:t xml:space="preserve"> You are running a bench test and want to quickly record the current status of all</w:t>
+        <w:br/>
+        <w:t xml:space="preserve">                50 cell voltages without starting a full session log. Press </w:t>
+      </w:r>
+      <w:r>
+        <w:rPr>
+          <w:rFonts w:ascii="Consolas" w:hAnsi="Consolas"/>
+          <w:b w:val="0"/>
+          <w:i w:val="0"/>
+          <w:color w:val="1A5F7A"/>
+          <w:sz w:val="20"/>
+        </w:rPr>
+        <w:t>Ctrl+Shift+T</w:t>
+      </w:r>
+      <w:r>
+        <w:rPr>
+          <w:rFonts w:ascii="PT Sans" w:hAnsi="PT Sans"/>
+          <w:b w:val="0"/>
+          <w:i w:val="0"/>
+          <w:sz w:val="22"/>
+        </w:rPr>
+        <w:t>, open Microsoft</w:t>
+        <w:br/>
+        <w:t xml:space="preserve">                Excel or Google Sheets, click on cell A1, and press Paste. The entire table will populate instantly with</w:t>
+        <w:br/>
+        <w:t xml:space="preserve">                aligned columns.</w:t>
         <w:br/>
         <w:t xml:space="preserve">            </w:t>
-      </w:r>
-      <w:r>
-        <w:rPr>
-          <w:rFonts w:ascii="PT Sans" w:hAnsi="PT Sans"/>
-          <w:b w:val="0"/>
-          <w:i/>
-          <w:sz w:val="22"/>
-        </w:rPr>
-        <w:t>Example:</w:t>
-      </w:r>
-      <w:r>
-        <w:rPr>
-          <w:rFonts w:ascii="PT Sans" w:hAnsi="PT Sans"/>
-          <w:b w:val="0"/>
-          <w:i w:val="0"/>
-          <w:sz w:val="22"/>
-        </w:rPr>
-        <w:t xml:space="preserve"> You are running a bench test and want to quickly record the current status of all 50 cell voltages without starting a full session log. Press </w:t>
-      </w:r>
-      <w:r>
-        <w:rPr>
-          <w:rFonts w:ascii="Consolas" w:hAnsi="Consolas"/>
-          <w:b w:val="0"/>
-          <w:i w:val="0"/>
-          <w:color w:val="1A5F7A"/>
-          <w:sz w:val="20"/>
-        </w:rPr>
-        <w:t>Ctrl+Shift+T</w:t>
-      </w:r>
-      <w:r>
-        <w:rPr>
-          <w:rFonts w:ascii="PT Sans" w:hAnsi="PT Sans"/>
-          <w:b w:val="0"/>
-          <w:i w:val="0"/>
-          <w:sz w:val="22"/>
-        </w:rPr>
-        <w:t>, open Microsoft Excel or Google Sheets, click on cell A1, and press Paste. The entire table will populate instantly with aligned columns.</w:t>
-        <w:br/>
-        <w:t xml:space="preserve">        </w:t>
       </w:r>
     </w:p>
     <w:p>
@@ -9349,48 +9608,56 @@
           <w:i w:val="0"/>
           <w:sz w:val="22"/>
         </w:rPr>
-        <w:t xml:space="preserve"> Resets all communication statistics (Frames, Errors, Timeouts, RX, TX, Latency) back to zero, clears all historical lines from the Raw Console and Activity Log text panes, and empties the main table's variables.</w:t>
+        <w:t xml:space="preserve"> Resets all communication statistics (Frames, Errors, Timeouts, RX, TX,</w:t>
+        <w:br/>
+        <w:t xml:space="preserve">                Latency) back to zero, clears all historical lines from the Raw Console and Activity Log text panes, and</w:t>
+        <w:br/>
+        <w:t xml:space="preserve">                empties the main table's variables.</w:t>
+        <w:br/>
+        <w:t xml:space="preserve">                </w:t>
+      </w:r>
+      <w:r>
+        <w:rPr>
+          <w:rFonts w:ascii="PT Sans" w:hAnsi="PT Sans"/>
+          <w:b w:val="0"/>
+          <w:i/>
+          <w:sz w:val="22"/>
+        </w:rPr>
+        <w:t>Why you need it:</w:t>
+      </w:r>
+      <w:r>
+        <w:rPr>
+          <w:rFonts w:ascii="PT Sans" w:hAnsi="PT Sans"/>
+          <w:b w:val="0"/>
+          <w:i w:val="0"/>
+          <w:sz w:val="22"/>
+        </w:rPr>
+        <w:t xml:space="preserve"> If you have resolved a wiring issue that caused thousands of CRC errors,</w:t>
+        <w:br/>
+        <w:t xml:space="preserve">                you want to clear the error count so you can monitor if any *new* errors occur. Pressing</w:t>
+        <w:br/>
+        <w:t xml:space="preserve">                </w:t>
+      </w:r>
+      <w:r>
+        <w:rPr>
+          <w:rFonts w:ascii="Consolas" w:hAnsi="Consolas"/>
+          <w:b w:val="0"/>
+          <w:i w:val="0"/>
+          <w:color w:val="1A5F7A"/>
+          <w:sz w:val="20"/>
+        </w:rPr>
+        <w:t>Ctrl+K</w:t>
+      </w:r>
+      <w:r>
+        <w:rPr>
+          <w:rFonts w:ascii="PT Sans" w:hAnsi="PT Sans"/>
+          <w:b w:val="0"/>
+          <w:i w:val="0"/>
+          <w:sz w:val="22"/>
+        </w:rPr>
+        <w:t xml:space="preserve"> gives you a clean slate.</w:t>
         <w:br/>
         <w:t xml:space="preserve">            </w:t>
-      </w:r>
-      <w:r>
-        <w:rPr>
-          <w:rFonts w:ascii="PT Sans" w:hAnsi="PT Sans"/>
-          <w:b w:val="0"/>
-          <w:i/>
-          <w:sz w:val="22"/>
-        </w:rPr>
-        <w:t>Why you need it:</w:t>
-      </w:r>
-      <w:r>
-        <w:rPr>
-          <w:rFonts w:ascii="PT Sans" w:hAnsi="PT Sans"/>
-          <w:b w:val="0"/>
-          <w:i w:val="0"/>
-          <w:sz w:val="22"/>
-        </w:rPr>
-        <w:t xml:space="preserve"> If you have resolved a wiring issue that caused thousands of CRC errors, you want to clear the error count so you can monitor if any *new* errors occur. Pressing </w:t>
-      </w:r>
-      <w:r>
-        <w:rPr>
-          <w:rFonts w:ascii="Consolas" w:hAnsi="Consolas"/>
-          <w:b w:val="0"/>
-          <w:i w:val="0"/>
-          <w:color w:val="1A5F7A"/>
-          <w:sz w:val="20"/>
-        </w:rPr>
-        <w:t>Ctrl+K</w:t>
-      </w:r>
-      <w:r>
-        <w:rPr>
-          <w:rFonts w:ascii="PT Sans" w:hAnsi="PT Sans"/>
-          <w:b w:val="0"/>
-          <w:i w:val="0"/>
-          <w:sz w:val="22"/>
-        </w:rPr>
-        <w:t xml:space="preserve"> gives you a clean slate.</w:t>
-        <w:br/>
-        <w:t xml:space="preserve">        </w:t>
       </w:r>
     </w:p>
     <w:p>
@@ -9488,49 +9755,57 @@
           <w:i w:val="0"/>
           <w:sz w:val="22"/>
         </w:rPr>
-        <w:t xml:space="preserve"> Contains checkable options for each of the seven interface docks: *Live Plot*, *Bitfields*, *Enums*, *TX Commands*, *Parameter Editor*, *Raw Console*, and *Activity Log*. Unchecking a panel closes it; checking it opens it.</w:t>
+        <w:t xml:space="preserve"> Contains checkable options for each of the seven interface docks: *Live</w:t>
+        <w:br/>
+        <w:t xml:space="preserve">                Plot*, *Bitfields*, *Enums*, *TX Commands*, *Parameter Editor*, *Raw Console*, and *Activity Log*.</w:t>
+        <w:br/>
+        <w:t xml:space="preserve">                Unchecking a panel closes it; checking it opens it.</w:t>
+        <w:br/>
+        <w:t xml:space="preserve">                </w:t>
+      </w:r>
+      <w:r>
+        <w:rPr>
+          <w:rFonts w:ascii="PT Sans" w:hAnsi="PT Sans"/>
+          <w:b w:val="0"/>
+          <w:i/>
+          <w:sz w:val="22"/>
+        </w:rPr>
+        <w:t>Why you need it:</w:t>
+      </w:r>
+      <w:r>
+        <w:rPr>
+          <w:rFonts w:ascii="PT Sans" w:hAnsi="PT Sans"/>
+          <w:b w:val="0"/>
+          <w:i w:val="0"/>
+          <w:sz w:val="22"/>
+        </w:rPr>
+        <w:t xml:space="preserve"> Docks can be dragged, floating independently, or closed. If you</w:t>
+        <w:br/>
+        <w:t xml:space="preserve">                accidentally close a panel (like the Live Plot), you can restore it here.</w:t>
+        <w:br/>
+        <w:t xml:space="preserve">                </w:t>
+      </w:r>
+      <w:r>
+        <w:rPr>
+          <w:rFonts w:ascii="PT Sans" w:hAnsi="PT Sans"/>
+          <w:b w:val="0"/>
+          <w:i/>
+          <w:sz w:val="22"/>
+        </w:rPr>
+        <w:t>Example:</w:t>
+      </w:r>
+      <w:r>
+        <w:rPr>
+          <w:rFonts w:ascii="PT Sans" w:hAnsi="PT Sans"/>
+          <w:b w:val="0"/>
+          <w:i w:val="0"/>
+          <w:sz w:val="22"/>
+        </w:rPr>
+        <w:t xml:space="preserve"> When doing read-only telemetry checks, you don't need to send commands. You</w:t>
+        <w:br/>
+        <w:t xml:space="preserve">                uncheck *TX Commands* and *Parameter Editor* to hide them, freeing up screen space for the plot panel.</w:t>
         <w:br/>
         <w:t xml:space="preserve">            </w:t>
-      </w:r>
-      <w:r>
-        <w:rPr>
-          <w:rFonts w:ascii="PT Sans" w:hAnsi="PT Sans"/>
-          <w:b w:val="0"/>
-          <w:i/>
-          <w:sz w:val="22"/>
-        </w:rPr>
-        <w:t>Why you need it:</w:t>
-      </w:r>
-      <w:r>
-        <w:rPr>
-          <w:rFonts w:ascii="PT Sans" w:hAnsi="PT Sans"/>
-          <w:b w:val="0"/>
-          <w:i w:val="0"/>
-          <w:sz w:val="22"/>
-        </w:rPr>
-        <w:t xml:space="preserve"> Docks can be dragged, floating independently, or closed. If you accidentally close a panel (like the Live Plot), you can restore it here.</w:t>
-        <w:br/>
-        <w:t xml:space="preserve">            </w:t>
-      </w:r>
-      <w:r>
-        <w:rPr>
-          <w:rFonts w:ascii="PT Sans" w:hAnsi="PT Sans"/>
-          <w:b w:val="0"/>
-          <w:i/>
-          <w:sz w:val="22"/>
-        </w:rPr>
-        <w:t>Example:</w:t>
-      </w:r>
-      <w:r>
-        <w:rPr>
-          <w:rFonts w:ascii="PT Sans" w:hAnsi="PT Sans"/>
-          <w:b w:val="0"/>
-          <w:i w:val="0"/>
-          <w:sz w:val="22"/>
-        </w:rPr>
-        <w:t xml:space="preserve"> When doing read-only telemetry checks, you don't need to send commands. You uncheck *TX Commands* and *Parameter Editor* to hide them, freeing up screen space for the plot panel.</w:t>
-        <w:br/>
-        <w:t xml:space="preserve">        </w:t>
       </w:r>
     </w:p>
     <w:p>
@@ -9593,48 +9868,54 @@
           <w:i w:val="0"/>
           <w:sz w:val="22"/>
         </w:rPr>
-        <w:t xml:space="preserve"> Restores all dock panels to their default positions and splits, and returns the window size to standard defaults.</w:t>
+        <w:t xml:space="preserve"> Restores all dock panels to their default positions and splits, and returns</w:t>
+        <w:br/>
+        <w:t xml:space="preserve">                the window size to standard defaults.</w:t>
+        <w:br/>
+        <w:t xml:space="preserve">                </w:t>
+      </w:r>
+      <w:r>
+        <w:rPr>
+          <w:rFonts w:ascii="PT Sans" w:hAnsi="PT Sans"/>
+          <w:b w:val="0"/>
+          <w:i/>
+          <w:sz w:val="22"/>
+        </w:rPr>
+        <w:t>Example:</w:t>
+      </w:r>
+      <w:r>
+        <w:rPr>
+          <w:rFonts w:ascii="PT Sans" w:hAnsi="PT Sans"/>
+          <w:b w:val="0"/>
+          <w:i w:val="0"/>
+          <w:sz w:val="22"/>
+        </w:rPr>
+        <w:t xml:space="preserve"> You dragged the Live Plot to a second monitor and closed the console, and now your</w:t>
+        <w:br/>
+        <w:t xml:space="preserve">                layout is disorganized. Pressing </w:t>
+      </w:r>
+      <w:r>
+        <w:rPr>
+          <w:rFonts w:ascii="Consolas" w:hAnsi="Consolas"/>
+          <w:b w:val="0"/>
+          <w:i w:val="0"/>
+          <w:color w:val="1A5F7A"/>
+          <w:sz w:val="20"/>
+        </w:rPr>
+        <w:t>Ctrl+Shift+R</w:t>
+      </w:r>
+      <w:r>
+        <w:rPr>
+          <w:rFonts w:ascii="PT Sans" w:hAnsi="PT Sans"/>
+          <w:b w:val="0"/>
+          <w:i w:val="0"/>
+          <w:sz w:val="22"/>
+        </w:rPr>
+        <w:t xml:space="preserve"> snaps all panels back to their neat, default</w:t>
+        <w:br/>
+        <w:t xml:space="preserve">                locations.</w:t>
         <w:br/>
         <w:t xml:space="preserve">            </w:t>
-      </w:r>
-      <w:r>
-        <w:rPr>
-          <w:rFonts w:ascii="PT Sans" w:hAnsi="PT Sans"/>
-          <w:b w:val="0"/>
-          <w:i/>
-          <w:sz w:val="22"/>
-        </w:rPr>
-        <w:t>Example:</w:t>
-      </w:r>
-      <w:r>
-        <w:rPr>
-          <w:rFonts w:ascii="PT Sans" w:hAnsi="PT Sans"/>
-          <w:b w:val="0"/>
-          <w:i w:val="0"/>
-          <w:sz w:val="22"/>
-        </w:rPr>
-        <w:t xml:space="preserve"> You dragged the Live Plot to a second monitor and closed the console, and now your layout is disorganized. Pressing </w:t>
-      </w:r>
-      <w:r>
-        <w:rPr>
-          <w:rFonts w:ascii="Consolas" w:hAnsi="Consolas"/>
-          <w:b w:val="0"/>
-          <w:i w:val="0"/>
-          <w:color w:val="1A5F7A"/>
-          <w:sz w:val="20"/>
-        </w:rPr>
-        <w:t>Ctrl+Shift+R</w:t>
-      </w:r>
-      <w:r>
-        <w:rPr>
-          <w:rFonts w:ascii="PT Sans" w:hAnsi="PT Sans"/>
-          <w:b w:val="0"/>
-          <w:i w:val="0"/>
-          <w:sz w:val="22"/>
-        </w:rPr>
-        <w:t xml:space="preserve"> snaps all panels back to their neat, default locations.</w:t>
-        <w:br/>
-        <w:t xml:space="preserve">        </w:t>
       </w:r>
     </w:p>
     <w:p>
@@ -9678,7 +9959,11 @@
           <w:i w:val="0"/>
           <w:sz w:val="22"/>
         </w:rPr>
-        <w:t xml:space="preserve"> Displays a dialog summarizing the active configuration profile, showing the total number of parsed variables, valid frame IDs, CRC settings, and the serialdefaults configuration. Below the summary, the </w:t>
+        <w:t xml:space="preserve"> Displays a dialog summarizing the active configuration profile, showing the</w:t>
+        <w:br/>
+        <w:t xml:space="preserve">                total number of parsed variables, valid frame IDs, CRC settings, and the serialdefaults configuration.</w:t>
+        <w:br/>
+        <w:t xml:space="preserve">                Below the summary, the </w:t>
       </w:r>
       <w:r>
         <w:rPr>
@@ -9696,9 +9981,11 @@
           <w:i w:val="0"/>
           <w:sz w:val="22"/>
         </w:rPr>
-        <w:t xml:space="preserve"> renders a graphical, byte-aligned layout of the on-wire packet structure.</w:t>
+        <w:t xml:space="preserve"> renders a graphical, byte-aligned layout of</w:t>
         <w:br/>
-        <w:t xml:space="preserve">            </w:t>
+        <w:t xml:space="preserve">                the on-wire packet structure.</w:t>
+        <w:br/>
+        <w:t xml:space="preserve">                </w:t>
       </w:r>
       <w:r>
         <w:rPr>
@@ -9751,7 +10038,9 @@
           <w:i w:val="0"/>
           <w:sz w:val="22"/>
         </w:rPr>
-        <w:t xml:space="preserve"> Shows the byte layout of incoming frames or Modbus read registers. Use the dropdown to inspect each frame's variables.</w:t>
+        <w:t xml:space="preserve"> Shows the byte layout of incoming frames or Modbus read</w:t>
+        <w:br/>
+        <w:t xml:space="preserve">                        registers. Use the dropdown to inspect each frame's variables.</w:t>
       </w:r>
     </w:p>
     <w:p>
@@ -9786,7 +10075,11 @@
           <w:i w:val="0"/>
           <w:sz w:val="22"/>
         </w:rPr>
-        <w:t xml:space="preserve"> Shows the byte layout of outgoing command packets, including static payload bytes, command fields, and any automatic packet padding. Use the dropdown to choose any configured command.</w:t>
+        <w:t xml:space="preserve"> Shows the byte layout of outgoing command packets, including</w:t>
+        <w:br/>
+        <w:t xml:space="preserve">                        static payload bytes, command fields, and any automatic packet padding. Use the dropdown to</w:t>
+        <w:br/>
+        <w:t xml:space="preserve">                        choose any configured command.</w:t>
       </w:r>
     </w:p>
     <w:p>
@@ -9832,7 +10125,7 @@
         </w:rPr>
         <w:t xml:space="preserve"> Switches the visual appearance of the application.</w:t>
         <w:br/>
-        <w:t xml:space="preserve">            </w:t>
+        <w:t xml:space="preserve">                </w:t>
       </w:r>
     </w:p>
     <w:p>
@@ -9902,7 +10195,9 @@
           <w:i w:val="0"/>
           <w:sz w:val="22"/>
         </w:rPr>
-        <w:t xml:space="preserve"> Best for bright outdoor environments, test labs, or creating clean, high-contrast screenshots for technical documentation.</w:t>
+        <w:t xml:space="preserve"> Best for bright outdoor environments, test labs, or creating clean,</w:t>
+        <w:br/>
+        <w:t xml:space="preserve">                        high-contrast screenshots for technical documentation.</w:t>
       </w:r>
     </w:p>
     <w:p>
@@ -9937,7 +10232,9 @@
           <w:i w:val="0"/>
           <w:sz w:val="22"/>
         </w:rPr>
-        <w:t xml:space="preserve"> Automatically aligns the app with your Windows operating system light/dark theme settings.</w:t>
+        <w:t xml:space="preserve"> Automatically aligns the app with your Windows operating system light/dark</w:t>
+        <w:br/>
+        <w:t xml:space="preserve">                        theme settings.</w:t>
       </w:r>
     </w:p>
     <w:p>
@@ -9992,6 +10289,8 @@
           <w:sz w:val="22"/>
         </w:rPr>
         <w:t xml:space="preserve"> menu controls the physical hardware communication and data recording sessions.</w:t>
+        <w:br/>
+        <w:t xml:space="preserve">        </w:t>
       </w:r>
     </w:p>
     <w:p>
@@ -10054,86 +10353,92 @@
           <w:i w:val="0"/>
           <w:sz w:val="22"/>
         </w:rPr>
-        <w:t xml:space="preserve"> Opens the Serial Settings dialog (allowing you to select COM Port, Baud rate, data/stop bits, parity, and timeout) and connects the serial interface. Toggles the connection on/off.</w:t>
+        <w:t xml:space="preserve"> Opens the Serial Settings dialog (allowing you to select COM Port, Baud rate,</w:t>
+        <w:br/>
+        <w:t xml:space="preserve">                data/stop bits, parity, and timeout) and connects the serial interface. Toggles the connection on/off.</w:t>
+        <w:br/>
+        <w:t xml:space="preserve">                </w:t>
+      </w:r>
+      <w:r>
+        <w:rPr>
+          <w:rFonts w:ascii="PT Sans" w:hAnsi="PT Sans"/>
+          <w:b w:val="0"/>
+          <w:i/>
+          <w:sz w:val="22"/>
+        </w:rPr>
+        <w:t>Example:</w:t>
+      </w:r>
+      <w:r>
+        <w:rPr>
+          <w:rFonts w:ascii="PT Sans" w:hAnsi="PT Sans"/>
+          <w:b w:val="0"/>
+          <w:i w:val="0"/>
+          <w:sz w:val="22"/>
+        </w:rPr>
+        <w:t xml:space="preserve"> Plug in your USB-to-Serial adapter. Press </w:t>
+      </w:r>
+      <w:r>
+        <w:rPr>
+          <w:rFonts w:ascii="Consolas" w:hAnsi="Consolas"/>
+          <w:b w:val="0"/>
+          <w:i w:val="0"/>
+          <w:color w:val="1A5F7A"/>
+          <w:sz w:val="20"/>
+        </w:rPr>
+        <w:t>F9</w:t>
+      </w:r>
+      <w:r>
+        <w:rPr>
+          <w:rFonts w:ascii="PT Sans" w:hAnsi="PT Sans"/>
+          <w:b w:val="0"/>
+          <w:i w:val="0"/>
+          <w:sz w:val="22"/>
+        </w:rPr>
+        <w:t>, click Refresh, select</w:t>
+        <w:br/>
+        <w:t xml:space="preserve">                </w:t>
+      </w:r>
+      <w:r>
+        <w:rPr>
+          <w:rFonts w:ascii="Consolas" w:hAnsi="Consolas"/>
+          <w:b w:val="0"/>
+          <w:i w:val="0"/>
+          <w:color w:val="1A5F7A"/>
+          <w:sz w:val="20"/>
+        </w:rPr>
+        <w:t>COM5</w:t>
+      </w:r>
+      <w:r>
+        <w:rPr>
+          <w:rFonts w:ascii="PT Sans" w:hAnsi="PT Sans"/>
+          <w:b w:val="0"/>
+          <w:i w:val="0"/>
+          <w:sz w:val="22"/>
+        </w:rPr>
+        <w:t xml:space="preserve">, set the baud rate to match your hardware (e.g. </w:t>
+      </w:r>
+      <w:r>
+        <w:rPr>
+          <w:rFonts w:ascii="Consolas" w:hAnsi="Consolas"/>
+          <w:b w:val="0"/>
+          <w:i w:val="0"/>
+          <w:color w:val="1A5F7A"/>
+          <w:sz w:val="20"/>
+        </w:rPr>
+        <w:t>115200</w:t>
+      </w:r>
+      <w:r>
+        <w:rPr>
+          <w:rFonts w:ascii="PT Sans" w:hAnsi="PT Sans"/>
+          <w:b w:val="0"/>
+          <w:i w:val="0"/>
+          <w:sz w:val="22"/>
+        </w:rPr>
+        <w:t>), and click</w:t>
+        <w:br/>
+        <w:t xml:space="preserve">                Connect. The connection LED will turn green.</w:t>
         <w:br/>
         <w:t xml:space="preserve">            </w:t>
-      </w:r>
-      <w:r>
-        <w:rPr>
-          <w:rFonts w:ascii="PT Sans" w:hAnsi="PT Sans"/>
-          <w:b w:val="0"/>
-          <w:i/>
-          <w:sz w:val="22"/>
-        </w:rPr>
-        <w:t>Example:</w:t>
-      </w:r>
-      <w:r>
-        <w:rPr>
-          <w:rFonts w:ascii="PT Sans" w:hAnsi="PT Sans"/>
-          <w:b w:val="0"/>
-          <w:i w:val="0"/>
-          <w:sz w:val="22"/>
-        </w:rPr>
-        <w:t xml:space="preserve"> Plug in your USB-to-Serial adapter. Press </w:t>
-      </w:r>
-      <w:r>
-        <w:rPr>
-          <w:rFonts w:ascii="Consolas" w:hAnsi="Consolas"/>
-          <w:b w:val="0"/>
-          <w:i w:val="0"/>
-          <w:color w:val="1A5F7A"/>
-          <w:sz w:val="20"/>
-        </w:rPr>
-        <w:t>F9</w:t>
-      </w:r>
-      <w:r>
-        <w:rPr>
-          <w:rFonts w:ascii="PT Sans" w:hAnsi="PT Sans"/>
-          <w:b w:val="0"/>
-          <w:i w:val="0"/>
-          <w:sz w:val="22"/>
-        </w:rPr>
-        <w:t xml:space="preserve">, click Refresh, select </w:t>
-      </w:r>
-      <w:r>
-        <w:rPr>
-          <w:rFonts w:ascii="Consolas" w:hAnsi="Consolas"/>
-          <w:b w:val="0"/>
-          <w:i w:val="0"/>
-          <w:color w:val="1A5F7A"/>
-          <w:sz w:val="20"/>
-        </w:rPr>
-        <w:t>COM5</w:t>
-      </w:r>
-      <w:r>
-        <w:rPr>
-          <w:rFonts w:ascii="PT Sans" w:hAnsi="PT Sans"/>
-          <w:b w:val="0"/>
-          <w:i w:val="0"/>
-          <w:sz w:val="22"/>
-        </w:rPr>
-        <w:t xml:space="preserve">, set the baud rate to match your hardware (e.g. </w:t>
-      </w:r>
-      <w:r>
-        <w:rPr>
-          <w:rFonts w:ascii="Consolas" w:hAnsi="Consolas"/>
-          <w:b w:val="0"/>
-          <w:i w:val="0"/>
-          <w:color w:val="1A5F7A"/>
-          <w:sz w:val="20"/>
-        </w:rPr>
-        <w:t>115200</w:t>
-      </w:r>
-      <w:r>
-        <w:rPr>
-          <w:rFonts w:ascii="PT Sans" w:hAnsi="PT Sans"/>
-          <w:b w:val="0"/>
-          <w:i w:val="0"/>
-          <w:sz w:val="22"/>
-        </w:rPr>
-        <w:t>), and click Connect. The connection LED will turn green.</w:t>
-        <w:br/>
-        <w:t xml:space="preserve">        </w:t>
       </w:r>
     </w:p>
     <w:p>
@@ -10196,48 +10501,54 @@
           <w:i w:val="0"/>
           <w:sz w:val="22"/>
         </w:rPr>
-        <w:t xml:space="preserve"> Toggles active register polling on devices that follow a request/response (polled) protocol rather than streaming data continuously.</w:t>
+        <w:t xml:space="preserve"> Toggles active register polling on devices that follow a request/response</w:t>
+        <w:br/>
+        <w:t xml:space="preserve">                (polled) protocol rather than streaming data continuously.</w:t>
+        <w:br/>
+        <w:t xml:space="preserve">                </w:t>
+      </w:r>
+      <w:r>
+        <w:rPr>
+          <w:rFonts w:ascii="PT Sans" w:hAnsi="PT Sans"/>
+          <w:b w:val="0"/>
+          <w:i/>
+          <w:sz w:val="22"/>
+        </w:rPr>
+        <w:t>Example:</w:t>
+      </w:r>
+      <w:r>
+        <w:rPr>
+          <w:rFonts w:ascii="PT Sans" w:hAnsi="PT Sans"/>
+          <w:b w:val="0"/>
+          <w:i w:val="0"/>
+          <w:sz w:val="22"/>
+        </w:rPr>
+        <w:t xml:space="preserve"> Your Modbus sensor requires a "Read Input Registers" command to be sent before it</w:t>
+        <w:br/>
+        <w:t xml:space="preserve">                replies with the temperature. Enabling Auto-Fetch starts sending these commands automatically at</w:t>
+        <w:br/>
+        <w:t xml:space="preserve">                intervals defined in the </w:t>
+      </w:r>
+      <w:r>
+        <w:rPr>
+          <w:rFonts w:ascii="Consolas" w:hAnsi="Consolas"/>
+          <w:b w:val="0"/>
+          <w:i w:val="0"/>
+          <w:color w:val="1A5F7A"/>
+          <w:sz w:val="20"/>
+        </w:rPr>
+        <w:t>polling_schedule</w:t>
+      </w:r>
+      <w:r>
+        <w:rPr>
+          <w:rFonts w:ascii="PT Sans" w:hAnsi="PT Sans"/>
+          <w:b w:val="0"/>
+          <w:i w:val="0"/>
+          <w:sz w:val="22"/>
+        </w:rPr>
+        <w:t xml:space="preserve"> sheet.</w:t>
         <w:br/>
         <w:t xml:space="preserve">            </w:t>
-      </w:r>
-      <w:r>
-        <w:rPr>
-          <w:rFonts w:ascii="PT Sans" w:hAnsi="PT Sans"/>
-          <w:b w:val="0"/>
-          <w:i/>
-          <w:sz w:val="22"/>
-        </w:rPr>
-        <w:t>Example:</w:t>
-      </w:r>
-      <w:r>
-        <w:rPr>
-          <w:rFonts w:ascii="PT Sans" w:hAnsi="PT Sans"/>
-          <w:b w:val="0"/>
-          <w:i w:val="0"/>
-          <w:sz w:val="22"/>
-        </w:rPr>
-        <w:t xml:space="preserve"> Your Modbus sensor requires a "Read Input Registers" command to be sent before it replies with the temperature. Enabling Auto-Fetch starts sending these commands automatically at intervals defined in the </w:t>
-      </w:r>
-      <w:r>
-        <w:rPr>
-          <w:rFonts w:ascii="Consolas" w:hAnsi="Consolas"/>
-          <w:b w:val="0"/>
-          <w:i w:val="0"/>
-          <w:color w:val="1A5F7A"/>
-          <w:sz w:val="20"/>
-        </w:rPr>
-        <w:t>polling_schedule</w:t>
-      </w:r>
-      <w:r>
-        <w:rPr>
-          <w:rFonts w:ascii="PT Sans" w:hAnsi="PT Sans"/>
-          <w:b w:val="0"/>
-          <w:i w:val="0"/>
-          <w:sz w:val="22"/>
-        </w:rPr>
-        <w:t xml:space="preserve"> sheet.</w:t>
-        <w:br/>
-        <w:t xml:space="preserve">        </w:t>
       </w:r>
     </w:p>
     <w:p>
@@ -10302,7 +10613,7 @@
         </w:rPr>
         <w:t xml:space="preserve"> Opens the session recording dialog and begins logging data.</w:t>
         <w:br/>
-        <w:t xml:space="preserve">            </w:t>
+        <w:t xml:space="preserve">                </w:t>
       </w:r>
       <w:r>
         <w:rPr>
@@ -10346,7 +10657,9 @@
           <w:i w:val="0"/>
           <w:sz w:val="22"/>
         </w:rPr>
-        <w:t xml:space="preserve"> Records raw incoming and outgoing hexadecimal bytes with timestamps directly to a </w:t>
+        <w:t xml:space="preserve"> Records raw incoming and outgoing hexadecimal bytes with timestamps directly</w:t>
+        <w:br/>
+        <w:t xml:space="preserve">                        to a </w:t>
       </w:r>
       <w:r>
         <w:rPr>
@@ -10400,7 +10713,9 @@
           <w:i w:val="0"/>
           <w:sz w:val="22"/>
         </w:rPr>
-        <w:t xml:space="preserve"> Buffers decoded variables into memory and formats them as a wide Excel spreadsheet (</w:t>
+        <w:t xml:space="preserve"> Buffers decoded variables into memory and formats them as a wide Excel</w:t>
+        <w:br/>
+        <w:t xml:space="preserve">                        spreadsheet (</w:t>
       </w:r>
       <w:r>
         <w:rPr>
@@ -10573,7 +10888,7 @@
         </w:rPr>
         <w:t xml:space="preserve"> Opens a separate, non-modal plotting window for offline log analysis.</w:t>
         <w:br/>
-        <w:t xml:space="preserve">            </w:t>
+        <w:t xml:space="preserve">                </w:t>
       </w:r>
       <w:r>
         <w:rPr>
@@ -10610,9 +10925,13 @@
           <w:i w:val="0"/>
           <w:sz w:val="22"/>
         </w:rPr>
-        <w:t xml:space="preserve"> files from prior test runs, zoom in, place measurement cursors, apply smoothing filters, and overlay multiple runs to compare hardware behavior.</w:t>
+        <w:t xml:space="preserve"> files from prior test</w:t>
         <w:br/>
-        <w:t xml:space="preserve">        </w:t>
+        <w:t xml:space="preserve">                runs, zoom in, place measurement cursors, apply smoothing filters, and overlay multiple runs to compare</w:t>
+        <w:br/>
+        <w:t xml:space="preserve">                hardware behavior.</w:t>
+        <w:br/>
+        <w:t xml:space="preserve">            </w:t>
       </w:r>
     </w:p>
     <w:p>
@@ -10656,9 +10975,11 @@
           <w:i w:val="0"/>
           <w:sz w:val="22"/>
         </w:rPr>
-        <w:t xml:space="preserve"> Opens the configuration dialog for internal rotating diagnostics and disk writing schedules.</w:t>
+        <w:t xml:space="preserve"> Opens the configuration dialog for internal rotating diagnostics and disk</w:t>
         <w:br/>
-        <w:t xml:space="preserve">            </w:t>
+        <w:t xml:space="preserve">                writing schedules.</w:t>
+        <w:br/>
+        <w:t xml:space="preserve">                </w:t>
       </w:r>
       <w:r>
         <w:rPr>
@@ -10702,7 +11023,9 @@
           <w:i w:val="0"/>
           <w:sz w:val="22"/>
         </w:rPr>
-        <w:t xml:space="preserve"> Controls how much diagnostic information the application writes to its internal </w:t>
+        <w:t xml:space="preserve"> Controls how much diagnostic</w:t>
+        <w:br/>
+        <w:t xml:space="preserve">                        information the application writes to its internal </w:t>
       </w:r>
       <w:r>
         <w:rPr>
@@ -10721,7 +11044,9 @@
           <w:i w:val="0"/>
           <w:sz w:val="22"/>
         </w:rPr>
-        <w:t xml:space="preserve"> file. If you set it to </w:t>
+        <w:t xml:space="preserve"> file. If you set</w:t>
+        <w:br/>
+        <w:t xml:space="preserve">                        it to </w:t>
       </w:r>
       <w:r>
         <w:rPr>
@@ -10740,7 +11065,9 @@
           <w:i w:val="0"/>
           <w:sz w:val="22"/>
         </w:rPr>
-        <w:t xml:space="preserve">, it only records major events (starts, connections). If you set it to </w:t>
+        <w:t>, it only records major events (starts, connections). If you set it to</w:t>
+        <w:br/>
+        <w:t xml:space="preserve">                        </w:t>
       </w:r>
       <w:r>
         <w:rPr>
@@ -10759,7 +11086,9 @@
           <w:i w:val="0"/>
           <w:sz w:val="22"/>
         </w:rPr>
-        <w:t>, it logs every transaction details, worker threads, and layout swaps—excellent for debugging connection drops or serial driver glitches.</w:t>
+        <w:t>, it logs every transaction details, worker threads, and layout</w:t>
+        <w:br/>
+        <w:t xml:space="preserve">                        swaps—excellent for debugging connection drops or serial driver glitches.</w:t>
       </w:r>
     </w:p>
     <w:p>
@@ -10794,7 +11123,9 @@
           <w:i w:val="0"/>
           <w:sz w:val="22"/>
         </w:rPr>
-        <w:t xml:space="preserve"> Controls how frequently the Raw CSV logger writes buffered data from RAM to your disk. The default is </w:t>
+        <w:t xml:space="preserve"> Controls how frequently the Raw CSV logger writes</w:t>
+        <w:br/>
+        <w:t xml:space="preserve">                        buffered data from RAM to your disk. The default is </w:t>
       </w:r>
       <w:r>
         <w:rPr>
@@ -10813,7 +11144,9 @@
           <w:i w:val="0"/>
           <w:sz w:val="22"/>
         </w:rPr>
-        <w:t xml:space="preserve">. Setting it to </w:t>
+        <w:t>. Setting it to</w:t>
+        <w:br/>
+        <w:t xml:space="preserve">                        </w:t>
       </w:r>
       <w:r>
         <w:rPr>
@@ -10832,7 +11165,11 @@
           <w:i w:val="0"/>
           <w:sz w:val="22"/>
         </w:rPr>
-        <w:t xml:space="preserve"> forces an immediate disk write on every packet. This protects against data loss if the computer suddenly loses power, but it causes continuous disk activity which can degrade performance on older or slower drives.</w:t>
+        <w:t xml:space="preserve"> forces an immediate disk write on every packet. This protects against data</w:t>
+        <w:br/>
+        <w:t xml:space="preserve">                        loss if the computer suddenly loses power, but it causes continuous disk activity which can</w:t>
+        <w:br/>
+        <w:t xml:space="preserve">                        degrade performance on older or slower drives.</w:t>
       </w:r>
     </w:p>
     <w:p>
@@ -10878,7 +11215,7 @@
         </w:rPr>
         <w:t xml:space="preserve"> Opens settings for the Live Plot panel.</w:t>
         <w:br/>
-        <w:t xml:space="preserve">            </w:t>
+        <w:t xml:space="preserve">                </w:t>
       </w:r>
       <w:r>
         <w:rPr>
@@ -10922,7 +11259,9 @@
           <w:i w:val="0"/>
           <w:sz w:val="22"/>
         </w:rPr>
-        <w:t xml:space="preserve"> — checkbox that enables a hard limit on how many samples the Live Plot stores per signal. When checked, set the </w:t>
+        <w:t xml:space="preserve"> — checkbox that enables a hard limit on how many</w:t>
+        <w:br/>
+        <w:t xml:space="preserve">                        samples the Live Plot stores per signal. When checked, set the </w:t>
       </w:r>
       <w:r>
         <w:rPr>
@@ -10940,7 +11279,12 @@
           <w:i w:val="0"/>
           <w:sz w:val="22"/>
         </w:rPr>
-        <w:t xml:space="preserve"> spinbox to the desired maximum (1 000 – 10 000 000 samples). When unchecked the history grows unbounded for the lifetime of the session; on long or high-rate sessions this can consume significant RAM.</w:t>
+        <w:br/>
+        <w:t xml:space="preserve">                        spinbox to the desired maximum (1 000 – 10 000 000 samples). When unchecked the history grows</w:t>
+        <w:br/>
+        <w:t xml:space="preserve">                        unbounded for the lifetime of the session; on long or high-rate sessions this can consume</w:t>
+        <w:br/>
+        <w:t xml:space="preserve">                        significant RAM.</w:t>
       </w:r>
     </w:p>
     <w:p>
@@ -10975,7 +11319,9 @@
           <w:i w:val="0"/>
           <w:sz w:val="22"/>
         </w:rPr>
-        <w:t xml:space="preserve"> — controls how wide the Live Plot X-axis is when first switched to Live mode. Options: </w:t>
+        <w:t xml:space="preserve"> — controls how wide the Live Plot X-axis is when first</w:t>
+        <w:br/>
+        <w:t xml:space="preserve">                        switched to Live mode. Options: </w:t>
       </w:r>
       <w:r>
         <w:rPr>
@@ -11029,6 +11375,44 @@
           <w:i w:val="0"/>
           <w:sz w:val="22"/>
         </w:rPr>
+        <w:t>,</w:t>
+        <w:br/>
+        <w:t xml:space="preserve">                        </w:t>
+      </w:r>
+      <w:r>
+        <w:rPr>
+          <w:rFonts w:ascii="PT Sans" w:hAnsi="PT Sans"/>
+          <w:b w:val="0"/>
+          <w:i/>
+          <w:sz w:val="22"/>
+        </w:rPr>
+        <w:t>5 minutes</w:t>
+      </w:r>
+      <w:r>
+        <w:rPr>
+          <w:rFonts w:ascii="PT Sans" w:hAnsi="PT Sans"/>
+          <w:b w:val="0"/>
+          <w:i w:val="0"/>
+          <w:sz w:val="22"/>
+        </w:rPr>
+        <w:t xml:space="preserve"> (default), </w:t>
+      </w:r>
+      <w:r>
+        <w:rPr>
+          <w:rFonts w:ascii="PT Sans" w:hAnsi="PT Sans"/>
+          <w:b w:val="0"/>
+          <w:i/>
+          <w:sz w:val="22"/>
+        </w:rPr>
+        <w:t>10 minutes</w:t>
+      </w:r>
+      <w:r>
+        <w:rPr>
+          <w:rFonts w:ascii="PT Sans" w:hAnsi="PT Sans"/>
+          <w:b w:val="0"/>
+          <w:i w:val="0"/>
+          <w:sz w:val="22"/>
+        </w:rPr>
         <w:t xml:space="preserve">, </w:t>
       </w:r>
       <w:r>
@@ -11038,16 +11422,16 @@
           <w:i/>
           <w:sz w:val="22"/>
         </w:rPr>
-        <w:t>5 minutes</w:t>
-      </w:r>
-      <w:r>
-        <w:rPr>
-          <w:rFonts w:ascii="PT Sans" w:hAnsi="PT Sans"/>
-          <w:b w:val="0"/>
-          <w:i w:val="0"/>
-          <w:sz w:val="22"/>
-        </w:rPr>
-        <w:t xml:space="preserve"> (default), </w:t>
+        <w:t>30 minutes</w:t>
+      </w:r>
+      <w:r>
+        <w:rPr>
+          <w:rFonts w:ascii="PT Sans" w:hAnsi="PT Sans"/>
+          <w:b w:val="0"/>
+          <w:i w:val="0"/>
+          <w:sz w:val="22"/>
+        </w:rPr>
+        <w:t xml:space="preserve">, or </w:t>
       </w:r>
       <w:r>
         <w:rPr>
@@ -11056,16 +11440,18 @@
           <w:i/>
           <w:sz w:val="22"/>
         </w:rPr>
-        <w:t>10 minutes</w:t>
-      </w:r>
-      <w:r>
-        <w:rPr>
-          <w:rFonts w:ascii="PT Sans" w:hAnsi="PT Sans"/>
-          <w:b w:val="0"/>
-          <w:i w:val="0"/>
-          <w:sz w:val="22"/>
-        </w:rPr>
-        <w:t xml:space="preserve">, </w:t>
+        <w:t>All session</w:t>
+      </w:r>
+      <w:r>
+        <w:rPr>
+          <w:rFonts w:ascii="PT Sans" w:hAnsi="PT Sans"/>
+          <w:b w:val="0"/>
+          <w:i w:val="0"/>
+          <w:sz w:val="22"/>
+        </w:rPr>
+        <w:t>.</w:t>
+        <w:br/>
+        <w:t xml:space="preserve">                        Choosing </w:t>
       </w:r>
       <w:r>
         <w:rPr>
@@ -11074,24 +11460,6 @@
           <w:i/>
           <w:sz w:val="22"/>
         </w:rPr>
-        <w:t>30 minutes</w:t>
-      </w:r>
-      <w:r>
-        <w:rPr>
-          <w:rFonts w:ascii="PT Sans" w:hAnsi="PT Sans"/>
-          <w:b w:val="0"/>
-          <w:i w:val="0"/>
-          <w:sz w:val="22"/>
-        </w:rPr>
-        <w:t xml:space="preserve">, or </w:t>
-      </w:r>
-      <w:r>
-        <w:rPr>
-          <w:rFonts w:ascii="PT Sans" w:hAnsi="PT Sans"/>
-          <w:b w:val="0"/>
-          <w:i/>
-          <w:sz w:val="22"/>
-        </w:rPr>
         <w:t>All session</w:t>
       </w:r>
       <w:r>
@@ -11101,25 +11469,9 @@
           <w:i w:val="0"/>
           <w:sz w:val="22"/>
         </w:rPr>
-        <w:t xml:space="preserve">. Choosing </w:t>
-      </w:r>
-      <w:r>
-        <w:rPr>
-          <w:rFonts w:ascii="PT Sans" w:hAnsi="PT Sans"/>
-          <w:b w:val="0"/>
-          <w:i/>
-          <w:sz w:val="22"/>
-        </w:rPr>
-        <w:t>All session</w:t>
-      </w:r>
-      <w:r>
-        <w:rPr>
-          <w:rFonts w:ascii="PT Sans" w:hAnsi="PT Sans"/>
-          <w:b w:val="0"/>
-          <w:i w:val="0"/>
-          <w:sz w:val="22"/>
-        </w:rPr>
-        <w:t xml:space="preserve"> always shows every sample from t=0; on long sessions this can make individual events hard to see — switch to a shorter window for real-time monitoring.</w:t>
+        <w:t xml:space="preserve"> always shows every sample from t=0; on long sessions this can make</w:t>
+        <w:br/>
+        <w:t xml:space="preserve">                        individual events hard to see — switch to a shorter window for real-time monitoring.</w:t>
       </w:r>
     </w:p>
     <w:p>
@@ -11173,7 +11525,9 @@
           <w:i w:val="0"/>
           <w:sz w:val="22"/>
         </w:rPr>
-        <w:t xml:space="preserve"> menu provides manual documentation, software update tools, and debugging diagnostics.</w:t>
+        <w:t xml:space="preserve"> menu provides manual documentation, software update tools, and debugging</w:t>
+        <w:br/>
+        <w:t xml:space="preserve">            diagnostics.</w:t>
       </w:r>
     </w:p>
     <w:p>
@@ -11255,7 +11609,11 @@
           <w:i w:val="0"/>
           <w:sz w:val="22"/>
         </w:rPr>
-        <w:t>) in your default web browser for quick offline reference.</w:t>
+        <w:t>) in your default web browser for</w:t>
+        <w:br/>
+        <w:t xml:space="preserve">                quick offline reference.</w:t>
+        <w:br/>
+        <w:t xml:space="preserve">            </w:t>
       </w:r>
     </w:p>
     <w:p>
@@ -11299,29 +11657,39 @@
           <w:i w:val="0"/>
           <w:sz w:val="22"/>
         </w:rPr>
-        <w:t xml:space="preserve"> Safely connects to the online updates server to see if a new release is available.</w:t>
+        <w:t xml:space="preserve"> Safely connects to the online updates server to see if a new release is</w:t>
+        <w:br/>
+        <w:t xml:space="preserve">                available.</w:t>
+        <w:br/>
+        <w:t xml:space="preserve">                </w:t>
+      </w:r>
+      <w:r>
+        <w:rPr>
+          <w:rFonts w:ascii="PT Sans" w:hAnsi="PT Sans"/>
+          <w:b w:val="0"/>
+          <w:i/>
+          <w:sz w:val="22"/>
+        </w:rPr>
+        <w:t>Why it is safe:</w:t>
+      </w:r>
+      <w:r>
+        <w:rPr>
+          <w:rFonts w:ascii="PT Sans" w:hAnsi="PT Sans"/>
+          <w:b w:val="0"/>
+          <w:i w:val="0"/>
+          <w:sz w:val="22"/>
+        </w:rPr>
+        <w:t xml:space="preserve"> It displays the version numbers and release notes first. If you confirm, it</w:t>
+        <w:br/>
+        <w:t xml:space="preserve">                downloads the installer, computes its **SHA-256 cryptographic checksum**, and compares it with the</w:t>
+        <w:br/>
+        <w:t xml:space="preserve">                server manifest. If the checksum matches, it runs the installer in silent mode to update your</w:t>
+        <w:br/>
+        <w:t xml:space="preserve">                installation automatically. If it doesn't match, it blocks the install to protect you from corrupted</w:t>
+        <w:br/>
+        <w:t xml:space="preserve">                downloads.</w:t>
         <w:br/>
         <w:t xml:space="preserve">            </w:t>
-      </w:r>
-      <w:r>
-        <w:rPr>
-          <w:rFonts w:ascii="PT Sans" w:hAnsi="PT Sans"/>
-          <w:b w:val="0"/>
-          <w:i/>
-          <w:sz w:val="22"/>
-        </w:rPr>
-        <w:t>Why it is safe:</w:t>
-      </w:r>
-      <w:r>
-        <w:rPr>
-          <w:rFonts w:ascii="PT Sans" w:hAnsi="PT Sans"/>
-          <w:b w:val="0"/>
-          <w:i w:val="0"/>
-          <w:sz w:val="22"/>
-        </w:rPr>
-        <w:t xml:space="preserve"> It displays the version numbers and release notes first. If you confirm, it downloads the installer, computes its **SHA-256 cryptographic checksum**, and compares it with the server manifest. If the checksum matches, it runs the installer in silent mode to update your installation automatically. If it doesn't match, it blocks the install to protect you from corrupted downloads.</w:t>
-        <w:br/>
-        <w:t xml:space="preserve">        </w:t>
       </w:r>
     </w:p>
     <w:p>
@@ -11365,29 +11733,37 @@
           <w:i w:val="0"/>
           <w:sz w:val="22"/>
         </w:rPr>
-        <w:t xml:space="preserve"> Automatically gathers details about your Windows version, Python version, PySide6/Qt versions, serial port configuration, data counters (frames, errors), and the last 200 lines of the application log. It copies this info to your clipboard.</w:t>
+        <w:t xml:space="preserve"> Automatically gathers details about your Windows version, Python version,</w:t>
+        <w:br/>
+        <w:t xml:space="preserve">                PySide6/Qt versions, serial port configuration, data counters (frames, errors), and the last 200 lines</w:t>
+        <w:br/>
+        <w:t xml:space="preserve">                of the application log. It copies this info to your clipboard.</w:t>
+        <w:br/>
+        <w:t xml:space="preserve">                </w:t>
+      </w:r>
+      <w:r>
+        <w:rPr>
+          <w:rFonts w:ascii="PT Sans" w:hAnsi="PT Sans"/>
+          <w:b w:val="0"/>
+          <w:i/>
+          <w:sz w:val="22"/>
+        </w:rPr>
+        <w:t>Why you need it:</w:t>
+      </w:r>
+      <w:r>
+        <w:rPr>
+          <w:rFonts w:ascii="PT Sans" w:hAnsi="PT Sans"/>
+          <w:b w:val="0"/>
+          <w:i w:val="0"/>
+          <w:sz w:val="22"/>
+        </w:rPr>
+        <w:t xml:space="preserve"> If you run into a bug, you can click this action and immediately paste the</w:t>
+        <w:br/>
+        <w:t xml:space="preserve">                results into a bug report or support email, giving developers all the context they need to help you in</w:t>
+        <w:br/>
+        <w:t xml:space="preserve">                one click.</w:t>
         <w:br/>
         <w:t xml:space="preserve">            </w:t>
-      </w:r>
-      <w:r>
-        <w:rPr>
-          <w:rFonts w:ascii="PT Sans" w:hAnsi="PT Sans"/>
-          <w:b w:val="0"/>
-          <w:i/>
-          <w:sz w:val="22"/>
-        </w:rPr>
-        <w:t>Why you need it:</w:t>
-      </w:r>
-      <w:r>
-        <w:rPr>
-          <w:rFonts w:ascii="PT Sans" w:hAnsi="PT Sans"/>
-          <w:b w:val="0"/>
-          <w:i w:val="0"/>
-          <w:sz w:val="22"/>
-        </w:rPr>
-        <w:t xml:space="preserve"> If you run into a bug, you can click this action and immediately paste the results into a bug report or support email, giving developers all the context they need to help you in one click.</w:t>
-        <w:br/>
-        <w:t xml:space="preserve">        </w:t>
       </w:r>
     </w:p>
     <w:p>
@@ -11431,68 +11807,37 @@
           <w:i w:val="0"/>
           <w:sz w:val="22"/>
         </w:rPr>
-        <w:t xml:space="preserve"> Opens a dialog to report software issues directly from within the application.</w:t>
+        <w:t xml:space="preserve"> Opens a dialog to report software issues directly from within the</w:t>
+        <w:br/>
+        <w:t xml:space="preserve">                application.</w:t>
+        <w:br/>
+        <w:t xml:space="preserve">                </w:t>
+      </w:r>
+      <w:r>
+        <w:rPr>
+          <w:rFonts w:ascii="PT Sans" w:hAnsi="PT Sans"/>
+          <w:b w:val="0"/>
+          <w:i/>
+          <w:sz w:val="22"/>
+        </w:rPr>
+        <w:t>How it works:</w:t>
+      </w:r>
+      <w:r>
+        <w:rPr>
+          <w:rFonts w:ascii="PT Sans" w:hAnsi="PT Sans"/>
+          <w:b w:val="0"/>
+          <w:i w:val="0"/>
+          <w:sz w:val="22"/>
+        </w:rPr>
+        <w:t xml:space="preserve"> Enter a title and description, and optionally include the tail of the</w:t>
+        <w:br/>
+        <w:t xml:space="preserve">                application diagnostics log. When you submit, a background thread securely forwards your report along</w:t>
+        <w:br/>
+        <w:t xml:space="preserve">                with complete runtime context (OS, Python, Qt versions, active configuration path, connection status,</w:t>
+        <w:br/>
+        <w:t xml:space="preserve">                packet counters) to our issue tracking server.</w:t>
         <w:br/>
         <w:t xml:space="preserve">            </w:t>
-      </w:r>
-      <w:r>
-        <w:rPr>
-          <w:rFonts w:ascii="PT Sans" w:hAnsi="PT Sans"/>
-          <w:b w:val="0"/>
-          <w:i/>
-          <w:sz w:val="22"/>
-        </w:rPr>
-        <w:t>How it works:</w:t>
-      </w:r>
-      <w:r>
-        <w:rPr>
-          <w:rFonts w:ascii="PT Sans" w:hAnsi="PT Sans"/>
-          <w:b w:val="0"/>
-          <w:i w:val="0"/>
-          <w:sz w:val="22"/>
-        </w:rPr>
-        <w:t xml:space="preserve"> Enter a title and description, and optionally check the option to include the tail of the application diagnostics log (last 200 lines of </w:t>
-      </w:r>
-      <w:r>
-        <w:rPr>
-          <w:rFonts w:ascii="Consolas" w:hAnsi="Consolas"/>
-          <w:b w:val="0"/>
-          <w:i w:val="0"/>
-          <w:color w:val="1A5F7A"/>
-          <w:sz w:val="20"/>
-        </w:rPr>
-        <w:t>bytehound.log</w:t>
-      </w:r>
-      <w:r>
-        <w:rPr>
-          <w:rFonts w:ascii="PT Sans" w:hAnsi="PT Sans"/>
-          <w:b w:val="0"/>
-          <w:i w:val="0"/>
-          <w:sz w:val="22"/>
-        </w:rPr>
-        <w:t>). When you submit, the application securely forwards your description along with complete **system and session diagnostics** (including Windows/OS version, Python/Qt/PySide6 versions, frozen build status, active configuration path, connection status, serial port settings, and real-time telemetry counters such as frames received, CRC errors, timeouts, and I/O byte counts).</w:t>
-        <w:br/>
-        <w:t xml:space="preserve">            </w:t>
-      </w:r>
-      <w:r>
-        <w:rPr>
-          <w:rFonts w:ascii="PT Sans" w:hAnsi="PT Sans"/>
-          <w:b w:val="0"/>
-          <w:i/>
-          <w:sz w:val="22"/>
-        </w:rPr>
-        <w:t>What you should include manually:</w:t>
-      </w:r>
-      <w:r>
-        <w:rPr>
-          <w:rFonts w:ascii="PT Sans" w:hAnsi="PT Sans"/>
-          <w:b w:val="0"/>
-          <w:i w:val="0"/>
-          <w:sz w:val="22"/>
-        </w:rPr>
-        <w:t xml:space="preserve"> To help developers reproduce and rectify bugs quickly, please describe the exact steps to trigger the bug, the expected behavior vs. actual behavior, and consider sharing your custom Excel/CSV configuration workbook if the issue is config-dependent.</w:t>
-        <w:br/>
-        <w:t xml:space="preserve">        </w:t>
       </w:r>
     </w:p>
     <w:p>
@@ -11536,9 +11881,11 @@
           <w:i w:val="0"/>
           <w:sz w:val="22"/>
         </w:rPr>
-        <w:t xml:space="preserve"> Opens a window showing copyright notices, version info, credits, and links to the MIT License.</w:t>
+        <w:t xml:space="preserve"> Opens a window showing copyright notices, version info, credits, and links to</w:t>
         <w:br/>
-        <w:t xml:space="preserve">        </w:t>
+        <w:t xml:space="preserve">                the MIT License.</w:t>
+        <w:br/>
+        <w:t xml:space="preserve">            </w:t>
       </w:r>
     </w:p>
     <w:p>
@@ -11578,6 +11925,8 @@
           <w:sz w:val="22"/>
         </w:rPr>
         <w:t>The app isn't just for reading data — you can actively command your hardware over the same serial connection.</w:t>
+        <w:br/>
+        <w:t xml:space="preserve">        </w:t>
       </w:r>
     </w:p>
     <w:p>
@@ -11626,7 +11975,9 @@
           <w:i w:val="0"/>
           <w:sz w:val="22"/>
         </w:rPr>
-        <w:t xml:space="preserve"> panel provides config-defined commands for sending predefined packets to your hardware. Choose a command from the selector, review the generated </w:t>
+        <w:t xml:space="preserve"> panel provides config-defined commands for sending predefined packets to</w:t>
+        <w:br/>
+        <w:t xml:space="preserve">            your hardware. Choose a command from the selector, review the generated </w:t>
       </w:r>
       <w:r>
         <w:rPr>
@@ -11644,7 +11995,9 @@
           <w:i w:val="0"/>
           <w:sz w:val="22"/>
         </w:rPr>
-        <w:t xml:space="preserve">, then click </w:t>
+        <w:t>,</w:t>
+        <w:br/>
+        <w:t xml:space="preserve">            then click </w:t>
       </w:r>
       <w:r>
         <w:rPr>
@@ -11663,6 +12016,8 @@
           <w:sz w:val="22"/>
         </w:rPr>
         <w:t>. This is useful for triggering resets, clearing faults, or toggling modes.</w:t>
+        <w:br/>
+        <w:t xml:space="preserve">        </w:t>
       </w:r>
     </w:p>
     <w:p>
@@ -11696,7 +12051,11 @@
           <w:i w:val="0"/>
           <w:sz w:val="22"/>
         </w:rPr>
-        <w:t xml:space="preserve">) show an inline numeric form. The app validates ranges, applies scale/offset in reverse, appends the encoded field bytes after any static </w:t>
+        <w:t>) show an inline numeric form. The app</w:t>
+        <w:br/>
+        <w:t xml:space="preserve">            validates ranges, applies scale/offset in reverse, appends the encoded field bytes after any static</w:t>
+        <w:br/>
+        <w:t xml:space="preserve">            </w:t>
       </w:r>
       <w:r>
         <w:rPr>
@@ -11733,7 +12092,9 @@
           <w:i w:val="0"/>
           <w:sz w:val="22"/>
         </w:rPr>
-        <w:t xml:space="preserve"> to refresh the preview without transmitting.</w:t>
+        <w:t xml:space="preserve"> to refresh</w:t>
+        <w:br/>
+        <w:t xml:space="preserve">            the preview without transmitting.</w:t>
       </w:r>
     </w:p>
     <w:tbl>
@@ -11794,7 +12155,9 @@
                 <w:i w:val="0"/>
                 <w:sz w:val="20"/>
               </w:rPr>
-              <w:t xml:space="preserve"> Packet preview works from the loaded config even before a serial port is open, but </w:t>
+              <w:t xml:space="preserve"> Packet preview works from the loaded config even before a</w:t>
+              <w:br/>
+              <w:t xml:space="preserve">            serial port is open, but </w:t>
             </w:r>
             <w:r>
               <w:rPr>
@@ -11814,7 +12177,7 @@
               </w:rPr>
               <w:t xml:space="preserve"> will refuse to transmit until you connect.</w:t>
               <w:br/>
-              <w:t xml:space="preserve">    </w:t>
+              <w:t xml:space="preserve">        </w:t>
             </w:r>
           </w:p>
         </w:tc>
@@ -11927,7 +12290,9 @@
           <w:i w:val="0"/>
           <w:sz w:val="22"/>
         </w:rPr>
-        <w:t xml:space="preserve"> panel shows all signals in your config that are marked as writable (</w:t>
+        <w:t xml:space="preserve"> panel shows all signals in your config that are marked as writable</w:t>
+        <w:br/>
+        <w:t xml:space="preserve">            (</w:t>
       </w:r>
       <w:r>
         <w:rPr>
@@ -12072,7 +12437,10 @@
           <w:i w:val="0"/>
           <w:sz w:val="22"/>
         </w:rPr>
-        <w:t xml:space="preserve"> column's input field. Hover over the input to see the numeric range inferred from </w:t>
+        <w:br/>
+        <w:t xml:space="preserve">                column's input field. Hover over the input to see the numeric range inferred from</w:t>
+        <w:br/>
+        <w:t xml:space="preserve">                </w:t>
       </w:r>
       <w:r>
         <w:rPr>
@@ -12173,7 +12541,11 @@
           <w:i w:val="0"/>
           <w:sz w:val="22"/>
         </w:rPr>
-        <w:t xml:space="preserve"> button. The app validates the range, reverses the scale/offset, encodes the raw bytes, appends the correct checksum, and transmits the packet immediately as a priority TX.</w:t>
+        <w:t xml:space="preserve"> button. The app validates the range, reverses</w:t>
+        <w:br/>
+        <w:t xml:space="preserve">                the scale/offset, encodes the raw bytes, appends the correct checksum, and transmits the packet</w:t>
+        <w:br/>
+        <w:t xml:space="preserve">                immediately as a priority TX.</w:t>
       </w:r>
     </w:p>
     <w:p>
@@ -12461,7 +12833,9 @@
                 <w:color w:val="333333"/>
                 <w:sz w:val="20"/>
               </w:rPr>
-              <w:t>. The encoded bytes are placed at the exact</w:t>
+              <w:t>. The encoded bytes are</w:t>
+              <w:br/>
+              <w:t xml:space="preserve">                    placed at the exact</w:t>
             </w:r>
             <w:r>
               <w:rPr>
@@ -12481,7 +12855,9 @@
                 <w:color w:val="333333"/>
                 <w:sz w:val="20"/>
               </w:rPr>
-              <w:t>offset (zero-padded payload). Header, length, CRC, and footer are all added automatically per the Protocol sheet.</w:t>
+              <w:t>offset (zero-padded payload). Header, length, CRC, and</w:t>
+              <w:br/>
+              <w:t xml:space="preserve">                    footer are all added automatically per the Protocol sheet.</w:t>
             </w:r>
           </w:p>
         </w:tc>
@@ -12534,7 +12910,9 @@
                 <w:color w:val="333333"/>
                 <w:sz w:val="20"/>
               </w:rPr>
-              <w:t>An FC 06 (single-register) request is built when the encoded payload is 2 bytes; FC 16 (multi-register) is used for longer payloads. The raw value is encoded using the signal's</w:t>
+              <w:t>An FC 06 (single-register) request is built when the encoded payload is 2 bytes; FC 16</w:t>
+              <w:br/>
+              <w:t xml:space="preserve">                    (multi-register) is used for longer payloads. The raw value is encoded using the signal's</w:t>
             </w:r>
             <w:r>
               <w:rPr>
@@ -12630,7 +13008,9 @@
                 <w:sz w:val="20"/>
               </w:rPr>
               <w:br/>
-              <w:t xml:space="preserve">        Writes require an active serial connection. If no signals appear in the editor, all signals in your config are set to </w:t>
+              <w:t xml:space="preserve">            Writes require an active serial connection. If no signals appear in the editor, all signals in your config</w:t>
+              <w:br/>
+              <w:t xml:space="preserve">            are set to </w:t>
             </w:r>
             <w:r>
               <w:rPr>
@@ -12649,7 +13029,9 @@
                 <w:i w:val="0"/>
                 <w:sz w:val="20"/>
               </w:rPr>
-              <w:t xml:space="preserve"> (read-only). Update your Excel config to mark the appropriate signals as </w:t>
+              <w:t xml:space="preserve"> (read-only). Update your Excel config to mark the appropriate signals</w:t>
+              <w:br/>
+              <w:t xml:space="preserve">            as </w:t>
             </w:r>
             <w:r>
               <w:rPr>
@@ -12689,7 +13071,7 @@
               </w:rPr>
               <w:t>.</w:t>
               <w:br/>
-              <w:t xml:space="preserve">    </w:t>
+              <w:t xml:space="preserve">        </w:t>
             </w:r>
           </w:p>
         </w:tc>
@@ -12750,7 +13132,7 @@
                 <w:sz w:val="20"/>
               </w:rPr>
               <w:br/>
-              <w:t xml:space="preserve">        Parameter Editor writes are recorded in the </w:t>
+              <w:t xml:space="preserve">            Parameter Editor writes are recorded in the </w:t>
             </w:r>
             <w:r>
               <w:rPr>
@@ -12768,7 +13150,9 @@
                 <w:i w:val="0"/>
                 <w:sz w:val="20"/>
               </w:rPr>
-              <w:t xml:space="preserve"> with the signal name, engineering value, unit, and full raw hex. TX Command sends are also echoed in the Raw Console as </w:t>
+              <w:t xml:space="preserve"> with the signal name, engineering</w:t>
+              <w:br/>
+              <w:t xml:space="preserve">            value, unit, and full raw hex. TX Command sends are also echoed in the Raw Console as </w:t>
             </w:r>
             <w:r>
               <w:rPr>
@@ -12789,7 +13173,7 @@
               </w:rPr>
               <w:t xml:space="preserve"> lines.</w:t>
               <w:br/>
-              <w:t xml:space="preserve">    </w:t>
+              <w:t xml:space="preserve">        </w:t>
             </w:r>
           </w:p>
         </w:tc>
@@ -12865,7 +13249,9 @@
           <w:i w:val="0"/>
           <w:sz w:val="22"/>
         </w:rPr>
-        <w:t xml:space="preserve">, the </w:t>
+        <w:t>,</w:t>
+        <w:br/>
+        <w:t xml:space="preserve">            the </w:t>
       </w:r>
       <w:r>
         <w:rPr>
@@ -12883,7 +13269,9 @@
           <w:i w:val="0"/>
           <w:sz w:val="22"/>
         </w:rPr>
-        <w:t>, or an Auto-Fetch poll request — follows the same wire format defined by your Protocol sheet. Use this guide to decode any TX line.</w:t>
+        <w:t>, or an Auto-Fetch poll request — follows the same wire format defined</w:t>
+        <w:br/>
+        <w:t xml:space="preserve">            by your Protocol sheet. Use this guide to decode any TX line.</w:t>
       </w:r>
     </w:p>
     <w:p>
@@ -13152,7 +13540,9 @@
           <w:i w:val="0"/>
           <w:sz w:val="22"/>
         </w:rPr>
-        <w:t xml:space="preserve"> to a uint16 signal on frame </w:t>
+        <w:t xml:space="preserve"> to a uint16 signal on</w:t>
+        <w:br/>
+        <w:t xml:space="preserve">            frame </w:t>
       </w:r>
       <w:r>
         <w:rPr>
@@ -13332,7 +13722,7 @@
                 <w:sz w:val="20"/>
               </w:rPr>
               <w:br/>
-              <w:t xml:space="preserve">        If your packet ends in zeros with </w:t>
+              <w:t xml:space="preserve">            If your packet ends in zeros with </w:t>
             </w:r>
             <w:r>
               <w:rPr>
@@ -13350,7 +13740,9 @@
                 <w:i w:val="0"/>
                 <w:sz w:val="20"/>
               </w:rPr>
-              <w:t xml:space="preserve"> like the example above, that means your config has </w:t>
+              <w:t xml:space="preserve"> like the example above, that</w:t>
+              <w:br/>
+              <w:t xml:space="preserve">            means your config has </w:t>
             </w:r>
             <w:r>
               <w:rPr>
@@ -13388,7 +13780,11 @@
                 <w:i w:val="0"/>
                 <w:sz w:val="20"/>
               </w:rPr>
-              <w:t xml:space="preserve">. If you expected a CRC and footer, open your Protocol sheet and check those two fields. With a CRC and footer configured, the last bytes of the frame would be the CRC + footer, and the zero-padding would sit </w:t>
+              <w:t>. If you expected a CRC</w:t>
+              <w:br/>
+              <w:t xml:space="preserve">            and footer, open your Protocol sheet and check those two fields. With a CRC and footer configured, the last</w:t>
+              <w:br/>
+              <w:t xml:space="preserve">            bytes of the frame would be the CRC + footer, and the zero-padding would sit </w:t>
             </w:r>
             <w:r>
               <w:rPr>
@@ -13406,7 +13802,9 @@
                 <w:i w:val="0"/>
                 <w:sz w:val="20"/>
               </w:rPr>
-              <w:t xml:space="preserve"> the payload and the CRC. </w:t>
+              <w:t xml:space="preserve"> the payload</w:t>
+              <w:br/>
+              <w:t xml:space="preserve">            and the CRC. </w:t>
             </w:r>
             <w:r>
               <w:rPr>
@@ -13443,9 +13841,11 @@
                 <w:i w:val="0"/>
                 <w:sz w:val="20"/>
               </w:rPr>
-              <w:t>, including CRC and footer.</w:t>
+              <w:t>, including</w:t>
               <w:br/>
-              <w:t xml:space="preserve">    </w:t>
+              <w:t xml:space="preserve">            CRC and footer.</w:t>
+              <w:br/>
+              <w:t xml:space="preserve">        </w:t>
             </w:r>
           </w:p>
         </w:tc>
@@ -13541,7 +13941,8 @@
           <w:i w:val="0"/>
           <w:sz w:val="22"/>
         </w:rPr>
-        <w:t xml:space="preserve"> to register address </w:t>
+        <w:br/>
+        <w:t xml:space="preserve">            to register address </w:t>
       </w:r>
       <w:r>
         <w:rPr>
@@ -13721,7 +14122,9 @@
                 <w:sz w:val="20"/>
               </w:rPr>
               <w:br/>
-              <w:t xml:space="preserve">        Modbus byte order is fixed by the spec: addresses and values are big-endian, the CRC is little-endian. The Protocol sheet's </w:t>
+              <w:t xml:space="preserve">            Modbus byte order is fixed by the spec: addresses and values are big-endian, the CRC is little-endian. The</w:t>
+              <w:br/>
+              <w:t xml:space="preserve">            Protocol sheet's </w:t>
             </w:r>
             <w:r>
               <w:rPr>
@@ -13742,7 +14145,7 @@
               </w:rPr>
               <w:t xml:space="preserve"> fields are ignored for Modbus.</w:t>
               <w:br/>
-              <w:t xml:space="preserve">    </w:t>
+              <w:t xml:space="preserve">        </w:t>
             </w:r>
           </w:p>
         </w:tc>
@@ -14458,7 +14861,9 @@
                 <w:color w:val="333333"/>
                 <w:sz w:val="20"/>
               </w:rPr>
-              <w:t>on the variable.</w:t>
+              <w:t>on the</w:t>
+              <w:br/>
+              <w:t xml:space="preserve">                    variable.</w:t>
             </w:r>
           </w:p>
         </w:tc>
@@ -14951,7 +15356,9 @@
           <w:i w:val="0"/>
           <w:sz w:val="22"/>
         </w:rPr>
-        <w:t>Raw + Decoded</w:t>
+        <w:t>Raw +</w:t>
+        <w:br/>
+        <w:t xml:space="preserve">                    Decoded</w:t>
       </w:r>
       <w:r>
         <w:rPr>
@@ -14996,7 +15403,9 @@
           <w:i w:val="0"/>
           <w:sz w:val="22"/>
         </w:rPr>
-        <w:t xml:space="preserve">, then pick the base filename. The button turns </w:t>
+        <w:t>, then pick the base</w:t>
+        <w:br/>
+        <w:t xml:space="preserve">                filename. The button turns </w:t>
       </w:r>
       <w:r>
         <w:rPr>
@@ -15014,7 +15423,9 @@
           <w:i w:val="0"/>
           <w:sz w:val="22"/>
         </w:rPr>
-        <w:t xml:space="preserve"> while logging is active.</w:t>
+        <w:t xml:space="preserve"> while logging is</w:t>
+        <w:br/>
+        <w:t xml:space="preserve">                active.</w:t>
       </w:r>
     </w:p>
     <w:p>
@@ -15059,9 +15470,11 @@
           <w:i w:val="0"/>
           <w:sz w:val="22"/>
         </w:rPr>
-        <w:t>. Depending on the selected mode, the app writes:</w:t>
+        <w:t>. Depending on the selected mode, the app</w:t>
         <w:br/>
-        <w:t xml:space="preserve">            </w:t>
+        <w:t xml:space="preserve">                writes:</w:t>
+        <w:br/>
+        <w:t xml:space="preserve">                </w:t>
       </w:r>
     </w:p>
     <w:p>
@@ -15116,7 +15529,9 @@
           <w:i w:val="0"/>
           <w:sz w:val="22"/>
         </w:rPr>
-        <w:t xml:space="preserve">, </w:t>
+        <w:t>,</w:t>
+        <w:br/>
+        <w:t xml:space="preserve">                        </w:t>
       </w:r>
       <w:r>
         <w:rPr>
@@ -15173,7 +15588,9 @@
           <w:i w:val="0"/>
           <w:sz w:val="22"/>
         </w:rPr>
-        <w:t xml:space="preserve"> columns. The byte-level capture of the session.</w:t>
+        <w:t xml:space="preserve"> columns. The byte-level</w:t>
+        <w:br/>
+        <w:t xml:space="preserve">                        capture of the session.</w:t>
       </w:r>
     </w:p>
     <w:p>
@@ -15228,7 +15645,9 @@
           <w:i w:val="0"/>
           <w:sz w:val="22"/>
         </w:rPr>
-        <w:t xml:space="preserve"> (app, version, port, baud, config path, session start, logging mode, etc.) and </w:t>
+        <w:t xml:space="preserve"> (app,</w:t>
+        <w:br/>
+        <w:t xml:space="preserve">                        version, port, baud, config path, session start, logging mode, etc.) and </w:t>
       </w:r>
       <w:r>
         <w:rPr>
@@ -15247,7 +15666,9 @@
           <w:i w:val="0"/>
           <w:sz w:val="22"/>
         </w:rPr>
-        <w:t xml:space="preserve"> (one wide row per complete poll cycle, with a per-frame block of </w:t>
+        <w:t xml:space="preserve"> (one</w:t>
+        <w:br/>
+        <w:t xml:space="preserve">                        wide row per complete poll cycle, with a per-frame block of </w:t>
       </w:r>
       <w:r>
         <w:rPr>
@@ -15266,7 +15687,9 @@
           <w:i w:val="0"/>
           <w:sz w:val="22"/>
         </w:rPr>
-        <w:t xml:space="preserve"> + </w:t>
+        <w:t xml:space="preserve"> +</w:t>
+        <w:br/>
+        <w:t xml:space="preserve">                        </w:t>
       </w:r>
       <w:r>
         <w:rPr>
@@ -15443,7 +15866,7 @@
                 <w:sz w:val="20"/>
               </w:rPr>
               <w:br/>
-              <w:t xml:space="preserve">        The raw CSV is flushed periodically (default 0.5 s, configurable under </w:t>
+              <w:t xml:space="preserve">            The raw CSV is flushed periodically (default 0.5 s, configurable under </w:t>
             </w:r>
             <w:r>
               <w:rPr>
@@ -15452,7 +15875,9 @@
                 <w:i w:val="0"/>
                 <w:sz w:val="20"/>
               </w:rPr>
-              <w:t>Tools → Logging Settings</w:t>
+              <w:t>Tools → Logging</w:t>
+              <w:br/>
+              <w:t xml:space="preserve">                Settings</w:t>
             </w:r>
             <w:r>
               <w:rPr>
@@ -15480,7 +15905,9 @@
                 <w:i w:val="0"/>
                 <w:sz w:val="20"/>
               </w:rPr>
-              <w:t xml:space="preserve"> is buffered in memory and saved on </w:t>
+              <w:t xml:space="preserve"> is buffered in memory and</w:t>
+              <w:br/>
+              <w:t xml:space="preserve">            saved on </w:t>
             </w:r>
             <w:r>
               <w:rPr>
@@ -15498,9 +15925,11 @@
                 <w:i w:val="0"/>
                 <w:sz w:val="20"/>
               </w:rPr>
-              <w:t xml:space="preserve"> — if the app crashes before Stop, the decoded workbook is lost. A session config snapshot is saved beside the log so the same decoder can be re-applied later.</w:t>
+              <w:t xml:space="preserve"> — if the app crashes before Stop, the decoded workbook is lost. A</w:t>
               <w:br/>
-              <w:t xml:space="preserve">    </w:t>
+              <w:t xml:space="preserve">            session config snapshot is saved beside the log so the same decoder can be re-applied later.</w:t>
+              <w:br/>
+              <w:t xml:space="preserve">        </w:t>
             </w:r>
           </w:p>
         </w:tc>
@@ -15557,7 +15986,9 @@
           <w:i w:val="0"/>
           <w:sz w:val="22"/>
         </w:rPr>
-        <w:t>, you can configure application-level diagnostic logging and data flushing:</w:t>
+        <w:t>, you can configure application-level diagnostic logging and</w:t>
+        <w:br/>
+        <w:t xml:space="preserve">            data flushing:</w:t>
       </w:r>
     </w:p>
     <w:p>
@@ -15592,7 +16023,9 @@
           <w:i w:val="0"/>
           <w:sz w:val="22"/>
         </w:rPr>
-        <w:t>: Sets the verbosity of Bytehound's internal rotating log file (</w:t>
+        <w:t>: Sets the verbosity of Bytehound's internal rotating log file</w:t>
+        <w:br/>
+        <w:t xml:space="preserve">                (</w:t>
       </w:r>
       <w:r>
         <w:rPr>
@@ -15649,7 +16082,9 @@
           <w:i w:val="0"/>
           <w:sz w:val="22"/>
         </w:rPr>
-        <w:t xml:space="preserve"> if you are troubleshooting parse failures or protocol issues.</w:t>
+        <w:t xml:space="preserve"> if you are</w:t>
+        <w:br/>
+        <w:t xml:space="preserve">                troubleshooting parse failures or protocol issues.</w:t>
       </w:r>
     </w:p>
     <w:p>
@@ -15703,7 +16138,9 @@
           <w:i w:val="0"/>
           <w:sz w:val="22"/>
         </w:rPr>
-        <w:t xml:space="preserve"> telemetry log writes to disk. The default is </w:t>
+        <w:t xml:space="preserve"> telemetry log</w:t>
+        <w:br/>
+        <w:t xml:space="preserve">                writes to disk. The default is </w:t>
       </w:r>
       <w:r>
         <w:rPr>
@@ -15741,7 +16178,11 @@
           <w:i w:val="0"/>
           <w:sz w:val="22"/>
         </w:rPr>
-        <w:t xml:space="preserve"> to flush on every write, which ensures no raw data is lost if the app crashes, though it may cause a slight performance penalty on slower disks. (Decoded </w:t>
+        <w:t xml:space="preserve"> to flush on every write,</w:t>
+        <w:br/>
+        <w:t xml:space="preserve">                which ensures no raw data is lost if the app crashes, though it may cause a slight performance penalty</w:t>
+        <w:br/>
+        <w:t xml:space="preserve">                on slower disks. (Decoded </w:t>
       </w:r>
       <w:r>
         <w:rPr>
@@ -15761,6 +16202,8 @@
           <w:sz w:val="22"/>
         </w:rPr>
         <w:t xml:space="preserve"> logs are always kept in memory and only written on Stop.)</w:t>
+        <w:br/>
+        <w:t xml:space="preserve">            </w:t>
       </w:r>
     </w:p>
     <w:p>
@@ -15796,7 +16239,9 @@
           <w:i w:val="0"/>
           <w:sz w:val="22"/>
         </w:rPr>
-        <w:t>For deep-diving into saved test data and comparing multiple runs. The window is non-modal, so you can keep it open while the main app is running.</w:t>
+        <w:t>For deep-diving into saved test data and comparing multiple runs. The window is non-modal, so you can keep it</w:t>
+        <w:br/>
+        <w:t xml:space="preserve">            open while the main app is running.</w:t>
       </w:r>
     </w:p>
     <w:p>
@@ -15974,7 +16419,9 @@
           <w:i w:val="0"/>
           <w:sz w:val="22"/>
         </w:rPr>
-        <w:t>) and choose one or more files.</w:t>
+        <w:t>) and choose one or more</w:t>
+        <w:br/>
+        <w:t xml:space="preserve">                files.</w:t>
       </w:r>
     </w:p>
     <w:p>
@@ -16038,7 +16485,9 @@
           <w:i w:val="0"/>
           <w:sz w:val="22"/>
         </w:rPr>
-        <w:t xml:space="preserve">, and external Dyno-style </w:t>
+        <w:t>, and external</w:t>
+        <w:br/>
+        <w:t xml:space="preserve">                Dyno-style </w:t>
       </w:r>
       <w:r>
         <w:rPr>
@@ -16379,7 +16828,9 @@
           <w:i w:val="0"/>
           <w:sz w:val="22"/>
         </w:rPr>
-        <w:t xml:space="preserve"> / </w:t>
+        <w:t xml:space="preserve"> /</w:t>
+        <w:br/>
+        <w:t xml:space="preserve">                </w:t>
       </w:r>
       <w:r>
         <w:rPr>
@@ -16432,7 +16883,9 @@
           <w:i w:val="0"/>
           <w:sz w:val="22"/>
         </w:rPr>
-        <w:t xml:space="preserve"> drag parameters between subplots, or create a new empty subplot and drop into it.</w:t>
+        <w:t xml:space="preserve"> drag parameters between subplots, or create a new empty subplot and drop</w:t>
+        <w:br/>
+        <w:t xml:space="preserve">                into it.</w:t>
       </w:r>
     </w:p>
     <w:p>
@@ -16467,7 +16920,9 @@
           <w:i w:val="0"/>
           <w:sz w:val="22"/>
         </w:rPr>
-        <w:t xml:space="preserve"> move parameters to another subplot, normalize curves to 0-1, enable smoothing, or delete a subplot.</w:t>
+        <w:t xml:space="preserve"> move parameters to another subplot, normalize curves to 0-1, enable</w:t>
+        <w:br/>
+        <w:t xml:space="preserve">                smoothing, or delete a subplot.</w:t>
       </w:r>
     </w:p>
     <w:p>
@@ -16558,7 +17013,9 @@
           <w:i w:val="0"/>
           <w:sz w:val="22"/>
         </w:rPr>
-        <w:t xml:space="preserve"> in multi-parameter subplots, color indicates parameter and line style indicates log; in single-parameter plots, color tracks the log.</w:t>
+        <w:t xml:space="preserve"> in multi-parameter subplots, color indicates parameter and line</w:t>
+        <w:br/>
+        <w:t xml:space="preserve">                style indicates log; in single-parameter plots, color tracks the log.</w:t>
       </w:r>
     </w:p>
     <w:p>
@@ -16602,7 +17059,9 @@
           <w:i w:val="0"/>
           <w:sz w:val="22"/>
         </w:rPr>
-        <w:t xml:space="preserve"> re-scales Y after X zoom/pan (</w:t>
+        <w:t xml:space="preserve"> re-scales Y after X</w:t>
+        <w:br/>
+        <w:t xml:space="preserve">                zoom/pan (</w:t>
       </w:r>
       <w:r>
         <w:rPr>
@@ -16665,7 +17124,9 @@
           <w:i w:val="0"/>
           <w:sz w:val="22"/>
         </w:rPr>
-        <w:t xml:space="preserve"> swaps elapsed time for HH:MM:SS when the log has a start timestamp.</w:t>
+        <w:t xml:space="preserve"> swaps elapsed time for</w:t>
+        <w:br/>
+        <w:t xml:space="preserve">                HH:MM:SS when the log has a start timestamp.</w:t>
       </w:r>
     </w:p>
     <w:p>
@@ -16813,7 +17274,8 @@
           <w:i w:val="0"/>
           <w:sz w:val="22"/>
         </w:rPr>
-        <w:t xml:space="preserve"> adds one across all subplots.</w:t>
+        <w:br/>
+        <w:t xml:space="preserve">                adds one across all subplots.</w:t>
       </w:r>
     </w:p>
     <w:p>
@@ -16912,7 +17374,9 @@
           <w:i w:val="0"/>
           <w:sz w:val="22"/>
         </w:rPr>
-        <w:t xml:space="preserve"> removes the selected cursor; </w:t>
+        <w:t xml:space="preserve"> removes the selected cursor;</w:t>
+        <w:br/>
+        <w:t xml:space="preserve">                </w:t>
       </w:r>
       <w:r>
         <w:rPr>
@@ -17001,7 +17465,9 @@
           <w:i w:val="0"/>
           <w:sz w:val="22"/>
         </w:rPr>
-        <w:t xml:space="preserve">, </w:t>
+        <w:t>,</w:t>
+        <w:br/>
+        <w:t xml:space="preserve">                </w:t>
       </w:r>
       <w:r>
         <w:rPr>
@@ -17108,7 +17574,9 @@
           <w:i w:val="0"/>
           <w:sz w:val="22"/>
         </w:rPr>
-        <w:t xml:space="preserve"> when two vertical cursors are active, the Delta column shows C2 minus C1 for each curve.</w:t>
+        <w:t xml:space="preserve"> when two vertical cursors are active, the Delta column shows C2 minus</w:t>
+        <w:br/>
+        <w:t xml:space="preserve">                C1 for each curve.</w:t>
       </w:r>
     </w:p>
     <w:p>
@@ -17143,7 +17611,9 @@
           <w:i w:val="0"/>
           <w:sz w:val="22"/>
         </w:rPr>
-        <w:t xml:space="preserve"> when two horizontal cursors are on the same subplot, the Delta column shows H2 minus H1.</w:t>
+        <w:t xml:space="preserve"> when two horizontal cursors are on the same subplot, the Delta</w:t>
+        <w:br/>
+        <w:t xml:space="preserve">                column shows H2 minus H1.</w:t>
       </w:r>
     </w:p>
     <w:p>
@@ -17196,7 +17666,9 @@
           <w:i w:val="0"/>
           <w:sz w:val="22"/>
         </w:rPr>
-        <w:t xml:space="preserve">, </w:t>
+        <w:t>,</w:t>
+        <w:br/>
+        <w:t xml:space="preserve">                </w:t>
       </w:r>
       <w:r>
         <w:rPr>
@@ -17267,7 +17739,9 @@
           <w:i w:val="0"/>
           <w:sz w:val="22"/>
         </w:rPr>
-        <w:t xml:space="preserve"> shows min, P5, mean, median, P95, max, std, and n for the visible X-range of each curve.</w:t>
+        <w:t xml:space="preserve"> shows min, P5, mean, median, P95, max, std, and n for the visible</w:t>
+        <w:br/>
+        <w:t xml:space="preserve">                X-range of each curve.</w:t>
       </w:r>
     </w:p>
     <w:p>
@@ -17343,6 +17817,8 @@
                 <w:sz w:val="20"/>
               </w:rPr>
               <w:t xml:space="preserve"> 5th and 95th percentiles (values below/above which 5% of samples fall).</w:t>
+              <w:br/>
+              <w:t xml:space="preserve">                </w:t>
             </w:r>
             <w:r>
               <w:rPr>
@@ -17758,7 +18234,9 @@
           <w:i w:val="0"/>
           <w:sz w:val="22"/>
         </w:rPr>
-        <w:t xml:space="preserve"> stores layout, checked params, cursors, and view range; </w:t>
+        <w:t xml:space="preserve"> stores layout, checked params,</w:t>
+        <w:br/>
+        <w:t xml:space="preserve">                cursors, and view range; </w:t>
       </w:r>
       <w:r>
         <w:rPr>
@@ -17820,7 +18298,13 @@
           <w:i w:val="0"/>
           <w:sz w:val="22"/>
         </w:rPr>
-        <w:t xml:space="preserve"> writes a wide table over the current X-range. If the exported range is very dense (e.g. over 100,000 points), Bytehound will automatically prompt you to apply a decimation factor to keep the CSV file small and Excel-friendly.</w:t>
+        <w:t xml:space="preserve"> writes a wide</w:t>
+        <w:br/>
+        <w:t xml:space="preserve">                table over the current X-range. If the exported range is very dense (e.g. over 100,000 points),</w:t>
+        <w:br/>
+        <w:t xml:space="preserve">                Bytehound will automatically prompt you to apply a decimation factor to keep the CSV file small and</w:t>
+        <w:br/>
+        <w:t xml:space="preserve">                Excel-friendly.</w:t>
       </w:r>
     </w:p>
     <w:p>
@@ -17873,7 +18357,9 @@
           <w:i w:val="0"/>
           <w:sz w:val="22"/>
         </w:rPr>
-        <w:t>Export Plots as PDF...</w:t>
+        <w:t>Export</w:t>
+        <w:br/>
+        <w:t xml:space="preserve">                    Plots as PDF...</w:t>
       </w:r>
       <w:r>
         <w:rPr>
@@ -17917,7 +18403,9 @@
           <w:i w:val="0"/>
           <w:sz w:val="22"/>
         </w:rPr>
-        <w:t xml:space="preserve"> right-click a subplot to export its visible range or copy the plot image.</w:t>
+        <w:t xml:space="preserve"> right-click a subplot to export its visible range or copy the plot</w:t>
+        <w:br/>
+        <w:t xml:space="preserve">                image.</w:t>
       </w:r>
     </w:p>
     <w:p>
@@ -17970,7 +18458,9 @@
           <w:i w:val="0"/>
           <w:sz w:val="22"/>
         </w:rPr>
-        <w:t>Open Analysis Folder</w:t>
+        <w:t>Open Analysis</w:t>
+        <w:br/>
+        <w:t xml:space="preserve">                    Folder</w:t>
       </w:r>
       <w:r>
         <w:rPr>
@@ -18050,7 +18540,9 @@
           <w:i w:val="0"/>
           <w:sz w:val="22"/>
         </w:rPr>
-        <w:t xml:space="preserve"> load logs, manage sessions, export CSV/images/PDF, open output folders, close window.</w:t>
+        <w:t xml:space="preserve"> load logs, manage sessions, export CSV/images/PDF, open output folders, close</w:t>
+        <w:br/>
+        <w:t xml:space="preserve">                window.</w:t>
       </w:r>
     </w:p>
     <w:p>
@@ -18085,7 +18577,9 @@
           <w:i w:val="0"/>
           <w:sz w:val="22"/>
         </w:rPr>
-        <w:t xml:space="preserve"> auto-fit Y, reset zoom, switch Cursors/Statistics tab, set smoothing window, toggle wall-clock time.</w:t>
+        <w:t xml:space="preserve"> auto-fit Y, reset zoom, switch Cursors/Statistics tab, set smoothing window,</w:t>
+        <w:br/>
+        <w:t xml:space="preserve">                toggle wall-clock time.</w:t>
       </w:r>
     </w:p>
     <w:p>
@@ -18190,7 +18684,9 @@
           <w:i w:val="0"/>
           <w:sz w:val="22"/>
         </w:rPr>
-        <w:t xml:space="preserve">: configure how the Analysis Suite reads external log files that don't follow Bytehound's default decoded </w:t>
+        <w:t>: configure how the Analysis Suite reads external log</w:t>
+        <w:br/>
+        <w:t xml:space="preserve">                files that don't follow Bytehound's default decoded </w:t>
       </w:r>
       <w:r>
         <w:rPr>
@@ -18209,39 +18705,43 @@
           <w:i w:val="0"/>
           <w:sz w:val="22"/>
         </w:rPr>
-        <w:t xml:space="preserve"> format. Three settings are available:</w:t>
+        <w:t xml:space="preserve"> format. Three settings are</w:t>
+        <w:br/>
+        <w:t xml:space="preserve">                available:</w:t>
+        <w:br/>
+        <w:t xml:space="preserve">                </w:t>
+      </w:r>
+      <w:r>
+        <w:rPr>
+          <w:rFonts w:ascii="PT Sans" w:hAnsi="PT Sans"/>
+          <w:b w:val="0"/>
+          <w:i w:val="0"/>
+          <w:sz w:val="22"/>
+        </w:rPr>
+        <w:br/>
+        <w:t xml:space="preserve">                Settings are persisted between sessions. Click </w:t>
+      </w:r>
+      <w:r>
+        <w:rPr>
+          <w:rFonts w:ascii="PT Sans" w:hAnsi="PT Sans"/>
+          <w:b/>
+          <w:i w:val="0"/>
+          <w:sz w:val="22"/>
+        </w:rPr>
+        <w:t>Save</w:t>
+      </w:r>
+      <w:r>
+        <w:rPr>
+          <w:rFonts w:ascii="PT Sans" w:hAnsi="PT Sans"/>
+          <w:b w:val="0"/>
+          <w:i w:val="0"/>
+          <w:sz w:val="22"/>
+        </w:rPr>
+        <w:t xml:space="preserve"> to apply; changes take effect the</w:t>
+        <w:br/>
+        <w:t xml:space="preserve">                next time you load a log file.</w:t>
         <w:br/>
         <w:t xml:space="preserve">            </w:t>
-      </w:r>
-      <w:r>
-        <w:rPr>
-          <w:rFonts w:ascii="PT Sans" w:hAnsi="PT Sans"/>
-          <w:b w:val="0"/>
-          <w:i w:val="0"/>
-          <w:sz w:val="22"/>
-        </w:rPr>
-        <w:br/>
-        <w:t xml:space="preserve">            Settings are persisted between sessions. Click </w:t>
-      </w:r>
-      <w:r>
-        <w:rPr>
-          <w:rFonts w:ascii="PT Sans" w:hAnsi="PT Sans"/>
-          <w:b/>
-          <w:i w:val="0"/>
-          <w:sz w:val="22"/>
-        </w:rPr>
-        <w:t>Save</w:t>
-      </w:r>
-      <w:r>
-        <w:rPr>
-          <w:rFonts w:ascii="PT Sans" w:hAnsi="PT Sans"/>
-          <w:b w:val="0"/>
-          <w:i w:val="0"/>
-          <w:sz w:val="22"/>
-        </w:rPr>
-        <w:t xml:space="preserve"> to apply; changes take effect the next time you load a log file.</w:t>
-        <w:br/>
-        <w:t xml:space="preserve">        </w:t>
       </w:r>
     </w:p>
     <w:p>
@@ -18276,7 +18776,9 @@
           <w:i w:val="0"/>
           <w:sz w:val="22"/>
         </w:rPr>
-        <w:t xml:space="preserve"> — comma-separated list of worksheet names to try when opening a workbook (e.g. </w:t>
+        <w:t xml:space="preserve"> — comma-separated list of worksheet names to try when opening a</w:t>
+        <w:br/>
+        <w:t xml:space="preserve">                        workbook (e.g. </w:t>
       </w:r>
       <w:r>
         <w:rPr>
@@ -18330,7 +18832,9 @@
           <w:i w:val="0"/>
           <w:sz w:val="22"/>
         </w:rPr>
-        <w:t xml:space="preserve"> — comma-separated list of column headers that represent elapsed time (e.g. </w:t>
+        <w:t xml:space="preserve"> — comma-separated list of column headers that represent elapsed</w:t>
+        <w:br/>
+        <w:t xml:space="preserve">                        time (e.g. </w:t>
       </w:r>
       <w:r>
         <w:rPr>
@@ -18349,7 +18853,9 @@
           <w:i w:val="0"/>
           <w:sz w:val="22"/>
         </w:rPr>
-        <w:t>). The first matching column is used as the X-axis.</w:t>
+        <w:t>). The first matching column is used as the</w:t>
+        <w:br/>
+        <w:t xml:space="preserve">                        X-axis.</w:t>
       </w:r>
     </w:p>
     <w:p>
@@ -18403,7 +18909,9 @@
           <w:i w:val="0"/>
           <w:sz w:val="22"/>
         </w:rPr>
-        <w:t xml:space="preserve"> pair per line to convert the raw value to seconds (e.g. </w:t>
+        <w:t xml:space="preserve"> pair per line</w:t>
+        <w:br/>
+        <w:t xml:space="preserve">                        to convert the raw value to seconds (e.g. </w:t>
       </w:r>
       <w:r>
         <w:rPr>
@@ -18422,7 +18930,9 @@
           <w:i w:val="0"/>
           <w:sz w:val="22"/>
         </w:rPr>
-        <w:t xml:space="preserve"> converts milliseconds to seconds). Leave blank for columns already in seconds.</w:t>
+        <w:t xml:space="preserve"> converts milliseconds</w:t>
+        <w:br/>
+        <w:t xml:space="preserve">                        to seconds). Leave blank for columns already in seconds.</w:t>
       </w:r>
     </w:p>
     <w:p>
@@ -18533,7 +19043,13 @@
           <w:i w:val="0"/>
           <w:sz w:val="22"/>
         </w:rPr>
-        <w:t xml:space="preserve"> open the X-Y Plotter. The Plotter allows you to plot any two signals against each other (e.g., Voltage vs Current) across the visible time range, automatically applying 1D linear regression (best-fit line) and calculating the R-squared correlation coefficient. The X-Y Plotter window fully respects the active Light/Dark/System theme for consistent visual appearance.</w:t>
+        <w:t xml:space="preserve"> open the X-Y Plotter. The Plotter allows you to plot any two signals against</w:t>
+        <w:br/>
+        <w:t xml:space="preserve">                each other (e.g., Voltage vs Current) across the visible time range, automatically applying 1D linear</w:t>
+        <w:br/>
+        <w:t xml:space="preserve">                regression (best-fit line) and calculating the R-squared correlation coefficient. The X-Y Plotter window</w:t>
+        <w:br/>
+        <w:t xml:space="preserve">                fully respects the active Light/Dark/System theme for consistent visual appearance.</w:t>
       </w:r>
     </w:p>
     <w:p>
@@ -18722,6 +19238,8 @@
                 <w:sz w:val="20"/>
               </w:rPr>
               <w:t xml:space="preserve"> for a horizontal cursor.</w:t>
+              <w:br/>
+              <w:t xml:space="preserve">                </w:t>
             </w:r>
             <w:r>
               <w:rPr>
@@ -18854,7 +19372,9 @@
                 <w:i w:val="0"/>
                 <w:sz w:val="20"/>
               </w:rPr>
-              <w:t xml:space="preserve"> load both logs, then adjust the time offset spin box on one log until key events line up.</w:t>
+              <w:t xml:space="preserve"> load both logs, then adjust the time offset spin box on one log</w:t>
+              <w:br/>
+              <w:t xml:space="preserve">                    until key events line up.</w:t>
             </w:r>
             <w:r>
               <w:rPr>
@@ -18872,7 +19392,9 @@
                 <w:i w:val="0"/>
                 <w:sz w:val="20"/>
               </w:rPr>
-              <w:t xml:space="preserve"> add two vertical cursors and read the  X and  Y values in the Cursors tab.</w:t>
+              <w:t xml:space="preserve"> add two vertical cursors and read the X and Y values in the</w:t>
+              <w:br/>
+              <w:t xml:space="preserve">                    Cursors tab.</w:t>
             </w:r>
             <w:r>
               <w:rPr>
@@ -18890,7 +19412,9 @@
                 <w:i w:val="0"/>
                 <w:sz w:val="20"/>
               </w:rPr>
-              <w:t xml:space="preserve"> group the parameters, then right-click the subplot header and enable Normalize (0-1).</w:t>
+              <w:t xml:space="preserve"> group the parameters, then right-click the subplot header</w:t>
+              <w:br/>
+              <w:t xml:space="preserve">                    and enable Normalize (0-1).</w:t>
             </w:r>
             <w:r>
               <w:rPr>
@@ -18908,7 +19432,9 @@
                 <w:i w:val="0"/>
                 <w:sz w:val="20"/>
               </w:rPr>
-              <w:t xml:space="preserve"> enable smoothing on a subplot and set the window size under View -&gt; Smoothing Window...</w:t>
+              <w:t xml:space="preserve"> enable smoothing on a subplot and set the window size under</w:t>
+              <w:br/>
+              <w:t xml:space="preserve">                    View -&gt; Smoothing Window...</w:t>
             </w:r>
             <w:r>
               <w:rPr>
@@ -18926,7 +19452,9 @@
                 <w:i w:val="0"/>
                 <w:sz w:val="20"/>
               </w:rPr>
-              <w:t xml:space="preserve"> zoom to a range, then export CSV or PDF from the File menu.</w:t>
+              <w:t xml:space="preserve"> zoom to a range, then export CSV or PDF from the File</w:t>
+              <w:br/>
+              <w:t xml:space="preserve">                    menu.</w:t>
             </w:r>
           </w:p>
         </w:tc>
@@ -18986,7 +19514,11 @@
           <w:i w:val="0"/>
           <w:sz w:val="22"/>
         </w:rPr>
-        <w:t>, what to call each signal, how to scale it, and how to send commands back. You do not write any Python code — just fill in the sheets.</w:t>
+        <w:t>, what to call</w:t>
+        <w:br/>
+        <w:t xml:space="preserve">            each signal, how to scale it, and how to send commands back. You do not write any Python code — just fill in</w:t>
+        <w:br/>
+        <w:t xml:space="preserve">            the sheets.</w:t>
       </w:r>
     </w:p>
     <w:tbl>
@@ -19084,7 +19616,8 @@
                 <w:i w:val="0"/>
                 <w:sz w:val="20"/>
               </w:rPr>
-              <w:t xml:space="preserve"> file, open it in Excel, fill in the sheets described below, save, then click </w:t>
+              <w:br/>
+              <w:t xml:space="preserve">            file, open it in Excel, fill in the sheets described below, save, then click </w:t>
             </w:r>
             <w:r>
               <w:rPr>
@@ -19093,7 +19626,9 @@
                 <w:i w:val="0"/>
                 <w:sz w:val="20"/>
               </w:rPr>
-              <w:t>File → Import Config</w:t>
+              <w:t>File → Import</w:t>
+              <w:br/>
+              <w:t xml:space="preserve">                Config</w:t>
             </w:r>
             <w:r>
               <w:rPr>
@@ -19104,7 +19639,7 @@
               </w:rPr>
               <w:t xml:space="preserve"> to load it. Changes take effect immediately.</w:t>
               <w:br/>
-              <w:t xml:space="preserve">    </w:t>
+              <w:t xml:space="preserve">        </w:t>
             </w:r>
           </w:p>
         </w:tc>
@@ -19192,7 +19727,10 @@
                 <w:i w:val="0"/>
                 <w:sz w:val="20"/>
               </w:rPr>
-              <w:t xml:space="preserve"> workbook, you can configure Bytehound using a directory containing individual CSV files. When importing, simply select </w:t>
+              <w:br/>
+              <w:t xml:space="preserve">            workbook, you can configure Bytehound using a directory containing individual CSV files. When importing,</w:t>
+              <w:br/>
+              <w:t xml:space="preserve">            simply select </w:t>
             </w:r>
             <w:r>
               <w:rPr>
@@ -19210,580 +19748,599 @@
                 <w:i w:val="0"/>
                 <w:sz w:val="20"/>
               </w:rPr>
-              <w:t>, and Bytehound will automatically read all related CSV files in that directory. The CSV filenames are case-insensitive and support normalization aliases:</w:t>
+              <w:t>, and Bytehound will</w:t>
+              <w:br/>
+              <w:t xml:space="preserve">            automatically read all related CSV files in that directory. The CSV filenames are case-insensitive and</w:t>
+              <w:br/>
+              <w:t xml:space="preserve">            support normalization aliases:</w:t>
+              <w:br/>
+              <w:t xml:space="preserve">            </w:t>
+            </w:r>
+            <w:r>
+              <w:rPr>
+                <w:rFonts w:ascii="Consolas" w:hAnsi="Consolas"/>
+                <w:b w:val="0"/>
+                <w:i w:val="0"/>
+                <w:color w:val="1A5F7A"/>
+                <w:sz w:val="20"/>
+              </w:rPr>
+              <w:t>protocol.csv</w:t>
+            </w:r>
+            <w:r>
+              <w:rPr>
+                <w:rFonts w:ascii="PT Sans" w:hAnsi="PT Sans"/>
+                <w:b w:val="0"/>
+                <w:i w:val="0"/>
+                <w:sz w:val="20"/>
+              </w:rPr>
+              <w:t xml:space="preserve"> (maps to </w:t>
+            </w:r>
+            <w:r>
+              <w:rPr>
+                <w:rFonts w:ascii="PT Sans" w:hAnsi="PT Sans"/>
+                <w:b w:val="0"/>
+                <w:i/>
+                <w:sz w:val="20"/>
+              </w:rPr>
+              <w:t>Sheet 1 — Protocol</w:t>
+            </w:r>
+            <w:r>
+              <w:rPr>
+                <w:rFonts w:ascii="PT Sans" w:hAnsi="PT Sans"/>
+                <w:b w:val="0"/>
+                <w:i w:val="0"/>
+                <w:sz w:val="20"/>
+              </w:rPr>
+              <w:t>)</w:t>
+            </w:r>
+            <w:r>
+              <w:rPr>
+                <w:rFonts w:ascii="Consolas" w:hAnsi="Consolas"/>
+                <w:b w:val="0"/>
+                <w:i w:val="0"/>
+                <w:color w:val="1A5F7A"/>
+                <w:sz w:val="20"/>
+              </w:rPr>
+              <w:t>frames.csv</w:t>
+            </w:r>
+            <w:r>
+              <w:rPr>
+                <w:rFonts w:ascii="PT Sans" w:hAnsi="PT Sans"/>
+                <w:b w:val="0"/>
+                <w:i w:val="0"/>
+                <w:sz w:val="20"/>
+              </w:rPr>
+              <w:t xml:space="preserve"> (maps to </w:t>
+            </w:r>
+            <w:r>
+              <w:rPr>
+                <w:rFonts w:ascii="PT Sans" w:hAnsi="PT Sans"/>
+                <w:b w:val="0"/>
+                <w:i/>
+                <w:sz w:val="20"/>
+              </w:rPr>
+              <w:t>Sheet 2 — Frames</w:t>
+            </w:r>
+            <w:r>
+              <w:rPr>
+                <w:rFonts w:ascii="PT Sans" w:hAnsi="PT Sans"/>
+                <w:b w:val="0"/>
+                <w:i w:val="0"/>
+                <w:sz w:val="20"/>
+              </w:rPr>
+              <w:t>)</w:t>
+            </w:r>
+            <w:r>
+              <w:rPr>
+                <w:rFonts w:ascii="Consolas" w:hAnsi="Consolas"/>
+                <w:b w:val="0"/>
+                <w:i w:val="0"/>
+                <w:color w:val="1A5F7A"/>
+                <w:sz w:val="20"/>
+              </w:rPr>
+              <w:t>variables.csv</w:t>
+            </w:r>
+            <w:r>
+              <w:rPr>
+                <w:rFonts w:ascii="PT Sans" w:hAnsi="PT Sans"/>
+                <w:b w:val="0"/>
+                <w:i w:val="0"/>
+                <w:sz w:val="20"/>
+              </w:rPr>
+              <w:t xml:space="preserve"> or </w:t>
+            </w:r>
+            <w:r>
+              <w:rPr>
+                <w:rFonts w:ascii="Consolas" w:hAnsi="Consolas"/>
+                <w:b w:val="0"/>
+                <w:i w:val="0"/>
+                <w:color w:val="1A5F7A"/>
+                <w:sz w:val="20"/>
+              </w:rPr>
+              <w:t>frame_variables.csv</w:t>
+            </w:r>
+            <w:r>
+              <w:rPr>
+                <w:rFonts w:ascii="PT Sans" w:hAnsi="PT Sans"/>
+                <w:b w:val="0"/>
+                <w:i w:val="0"/>
+                <w:sz w:val="20"/>
+              </w:rPr>
+              <w:t xml:space="preserve"> or </w:t>
+            </w:r>
+            <w:r>
+              <w:rPr>
+                <w:rFonts w:ascii="Consolas" w:hAnsi="Consolas"/>
+                <w:b w:val="0"/>
+                <w:i w:val="0"/>
+                <w:color w:val="1A5F7A"/>
+                <w:sz w:val="20"/>
+              </w:rPr>
+              <w:t>framevariables.csv</w:t>
+            </w:r>
+            <w:r>
+              <w:rPr>
+                <w:rFonts w:ascii="PT Sans" w:hAnsi="PT Sans"/>
+                <w:b w:val="0"/>
+                <w:i w:val="0"/>
+                <w:sz w:val="20"/>
+              </w:rPr>
+              <w:br/>
+              <w:t xml:space="preserve">                    (maps to </w:t>
+            </w:r>
+            <w:r>
+              <w:rPr>
+                <w:rFonts w:ascii="PT Sans" w:hAnsi="PT Sans"/>
+                <w:b w:val="0"/>
+                <w:i/>
+                <w:sz w:val="20"/>
+              </w:rPr>
+              <w:t>Sheet 3 — Variables</w:t>
+            </w:r>
+            <w:r>
+              <w:rPr>
+                <w:rFonts w:ascii="PT Sans" w:hAnsi="PT Sans"/>
+                <w:b w:val="0"/>
+                <w:i w:val="0"/>
+                <w:sz w:val="20"/>
+              </w:rPr>
+              <w:t>)</w:t>
+            </w:r>
+            <w:r>
+              <w:rPr>
+                <w:rFonts w:ascii="Consolas" w:hAnsi="Consolas"/>
+                <w:b w:val="0"/>
+                <w:i w:val="0"/>
+                <w:color w:val="1A5F7A"/>
+                <w:sz w:val="20"/>
+              </w:rPr>
+              <w:t>bitfields.csv</w:t>
+            </w:r>
+            <w:r>
+              <w:rPr>
+                <w:rFonts w:ascii="PT Sans" w:hAnsi="PT Sans"/>
+                <w:b w:val="0"/>
+                <w:i w:val="0"/>
+                <w:sz w:val="20"/>
+              </w:rPr>
+              <w:t xml:space="preserve"> (maps to </w:t>
+            </w:r>
+            <w:r>
+              <w:rPr>
+                <w:rFonts w:ascii="PT Sans" w:hAnsi="PT Sans"/>
+                <w:b w:val="0"/>
+                <w:i/>
+                <w:sz w:val="20"/>
+              </w:rPr>
+              <w:t>Sheet 4 — Bitfields</w:t>
+            </w:r>
+            <w:r>
+              <w:rPr>
+                <w:rFonts w:ascii="PT Sans" w:hAnsi="PT Sans"/>
+                <w:b w:val="0"/>
+                <w:i w:val="0"/>
+                <w:sz w:val="20"/>
+              </w:rPr>
+              <w:t>)</w:t>
+            </w:r>
+            <w:r>
+              <w:rPr>
+                <w:rFonts w:ascii="Consolas" w:hAnsi="Consolas"/>
+                <w:b w:val="0"/>
+                <w:i w:val="0"/>
+                <w:color w:val="1A5F7A"/>
+                <w:sz w:val="20"/>
+              </w:rPr>
+              <w:t>enums.csv</w:t>
+            </w:r>
+            <w:r>
+              <w:rPr>
+                <w:rFonts w:ascii="PT Sans" w:hAnsi="PT Sans"/>
+                <w:b w:val="0"/>
+                <w:i w:val="0"/>
+                <w:sz w:val="20"/>
+              </w:rPr>
+              <w:t xml:space="preserve"> (maps to </w:t>
+            </w:r>
+            <w:r>
+              <w:rPr>
+                <w:rFonts w:ascii="PT Sans" w:hAnsi="PT Sans"/>
+                <w:b w:val="0"/>
+                <w:i/>
+                <w:sz w:val="20"/>
+              </w:rPr>
+              <w:t>Sheet 5 — Enums</w:t>
+            </w:r>
+            <w:r>
+              <w:rPr>
+                <w:rFonts w:ascii="PT Sans" w:hAnsi="PT Sans"/>
+                <w:b w:val="0"/>
+                <w:i w:val="0"/>
+                <w:sz w:val="20"/>
+              </w:rPr>
+              <w:t>)</w:t>
+            </w:r>
+            <w:r>
+              <w:rPr>
+                <w:rFonts w:ascii="Consolas" w:hAnsi="Consolas"/>
+                <w:b w:val="0"/>
+                <w:i w:val="0"/>
+                <w:color w:val="1A5F7A"/>
+                <w:sz w:val="20"/>
+              </w:rPr>
+              <w:t>calc_groups.csv</w:t>
+            </w:r>
+            <w:r>
+              <w:rPr>
+                <w:rFonts w:ascii="PT Sans" w:hAnsi="PT Sans"/>
+                <w:b w:val="0"/>
+                <w:i w:val="0"/>
+                <w:sz w:val="20"/>
+              </w:rPr>
+              <w:t xml:space="preserve"> or </w:t>
+            </w:r>
+            <w:r>
+              <w:rPr>
+                <w:rFonts w:ascii="Consolas" w:hAnsi="Consolas"/>
+                <w:b w:val="0"/>
+                <w:i w:val="0"/>
+                <w:color w:val="1A5F7A"/>
+                <w:sz w:val="20"/>
+              </w:rPr>
+              <w:t>calcgroups.csv</w:t>
+            </w:r>
+            <w:r>
+              <w:rPr>
+                <w:rFonts w:ascii="PT Sans" w:hAnsi="PT Sans"/>
+                <w:b w:val="0"/>
+                <w:i w:val="0"/>
+                <w:sz w:val="20"/>
+              </w:rPr>
+              <w:t xml:space="preserve"> (maps to </w:t>
+            </w:r>
+            <w:r>
+              <w:rPr>
+                <w:rFonts w:ascii="PT Sans" w:hAnsi="PT Sans"/>
+                <w:b w:val="0"/>
+                <w:i/>
+                <w:sz w:val="20"/>
+              </w:rPr>
+              <w:t>Sheet 6 — CalcGroups</w:t>
+            </w:r>
+            <w:r>
+              <w:rPr>
+                <w:rFonts w:ascii="PT Sans" w:hAnsi="PT Sans"/>
+                <w:b w:val="0"/>
+                <w:i w:val="0"/>
+                <w:sz w:val="20"/>
+              </w:rPr>
+              <w:t>)</w:t>
+              <w:br/>
+              <w:t xml:space="preserve">                </w:t>
+            </w:r>
+            <w:r>
+              <w:rPr>
+                <w:rFonts w:ascii="Consolas" w:hAnsi="Consolas"/>
+                <w:b w:val="0"/>
+                <w:i w:val="0"/>
+                <w:color w:val="1A5F7A"/>
+                <w:sz w:val="20"/>
+              </w:rPr>
+              <w:t>tx_commands.csv</w:t>
+            </w:r>
+            <w:r>
+              <w:rPr>
+                <w:rFonts w:ascii="PT Sans" w:hAnsi="PT Sans"/>
+                <w:b w:val="0"/>
+                <w:i w:val="0"/>
+                <w:sz w:val="20"/>
+              </w:rPr>
+              <w:t xml:space="preserve"> or </w:t>
+            </w:r>
+            <w:r>
+              <w:rPr>
+                <w:rFonts w:ascii="Consolas" w:hAnsi="Consolas"/>
+                <w:b w:val="0"/>
+                <w:i w:val="0"/>
+                <w:color w:val="1A5F7A"/>
+                <w:sz w:val="20"/>
+              </w:rPr>
+              <w:t>txcommands.csv</w:t>
+            </w:r>
+            <w:r>
+              <w:rPr>
+                <w:rFonts w:ascii="PT Sans" w:hAnsi="PT Sans"/>
+                <w:b w:val="0"/>
+                <w:i w:val="0"/>
+                <w:sz w:val="20"/>
+              </w:rPr>
+              <w:t xml:space="preserve"> (maps to </w:t>
+            </w:r>
+            <w:r>
+              <w:rPr>
+                <w:rFonts w:ascii="PT Sans" w:hAnsi="PT Sans"/>
+                <w:b w:val="0"/>
+                <w:i/>
+                <w:sz w:val="20"/>
+              </w:rPr>
+              <w:t>Sheet 7 — TxCommands</w:t>
+            </w:r>
+            <w:r>
+              <w:rPr>
+                <w:rFonts w:ascii="PT Sans" w:hAnsi="PT Sans"/>
+                <w:b w:val="0"/>
+                <w:i w:val="0"/>
+                <w:sz w:val="20"/>
+              </w:rPr>
+              <w:t>)</w:t>
+              <w:br/>
+              <w:t xml:space="preserve">                </w:t>
+            </w:r>
+            <w:r>
+              <w:rPr>
+                <w:rFonts w:ascii="Consolas" w:hAnsi="Consolas"/>
+                <w:b w:val="0"/>
+                <w:i w:val="0"/>
+                <w:color w:val="1A5F7A"/>
+                <w:sz w:val="20"/>
+              </w:rPr>
+              <w:t>tx_command_fields.csv</w:t>
+            </w:r>
+            <w:r>
+              <w:rPr>
+                <w:rFonts w:ascii="PT Sans" w:hAnsi="PT Sans"/>
+                <w:b w:val="0"/>
+                <w:i w:val="0"/>
+                <w:sz w:val="20"/>
+              </w:rPr>
+              <w:t xml:space="preserve"> or </w:t>
+            </w:r>
+            <w:r>
+              <w:rPr>
+                <w:rFonts w:ascii="Consolas" w:hAnsi="Consolas"/>
+                <w:b w:val="0"/>
+                <w:i w:val="0"/>
+                <w:color w:val="1A5F7A"/>
+                <w:sz w:val="20"/>
+              </w:rPr>
+              <w:t>txcommandfields.csv</w:t>
+            </w:r>
+            <w:r>
+              <w:rPr>
+                <w:rFonts w:ascii="PT Sans" w:hAnsi="PT Sans"/>
+                <w:b w:val="0"/>
+                <w:i w:val="0"/>
+                <w:sz w:val="20"/>
+              </w:rPr>
+              <w:t xml:space="preserve"> (maps to </w:t>
+            </w:r>
+            <w:r>
+              <w:rPr>
+                <w:rFonts w:ascii="PT Sans" w:hAnsi="PT Sans"/>
+                <w:b w:val="0"/>
+                <w:i/>
+                <w:sz w:val="20"/>
+              </w:rPr>
+              <w:t>Sheet 8 —</w:t>
+              <w:br/>
+              <w:t xml:space="preserve">                        TxCommandFields</w:t>
+            </w:r>
+            <w:r>
+              <w:rPr>
+                <w:rFonts w:ascii="PT Sans" w:hAnsi="PT Sans"/>
+                <w:b w:val="0"/>
+                <w:i w:val="0"/>
+                <w:sz w:val="20"/>
+              </w:rPr>
+              <w:t>)</w:t>
+            </w:r>
+            <w:r>
+              <w:rPr>
+                <w:rFonts w:ascii="Consolas" w:hAnsi="Consolas"/>
+                <w:b w:val="0"/>
+                <w:i w:val="0"/>
+                <w:color w:val="1A5F7A"/>
+                <w:sz w:val="20"/>
+              </w:rPr>
+              <w:t>polling_schedule.csv</w:t>
+            </w:r>
+            <w:r>
+              <w:rPr>
+                <w:rFonts w:ascii="PT Sans" w:hAnsi="PT Sans"/>
+                <w:b w:val="0"/>
+                <w:i w:val="0"/>
+                <w:sz w:val="20"/>
+              </w:rPr>
+              <w:t xml:space="preserve"> or </w:t>
+            </w:r>
+            <w:r>
+              <w:rPr>
+                <w:rFonts w:ascii="Consolas" w:hAnsi="Consolas"/>
+                <w:b w:val="0"/>
+                <w:i w:val="0"/>
+                <w:color w:val="1A5F7A"/>
+                <w:sz w:val="20"/>
+              </w:rPr>
+              <w:t>pollingschedule.csv</w:t>
+            </w:r>
+            <w:r>
+              <w:rPr>
+                <w:rFonts w:ascii="PT Sans" w:hAnsi="PT Sans"/>
+                <w:b w:val="0"/>
+                <w:i w:val="0"/>
+                <w:sz w:val="20"/>
+              </w:rPr>
+              <w:t xml:space="preserve"> (maps to </w:t>
+            </w:r>
+            <w:r>
+              <w:rPr>
+                <w:rFonts w:ascii="PT Sans" w:hAnsi="PT Sans"/>
+                <w:b w:val="0"/>
+                <w:i/>
+                <w:sz w:val="20"/>
+              </w:rPr>
+              <w:t>Sheet 9 —</w:t>
+              <w:br/>
+              <w:t xml:space="preserve">                        PollingSchedule</w:t>
+            </w:r>
+            <w:r>
+              <w:rPr>
+                <w:rFonts w:ascii="PT Sans" w:hAnsi="PT Sans"/>
+                <w:b w:val="0"/>
+                <w:i w:val="0"/>
+                <w:sz w:val="20"/>
+              </w:rPr>
+              <w:t>)</w:t>
+            </w:r>
+            <w:r>
+              <w:rPr>
+                <w:rFonts w:ascii="Consolas" w:hAnsi="Consolas"/>
+                <w:b w:val="0"/>
+                <w:i w:val="0"/>
+                <w:color w:val="1A5F7A"/>
+                <w:sz w:val="20"/>
+              </w:rPr>
+              <w:t>serial_defaults.csv</w:t>
+            </w:r>
+            <w:r>
+              <w:rPr>
+                <w:rFonts w:ascii="PT Sans" w:hAnsi="PT Sans"/>
+                <w:b w:val="0"/>
+                <w:i w:val="0"/>
+                <w:sz w:val="20"/>
+              </w:rPr>
+              <w:t xml:space="preserve"> or </w:t>
+            </w:r>
+            <w:r>
+              <w:rPr>
+                <w:rFonts w:ascii="Consolas" w:hAnsi="Consolas"/>
+                <w:b w:val="0"/>
+                <w:i w:val="0"/>
+                <w:color w:val="1A5F7A"/>
+                <w:sz w:val="20"/>
+              </w:rPr>
+              <w:t>serialdefaults.csv</w:t>
+            </w:r>
+            <w:r>
+              <w:rPr>
+                <w:rFonts w:ascii="PT Sans" w:hAnsi="PT Sans"/>
+                <w:b w:val="0"/>
+                <w:i w:val="0"/>
+                <w:sz w:val="20"/>
+              </w:rPr>
+              <w:t xml:space="preserve"> (maps to </w:t>
+            </w:r>
+            <w:r>
+              <w:rPr>
+                <w:rFonts w:ascii="PT Sans" w:hAnsi="PT Sans"/>
+                <w:b w:val="0"/>
+                <w:i/>
+                <w:sz w:val="20"/>
+              </w:rPr>
+              <w:t>Sheet 10 —</w:t>
+              <w:br/>
+              <w:t xml:space="preserve">                        SerialDefaults</w:t>
+            </w:r>
+            <w:r>
+              <w:rPr>
+                <w:rFonts w:ascii="PT Sans" w:hAnsi="PT Sans"/>
+                <w:b w:val="0"/>
+                <w:i w:val="0"/>
+                <w:sz w:val="20"/>
+              </w:rPr>
+              <w:t>)</w:t>
+            </w:r>
+            <w:r>
+              <w:rPr>
+                <w:rFonts w:ascii="Consolas" w:hAnsi="Consolas"/>
+                <w:b w:val="0"/>
+                <w:i w:val="0"/>
+                <w:color w:val="1A5F7A"/>
+                <w:sz w:val="20"/>
+              </w:rPr>
+              <w:t>frame_config.csv</w:t>
+            </w:r>
+            <w:r>
+              <w:rPr>
+                <w:rFonts w:ascii="PT Sans" w:hAnsi="PT Sans"/>
+                <w:b w:val="0"/>
+                <w:i w:val="0"/>
+                <w:sz w:val="20"/>
+              </w:rPr>
+              <w:t xml:space="preserve"> or </w:t>
+            </w:r>
+            <w:r>
+              <w:rPr>
+                <w:rFonts w:ascii="Consolas" w:hAnsi="Consolas"/>
+                <w:b w:val="0"/>
+                <w:i w:val="0"/>
+                <w:color w:val="1A5F7A"/>
+                <w:sz w:val="20"/>
+              </w:rPr>
+              <w:t>frameconfig.csv</w:t>
+            </w:r>
+            <w:r>
+              <w:rPr>
+                <w:rFonts w:ascii="PT Sans" w:hAnsi="PT Sans"/>
+                <w:b w:val="0"/>
+                <w:i w:val="0"/>
+                <w:sz w:val="20"/>
+              </w:rPr>
+              <w:t xml:space="preserve"> (maps to </w:t>
+            </w:r>
+            <w:r>
+              <w:rPr>
+                <w:rFonts w:ascii="PT Sans" w:hAnsi="PT Sans"/>
+                <w:b w:val="0"/>
+                <w:i/>
+                <w:sz w:val="20"/>
+              </w:rPr>
+              <w:t>Legacy —</w:t>
+              <w:br/>
+              <w:t xml:space="preserve">                        FrameConfig</w:t>
+            </w:r>
+            <w:r>
+              <w:rPr>
+                <w:rFonts w:ascii="PT Sans" w:hAnsi="PT Sans"/>
+                <w:b w:val="0"/>
+                <w:i w:val="0"/>
+                <w:sz w:val="20"/>
+              </w:rPr>
+              <w:t>)</w:t>
+            </w:r>
+            <w:r>
+              <w:rPr>
+                <w:rFonts w:ascii="PT Sans" w:hAnsi="PT Sans"/>
+                <w:b w:val="0"/>
+                <w:i w:val="0"/>
+                <w:sz w:val="20"/>
+              </w:rPr>
+              <w:br/>
+              <w:t xml:space="preserve">            Each CSV file must contain a header row matching the exact column names documented for the corresponding</w:t>
+              <w:br/>
+              <w:t xml:space="preserve">            sheet below.</w:t>
               <w:br/>
               <w:t xml:space="preserve">        </w:t>
-            </w:r>
-            <w:r>
-              <w:rPr>
-                <w:rFonts w:ascii="Consolas" w:hAnsi="Consolas"/>
-                <w:b w:val="0"/>
-                <w:i w:val="0"/>
-                <w:color w:val="1A5F7A"/>
-                <w:sz w:val="20"/>
-              </w:rPr>
-              <w:t>protocol.csv</w:t>
-            </w:r>
-            <w:r>
-              <w:rPr>
-                <w:rFonts w:ascii="PT Sans" w:hAnsi="PT Sans"/>
-                <w:b w:val="0"/>
-                <w:i w:val="0"/>
-                <w:sz w:val="20"/>
-              </w:rPr>
-              <w:t xml:space="preserve"> (maps to </w:t>
-            </w:r>
-            <w:r>
-              <w:rPr>
-                <w:rFonts w:ascii="PT Sans" w:hAnsi="PT Sans"/>
-                <w:b w:val="0"/>
-                <w:i/>
-                <w:sz w:val="20"/>
-              </w:rPr>
-              <w:t>Sheet 1 — Protocol</w:t>
-            </w:r>
-            <w:r>
-              <w:rPr>
-                <w:rFonts w:ascii="PT Sans" w:hAnsi="PT Sans"/>
-                <w:b w:val="0"/>
-                <w:i w:val="0"/>
-                <w:sz w:val="20"/>
-              </w:rPr>
-              <w:t>)</w:t>
-            </w:r>
-            <w:r>
-              <w:rPr>
-                <w:rFonts w:ascii="Consolas" w:hAnsi="Consolas"/>
-                <w:b w:val="0"/>
-                <w:i w:val="0"/>
-                <w:color w:val="1A5F7A"/>
-                <w:sz w:val="20"/>
-              </w:rPr>
-              <w:t>frames.csv</w:t>
-            </w:r>
-            <w:r>
-              <w:rPr>
-                <w:rFonts w:ascii="PT Sans" w:hAnsi="PT Sans"/>
-                <w:b w:val="0"/>
-                <w:i w:val="0"/>
-                <w:sz w:val="20"/>
-              </w:rPr>
-              <w:t xml:space="preserve"> (maps to </w:t>
-            </w:r>
-            <w:r>
-              <w:rPr>
-                <w:rFonts w:ascii="PT Sans" w:hAnsi="PT Sans"/>
-                <w:b w:val="0"/>
-                <w:i/>
-                <w:sz w:val="20"/>
-              </w:rPr>
-              <w:t>Sheet 2 — Frames</w:t>
-            </w:r>
-            <w:r>
-              <w:rPr>
-                <w:rFonts w:ascii="PT Sans" w:hAnsi="PT Sans"/>
-                <w:b w:val="0"/>
-                <w:i w:val="0"/>
-                <w:sz w:val="20"/>
-              </w:rPr>
-              <w:t>)</w:t>
-            </w:r>
-            <w:r>
-              <w:rPr>
-                <w:rFonts w:ascii="Consolas" w:hAnsi="Consolas"/>
-                <w:b w:val="0"/>
-                <w:i w:val="0"/>
-                <w:color w:val="1A5F7A"/>
-                <w:sz w:val="20"/>
-              </w:rPr>
-              <w:t>variables.csv</w:t>
-            </w:r>
-            <w:r>
-              <w:rPr>
-                <w:rFonts w:ascii="PT Sans" w:hAnsi="PT Sans"/>
-                <w:b w:val="0"/>
-                <w:i w:val="0"/>
-                <w:sz w:val="20"/>
-              </w:rPr>
-              <w:t xml:space="preserve"> or </w:t>
-            </w:r>
-            <w:r>
-              <w:rPr>
-                <w:rFonts w:ascii="Consolas" w:hAnsi="Consolas"/>
-                <w:b w:val="0"/>
-                <w:i w:val="0"/>
-                <w:color w:val="1A5F7A"/>
-                <w:sz w:val="20"/>
-              </w:rPr>
-              <w:t>frame_variables.csv</w:t>
-            </w:r>
-            <w:r>
-              <w:rPr>
-                <w:rFonts w:ascii="PT Sans" w:hAnsi="PT Sans"/>
-                <w:b w:val="0"/>
-                <w:i w:val="0"/>
-                <w:sz w:val="20"/>
-              </w:rPr>
-              <w:t xml:space="preserve"> or </w:t>
-            </w:r>
-            <w:r>
-              <w:rPr>
-                <w:rFonts w:ascii="Consolas" w:hAnsi="Consolas"/>
-                <w:b w:val="0"/>
-                <w:i w:val="0"/>
-                <w:color w:val="1A5F7A"/>
-                <w:sz w:val="20"/>
-              </w:rPr>
-              <w:t>framevariables.csv</w:t>
-            </w:r>
-            <w:r>
-              <w:rPr>
-                <w:rFonts w:ascii="PT Sans" w:hAnsi="PT Sans"/>
-                <w:b w:val="0"/>
-                <w:i w:val="0"/>
-                <w:sz w:val="20"/>
-              </w:rPr>
-              <w:t xml:space="preserve"> (maps to </w:t>
-            </w:r>
-            <w:r>
-              <w:rPr>
-                <w:rFonts w:ascii="PT Sans" w:hAnsi="PT Sans"/>
-                <w:b w:val="0"/>
-                <w:i/>
-                <w:sz w:val="20"/>
-              </w:rPr>
-              <w:t>Sheet 3 — Variables</w:t>
-            </w:r>
-            <w:r>
-              <w:rPr>
-                <w:rFonts w:ascii="PT Sans" w:hAnsi="PT Sans"/>
-                <w:b w:val="0"/>
-                <w:i w:val="0"/>
-                <w:sz w:val="20"/>
-              </w:rPr>
-              <w:t>)</w:t>
-            </w:r>
-            <w:r>
-              <w:rPr>
-                <w:rFonts w:ascii="Consolas" w:hAnsi="Consolas"/>
-                <w:b w:val="0"/>
-                <w:i w:val="0"/>
-                <w:color w:val="1A5F7A"/>
-                <w:sz w:val="20"/>
-              </w:rPr>
-              <w:t>bitfields.csv</w:t>
-            </w:r>
-            <w:r>
-              <w:rPr>
-                <w:rFonts w:ascii="PT Sans" w:hAnsi="PT Sans"/>
-                <w:b w:val="0"/>
-                <w:i w:val="0"/>
-                <w:sz w:val="20"/>
-              </w:rPr>
-              <w:t xml:space="preserve"> (maps to </w:t>
-            </w:r>
-            <w:r>
-              <w:rPr>
-                <w:rFonts w:ascii="PT Sans" w:hAnsi="PT Sans"/>
-                <w:b w:val="0"/>
-                <w:i/>
-                <w:sz w:val="20"/>
-              </w:rPr>
-              <w:t>Sheet 4 — Bitfields</w:t>
-            </w:r>
-            <w:r>
-              <w:rPr>
-                <w:rFonts w:ascii="PT Sans" w:hAnsi="PT Sans"/>
-                <w:b w:val="0"/>
-                <w:i w:val="0"/>
-                <w:sz w:val="20"/>
-              </w:rPr>
-              <w:t>)</w:t>
-            </w:r>
-            <w:r>
-              <w:rPr>
-                <w:rFonts w:ascii="Consolas" w:hAnsi="Consolas"/>
-                <w:b w:val="0"/>
-                <w:i w:val="0"/>
-                <w:color w:val="1A5F7A"/>
-                <w:sz w:val="20"/>
-              </w:rPr>
-              <w:t>enums.csv</w:t>
-            </w:r>
-            <w:r>
-              <w:rPr>
-                <w:rFonts w:ascii="PT Sans" w:hAnsi="PT Sans"/>
-                <w:b w:val="0"/>
-                <w:i w:val="0"/>
-                <w:sz w:val="20"/>
-              </w:rPr>
-              <w:t xml:space="preserve"> (maps to </w:t>
-            </w:r>
-            <w:r>
-              <w:rPr>
-                <w:rFonts w:ascii="PT Sans" w:hAnsi="PT Sans"/>
-                <w:b w:val="0"/>
-                <w:i/>
-                <w:sz w:val="20"/>
-              </w:rPr>
-              <w:t>Sheet 5 — Enums</w:t>
-            </w:r>
-            <w:r>
-              <w:rPr>
-                <w:rFonts w:ascii="PT Sans" w:hAnsi="PT Sans"/>
-                <w:b w:val="0"/>
-                <w:i w:val="0"/>
-                <w:sz w:val="20"/>
-              </w:rPr>
-              <w:t>)</w:t>
-            </w:r>
-            <w:r>
-              <w:rPr>
-                <w:rFonts w:ascii="Consolas" w:hAnsi="Consolas"/>
-                <w:b w:val="0"/>
-                <w:i w:val="0"/>
-                <w:color w:val="1A5F7A"/>
-                <w:sz w:val="20"/>
-              </w:rPr>
-              <w:t>calc_groups.csv</w:t>
-            </w:r>
-            <w:r>
-              <w:rPr>
-                <w:rFonts w:ascii="PT Sans" w:hAnsi="PT Sans"/>
-                <w:b w:val="0"/>
-                <w:i w:val="0"/>
-                <w:sz w:val="20"/>
-              </w:rPr>
-              <w:t xml:space="preserve"> or </w:t>
-            </w:r>
-            <w:r>
-              <w:rPr>
-                <w:rFonts w:ascii="Consolas" w:hAnsi="Consolas"/>
-                <w:b w:val="0"/>
-                <w:i w:val="0"/>
-                <w:color w:val="1A5F7A"/>
-                <w:sz w:val="20"/>
-              </w:rPr>
-              <w:t>calcgroups.csv</w:t>
-            </w:r>
-            <w:r>
-              <w:rPr>
-                <w:rFonts w:ascii="PT Sans" w:hAnsi="PT Sans"/>
-                <w:b w:val="0"/>
-                <w:i w:val="0"/>
-                <w:sz w:val="20"/>
-              </w:rPr>
-              <w:t xml:space="preserve"> (maps to </w:t>
-            </w:r>
-            <w:r>
-              <w:rPr>
-                <w:rFonts w:ascii="PT Sans" w:hAnsi="PT Sans"/>
-                <w:b w:val="0"/>
-                <w:i/>
-                <w:sz w:val="20"/>
-              </w:rPr>
-              <w:t>Sheet 6 — CalcGroups</w:t>
-            </w:r>
-            <w:r>
-              <w:rPr>
-                <w:rFonts w:ascii="PT Sans" w:hAnsi="PT Sans"/>
-                <w:b w:val="0"/>
-                <w:i w:val="0"/>
-                <w:sz w:val="20"/>
-              </w:rPr>
-              <w:t>)</w:t>
-            </w:r>
-            <w:r>
-              <w:rPr>
-                <w:rFonts w:ascii="Consolas" w:hAnsi="Consolas"/>
-                <w:b w:val="0"/>
-                <w:i w:val="0"/>
-                <w:color w:val="1A5F7A"/>
-                <w:sz w:val="20"/>
-              </w:rPr>
-              <w:t>tx_commands.csv</w:t>
-            </w:r>
-            <w:r>
-              <w:rPr>
-                <w:rFonts w:ascii="PT Sans" w:hAnsi="PT Sans"/>
-                <w:b w:val="0"/>
-                <w:i w:val="0"/>
-                <w:sz w:val="20"/>
-              </w:rPr>
-              <w:t xml:space="preserve"> or </w:t>
-            </w:r>
-            <w:r>
-              <w:rPr>
-                <w:rFonts w:ascii="Consolas" w:hAnsi="Consolas"/>
-                <w:b w:val="0"/>
-                <w:i w:val="0"/>
-                <w:color w:val="1A5F7A"/>
-                <w:sz w:val="20"/>
-              </w:rPr>
-              <w:t>txcommands.csv</w:t>
-            </w:r>
-            <w:r>
-              <w:rPr>
-                <w:rFonts w:ascii="PT Sans" w:hAnsi="PT Sans"/>
-                <w:b w:val="0"/>
-                <w:i w:val="0"/>
-                <w:sz w:val="20"/>
-              </w:rPr>
-              <w:t xml:space="preserve"> (maps to </w:t>
-            </w:r>
-            <w:r>
-              <w:rPr>
-                <w:rFonts w:ascii="PT Sans" w:hAnsi="PT Sans"/>
-                <w:b w:val="0"/>
-                <w:i/>
-                <w:sz w:val="20"/>
-              </w:rPr>
-              <w:t>Sheet 7 — TxCommands</w:t>
-            </w:r>
-            <w:r>
-              <w:rPr>
-                <w:rFonts w:ascii="PT Sans" w:hAnsi="PT Sans"/>
-                <w:b w:val="0"/>
-                <w:i w:val="0"/>
-                <w:sz w:val="20"/>
-              </w:rPr>
-              <w:t>)</w:t>
-            </w:r>
-            <w:r>
-              <w:rPr>
-                <w:rFonts w:ascii="Consolas" w:hAnsi="Consolas"/>
-                <w:b w:val="0"/>
-                <w:i w:val="0"/>
-                <w:color w:val="1A5F7A"/>
-                <w:sz w:val="20"/>
-              </w:rPr>
-              <w:t>tx_command_fields.csv</w:t>
-            </w:r>
-            <w:r>
-              <w:rPr>
-                <w:rFonts w:ascii="PT Sans" w:hAnsi="PT Sans"/>
-                <w:b w:val="0"/>
-                <w:i w:val="0"/>
-                <w:sz w:val="20"/>
-              </w:rPr>
-              <w:t xml:space="preserve"> or </w:t>
-            </w:r>
-            <w:r>
-              <w:rPr>
-                <w:rFonts w:ascii="Consolas" w:hAnsi="Consolas"/>
-                <w:b w:val="0"/>
-                <w:i w:val="0"/>
-                <w:color w:val="1A5F7A"/>
-                <w:sz w:val="20"/>
-              </w:rPr>
-              <w:t>txcommandfields.csv</w:t>
-            </w:r>
-            <w:r>
-              <w:rPr>
-                <w:rFonts w:ascii="PT Sans" w:hAnsi="PT Sans"/>
-                <w:b w:val="0"/>
-                <w:i w:val="0"/>
-                <w:sz w:val="20"/>
-              </w:rPr>
-              <w:t xml:space="preserve"> (maps to </w:t>
-            </w:r>
-            <w:r>
-              <w:rPr>
-                <w:rFonts w:ascii="PT Sans" w:hAnsi="PT Sans"/>
-                <w:b w:val="0"/>
-                <w:i/>
-                <w:sz w:val="20"/>
-              </w:rPr>
-              <w:t>Sheet 8 — TxCommandFields</w:t>
-            </w:r>
-            <w:r>
-              <w:rPr>
-                <w:rFonts w:ascii="PT Sans" w:hAnsi="PT Sans"/>
-                <w:b w:val="0"/>
-                <w:i w:val="0"/>
-                <w:sz w:val="20"/>
-              </w:rPr>
-              <w:t>)</w:t>
-            </w:r>
-            <w:r>
-              <w:rPr>
-                <w:rFonts w:ascii="Consolas" w:hAnsi="Consolas"/>
-                <w:b w:val="0"/>
-                <w:i w:val="0"/>
-                <w:color w:val="1A5F7A"/>
-                <w:sz w:val="20"/>
-              </w:rPr>
-              <w:t>polling_schedule.csv</w:t>
-            </w:r>
-            <w:r>
-              <w:rPr>
-                <w:rFonts w:ascii="PT Sans" w:hAnsi="PT Sans"/>
-                <w:b w:val="0"/>
-                <w:i w:val="0"/>
-                <w:sz w:val="20"/>
-              </w:rPr>
-              <w:t xml:space="preserve"> or </w:t>
-            </w:r>
-            <w:r>
-              <w:rPr>
-                <w:rFonts w:ascii="Consolas" w:hAnsi="Consolas"/>
-                <w:b w:val="0"/>
-                <w:i w:val="0"/>
-                <w:color w:val="1A5F7A"/>
-                <w:sz w:val="20"/>
-              </w:rPr>
-              <w:t>pollingschedule.csv</w:t>
-            </w:r>
-            <w:r>
-              <w:rPr>
-                <w:rFonts w:ascii="PT Sans" w:hAnsi="PT Sans"/>
-                <w:b w:val="0"/>
-                <w:i w:val="0"/>
-                <w:sz w:val="20"/>
-              </w:rPr>
-              <w:t xml:space="preserve"> (maps to </w:t>
-            </w:r>
-            <w:r>
-              <w:rPr>
-                <w:rFonts w:ascii="PT Sans" w:hAnsi="PT Sans"/>
-                <w:b w:val="0"/>
-                <w:i/>
-                <w:sz w:val="20"/>
-              </w:rPr>
-              <w:t>Sheet 9 — PollingSchedule</w:t>
-            </w:r>
-            <w:r>
-              <w:rPr>
-                <w:rFonts w:ascii="PT Sans" w:hAnsi="PT Sans"/>
-                <w:b w:val="0"/>
-                <w:i w:val="0"/>
-                <w:sz w:val="20"/>
-              </w:rPr>
-              <w:t>)</w:t>
-            </w:r>
-            <w:r>
-              <w:rPr>
-                <w:rFonts w:ascii="Consolas" w:hAnsi="Consolas"/>
-                <w:b w:val="0"/>
-                <w:i w:val="0"/>
-                <w:color w:val="1A5F7A"/>
-                <w:sz w:val="20"/>
-              </w:rPr>
-              <w:t>serial_defaults.csv</w:t>
-            </w:r>
-            <w:r>
-              <w:rPr>
-                <w:rFonts w:ascii="PT Sans" w:hAnsi="PT Sans"/>
-                <w:b w:val="0"/>
-                <w:i w:val="0"/>
-                <w:sz w:val="20"/>
-              </w:rPr>
-              <w:t xml:space="preserve"> or </w:t>
-            </w:r>
-            <w:r>
-              <w:rPr>
-                <w:rFonts w:ascii="Consolas" w:hAnsi="Consolas"/>
-                <w:b w:val="0"/>
-                <w:i w:val="0"/>
-                <w:color w:val="1A5F7A"/>
-                <w:sz w:val="20"/>
-              </w:rPr>
-              <w:t>serialdefaults.csv</w:t>
-            </w:r>
-            <w:r>
-              <w:rPr>
-                <w:rFonts w:ascii="PT Sans" w:hAnsi="PT Sans"/>
-                <w:b w:val="0"/>
-                <w:i w:val="0"/>
-                <w:sz w:val="20"/>
-              </w:rPr>
-              <w:t xml:space="preserve"> (maps to </w:t>
-            </w:r>
-            <w:r>
-              <w:rPr>
-                <w:rFonts w:ascii="PT Sans" w:hAnsi="PT Sans"/>
-                <w:b w:val="0"/>
-                <w:i/>
-                <w:sz w:val="20"/>
-              </w:rPr>
-              <w:t>Sheet 10 — SerialDefaults</w:t>
-            </w:r>
-            <w:r>
-              <w:rPr>
-                <w:rFonts w:ascii="PT Sans" w:hAnsi="PT Sans"/>
-                <w:b w:val="0"/>
-                <w:i w:val="0"/>
-                <w:sz w:val="20"/>
-              </w:rPr>
-              <w:t>)</w:t>
-            </w:r>
-            <w:r>
-              <w:rPr>
-                <w:rFonts w:ascii="Consolas" w:hAnsi="Consolas"/>
-                <w:b w:val="0"/>
-                <w:i w:val="0"/>
-                <w:color w:val="1A5F7A"/>
-                <w:sz w:val="20"/>
-              </w:rPr>
-              <w:t>frame_config.csv</w:t>
-            </w:r>
-            <w:r>
-              <w:rPr>
-                <w:rFonts w:ascii="PT Sans" w:hAnsi="PT Sans"/>
-                <w:b w:val="0"/>
-                <w:i w:val="0"/>
-                <w:sz w:val="20"/>
-              </w:rPr>
-              <w:t xml:space="preserve"> or </w:t>
-            </w:r>
-            <w:r>
-              <w:rPr>
-                <w:rFonts w:ascii="Consolas" w:hAnsi="Consolas"/>
-                <w:b w:val="0"/>
-                <w:i w:val="0"/>
-                <w:color w:val="1A5F7A"/>
-                <w:sz w:val="20"/>
-              </w:rPr>
-              <w:t>frameconfig.csv</w:t>
-            </w:r>
-            <w:r>
-              <w:rPr>
-                <w:rFonts w:ascii="PT Sans" w:hAnsi="PT Sans"/>
-                <w:b w:val="0"/>
-                <w:i w:val="0"/>
-                <w:sz w:val="20"/>
-              </w:rPr>
-              <w:t xml:space="preserve"> (maps to </w:t>
-            </w:r>
-            <w:r>
-              <w:rPr>
-                <w:rFonts w:ascii="PT Sans" w:hAnsi="PT Sans"/>
-                <w:b w:val="0"/>
-                <w:i/>
-                <w:sz w:val="20"/>
-              </w:rPr>
-              <w:t>Legacy — FrameConfig</w:t>
-            </w:r>
-            <w:r>
-              <w:rPr>
-                <w:rFonts w:ascii="PT Sans" w:hAnsi="PT Sans"/>
-                <w:b w:val="0"/>
-                <w:i w:val="0"/>
-                <w:sz w:val="20"/>
-              </w:rPr>
-              <w:t>)</w:t>
-            </w:r>
-            <w:r>
-              <w:rPr>
-                <w:rFonts w:ascii="PT Sans" w:hAnsi="PT Sans"/>
-                <w:b w:val="0"/>
-                <w:i w:val="0"/>
-                <w:sz w:val="20"/>
-              </w:rPr>
-              <w:br/>
-              <w:t xml:space="preserve">        Each CSV file must contain a header row matching the exact column names documented for the corresponding sheet below.</w:t>
-              <w:br/>
-              <w:t xml:space="preserve">    </w:t>
             </w:r>
           </w:p>
         </w:tc>
@@ -19822,7 +20379,9 @@
           <w:i w:val="0"/>
           <w:sz w:val="22"/>
         </w:rPr>
-        <w:t>Bytehound can be run headlessly from the command line to validate configuration syntax without launching the GUI. Simply execute:</w:t>
+        <w:t>Bytehound can be run headlessly from the command line to validate configuration syntax without launching the</w:t>
+        <w:br/>
+        <w:t xml:space="preserve">            GUI. Simply execute:</w:t>
       </w:r>
     </w:p>
     <w:tbl>
@@ -19887,7 +20446,9 @@
           <w:i w:val="0"/>
           <w:sz w:val="22"/>
         </w:rPr>
-        <w:t xml:space="preserve">If the configuration schema is perfect (valid byte orders, correct types, no missing required fields), the CLI will print a success summary and exit with code </w:t>
+        <w:t>If the configuration schema is perfect (valid byte orders, correct types, no missing required fields), the</w:t>
+        <w:br/>
+        <w:t xml:space="preserve">            CLI will print a success summary and exit with code </w:t>
       </w:r>
       <w:r>
         <w:rPr>
@@ -19906,7 +20467,9 @@
           <w:i w:val="0"/>
           <w:sz w:val="22"/>
         </w:rPr>
-        <w:t xml:space="preserve">. If there are schema errors, it prints the errors and exits with code </w:t>
+        <w:t>. If there are schema errors, it prints</w:t>
+        <w:br/>
+        <w:t xml:space="preserve">            the errors and exits with code </w:t>
       </w:r>
       <w:r>
         <w:rPr>
@@ -19959,6 +20522,8 @@
           <w:sz w:val="22"/>
         </w:rPr>
         <w:t>. Each section below matches one sheet tab.</w:t>
+        <w:br/>
+        <w:t xml:space="preserve">        </w:t>
       </w:r>
     </w:p>
     <w:p>
@@ -20006,7 +20571,9 @@
           <w:i w:val="0"/>
           <w:sz w:val="22"/>
         </w:rPr>
-        <w:t xml:space="preserve">Exactly one row must have </w:t>
+        <w:t>Exactly one row must have</w:t>
+        <w:br/>
+        <w:t xml:space="preserve">                </w:t>
       </w:r>
       <w:r>
         <w:rPr>
@@ -20389,7 +20956,9 @@
                 <w:color w:val="333333"/>
                 <w:sz w:val="20"/>
               </w:rPr>
-              <w:t>= standard Modbus RTU — framing, FC codes, and CRC are handled automatically.</w:t>
+              <w:t>= standard Modbus RTU — framing, FC codes, and CRC are handled</w:t>
+              <w:br/>
+              <w:t xml:space="preserve">                    automatically.</w:t>
             </w:r>
           </w:p>
         </w:tc>
@@ -20671,7 +21240,9 @@
                 <w:color w:val="333333"/>
                 <w:sz w:val="20"/>
               </w:rPr>
-              <w:t>Ignored when parser_type = modbus_rtu.</w:t>
+              <w:t>Ignored when</w:t>
+              <w:br/>
+              <w:t xml:space="preserve">                        parser_type = modbus_rtu.</w:t>
             </w:r>
           </w:p>
         </w:tc>
@@ -21024,7 +21595,9 @@
                 <w:color w:val="333333"/>
                 <w:sz w:val="20"/>
               </w:rPr>
-              <w:t>Ignored for modbus_rtu (length is implicit in each FC).</w:t>
+              <w:t>Ignored for modbus_rtu (length is implicit in</w:t>
+              <w:br/>
+              <w:t xml:space="preserve">                        each FC).</w:t>
             </w:r>
           </w:p>
         </w:tc>
@@ -21155,7 +21728,9 @@
                 <w:color w:val="333333"/>
                 <w:sz w:val="20"/>
               </w:rPr>
-              <w:t>(just the payload bytes),</w:t>
+              <w:t>(just the</w:t>
+              <w:br/>
+              <w:t xml:space="preserve">                    payload bytes),</w:t>
             </w:r>
             <w:r>
               <w:rPr>
@@ -21175,7 +21750,9 @@
                 <w:color w:val="333333"/>
                 <w:sz w:val="20"/>
               </w:rPr>
-              <w:t>(header + frame_id + length + payload + CRC + footer — the full frame size),</w:t>
+              <w:t>(header + frame_id + length + payload + CRC + footer — the</w:t>
+              <w:br/>
+              <w:t xml:space="preserve">                    full frame size),</w:t>
             </w:r>
             <w:r>
               <w:rPr>
@@ -21215,7 +21792,9 @@
                 <w:color w:val="333333"/>
                 <w:sz w:val="20"/>
               </w:rPr>
-              <w:t>(payload + CRC bytes). The parser and TX builder honour the chosen value end-to-end.</w:t>
+              <w:t>(payload + CRC bytes). The parser and TX builder honour the chosen</w:t>
+              <w:br/>
+              <w:t xml:space="preserve">                    value end-to-end.</w:t>
             </w:r>
             <w:r>
               <w:rPr>
@@ -21658,7 +22237,9 @@
                 <w:color w:val="333333"/>
                 <w:sz w:val="20"/>
               </w:rPr>
-              <w:t>Ignored for modbus_rtu.</w:t>
+              <w:t>Ignored for</w:t>
+              <w:br/>
+              <w:t xml:space="preserve">                        modbus_rtu.</w:t>
             </w:r>
           </w:p>
         </w:tc>
@@ -21769,7 +22350,9 @@
                 <w:color w:val="333333"/>
                 <w:sz w:val="20"/>
               </w:rPr>
-              <w:t>Ignored for modbus_rtu.</w:t>
+              <w:t>Ignored for</w:t>
+              <w:br/>
+              <w:t xml:space="preserve">                        modbus_rtu.</w:t>
             </w:r>
           </w:p>
         </w:tc>
@@ -21920,7 +22503,9 @@
                 <w:color w:val="333333"/>
                 <w:sz w:val="20"/>
               </w:rPr>
-              <w:t>(default) writes space-separated uppercase bytes like</w:t>
+              <w:t>(default)</w:t>
+              <w:br/>
+              <w:t xml:space="preserve">                    writes space-separated uppercase bytes like</w:t>
             </w:r>
             <w:r>
               <w:rPr>
@@ -21960,7 +22545,9 @@
                 <w:color w:val="333333"/>
                 <w:sz w:val="20"/>
               </w:rPr>
-              <w:t>writes contiguous bytes like</w:t>
+              <w:t>writes</w:t>
+              <w:br/>
+              <w:t xml:space="preserve">                    contiguous bytes like</w:t>
             </w:r>
             <w:r>
               <w:rPr>
@@ -21980,7 +22567,9 @@
                 <w:color w:val="333333"/>
                 <w:sz w:val="20"/>
               </w:rPr>
-              <w:t>— smaller files, faster to grep. Invalid values are rejected at load time.</w:t>
+              <w:t>— smaller files, faster to grep. Invalid values are</w:t>
+              <w:br/>
+              <w:t xml:space="preserve">                    rejected at load time.</w:t>
             </w:r>
           </w:p>
         </w:tc>
@@ -22192,7 +22781,9 @@
                 <w:color w:val="333333"/>
                 <w:sz w:val="20"/>
               </w:rPr>
-              <w:t>Forces every outgoing TX packet to be exactly this many bytes on the wire. Short commands are zero-padded between payload and CRC; CRC is computed</w:t>
+              <w:t>Forces every outgoing TX packet to be exactly this many bytes on the wire. Short commands are</w:t>
+              <w:br/>
+              <w:t xml:space="preserve">                    zero-padded between payload and CRC; CRC is computed</w:t>
             </w:r>
             <w:r>
               <w:rPr>
@@ -22212,7 +22803,9 @@
                 <w:color w:val="333333"/>
                 <w:sz w:val="20"/>
               </w:rPr>
-              <w:t>the padding so the receiver's check still passes. Leave blank to send variable-length packets.</w:t>
+              <w:t>the padding so the receiver's</w:t>
+              <w:br/>
+              <w:t xml:space="preserve">                    check still passes. Leave blank to send variable-length packets.</w:t>
             </w:r>
             <w:r>
               <w:rPr>
@@ -22414,7 +23007,11 @@
                 <w:color w:val="333333"/>
                 <w:sz w:val="20"/>
               </w:rPr>
-              <w:t>— that covers almost every protocol. Only set this explicitly if your protocol uses multi-byte lengths in a different endianness from the frame ID.</w:t>
+              <w:t>— that</w:t>
+              <w:br/>
+              <w:t xml:space="preserve">                    covers almost every protocol. Only set this explicitly if your protocol uses multi-byte lengths in a</w:t>
+              <w:br/>
+              <w:t xml:space="preserve">                    different endianness from the frame ID.</w:t>
             </w:r>
           </w:p>
         </w:tc>
@@ -22545,7 +23142,9 @@
                 <w:color w:val="333333"/>
                 <w:sz w:val="20"/>
               </w:rPr>
-              <w:t>(header + frame_id + length + payload — the usual choice),</w:t>
+              <w:t>(header</w:t>
+              <w:br/>
+              <w:t xml:space="preserve">                    + frame_id + length + payload — the usual choice),</w:t>
             </w:r>
             <w:r>
               <w:rPr>
@@ -22565,7 +23164,9 @@
                 <w:color w:val="333333"/>
                 <w:sz w:val="20"/>
               </w:rPr>
-              <w:t>(skips the header),</w:t>
+              <w:t>(skips the</w:t>
+              <w:br/>
+              <w:t xml:space="preserve">                    header),</w:t>
             </w:r>
             <w:r>
               <w:rPr>
@@ -22605,7 +23206,11 @@
                 <w:color w:val="333333"/>
                 <w:sz w:val="20"/>
               </w:rPr>
-              <w:t>(everything except the CRC field itself, i.e. header + frame_id + length + payload + footer). The parser and TX builder use the same coverage so build/parse round-trips are byte-exact.</w:t>
+              <w:t>(everything except</w:t>
+              <w:br/>
+              <w:t xml:space="preserve">                    the CRC field itself, i.e. header + frame_id + length + payload + footer). The parser and TX builder</w:t>
+              <w:br/>
+              <w:t xml:space="preserve">                    use the same coverage so build/parse round-trips are byte-exact.</w:t>
             </w:r>
           </w:p>
         </w:tc>
@@ -22736,7 +23341,9 @@
                 <w:color w:val="333333"/>
                 <w:sz w:val="20"/>
               </w:rPr>
-              <w:t>each Bytehound frame on the wire. Four values supported:</w:t>
+              <w:t>each Bytehound frame on the wire.</w:t>
+              <w:br/>
+              <w:t xml:space="preserve">                    Four values supported:</w:t>
             </w:r>
             <w:r>
               <w:rPr>
@@ -22796,7 +23403,9 @@
                 <w:color w:val="333333"/>
                 <w:sz w:val="20"/>
               </w:rPr>
-              <w:t>(RFC 1055: 0xC0 delimiter, 0xDB escape),</w:t>
+              <w:t>(RFC 1055: 0xC0 delimiter, 0xDB</w:t>
+              <w:br/>
+              <w:t xml:space="preserve">                    escape),</w:t>
             </w:r>
             <w:r>
               <w:rPr>
@@ -22836,7 +23445,11 @@
                 <w:color w:val="333333"/>
                 <w:sz w:val="20"/>
               </w:rPr>
-              <w:t>(Consistent Overhead Byte Stuffing: 0x00 delimiter, code-prefixed chunks). The parser's outer un-framer runs first; the existing header / length / CRC / footer logic then processes the un-escaped inner frame.</w:t>
+              <w:t>(Consistent Overhead Byte Stuffing: 0x00 delimiter, code-prefixed chunks). The</w:t>
+              <w:br/>
+              <w:t xml:space="preserve">                    parser's outer un-framer runs first; the existing header / length / CRC / footer logic then</w:t>
+              <w:br/>
+              <w:t xml:space="preserve">                    processes the un-escaped inner frame.</w:t>
             </w:r>
           </w:p>
         </w:tc>
@@ -23060,7 +23673,9 @@
                 <w:i w:val="0"/>
                 <w:sz w:val="20"/>
               </w:rPr>
-              <w:t xml:space="preserve"> all support multiple values now. Leave them blank to inherit the most common defaults (</w:t>
+              <w:t xml:space="preserve"> all support multiple</w:t>
+              <w:br/>
+              <w:t xml:space="preserve">            values now. Leave them blank to inherit the most common defaults (</w:t>
             </w:r>
             <w:r>
               <w:rPr>
@@ -23079,7 +23694,9 @@
                 <w:i w:val="0"/>
                 <w:sz w:val="20"/>
               </w:rPr>
-              <w:t xml:space="preserve">, </w:t>
+              <w:t>,</w:t>
+              <w:br/>
+              <w:t xml:space="preserve">            </w:t>
             </w:r>
             <w:r>
               <w:rPr>
@@ -23119,7 +23736,7 @@
               </w:rPr>
               <w:t>) — these are what 99% of custom embedded protocols use.</w:t>
               <w:br/>
-              <w:t xml:space="preserve">    </w:t>
+              <w:t xml:space="preserve">        </w:t>
             </w:r>
           </w:p>
         </w:tc>
@@ -23217,16 +23834,19 @@
                 <w:i w:val="0"/>
                 <w:sz w:val="20"/>
               </w:rPr>
-              <w:t xml:space="preserve"> alternates.</w:t>
-            </w:r>
-            <w:r>
-              <w:rPr>
-                <w:rFonts w:ascii="PT Sans" w:hAnsi="PT Sans"/>
-                <w:b w:val="0"/>
-                <w:i w:val="0"/>
-                <w:sz w:val="20"/>
-              </w:rPr>
-              <w:t xml:space="preserve"> Bytehound's parser and TX builder agree end-to-end on all 16 combinations (32 build → parse round-trip tests cover them with and without a footer). What that proves is </w:t>
+              <w:br/>
+              <w:t xml:space="preserve">                alternates.</w:t>
+            </w:r>
+            <w:r>
+              <w:rPr>
+                <w:rFonts w:ascii="PT Sans" w:hAnsi="PT Sans"/>
+                <w:b w:val="0"/>
+                <w:i w:val="0"/>
+                <w:sz w:val="20"/>
+              </w:rPr>
+              <w:t xml:space="preserve"> Bytehound's parser and TX builder agree end-to-end on all 16 combinations (32 build</w:t>
+              <w:br/>
+              <w:t xml:space="preserve">            → parse round-trip tests cover them with and without a footer). What that proves is </w:t>
             </w:r>
             <w:r>
               <w:rPr>
@@ -23244,7 +23864,8 @@
                 <w:i w:val="0"/>
                 <w:sz w:val="20"/>
               </w:rPr>
-              <w:t xml:space="preserve"> consistency: Bytehound can decode what Bytehound builds. It does </w:t>
+              <w:br/>
+              <w:t xml:space="preserve">            consistency: Bytehound can decode what Bytehound builds. It does </w:t>
             </w:r>
             <w:r>
               <w:rPr>
@@ -23262,7 +23883,9 @@
                 <w:i w:val="0"/>
                 <w:sz w:val="20"/>
               </w:rPr>
-              <w:t xml:space="preserve"> prove that Bytehound's interpretation of </w:t>
+              <w:t xml:space="preserve"> prove that Bytehound's</w:t>
+              <w:br/>
+              <w:t xml:space="preserve">            interpretation of </w:t>
             </w:r>
             <w:r>
               <w:rPr>
@@ -23319,6 +23942,27 @@
                 <w:i w:val="0"/>
                 <w:sz w:val="20"/>
               </w:rPr>
+              <w:t xml:space="preserve"> /</w:t>
+              <w:br/>
+              <w:t xml:space="preserve">            </w:t>
+            </w:r>
+            <w:r>
+              <w:rPr>
+                <w:rFonts w:ascii="Consolas" w:hAnsi="Consolas"/>
+                <w:b w:val="0"/>
+                <w:i w:val="0"/>
+                <w:color w:val="1A5F7A"/>
+                <w:sz w:val="20"/>
+              </w:rPr>
+              <w:t>frame_id_to_payload</w:t>
+            </w:r>
+            <w:r>
+              <w:rPr>
+                <w:rFonts w:ascii="PT Sans" w:hAnsi="PT Sans"/>
+                <w:b w:val="0"/>
+                <w:i w:val="0"/>
+                <w:sz w:val="20"/>
+              </w:rPr>
               <w:t xml:space="preserve"> / </w:t>
             </w:r>
             <w:r>
@@ -23329,6 +23973,156 @@
                 <w:color w:val="1A5F7A"/>
                 <w:sz w:val="20"/>
               </w:rPr>
+              <w:t>payload_only</w:t>
+            </w:r>
+            <w:r>
+              <w:rPr>
+                <w:rFonts w:ascii="PT Sans" w:hAnsi="PT Sans"/>
+                <w:b w:val="0"/>
+                <w:i w:val="0"/>
+                <w:sz w:val="20"/>
+              </w:rPr>
+              <w:t xml:space="preserve"> / </w:t>
+            </w:r>
+            <w:r>
+              <w:rPr>
+                <w:rFonts w:ascii="Consolas" w:hAnsi="Consolas"/>
+                <w:b w:val="0"/>
+                <w:i w:val="0"/>
+                <w:color w:val="1A5F7A"/>
+                <w:sz w:val="20"/>
+              </w:rPr>
+              <w:t>full_frame</w:t>
+            </w:r>
+            <w:r>
+              <w:rPr>
+                <w:rFonts w:ascii="PT Sans" w:hAnsi="PT Sans"/>
+                <w:b w:val="0"/>
+                <w:i w:val="0"/>
+                <w:sz w:val="20"/>
+              </w:rPr>
+              <w:t xml:space="preserve"> matches another</w:t>
+              <w:br/>
+              <w:t xml:space="preserve">            vendor's protocol that happens to use the same name.</w:t>
+            </w:r>
+            <w:r>
+              <w:rPr>
+                <w:rFonts w:ascii="PT Sans" w:hAnsi="PT Sans"/>
+                <w:b w:val="0"/>
+                <w:i w:val="0"/>
+                <w:sz w:val="20"/>
+              </w:rPr>
+              <w:br/>
+              <w:t xml:space="preserve">            Concretely:</w:t>
+              <w:br/>
+              <w:t xml:space="preserve">            </w:t>
+            </w:r>
+            <w:r>
+              <w:rPr>
+                <w:rFonts w:ascii="Consolas" w:hAnsi="Consolas"/>
+                <w:b w:val="0"/>
+                <w:i w:val="0"/>
+                <w:color w:val="1A5F7A"/>
+                <w:sz w:val="20"/>
+              </w:rPr>
+              <w:t>frame_total</w:t>
+            </w:r>
+            <w:r>
+              <w:rPr>
+                <w:rFonts w:ascii="PT Sans" w:hAnsi="PT Sans"/>
+                <w:b w:val="0"/>
+                <w:i w:val="0"/>
+                <w:sz w:val="20"/>
+              </w:rPr>
+              <w:t xml:space="preserve"> here counts </w:t>
+            </w:r>
+            <w:r>
+              <w:rPr>
+                <w:rFonts w:ascii="PT Sans" w:hAnsi="PT Sans"/>
+                <w:b w:val="0"/>
+                <w:i/>
+                <w:sz w:val="20"/>
+              </w:rPr>
+              <w:t>every</w:t>
+            </w:r>
+            <w:r>
+              <w:rPr>
+                <w:rFonts w:ascii="PT Sans" w:hAnsi="PT Sans"/>
+                <w:b w:val="0"/>
+                <w:i w:val="0"/>
+                <w:sz w:val="20"/>
+              </w:rPr>
+              <w:t xml:space="preserve"> byte from the start of the header through the</w:t>
+              <w:br/>
+              <w:t xml:space="preserve">                    footer inclusive — header + frame_id + length + payload + CRC + footer.</w:t>
+            </w:r>
+            <w:r>
+              <w:rPr>
+                <w:rFonts w:ascii="Consolas" w:hAnsi="Consolas"/>
+                <w:b w:val="0"/>
+                <w:i w:val="0"/>
+                <w:color w:val="1A5F7A"/>
+                <w:sz w:val="20"/>
+              </w:rPr>
+              <w:t>header_to_crc</w:t>
+            </w:r>
+            <w:r>
+              <w:rPr>
+                <w:rFonts w:ascii="PT Sans" w:hAnsi="PT Sans"/>
+                <w:b w:val="0"/>
+                <w:i w:val="0"/>
+                <w:sz w:val="20"/>
+              </w:rPr>
+              <w:t xml:space="preserve"> counts header + frame_id + length + payload + CRC (footer excluded).</w:t>
+            </w:r>
+            <w:r>
+              <w:rPr>
+                <w:rFonts w:ascii="Consolas" w:hAnsi="Consolas"/>
+                <w:b w:val="0"/>
+                <w:i w:val="0"/>
+                <w:color w:val="1A5F7A"/>
+                <w:sz w:val="20"/>
+              </w:rPr>
+              <w:t>payload_plus_crc</w:t>
+            </w:r>
+            <w:r>
+              <w:rPr>
+                <w:rFonts w:ascii="PT Sans" w:hAnsi="PT Sans"/>
+                <w:b w:val="0"/>
+                <w:i w:val="0"/>
+                <w:sz w:val="20"/>
+              </w:rPr>
+              <w:t xml:space="preserve"> counts payload + CRC only.</w:t>
+            </w:r>
+            <w:r>
+              <w:rPr>
+                <w:rFonts w:ascii="Consolas" w:hAnsi="Consolas"/>
+                <w:b w:val="0"/>
+                <w:i w:val="0"/>
+                <w:color w:val="1A5F7A"/>
+                <w:sz w:val="20"/>
+              </w:rPr>
+              <w:t>full_frame</w:t>
+            </w:r>
+            <w:r>
+              <w:rPr>
+                <w:rFonts w:ascii="PT Sans" w:hAnsi="PT Sans"/>
+                <w:b w:val="0"/>
+                <w:i w:val="0"/>
+                <w:sz w:val="20"/>
+              </w:rPr>
+              <w:t xml:space="preserve"> CRC covers header + frame_id + length + payload + footer (every byte except</w:t>
+              <w:br/>
+              <w:t xml:space="preserve">                    the CRC field itself).</w:t>
+            </w:r>
+            <w:r>
+              <w:rPr>
+                <w:rFonts w:ascii="Consolas" w:hAnsi="Consolas"/>
+                <w:b w:val="0"/>
+                <w:i w:val="0"/>
+                <w:color w:val="1A5F7A"/>
+                <w:sz w:val="20"/>
+              </w:rPr>
               <w:t>frame_id_to_payload</w:t>
             </w:r>
             <w:r>
@@ -23338,7 +24132,9 @@
                 <w:i w:val="0"/>
                 <w:sz w:val="20"/>
               </w:rPr>
-              <w:t xml:space="preserve"> / </w:t>
+              <w:t xml:space="preserve"> CRC covers frame_id + length + payload (header excluded from CRC).</w:t>
+              <w:br/>
+              <w:t xml:space="preserve">                </w:t>
             </w:r>
             <w:r>
               <w:rPr>
@@ -23357,26 +24153,7 @@
                 <w:i w:val="0"/>
                 <w:sz w:val="20"/>
               </w:rPr>
-              <w:t xml:space="preserve"> / </w:t>
-            </w:r>
-            <w:r>
-              <w:rPr>
-                <w:rFonts w:ascii="Consolas" w:hAnsi="Consolas"/>
-                <w:b w:val="0"/>
-                <w:i w:val="0"/>
-                <w:color w:val="1A5F7A"/>
-                <w:sz w:val="20"/>
-              </w:rPr>
-              <w:t>full_frame</w:t>
-            </w:r>
-            <w:r>
-              <w:rPr>
-                <w:rFonts w:ascii="PT Sans" w:hAnsi="PT Sans"/>
-                <w:b w:val="0"/>
-                <w:i w:val="0"/>
-                <w:sz w:val="20"/>
-              </w:rPr>
-              <w:t xml:space="preserve"> matches another vendor's protocol that happens to use the same name.</w:t>
+              <w:t xml:space="preserve"> (CRC) covers just the payload bytes.</w:t>
             </w:r>
             <w:r>
               <w:rPr>
@@ -23386,171 +24163,33 @@
                 <w:sz w:val="20"/>
               </w:rPr>
               <w:br/>
-              <w:t xml:space="preserve">        Concretely:</w:t>
+              <w:t xml:space="preserve">            If you connect Bytehound to a real device that uses one of these names with even slightly different</w:t>
+              <w:br/>
+              <w:t xml:space="preserve">            boundaries, the build/parse will silently mismatch the device — every TX frame will fail the device's CRC,</w:t>
+              <w:br/>
+              <w:t xml:space="preserve">            every RX frame will fail Bytehound's CRC. </w:t>
+            </w:r>
+            <w:r>
+              <w:rPr>
+                <w:rFonts w:ascii="PT Sans" w:hAnsi="PT Sans"/>
+                <w:b/>
+                <w:i w:val="0"/>
+                <w:sz w:val="20"/>
+              </w:rPr>
+              <w:t>Test the first byte sequence on the wire</w:t>
+            </w:r>
+            <w:r>
+              <w:rPr>
+                <w:rFonts w:ascii="PT Sans" w:hAnsi="PT Sans"/>
+                <w:b w:val="0"/>
+                <w:i w:val="0"/>
+                <w:sz w:val="20"/>
+              </w:rPr>
+              <w:t xml:space="preserve"> against</w:t>
+              <w:br/>
+              <w:t xml:space="preserve">            your device's reference implementation before trusting these alternates in production.</w:t>
               <w:br/>
               <w:t xml:space="preserve">        </w:t>
-            </w:r>
-            <w:r>
-              <w:rPr>
-                <w:rFonts w:ascii="Consolas" w:hAnsi="Consolas"/>
-                <w:b w:val="0"/>
-                <w:i w:val="0"/>
-                <w:color w:val="1A5F7A"/>
-                <w:sz w:val="20"/>
-              </w:rPr>
-              <w:t>frame_total</w:t>
-            </w:r>
-            <w:r>
-              <w:rPr>
-                <w:rFonts w:ascii="PT Sans" w:hAnsi="PT Sans"/>
-                <w:b w:val="0"/>
-                <w:i w:val="0"/>
-                <w:sz w:val="20"/>
-              </w:rPr>
-              <w:t xml:space="preserve"> here counts </w:t>
-            </w:r>
-            <w:r>
-              <w:rPr>
-                <w:rFonts w:ascii="PT Sans" w:hAnsi="PT Sans"/>
-                <w:b w:val="0"/>
-                <w:i/>
-                <w:sz w:val="20"/>
-              </w:rPr>
-              <w:t>every</w:t>
-            </w:r>
-            <w:r>
-              <w:rPr>
-                <w:rFonts w:ascii="PT Sans" w:hAnsi="PT Sans"/>
-                <w:b w:val="0"/>
-                <w:i w:val="0"/>
-                <w:sz w:val="20"/>
-              </w:rPr>
-              <w:t xml:space="preserve"> byte from the start of the header through the footer inclusive — header + frame_id + length + payload + CRC + footer.</w:t>
-            </w:r>
-            <w:r>
-              <w:rPr>
-                <w:rFonts w:ascii="Consolas" w:hAnsi="Consolas"/>
-                <w:b w:val="0"/>
-                <w:i w:val="0"/>
-                <w:color w:val="1A5F7A"/>
-                <w:sz w:val="20"/>
-              </w:rPr>
-              <w:t>header_to_crc</w:t>
-            </w:r>
-            <w:r>
-              <w:rPr>
-                <w:rFonts w:ascii="PT Sans" w:hAnsi="PT Sans"/>
-                <w:b w:val="0"/>
-                <w:i w:val="0"/>
-                <w:sz w:val="20"/>
-              </w:rPr>
-              <w:t xml:space="preserve"> counts header + frame_id + length + payload + CRC (footer excluded).</w:t>
-            </w:r>
-            <w:r>
-              <w:rPr>
-                <w:rFonts w:ascii="Consolas" w:hAnsi="Consolas"/>
-                <w:b w:val="0"/>
-                <w:i w:val="0"/>
-                <w:color w:val="1A5F7A"/>
-                <w:sz w:val="20"/>
-              </w:rPr>
-              <w:t>payload_plus_crc</w:t>
-            </w:r>
-            <w:r>
-              <w:rPr>
-                <w:rFonts w:ascii="PT Sans" w:hAnsi="PT Sans"/>
-                <w:b w:val="0"/>
-                <w:i w:val="0"/>
-                <w:sz w:val="20"/>
-              </w:rPr>
-              <w:t xml:space="preserve"> counts payload + CRC only.</w:t>
-            </w:r>
-            <w:r>
-              <w:rPr>
-                <w:rFonts w:ascii="Consolas" w:hAnsi="Consolas"/>
-                <w:b w:val="0"/>
-                <w:i w:val="0"/>
-                <w:color w:val="1A5F7A"/>
-                <w:sz w:val="20"/>
-              </w:rPr>
-              <w:t>full_frame</w:t>
-            </w:r>
-            <w:r>
-              <w:rPr>
-                <w:rFonts w:ascii="PT Sans" w:hAnsi="PT Sans"/>
-                <w:b w:val="0"/>
-                <w:i w:val="0"/>
-                <w:sz w:val="20"/>
-              </w:rPr>
-              <w:t xml:space="preserve"> CRC covers header + frame_id + length + payload + footer (every byte except the CRC field itself).</w:t>
-            </w:r>
-            <w:r>
-              <w:rPr>
-                <w:rFonts w:ascii="Consolas" w:hAnsi="Consolas"/>
-                <w:b w:val="0"/>
-                <w:i w:val="0"/>
-                <w:color w:val="1A5F7A"/>
-                <w:sz w:val="20"/>
-              </w:rPr>
-              <w:t>frame_id_to_payload</w:t>
-            </w:r>
-            <w:r>
-              <w:rPr>
-                <w:rFonts w:ascii="PT Sans" w:hAnsi="PT Sans"/>
-                <w:b w:val="0"/>
-                <w:i w:val="0"/>
-                <w:sz w:val="20"/>
-              </w:rPr>
-              <w:t xml:space="preserve"> CRC covers frame_id + length + payload (header excluded from CRC).</w:t>
-            </w:r>
-            <w:r>
-              <w:rPr>
-                <w:rFonts w:ascii="Consolas" w:hAnsi="Consolas"/>
-                <w:b w:val="0"/>
-                <w:i w:val="0"/>
-                <w:color w:val="1A5F7A"/>
-                <w:sz w:val="20"/>
-              </w:rPr>
-              <w:t>payload_only</w:t>
-            </w:r>
-            <w:r>
-              <w:rPr>
-                <w:rFonts w:ascii="PT Sans" w:hAnsi="PT Sans"/>
-                <w:b w:val="0"/>
-                <w:i w:val="0"/>
-                <w:sz w:val="20"/>
-              </w:rPr>
-              <w:t xml:space="preserve"> (CRC) covers just the payload bytes.</w:t>
-            </w:r>
-            <w:r>
-              <w:rPr>
-                <w:rFonts w:ascii="PT Sans" w:hAnsi="PT Sans"/>
-                <w:b w:val="0"/>
-                <w:i w:val="0"/>
-                <w:sz w:val="20"/>
-              </w:rPr>
-              <w:br/>
-              <w:t xml:space="preserve">        If you connect Bytehound to a real device that uses one of these names with even slightly different boundaries, the build/parse will silently mismatch the device — every TX frame will fail the device's CRC, every RX frame will fail Bytehound's CRC. </w:t>
-            </w:r>
-            <w:r>
-              <w:rPr>
-                <w:rFonts w:ascii="PT Sans" w:hAnsi="PT Sans"/>
-                <w:b/>
-                <w:i w:val="0"/>
-                <w:sz w:val="20"/>
-              </w:rPr>
-              <w:t>Test the first byte sequence on the wire</w:t>
-            </w:r>
-            <w:r>
-              <w:rPr>
-                <w:rFonts w:ascii="PT Sans" w:hAnsi="PT Sans"/>
-                <w:b w:val="0"/>
-                <w:i w:val="0"/>
-                <w:sz w:val="20"/>
-              </w:rPr>
-              <w:t xml:space="preserve"> against your device's reference implementation before trusting these alternates in production.</w:t>
-              <w:br/>
-              <w:t xml:space="preserve">    </w:t>
             </w:r>
           </w:p>
         </w:tc>
@@ -23638,7 +24277,15 @@
                 <w:i w:val="0"/>
                 <w:sz w:val="20"/>
               </w:rPr>
-              <w:t xml:space="preserve"> Bytehound implements SLIP per RFC 1055, HDLC byte-stuffing with the standard 0x7E flag / 0x7D escape / XOR 0x20 mapping, and COBS per Cheshire &amp; Baker (1999). 134 round-trip tests cover every combination of escape_mode × length_meaning × crc_coverage × footer, plus targeted tests for the worst-case payloads (all-special bytes, frames chunked one byte at a time, three frames in one feed). Internal consistency is proven; </w:t>
+              <w:t xml:space="preserve"> Bytehound implements SLIP per RFC</w:t>
+              <w:br/>
+              <w:t xml:space="preserve">            1055, HDLC byte-stuffing with the standard 0x7E flag / 0x7D escape / XOR 0x20 mapping, and COBS per Cheshire</w:t>
+              <w:br/>
+              <w:t xml:space="preserve">            &amp; Baker (1999). 134 round-trip tests cover every combination of escape_mode × length_meaning ×</w:t>
+              <w:br/>
+              <w:t xml:space="preserve">            crc_coverage × footer, plus targeted tests for the worst-case payloads (all-special bytes, frames chunked</w:t>
+              <w:br/>
+              <w:t xml:space="preserve">            one byte at a time, three frames in one feed). Internal consistency is proven; </w:t>
             </w:r>
             <w:r>
               <w:rPr>
@@ -23647,18 +24294,24 @@
                 <w:i w:val="0"/>
                 <w:sz w:val="20"/>
               </w:rPr>
-              <w:t>vendor interop is not</w:t>
-            </w:r>
-            <w:r>
-              <w:rPr>
-                <w:rFonts w:ascii="PT Sans" w:hAnsi="PT Sans"/>
-                <w:b w:val="0"/>
-                <w:i w:val="0"/>
-                <w:sz w:val="20"/>
-              </w:rPr>
-              <w:t>. Some HDLC implementations escape additional control bytes (0x11 / 0x13 XON/XOFF), some COBS variants insert a phantom zero, and at least one well-known "SLIP" device drops the leading 0xC0. Always verify the first wire bytes against your device's reference output before deploying.</w:t>
+              <w:t>vendor interop is</w:t>
               <w:br/>
-              <w:t xml:space="preserve">    </w:t>
+              <w:t xml:space="preserve">                not</w:t>
+            </w:r>
+            <w:r>
+              <w:rPr>
+                <w:rFonts w:ascii="PT Sans" w:hAnsi="PT Sans"/>
+                <w:b w:val="0"/>
+                <w:i w:val="0"/>
+                <w:sz w:val="20"/>
+              </w:rPr>
+              <w:t>. Some HDLC implementations escape additional control bytes (0x11 / 0x13 XON/XOFF), some</w:t>
+              <w:br/>
+              <w:t xml:space="preserve">            COBS variants insert a phantom zero, and at least one well-known "SLIP" device drops the leading 0xC0.</w:t>
+              <w:br/>
+              <w:t xml:space="preserve">            Always verify the first wire bytes against your device's reference output before deploying.</w:t>
+              <w:br/>
+              <w:t xml:space="preserve">        </w:t>
             </w:r>
           </w:p>
         </w:tc>
@@ -23756,9 +24409,11 @@
                 <w:i w:val="0"/>
                 <w:sz w:val="20"/>
               </w:rPr>
-              <w:t xml:space="preserve"> — FC03/FC04 read, FC06/FC16 write</w:t>
+              <w:t xml:space="preserve"> — FC03/FC04 read, FC06/FC16</w:t>
               <w:br/>
-              <w:t xml:space="preserve">    </w:t>
+              <w:t xml:space="preserve">            write</w:t>
+              <w:br/>
+              <w:t xml:space="preserve">        </w:t>
             </w:r>
           </w:p>
         </w:tc>
@@ -23846,7 +24501,9 @@
                 <w:i w:val="0"/>
                 <w:sz w:val="20"/>
               </w:rPr>
-              <w:t xml:space="preserve"> and the parser and TX builder switch to standard Modbus RTU mode automatically. In this mode the </w:t>
+              <w:t xml:space="preserve"> and the parser and</w:t>
+              <w:br/>
+              <w:t xml:space="preserve">            TX builder switch to standard Modbus RTU mode automatically. In this mode the </w:t>
             </w:r>
             <w:r>
               <w:rPr>
@@ -23865,9 +24522,10 @@
                 <w:i w:val="0"/>
                 <w:sz w:val="20"/>
               </w:rPr>
-              <w:t xml:space="preserve"> column in Variables and PollingSchedule is the Modbus register address (not a frame ID).</w:t>
               <w:br/>
-              <w:t xml:space="preserve">    </w:t>
+              <w:t xml:space="preserve">            column in Variables and PollingSchedule is the Modbus register address (not a frame ID).</w:t>
+              <w:br/>
+              <w:t xml:space="preserve">        </w:t>
             </w:r>
           </w:p>
         </w:tc>
@@ -23927,7 +24585,7 @@
           <w:sz w:val="22"/>
         </w:rPr>
         <w:br/>
-        <w:t xml:space="preserve">        Many microcontrollers receive serial data using a </w:t>
+        <w:t xml:space="preserve">            Many microcontrollers receive serial data using a </w:t>
       </w:r>
       <w:r>
         <w:rPr>
@@ -23945,7 +24603,9 @@
           <w:i w:val="0"/>
           <w:sz w:val="22"/>
         </w:rPr>
-        <w:t xml:space="preserve"> or </w:t>
+        <w:t xml:space="preserve"> or</w:t>
+        <w:br/>
+        <w:t xml:space="preserve">            </w:t>
       </w:r>
       <w:r>
         <w:rPr>
@@ -23963,7 +24623,13 @@
           <w:i w:val="0"/>
           <w:sz w:val="22"/>
         </w:rPr>
-        <w:t xml:space="preserve"> interrupt: the ISR fires once N bytes have arrived, and the firmware parses that fixed-size block. If your host sends commands of varying length, those firmwares either miss bytes, split commands across two interrupts, or sit waiting for bytes that never come. Setting </w:t>
+        <w:t xml:space="preserve"> interrupt: the ISR fires once N bytes have arrived, and the firmware parses</w:t>
+        <w:br/>
+        <w:t xml:space="preserve">            that fixed-size block. If your host sends commands of varying length, those firmwares either miss bytes,</w:t>
+        <w:br/>
+        <w:t xml:space="preserve">            split commands across two interrupts, or sit waiting for bytes that never come. Setting</w:t>
+        <w:br/>
+        <w:t xml:space="preserve">            </w:t>
       </w:r>
       <w:r>
         <w:rPr>
@@ -23982,9 +24648,11 @@
           <w:i w:val="0"/>
           <w:sz w:val="22"/>
         </w:rPr>
-        <w:t xml:space="preserve"> makes Bytehound transmit a constant-size frame for every command, regardless of payload.</w:t>
+        <w:t xml:space="preserve"> makes Bytehound transmit a constant-size frame for every command, regardless of</w:t>
         <w:br/>
-        <w:t xml:space="preserve">    </w:t>
+        <w:t xml:space="preserve">            payload.</w:t>
+        <w:br/>
+        <w:t xml:space="preserve">        </w:t>
       </w:r>
     </w:p>
     <w:p>
@@ -24142,7 +24810,9 @@
           <w:i w:val="0"/>
           <w:sz w:val="22"/>
         </w:rPr>
-        <w:t>The CRC is computed over header + frame_id + length + payload + padding, so the receiver's checksum still matches without any firmware change.</w:t>
+        <w:t>The CRC is computed over header + frame_id + length + payload + padding, so the receiver's checksum</w:t>
+        <w:br/>
+        <w:t xml:space="preserve">                still matches without any firmware change.</w:t>
       </w:r>
     </w:p>
     <w:p>
@@ -24205,7 +24875,11 @@
           <w:i w:val="0"/>
           <w:sz w:val="22"/>
         </w:rPr>
-        <w:t xml:space="preserve"> (not including padding). Firmware that uses buffer-full RX usually ignores this field anyway — it knows the frame size from the buffer size.</w:t>
+        <w:t xml:space="preserve"> (not including</w:t>
+        <w:br/>
+        <w:t xml:space="preserve">                padding). Firmware that uses buffer-full RX usually ignores this field anyway — it knows the frame size</w:t>
+        <w:br/>
+        <w:t xml:space="preserve">                from the buffer size.</w:t>
       </w:r>
     </w:p>
     <w:p>
@@ -24279,7 +24953,9 @@
           <w:i w:val="0"/>
           <w:sz w:val="22"/>
         </w:rPr>
-        <w:t xml:space="preserve"> equal to your MCU's RX buffer size (or DMA transfer count). Example: an STM32 with </w:t>
+        <w:t xml:space="preserve"> equal to your MCU's RX buffer size (or</w:t>
+        <w:br/>
+        <w:t xml:space="preserve">            DMA transfer count). Example: an STM32 with </w:t>
       </w:r>
       <w:r>
         <w:rPr>
@@ -24298,7 +24974,9 @@
           <w:i w:val="0"/>
           <w:sz w:val="22"/>
         </w:rPr>
-        <w:t xml:space="preserve"> needs </w:t>
+        <w:t xml:space="preserve"> needs</w:t>
+        <w:br/>
+        <w:t xml:space="preserve">            </w:t>
       </w:r>
       <w:r>
         <w:rPr>
@@ -24416,6 +25094,27 @@
                 <w:i w:val="0"/>
                 <w:sz w:val="20"/>
               </w:rPr>
+              <w:t>,</w:t>
+              <w:br/>
+              <w:t xml:space="preserve">            </w:t>
+            </w:r>
+            <w:r>
+              <w:rPr>
+                <w:rFonts w:ascii="Consolas" w:hAnsi="Consolas"/>
+                <w:b w:val="0"/>
+                <w:i w:val="0"/>
+                <w:color w:val="1A5F7A"/>
+                <w:sz w:val="20"/>
+              </w:rPr>
+              <w:t>length_size = 1</w:t>
+            </w:r>
+            <w:r>
+              <w:rPr>
+                <w:rFonts w:ascii="PT Sans" w:hAnsi="PT Sans"/>
+                <w:b w:val="0"/>
+                <w:i w:val="0"/>
+                <w:sz w:val="20"/>
+              </w:rPr>
               <w:t xml:space="preserve">, </w:t>
             </w:r>
             <w:r>
@@ -24426,16 +25125,18 @@
                 <w:color w:val="1A5F7A"/>
                 <w:sz w:val="20"/>
               </w:rPr>
-              <w:t>length_size = 1</w:t>
-            </w:r>
-            <w:r>
-              <w:rPr>
-                <w:rFonts w:ascii="PT Sans" w:hAnsi="PT Sans"/>
-                <w:b w:val="0"/>
-                <w:i w:val="0"/>
-                <w:sz w:val="20"/>
-              </w:rPr>
-              <w:t xml:space="preserve">, </w:t>
+              <w:t>crc_size = 2</w:t>
+            </w:r>
+            <w:r>
+              <w:rPr>
+                <w:rFonts w:ascii="PT Sans" w:hAnsi="PT Sans"/>
+                <w:b w:val="0"/>
+                <w:i w:val="0"/>
+                <w:sz w:val="20"/>
+              </w:rPr>
+              <w:t>, no footer, and</w:t>
+              <w:br/>
+              <w:t xml:space="preserve">            </w:t>
             </w:r>
             <w:r>
               <w:rPr>
@@ -24445,16 +25146,26 @@
                 <w:color w:val="1A5F7A"/>
                 <w:sz w:val="20"/>
               </w:rPr>
-              <w:t>crc_size = 2</w:t>
-            </w:r>
-            <w:r>
-              <w:rPr>
-                <w:rFonts w:ascii="PT Sans" w:hAnsi="PT Sans"/>
-                <w:b w:val="0"/>
-                <w:i w:val="0"/>
-                <w:sz w:val="20"/>
-              </w:rPr>
-              <w:t xml:space="preserve">, no footer, and </w:t>
+              <w:t>tx_pad_length = 16</w:t>
+            </w:r>
+            <w:r>
+              <w:rPr>
+                <w:rFonts w:ascii="PT Sans" w:hAnsi="PT Sans"/>
+                <w:b w:val="0"/>
+                <w:i w:val="0"/>
+                <w:sz w:val="20"/>
+              </w:rPr>
+              <w:t>:</w:t>
+            </w:r>
+            <w:r>
+              <w:rPr>
+                <w:rFonts w:ascii="PT Sans" w:hAnsi="PT Sans"/>
+                <w:b w:val="0"/>
+                <w:i w:val="0"/>
+                <w:sz w:val="20"/>
+              </w:rPr>
+              <w:br/>
+              <w:t xml:space="preserve">            Command with 1-byte payload </w:t>
             </w:r>
             <w:r>
               <w:rPr>
@@ -24464,16 +25175,45 @@
                 <w:color w:val="1A5F7A"/>
                 <w:sz w:val="20"/>
               </w:rPr>
-              <w:t>tx_pad_length = 16</w:t>
-            </w:r>
-            <w:r>
-              <w:rPr>
-                <w:rFonts w:ascii="PT Sans" w:hAnsi="PT Sans"/>
-                <w:b w:val="0"/>
-                <w:i w:val="0"/>
-                <w:sz w:val="20"/>
-              </w:rPr>
-              <w:t>:</w:t>
+              <w:t>0x42</w:t>
+            </w:r>
+            <w:r>
+              <w:rPr>
+                <w:rFonts w:ascii="PT Sans" w:hAnsi="PT Sans"/>
+                <w:b w:val="0"/>
+                <w:i w:val="0"/>
+                <w:sz w:val="20"/>
+              </w:rPr>
+              <w:t xml:space="preserve"> for frame </w:t>
+            </w:r>
+            <w:r>
+              <w:rPr>
+                <w:rFonts w:ascii="Consolas" w:hAnsi="Consolas"/>
+                <w:b w:val="0"/>
+                <w:i w:val="0"/>
+                <w:color w:val="1A5F7A"/>
+                <w:sz w:val="20"/>
+              </w:rPr>
+              <w:t>0x0010</w:t>
+            </w:r>
+            <w:r>
+              <w:rPr>
+                <w:rFonts w:ascii="PT Sans" w:hAnsi="PT Sans"/>
+                <w:b w:val="0"/>
+                <w:i w:val="0"/>
+                <w:sz w:val="20"/>
+              </w:rPr>
+              <w:t xml:space="preserve"> goes out as:</w:t>
+            </w:r>
+            <w:r>
+              <w:rPr>
+                <w:rFonts w:ascii="Consolas" w:hAnsi="Consolas"/>
+                <w:b w:val="0"/>
+                <w:i w:val="0"/>
+                <w:color w:val="1A5F7A"/>
+                <w:sz w:val="20"/>
+              </w:rPr>
+              <w:t>AA 55   10 00   01   42   00 00 00 00 00 00 00   CRC_lo CRC_hi</w:t>
             </w:r>
             <w:r>
               <w:rPr>
@@ -24483,85 +25223,29 @@
                 <w:sz w:val="20"/>
               </w:rPr>
               <w:br/>
-              <w:t xml:space="preserve">        Command with 1-byte payload </w:t>
-            </w:r>
-            <w:r>
-              <w:rPr>
-                <w:rFonts w:ascii="Consolas" w:hAnsi="Consolas"/>
-                <w:b w:val="0"/>
-                <w:i w:val="0"/>
-                <w:color w:val="1A5F7A"/>
-                <w:sz w:val="20"/>
-              </w:rPr>
-              <w:t>0x42</w:t>
-            </w:r>
-            <w:r>
-              <w:rPr>
-                <w:rFonts w:ascii="PT Sans" w:hAnsi="PT Sans"/>
-                <w:b w:val="0"/>
-                <w:i w:val="0"/>
-                <w:sz w:val="20"/>
-              </w:rPr>
-              <w:t xml:space="preserve"> for frame </w:t>
-            </w:r>
-            <w:r>
-              <w:rPr>
-                <w:rFonts w:ascii="Consolas" w:hAnsi="Consolas"/>
-                <w:b w:val="0"/>
-                <w:i w:val="0"/>
-                <w:color w:val="1A5F7A"/>
-                <w:sz w:val="20"/>
-              </w:rPr>
-              <w:t>0x0010</w:t>
-            </w:r>
-            <w:r>
-              <w:rPr>
-                <w:rFonts w:ascii="PT Sans" w:hAnsi="PT Sans"/>
-                <w:b w:val="0"/>
-                <w:i w:val="0"/>
-                <w:sz w:val="20"/>
-              </w:rPr>
-              <w:t xml:space="preserve"> goes out as:</w:t>
-            </w:r>
-            <w:r>
-              <w:rPr>
-                <w:rFonts w:ascii="Consolas" w:hAnsi="Consolas"/>
-                <w:b w:val="0"/>
-                <w:i w:val="0"/>
-                <w:color w:val="1A5F7A"/>
-                <w:sz w:val="20"/>
-              </w:rPr>
-              <w:t>AA 55   10 00   01   42   00 00 00 00 00 00 00   CRC_lo CRC_hi</w:t>
-            </w:r>
-            <w:r>
-              <w:rPr>
-                <w:rFonts w:ascii="PT Sans" w:hAnsi="PT Sans"/>
-                <w:b w:val="0"/>
-                <w:i w:val="0"/>
-                <w:sz w:val="20"/>
-              </w:rPr>
+              <w:t xml:space="preserve">            Total = 2 + 2 + 1 + 1 + 7 + 2 = </w:t>
+            </w:r>
+            <w:r>
+              <w:rPr>
+                <w:rFonts w:ascii="PT Sans" w:hAnsi="PT Sans"/>
+                <w:b/>
+                <w:i w:val="0"/>
+                <w:sz w:val="20"/>
+              </w:rPr>
+              <w:t>16 bytes</w:t>
+            </w:r>
+            <w:r>
+              <w:rPr>
+                <w:rFonts w:ascii="PT Sans" w:hAnsi="PT Sans"/>
+                <w:b w:val="0"/>
+                <w:i w:val="0"/>
+                <w:sz w:val="20"/>
+              </w:rPr>
+              <w:t>. The CRC covers the first 14 bytes, padding</w:t>
               <w:br/>
-              <w:t xml:space="preserve">        Total = 2 + 2 + 1 + 1 + 7 + 2 = </w:t>
-            </w:r>
-            <w:r>
-              <w:rPr>
-                <w:rFonts w:ascii="PT Sans" w:hAnsi="PT Sans"/>
-                <w:b/>
-                <w:i w:val="0"/>
-                <w:sz w:val="20"/>
-              </w:rPr>
-              <w:t>16 bytes</w:t>
-            </w:r>
-            <w:r>
-              <w:rPr>
-                <w:rFonts w:ascii="PT Sans" w:hAnsi="PT Sans"/>
-                <w:b w:val="0"/>
-                <w:i w:val="0"/>
-                <w:sz w:val="20"/>
-              </w:rPr>
-              <w:t>. The CRC covers the first 14 bytes, padding included.</w:t>
+              <w:t xml:space="preserve">            included.</w:t>
               <w:br/>
-              <w:t xml:space="preserve">    </w:t>
+              <w:t xml:space="preserve">        </w:t>
             </w:r>
           </w:p>
         </w:tc>
@@ -24649,7 +25333,11 @@
                 <w:i w:val="0"/>
                 <w:sz w:val="20"/>
               </w:rPr>
-              <w:t xml:space="preserve"> instead of silently sending an oversized frame — you'll see </w:t>
+              <w:t xml:space="preserve"> instead of</w:t>
+              <w:br/>
+              <w:t xml:space="preserve">            silently sending an oversized frame — you'll see</w:t>
+              <w:br/>
+              <w:t xml:space="preserve">            </w:t>
             </w:r>
             <w:r>
               <w:rPr>
@@ -24687,7 +25375,9 @@
                 <w:i w:val="0"/>
                 <w:sz w:val="20"/>
               </w:rPr>
-              <w:t xml:space="preserve"> or shrink the command. Also, </w:t>
+              <w:t xml:space="preserve"> or</w:t>
+              <w:br/>
+              <w:t xml:space="preserve">            shrink the command. Also, </w:t>
             </w:r>
             <w:r>
               <w:rPr>
@@ -24725,9 +25415,11 @@
                 <w:i w:val="0"/>
                 <w:sz w:val="20"/>
               </w:rPr>
-              <w:t>, otherwise there's no room for the CRC and the app rejects the config.</w:t>
+              <w:t>,</w:t>
               <w:br/>
-              <w:t xml:space="preserve">    </w:t>
+              <w:t xml:space="preserve">            otherwise there's no room for the CRC and the app rejects the config.</w:t>
+              <w:br/>
+              <w:t xml:space="preserve">        </w:t>
             </w:r>
           </w:p>
         </w:tc>
@@ -24815,7 +25507,9 @@
                 <w:i w:val="0"/>
                 <w:sz w:val="20"/>
               </w:rPr>
-              <w:t xml:space="preserve"> is ignored when </w:t>
+              <w:t xml:space="preserve"> is</w:t>
+              <w:br/>
+              <w:t xml:space="preserve">            ignored when </w:t>
             </w:r>
             <w:r>
               <w:rPr>
@@ -24836,7 +25530,7 @@
               </w:rPr>
               <w:t>.</w:t>
               <w:br/>
-              <w:t xml:space="preserve">    </w:t>
+              <w:t xml:space="preserve">        </w:t>
             </w:r>
           </w:p>
         </w:tc>
@@ -24886,7 +25580,9 @@
           <w:i w:val="0"/>
           <w:sz w:val="22"/>
         </w:rPr>
-        <w:t xml:space="preserve"> writes — blanks for </w:t>
+        <w:t xml:space="preserve"> writes</w:t>
+        <w:br/>
+        <w:t xml:space="preserve">            — blanks for </w:t>
       </w:r>
       <w:r>
         <w:rPr>
@@ -24943,7 +25639,9 @@
           <w:i w:val="0"/>
           <w:sz w:val="22"/>
         </w:rPr>
-        <w:t xml:space="preserve">, and </w:t>
+        <w:t>, and</w:t>
+        <w:br/>
+        <w:t xml:space="preserve">            </w:t>
       </w:r>
       <w:r>
         <w:rPr>
@@ -25105,7 +25803,9 @@
           <w:i w:val="0"/>
           <w:sz w:val="22"/>
         </w:rPr>
-        <w:t xml:space="preserve"> expected payload length. If you omit this sheet, frame names are derived automatically from the Variables sheet.</w:t>
+        <w:t xml:space="preserve"> expected payload length.</w:t>
+        <w:br/>
+        <w:t xml:space="preserve">            If you omit this sheet, frame names are derived automatically from the Variables sheet.</w:t>
       </w:r>
     </w:p>
     <w:tbl>
@@ -25166,7 +25866,9 @@
                 <w:i w:val="0"/>
                 <w:sz w:val="20"/>
               </w:rPr>
-              <w:t xml:space="preserve"> Each frame row declares its own expected payload size — one frame can carry 8 bytes while another carries 28 bytes. Leave </w:t>
+              <w:t xml:space="preserve"> Each frame row declares its own expected payload</w:t>
+              <w:br/>
+              <w:t xml:space="preserve">            size — one frame can carry 8 bytes while another carries 28 bytes. Leave </w:t>
             </w:r>
             <w:r>
               <w:rPr>
@@ -25185,7 +25887,9 @@
                 <w:i w:val="0"/>
                 <w:sz w:val="20"/>
               </w:rPr>
-              <w:t xml:space="preserve"> blank for frames where you do not want length validation. Do </w:t>
+              <w:t xml:space="preserve"> blank</w:t>
+              <w:br/>
+              <w:t xml:space="preserve">            for frames where you do not want length validation. Do </w:t>
             </w:r>
             <w:r>
               <w:rPr>
@@ -25203,9 +25907,11 @@
                 <w:i w:val="0"/>
                 <w:sz w:val="20"/>
               </w:rPr>
-              <w:t xml:space="preserve"> put a payload length in the Protocol sheet; that sheet only describes the wire framing (header, CRC, etc.).</w:t>
+              <w:t xml:space="preserve"> put a payload length in the</w:t>
               <w:br/>
-              <w:t xml:space="preserve">    </w:t>
+              <w:t xml:space="preserve">            Protocol sheet; that sheet only describes the wire framing (header, CRC, etc.).</w:t>
+              <w:br/>
+              <w:t xml:space="preserve">        </w:t>
             </w:r>
           </w:p>
         </w:tc>
@@ -25749,7 +26455,11 @@
                 <w:color w:val="333333"/>
                 <w:sz w:val="20"/>
               </w:rPr>
-              <w:t>. If the received payload differs, a decode warning appears in the Raw Console and Activity Log. Leave blank to skip validation for this frame.</w:t>
+              <w:t>. If the received payload differs, a</w:t>
+              <w:br/>
+              <w:t xml:space="preserve">                    decode warning appears in the Raw Console and Activity Log. Leave blank to skip validation for this</w:t>
+              <w:br/>
+              <w:t xml:space="preserve">                    frame.</w:t>
             </w:r>
           </w:p>
         </w:tc>
@@ -25910,7 +26620,9 @@
                 <w:color w:val="333333"/>
                 <w:sz w:val="20"/>
               </w:rPr>
-              <w:t>TX Commands</w:t>
+              <w:t>TX</w:t>
+              <w:br/>
+              <w:t xml:space="preserve">                        Commands</w:t>
             </w:r>
             <w:r>
               <w:rPr>
@@ -25940,7 +26652,9 @@
                 <w:color w:val="333333"/>
                 <w:sz w:val="20"/>
               </w:rPr>
-              <w:t>(signals on rx-only frames cannot be written).</w:t>
+              <w:t>(signals on rx-only frames</w:t>
+              <w:br/>
+              <w:t xml:space="preserve">                    cannot be written).</w:t>
             </w:r>
             <w:r>
               <w:rPr>
@@ -25980,7 +26694,9 @@
                 <w:color w:val="333333"/>
                 <w:sz w:val="20"/>
               </w:rPr>
-              <w:t>(default when blank): both directions. Case-insensitive. Invalid values are rejected at load time. Auto-created frames default to</w:t>
+              <w:t>(default when blank): both directions. Case-insensitive. Invalid values are rejected at load time.</w:t>
+              <w:br/>
+              <w:t xml:space="preserve">                    Auto-created frames default to</w:t>
             </w:r>
             <w:r>
               <w:rPr>
@@ -26131,7 +26847,9 @@
                 <w:color w:val="333333"/>
                 <w:sz w:val="20"/>
               </w:rPr>
-              <w:t>to completely ignore this frame — the row is skipped at load time and no signals from it are decoded.</w:t>
+              <w:t>to completely ignore this frame — the row is skipped at load time and no</w:t>
+              <w:br/>
+              <w:t xml:space="preserve">                    signals from it are decoded.</w:t>
             </w:r>
           </w:p>
         </w:tc>
@@ -26287,7 +27005,9 @@
           <w:i w:val="0"/>
           <w:sz w:val="22"/>
         </w:rPr>
-        <w:t xml:space="preserve"> produces — same 3 frames the bundled Variables sheet references):</w:t>
+        <w:t xml:space="preserve"> produces — same 3 frames the</w:t>
+        <w:br/>
+        <w:t xml:space="preserve">            bundled Variables sheet references):</w:t>
       </w:r>
     </w:p>
     <w:tbl>
@@ -26382,7 +27102,9 @@
           <w:i w:val="0"/>
           <w:sz w:val="22"/>
         </w:rPr>
-        <w:t>Each row defines one numeric signal extracted from an incoming frame. The app reads bytes at the computed offset, applies scale and offset, and shows the result in the Data Table.</w:t>
+        <w:t>Each row defines one numeric signal extracted from an incoming frame. The app reads bytes at the computed</w:t>
+        <w:br/>
+        <w:t xml:space="preserve">            offset, applies scale and offset, and shows the result in the Data Table.</w:t>
       </w:r>
     </w:p>
     <w:tbl>
@@ -26616,7 +27338,9 @@
                 <w:color w:val="333333"/>
                 <w:sz w:val="20"/>
               </w:rPr>
-              <w:t>Frame ID (framed) or Modbus register address this signal lives in. If the ID is not declared in the Frames sheet, the loader auto-creates a frame named</w:t>
+              <w:t>Frame ID (framed) or Modbus register address this signal lives in. If the ID is not declared in the</w:t>
+              <w:br/>
+              <w:t xml:space="preserve">                    Frames sheet, the loader auto-creates a frame named</w:t>
             </w:r>
             <w:r>
               <w:rPr>
@@ -26636,7 +27360,9 @@
                 <w:color w:val="333333"/>
                 <w:sz w:val="20"/>
               </w:rPr>
-              <w:t>— convenient for Modbus configs that skip the Frames sheet entirely.</w:t>
+              <w:t>— convenient for</w:t>
+              <w:br/>
+              <w:t xml:space="preserve">                    Modbus configs that skip the Frames sheet entirely.</w:t>
             </w:r>
           </w:p>
         </w:tc>
@@ -27098,7 +27824,9 @@
                 <w:color w:val="333333"/>
                 <w:sz w:val="20"/>
               </w:rPr>
-              <w:t>. Byte width is derived from the type and used to compute the next signal's start offset automatically.</w:t>
+              <w:t>. Byte width is derived from the type and used to compute the next signal's</w:t>
+              <w:br/>
+              <w:t xml:space="preserve">                    start offset automatically.</w:t>
             </w:r>
           </w:p>
         </w:tc>
@@ -27289,7 +28017,9 @@
                 <w:color w:val="333333"/>
                 <w:sz w:val="20"/>
               </w:rPr>
-              <w:t>at consecutive byte offsets — no copy-pasting 12 rows. Must be ≥ 1.</w:t>
+              <w:t>at consecutive byte offsets — no copy-pasting 12</w:t>
+              <w:br/>
+              <w:t xml:space="preserve">                    rows. Must be ≥ 1.</w:t>
             </w:r>
           </w:p>
         </w:tc>
@@ -27430,7 +28160,9 @@
                 <w:color w:val="333333"/>
                 <w:sz w:val="20"/>
               </w:rPr>
-              <w:t>(MSB first, network order). Validated at load — any other value is a hard error.</w:t>
+              <w:t>(MSB first, network order).</w:t>
+              <w:br/>
+              <w:t xml:space="preserve">                    Validated at load — any other value is a hard error.</w:t>
             </w:r>
           </w:p>
         </w:tc>
@@ -27672,7 +28404,9 @@
                 <w:color w:val="333333"/>
                 <w:sz w:val="20"/>
               </w:rPr>
-              <w:t>. E.g. temperature sensor with scale=0.1, offset=−40 converts 850 → 45 °C.</w:t>
+              <w:t>. E.g. temperature sensor</w:t>
+              <w:br/>
+              <w:t xml:space="preserve">                    with scale=0.1, offset=−40 converts 850 → 45 °C.</w:t>
             </w:r>
           </w:p>
         </w:tc>
@@ -28155,7 +28889,9 @@
                 <w:color w:val="333333"/>
                 <w:sz w:val="20"/>
               </w:rPr>
-              <w:t>= readable and writable. Only</w:t>
+              <w:t>= readable and writable.</w:t>
+              <w:br/>
+              <w:t xml:space="preserve">                    Only</w:t>
             </w:r>
             <w:r>
               <w:rPr>
@@ -28195,7 +28931,9 @@
                 <w:color w:val="333333"/>
                 <w:sz w:val="20"/>
               </w:rPr>
-              <w:t>signals appear in the Parameter Editor. Value is upper-cased on load.</w:t>
+              <w:t>signals appear in the Parameter Editor. Value is upper-cased on</w:t>
+              <w:br/>
+              <w:t xml:space="preserve">                    load.</w:t>
             </w:r>
           </w:p>
         </w:tc>
@@ -28659,7 +29397,9 @@
                 <w:color w:val="333333"/>
                 <w:sz w:val="20"/>
               </w:rPr>
-              <w:t>to hide this signal from all panels without deleting the row — the row is skipped entirely at load time.</w:t>
+              <w:t>to hide this signal from all panels without deleting the row — the row is</w:t>
+              <w:br/>
+              <w:t xml:space="preserve">                    skipped entirely at load time.</w:t>
             </w:r>
           </w:p>
         </w:tc>
@@ -28723,7 +29463,11 @@
                 <w:i w:val="0"/>
                 <w:sz w:val="20"/>
               </w:rPr>
-              <w:t xml:space="preserve"> Signals within a frame are packed in the order they appear in the sheet. You do not enter a start byte — the loader calculates it from each signal's </w:t>
+              <w:t xml:space="preserve"> Signals within a frame are packed in the order</w:t>
+              <w:br/>
+              <w:t xml:space="preserve">            they appear in the sheet. You do not enter a start byte — the loader calculates it from each signal's</w:t>
+              <w:br/>
+              <w:t xml:space="preserve">            </w:t>
             </w:r>
             <w:r>
               <w:rPr>
@@ -28744,7 +29488,7 @@
               </w:rPr>
               <w:t xml:space="preserve"> size.</w:t>
               <w:br/>
-              <w:t xml:space="preserve">    </w:t>
+              <w:t xml:space="preserve">        </w:t>
             </w:r>
           </w:p>
         </w:tc>
@@ -28832,7 +29576,9 @@
                 <w:i w:val="0"/>
                 <w:sz w:val="20"/>
               </w:rPr>
-              <w:t xml:space="preserve"> refers to a frame ID that does not exist in the Frames sheet, the loader silently creates one named </w:t>
+              <w:t xml:space="preserve"> refers to a frame ID that does not exist</w:t>
+              <w:br/>
+              <w:t xml:space="preserve">            in the Frames sheet, the loader silently creates one named </w:t>
             </w:r>
             <w:r>
               <w:rPr>
@@ -28851,9 +29597,13 @@
                 <w:i w:val="0"/>
                 <w:sz w:val="20"/>
               </w:rPr>
-              <w:t>. This is the recommended workflow for Modbus configs — declare your registers in Variables only and omit the Frames sheet altogether.</w:t>
+              <w:t>. This is the</w:t>
               <w:br/>
-              <w:t xml:space="preserve">    </w:t>
+              <w:t xml:space="preserve">            recommended workflow for Modbus configs — declare your registers in Variables only and omit the Frames sheet</w:t>
+              <w:br/>
+              <w:t xml:space="preserve">            altogether.</w:t>
+              <w:br/>
+              <w:t xml:space="preserve">        </w:t>
             </w:r>
           </w:p>
         </w:tc>
@@ -28904,7 +29654,9 @@
           <w:i w:val="0"/>
           <w:sz w:val="22"/>
         </w:rPr>
-        <w:t xml:space="preserve">, </w:t>
+        <w:t>,</w:t>
+        <w:br/>
+        <w:t xml:space="preserve">            </w:t>
       </w:r>
       <w:r>
         <w:rPr>
@@ -28980,7 +29732,9 @@
           <w:i w:val="0"/>
           <w:sz w:val="22"/>
         </w:rPr>
-        <w:t xml:space="preserve"> omitted for width):</w:t>
+        <w:t xml:space="preserve"> omitted for</w:t>
+        <w:br/>
+        <w:t xml:space="preserve">            width):</w:t>
       </w:r>
     </w:p>
     <w:tbl>
@@ -29123,7 +29877,9 @@
           <w:i w:val="0"/>
           <w:sz w:val="22"/>
         </w:rPr>
-        <w:t xml:space="preserve">. Only used when the Variables sheet is absent. </w:t>
+        <w:t>. Only used when the</w:t>
+        <w:br/>
+        <w:t xml:space="preserve">            Variables sheet is absent. </w:t>
       </w:r>
       <w:r>
         <w:rPr>
@@ -29141,7 +29897,9 @@
           <w:i w:val="0"/>
           <w:sz w:val="22"/>
         </w:rPr>
-        <w:t xml:space="preserve"> Every column in this schema is required — there are no optional fields, no </w:t>
+        <w:t xml:space="preserve"> Every column in this schema</w:t>
+        <w:br/>
+        <w:t xml:space="preserve">            is required — there are no optional fields, no </w:t>
       </w:r>
       <w:r>
         <w:rPr>
@@ -29179,7 +29937,8 @@
           <w:i w:val="0"/>
           <w:sz w:val="22"/>
         </w:rPr>
-        <w:t xml:space="preserve"> toggle, no per-frame </w:t>
+        <w:br/>
+        <w:t xml:space="preserve">            toggle, no per-frame </w:t>
       </w:r>
       <w:r>
         <w:rPr>
@@ -29702,7 +30461,9 @@
                 <w:color w:val="333333"/>
                 <w:sz w:val="20"/>
               </w:rPr>
-              <w:t>; the first occurrence is used to build the frame definition.</w:t>
+              <w:t>; the first</w:t>
+              <w:br/>
+              <w:t xml:space="preserve">                    occurrence is used to build the frame definition.</w:t>
             </w:r>
           </w:p>
         </w:tc>
@@ -29813,7 +30574,9 @@
                 <w:color w:val="333333"/>
                 <w:sz w:val="20"/>
               </w:rPr>
-              <w:t>Display name. Must be non-empty and unique within each frame — duplicates are a hard error at load time.</w:t>
+              <w:t>Display name. Must be non-empty and unique within each frame — duplicates are a hard error at load</w:t>
+              <w:br/>
+              <w:t xml:space="preserve">                    time.</w:t>
             </w:r>
           </w:p>
         </w:tc>
@@ -30568,7 +31331,9 @@
                 <w:color w:val="333333"/>
                 <w:sz w:val="20"/>
               </w:rPr>
-              <w:t>; non-numeric is a hard error.</w:t>
+              <w:t>; non-numeric is a hard</w:t>
+              <w:br/>
+              <w:t xml:space="preserve">                    error.</w:t>
             </w:r>
           </w:p>
         </w:tc>
@@ -30699,7 +31464,9 @@
                 <w:color w:val="333333"/>
                 <w:sz w:val="20"/>
               </w:rPr>
-              <w:t>; non-numeric is a hard error. Formula:</w:t>
+              <w:t>; non-numeric is a hard error.</w:t>
+              <w:br/>
+              <w:t xml:space="preserve">                    Formula:</w:t>
             </w:r>
             <w:r>
               <w:rPr>
@@ -30830,7 +31597,9 @@
                 <w:color w:val="333333"/>
                 <w:sz w:val="20"/>
               </w:rPr>
-              <w:t>Display unit shown in the Unit column. May be an empty string but the column header itself must be present.</w:t>
+              <w:t>Display unit shown in the Unit column. May be an empty string but the column header itself must be</w:t>
+              <w:br/>
+              <w:t xml:space="preserve">                    present.</w:t>
             </w:r>
           </w:p>
         </w:tc>
@@ -30913,7 +31682,9 @@
                 <w:i w:val="0"/>
                 <w:sz w:val="20"/>
               </w:rPr>
-              <w:t xml:space="preserve"> instead of </w:t>
+              <w:t xml:space="preserve"> instead of</w:t>
+              <w:br/>
+              <w:t xml:space="preserve">            </w:t>
             </w:r>
             <w:r>
               <w:rPr>
@@ -30932,7 +31703,9 @@
                 <w:i w:val="0"/>
                 <w:sz w:val="20"/>
               </w:rPr>
-              <w:t xml:space="preserve"> as the column header, the loader will reject the entire config with </w:t>
+              <w:t xml:space="preserve"> as the column header, the loader will reject the entire config with</w:t>
+              <w:br/>
+              <w:t xml:space="preserve">            </w:t>
             </w:r>
             <w:r>
               <w:rPr>
@@ -30970,9 +31743,11 @@
                 <w:i w:val="0"/>
                 <w:sz w:val="20"/>
               </w:rPr>
-              <w:t xml:space="preserve"> or migrate to the modern Variables sheet.</w:t>
+              <w:t xml:space="preserve"> or migrate to the</w:t>
               <w:br/>
-              <w:t xml:space="preserve">    </w:t>
+              <w:t xml:space="preserve">            modern Variables sheet.</w:t>
+              <w:br/>
+              <w:t xml:space="preserve">        </w:t>
             </w:r>
           </w:p>
         </w:tc>
@@ -31004,7 +31779,9 @@
           <w:i w:val="0"/>
           <w:sz w:val="22"/>
         </w:rPr>
-        <w:t xml:space="preserve"> (legacy schema for the same 0x1000 frame — every byte offset and length is explicit):</w:t>
+        <w:t xml:space="preserve"> (legacy schema for the same 0x1000 frame — every byte offset and</w:t>
+        <w:br/>
+        <w:t xml:space="preserve">            length is explicit):</w:t>
       </w:r>
     </w:p>
     <w:tbl>
@@ -31101,7 +31878,9 @@
           <w:i w:val="0"/>
           <w:sz w:val="22"/>
         </w:rPr>
-        <w:t xml:space="preserve">Breaks a single integer signal into named Boolean flags. Each bit appears as an ON/OFF indicator in the </w:t>
+        <w:t>Breaks a single integer signal into named Boolean flags. Each bit appears as an ON/OFF indicator in the</w:t>
+        <w:br/>
+        <w:t xml:space="preserve">            </w:t>
       </w:r>
       <w:r>
         <w:rPr>
@@ -31484,7 +32263,9 @@
                 <w:color w:val="333333"/>
                 <w:sz w:val="20"/>
               </w:rPr>
-              <w:t>pair does not exist, the loader rejects the entire config at load time with</w:t>
+              <w:t>pair does not exist, the loader rejects the entire config</w:t>
+              <w:br/>
+              <w:t xml:space="preserve">                    at load time with</w:t>
             </w:r>
             <w:r>
               <w:rPr>
@@ -31635,7 +32416,9 @@
                 <w:color w:val="333333"/>
                 <w:sz w:val="20"/>
               </w:rPr>
-              <w:t>, so bit 0 is the least-significant bit, bit 7 the MSB of a</w:t>
+              <w:t>, so bit 0 is the least-significant bit, bit 7 the MSB</w:t>
+              <w:br/>
+              <w:t xml:space="preserve">                    of a</w:t>
             </w:r>
             <w:r>
               <w:rPr>
@@ -31675,7 +32458,9 @@
                 <w:color w:val="333333"/>
                 <w:sz w:val="20"/>
               </w:rPr>
-              <w:t>, etc. Valid range follows the parent signal's width (0..7 for</w:t>
+              <w:t>, etc. Valid range follows the</w:t>
+              <w:br/>
+              <w:t xml:space="preserve">                    parent signal's width (0..7 for</w:t>
             </w:r>
             <w:r>
               <w:rPr>
@@ -32230,7 +33015,9 @@
                 <w:i w:val="0"/>
                 <w:sz w:val="20"/>
               </w:rPr>
-              <w:t xml:space="preserve"> of the parent signal (after byte-order is applied), not on raw payload bytes. A </w:t>
+              <w:t xml:space="preserve"> of</w:t>
+              <w:br/>
+              <w:t xml:space="preserve">            the parent signal (after byte-order is applied), not on raw payload bytes. A </w:t>
             </w:r>
             <w:r>
               <w:rPr>
@@ -32249,7 +33036,9 @@
                 <w:i w:val="0"/>
                 <w:sz w:val="20"/>
               </w:rPr>
-              <w:t xml:space="preserve"> read as little-endian is reconstructed into a single 16-bit integer first; </w:t>
+              <w:t xml:space="preserve"> read as</w:t>
+              <w:br/>
+              <w:t xml:space="preserve">            little-endian is reconstructed into a single 16-bit integer first; </w:t>
             </w:r>
             <w:r>
               <w:rPr>
@@ -32268,9 +33057,11 @@
                 <w:i w:val="0"/>
                 <w:sz w:val="20"/>
               </w:rPr>
-              <w:t xml:space="preserve"> then picks its most-significant bit regardless of which physical byte that bit came from.</w:t>
+              <w:t xml:space="preserve"> then picks</w:t>
               <w:br/>
-              <w:t xml:space="preserve">    </w:t>
+              <w:t xml:space="preserve">            its most-significant bit regardless of which physical byte that bit came from.</w:t>
+              <w:br/>
+              <w:t xml:space="preserve">        </w:t>
             </w:r>
           </w:p>
         </w:tc>
@@ -32321,7 +33112,9 @@
           <w:i w:val="0"/>
           <w:sz w:val="22"/>
         </w:rPr>
-        <w:t xml:space="preserve"> register from frame </w:t>
+        <w:t xml:space="preserve"> register from frame</w:t>
+        <w:br/>
+        <w:t xml:space="preserve">            </w:t>
       </w:r>
       <w:r>
         <w:rPr>
@@ -32463,7 +33256,8 @@
           <w:i w:val="0"/>
           <w:sz w:val="22"/>
         </w:rPr>
-        <w:t xml:space="preserve"> panel and replace the raw number in the Data Table's Value column.</w:t>
+        <w:br/>
+        <w:t xml:space="preserve">            panel and replace the raw number in the Data Table's Value column.</w:t>
       </w:r>
     </w:p>
     <w:tbl>
@@ -32828,7 +33622,9 @@
                 <w:color w:val="333333"/>
                 <w:sz w:val="20"/>
               </w:rPr>
-              <w:t>pair does not exist, the loader rejects the entire config at load time with</w:t>
+              <w:t>pair</w:t>
+              <w:br/>
+              <w:t xml:space="preserve">                    does not exist, the loader rejects the entire config at load time with</w:t>
             </w:r>
             <w:r>
               <w:rPr>
@@ -32999,7 +33795,9 @@
                 <w:color w:val="333333"/>
                 <w:sz w:val="20"/>
               </w:rPr>
-              <w:t>) — both work via</w:t>
+              <w:t>)</w:t>
+              <w:br/>
+              <w:t xml:space="preserve">                    — both work via</w:t>
             </w:r>
             <w:r>
               <w:rPr>
@@ -33130,7 +33928,9 @@
                 <w:color w:val="333333"/>
                 <w:sz w:val="20"/>
               </w:rPr>
-              <w:t>Human-readable text shown when the signal equals this value. Empty labels are allowed but render as blank in the Enums panel.</w:t>
+              <w:t>Human-readable text shown when the signal equals this value. Empty labels are allowed but render as</w:t>
+              <w:br/>
+              <w:t xml:space="preserve">                    blank in the Enums panel.</w:t>
             </w:r>
           </w:p>
         </w:tc>
@@ -33176,7 +33976,9 @@
           <w:i w:val="0"/>
           <w:sz w:val="22"/>
         </w:rPr>
-        <w:t xml:space="preserve"> signal from frame </w:t>
+        <w:t xml:space="preserve"> signal from frame</w:t>
+        <w:br/>
+        <w:t xml:space="preserve">            </w:t>
       </w:r>
       <w:r>
         <w:rPr>
@@ -33316,7 +34118,9 @@
                 <w:i w:val="0"/>
                 <w:sz w:val="20"/>
               </w:rPr>
-              <w:t xml:space="preserve"> Enum mappings are stored as </w:t>
+              <w:t xml:space="preserve"> Enum mappings are stored as</w:t>
+              <w:br/>
+              <w:t xml:space="preserve">            </w:t>
             </w:r>
             <w:r>
               <w:rPr>
@@ -33335,7 +34139,9 @@
                 <w:i w:val="0"/>
                 <w:sz w:val="20"/>
               </w:rPr>
-              <w:t xml:space="preserve"> per signal, so if two rows share the same </w:t>
+              <w:t xml:space="preserve"> per signal, so if two rows share the same</w:t>
+              <w:br/>
+              <w:t xml:space="preserve">            </w:t>
             </w:r>
             <w:r>
               <w:rPr>
@@ -33354,7 +34160,9 @@
                 <w:i w:val="0"/>
                 <w:sz w:val="20"/>
               </w:rPr>
-              <w:t xml:space="preserve"> the second row's label wins. No warning is emitted — keep your </w:t>
+              <w:t xml:space="preserve"> the second row's label wins. No warning is emitted — keep</w:t>
+              <w:br/>
+              <w:t xml:space="preserve">            your </w:t>
             </w:r>
             <w:r>
               <w:rPr>
@@ -33375,7 +34183,7 @@
               </w:rPr>
               <w:t xml:space="preserve"> column unique within each signal.</w:t>
               <w:br/>
-              <w:t xml:space="preserve">    </w:t>
+              <w:t xml:space="preserve">        </w:t>
             </w:r>
           </w:p>
         </w:tc>
@@ -33441,7 +34249,9 @@
           <w:i w:val="0"/>
           <w:sz w:val="22"/>
         </w:rPr>
-        <w:t xml:space="preserve"> name. Results appear as extra rows at the bottom of the Data Table.</w:t>
+        <w:t xml:space="preserve"> name. Results appear</w:t>
+        <w:br/>
+        <w:t xml:space="preserve">            as extra rows at the bottom of the Data Table.</w:t>
       </w:r>
     </w:p>
     <w:tbl>
@@ -33695,7 +34505,9 @@
                 <w:color w:val="333333"/>
                 <w:sz w:val="20"/>
               </w:rPr>
-              <w:t>value in Variables. If the group does not exist, the loader rejects the entire config at load time with</w:t>
+              <w:t>value in Variables. If the group does not exist,</w:t>
+              <w:br/>
+              <w:t xml:space="preserve">                    the loader rejects the entire config at load time with</w:t>
             </w:r>
             <w:r>
               <w:rPr>
@@ -33946,7 +34758,9 @@
                 <w:color w:val="333333"/>
                 <w:sz w:val="20"/>
               </w:rPr>
-              <w:t>; tokens are trimmed and lowercased. Any unsupported value rejects the config.</w:t>
+              <w:t>; tokens are</w:t>
+              <w:br/>
+              <w:t xml:space="preserve">                    trimmed and lowercased. Any unsupported value rejects the config.</w:t>
             </w:r>
           </w:p>
         </w:tc>
@@ -34168,7 +34982,9 @@
                 <w:color w:val="333333"/>
                 <w:sz w:val="20"/>
               </w:rPr>
-              <w:t>Optional frame filter. Set this to run the calculation only for one frame; leave blank to run it for each decoded frame that contains signals in the group.</w:t>
+              <w:t>Optional frame filter. Set this to run the calculation only for one frame; leave blank to run it for</w:t>
+              <w:br/>
+              <w:t xml:space="preserve">                    each decoded frame that contains signals in the group.</w:t>
             </w:r>
           </w:p>
         </w:tc>
@@ -34319,7 +35135,9 @@
                 <w:color w:val="333333"/>
                 <w:sz w:val="20"/>
               </w:rPr>
-              <w:t>to disable without deleting the row. Disabled rows are parsed, then skipped at load time.</w:t>
+              <w:t>to disable without deleting the row. Disabled rows are parsed, then skipped</w:t>
+              <w:br/>
+              <w:t xml:space="preserve">                    at load time.</w:t>
             </w:r>
           </w:p>
         </w:tc>
@@ -34402,7 +35220,11 @@
                 <w:i w:val="0"/>
                 <w:sz w:val="20"/>
               </w:rPr>
-              <w:t xml:space="preserve"> does not combine values across multiple frames into one global statistic. It means "no frame filter": the calculation runs separately for each decoded frame that has signals in the matching group. Use a </w:t>
+              <w:t xml:space="preserve"> does not combine values across multiple</w:t>
+              <w:br/>
+              <w:t xml:space="preserve">            frames into one global statistic. It means "no frame filter": the calculation runs separately for each</w:t>
+              <w:br/>
+              <w:t xml:space="preserve">            decoded frame that has signals in the matching group. Use a </w:t>
             </w:r>
             <w:r>
               <w:rPr>
@@ -34421,7 +35243,9 @@
                 <w:i w:val="0"/>
                 <w:sz w:val="20"/>
               </w:rPr>
-              <w:t xml:space="preserve"> prefix for hex frame IDs here; bare values such as </w:t>
+              <w:t xml:space="preserve"> prefix for hex frame IDs here;</w:t>
+              <w:br/>
+              <w:t xml:space="preserve">            bare values such as </w:t>
             </w:r>
             <w:r>
               <w:rPr>
@@ -34442,7 +35266,7 @@
               </w:rPr>
               <w:t xml:space="preserve"> are parsed as decimal.</w:t>
               <w:br/>
-              <w:t xml:space="preserve">    </w:t>
+              <w:t xml:space="preserve">        </w:t>
             </w:r>
           </w:p>
         </w:tc>
@@ -34474,7 +35298,9 @@
           <w:i w:val="0"/>
           <w:sz w:val="22"/>
         </w:rPr>
-        <w:t xml:space="preserve"> (computes 4 stats across the 8 expanded </w:t>
+        <w:t xml:space="preserve"> (computes 4 stats across the 8 expanded</w:t>
+        <w:br/>
+        <w:t xml:space="preserve">            </w:t>
       </w:r>
       <w:r>
         <w:rPr>
@@ -34662,7 +35488,8 @@
           <w:i w:val="0"/>
           <w:sz w:val="22"/>
         </w:rPr>
-        <w:t xml:space="preserve"> and </w:t>
+        <w:br/>
+        <w:t xml:space="preserve">                and </w:t>
       </w:r>
       <w:r>
         <w:rPr>
@@ -34708,7 +35535,9 @@
           <w:i/>
           <w:sz w:val="22"/>
         </w:rPr>
-        <w:t>Cell Voltage 8</w:t>
+        <w:t>Cell Voltage</w:t>
+        <w:br/>
+        <w:t xml:space="preserve">                    8</w:t>
       </w:r>
       <w:r>
         <w:rPr>
@@ -34752,7 +35581,9 @@
           <w:i/>
           <w:sz w:val="22"/>
         </w:rPr>
-        <w:t>Cell Voltages min</w:t>
+        <w:t>Cell Voltages</w:t>
+        <w:br/>
+        <w:t xml:space="preserve">                    min</w:t>
       </w:r>
       <w:r>
         <w:rPr>
@@ -34834,7 +35665,8 @@
           <w:i w:val="0"/>
           <w:sz w:val="22"/>
         </w:rPr>
-        <w:t xml:space="preserve"> frame.</w:t>
+        <w:br/>
+        <w:t xml:space="preserve">                frame.</w:t>
       </w:r>
     </w:p>
     <w:p>
@@ -34896,7 +35728,11 @@
           <w:i w:val="0"/>
           <w:sz w:val="22"/>
         </w:rPr>
-        <w:t xml:space="preserve"> panel. The app builds a packet from the static payload plus any matching TxCommandFields, then sends it to your hardware when you click </w:t>
+        <w:t xml:space="preserve"> panel. The app builds a packet from</w:t>
+        <w:br/>
+        <w:t xml:space="preserve">            the static payload plus any matching TxCommandFields, then sends it to your hardware when you click</w:t>
+        <w:br/>
+        <w:t xml:space="preserve">            </w:t>
       </w:r>
       <w:r>
         <w:rPr>
@@ -35148,7 +35984,9 @@
                 <w:color w:val="333333"/>
                 <w:sz w:val="20"/>
               </w:rPr>
-              <w:t>Command label shown in the TX Commands selector. Matching rows in TxCommandFields attach user-input fields to this command.</w:t>
+              <w:t>Command label shown in the TX Commands selector. Matching rows in TxCommandFields attach user-input</w:t>
+              <w:br/>
+              <w:t xml:space="preserve">                    fields to this command.</w:t>
             </w:r>
           </w:p>
         </w:tc>
@@ -35390,7 +36228,9 @@
                 <w:color w:val="333333"/>
                 <w:sz w:val="20"/>
               </w:rPr>
-              <w:t>Static payload bytes prepended before any TxCommandFields values. Leave blank if all payload bytes come from user-input fields. Invalid hex is reported when the command is previewed or sent.</w:t>
+              <w:t>Static payload bytes prepended before any TxCommandFields values. Leave blank if all payload bytes</w:t>
+              <w:br/>
+              <w:t xml:space="preserve">                    come from user-input fields. Invalid hex is reported when the command is previewed or sent.</w:t>
             </w:r>
           </w:p>
         </w:tc>
@@ -35501,7 +36341,9 @@
                 <w:color w:val="333333"/>
                 <w:sz w:val="20"/>
               </w:rPr>
-              <w:t>Free-text note shown as the tooltip on the TX Commands selector — hover the currently selected command (or any entry in the open dropdown) to see this text. Keep it concise; one line is ideal.</w:t>
+              <w:t>Free-text note shown as the tooltip on the TX Commands selector — hover the currently selected</w:t>
+              <w:br/>
+              <w:t xml:space="preserve">                    command (or any entry in the open dropdown) to see this text. Keep it concise; one line is ideal.</w:t>
             </w:r>
           </w:p>
         </w:tc>
@@ -35652,7 +36494,9 @@
                 <w:color w:val="333333"/>
                 <w:sz w:val="20"/>
               </w:rPr>
-              <w:t>to hide the command without deleting the row. Disabled rows are skipped at load time.</w:t>
+              <w:t>to hide the command without deleting the row. Disabled rows are skipped at</w:t>
+              <w:br/>
+              <w:t xml:space="preserve">                    load time.</w:t>
             </w:r>
           </w:p>
         </w:tc>
@@ -35735,7 +36579,11 @@
                 <w:i w:val="0"/>
                 <w:sz w:val="20"/>
               </w:rPr>
-              <w:t xml:space="preserve">, so if two enabled rows use the same name, the later row wins and no warning is emitted. Keep </w:t>
+              <w:t>, so if</w:t>
+              <w:br/>
+              <w:t xml:space="preserve">            two enabled rows use the same name, the later row wins and no warning is emitted. Keep</w:t>
+              <w:br/>
+              <w:t xml:space="preserve">            </w:t>
             </w:r>
             <w:r>
               <w:rPr>
@@ -35756,7 +36604,7 @@
               </w:rPr>
               <w:t xml:space="preserve"> unique.</w:t>
               <w:br/>
-              <w:t xml:space="preserve">    </w:t>
+              <w:t xml:space="preserve">        </w:t>
             </w:r>
           </w:p>
         </w:tc>
@@ -35826,7 +36674,7 @@
                 <w:sz w:val="20"/>
               </w:rPr>
               <w:br/>
-              <w:t xml:space="preserve">        Yes, you can (and often should) use the same </w:t>
+              <w:t xml:space="preserve">            Yes, you can (and often should) use the same </w:t>
             </w:r>
             <w:r>
               <w:rPr>
@@ -35845,7 +36693,9 @@
                 <w:i w:val="0"/>
                 <w:sz w:val="20"/>
               </w:rPr>
-              <w:t xml:space="preserve"> (frame ID or Modbus register address) in both the </w:t>
+              <w:t xml:space="preserve"> (frame ID or Modbus register</w:t>
+              <w:br/>
+              <w:t xml:space="preserve">            address) in both the </w:t>
             </w:r>
             <w:r>
               <w:rPr>
@@ -35881,223 +36731,242 @@
                 <w:i w:val="0"/>
                 <w:sz w:val="20"/>
               </w:rPr>
-              <w:t xml:space="preserve"> sheet (Sheet 7).</w:t>
+              <w:t xml:space="preserve"> sheet</w:t>
+              <w:br/>
+              <w:t xml:space="preserve">            (Sheet 7).</w:t>
+              <w:br/>
+              <w:t xml:space="preserve">            </w:t>
+            </w:r>
+            <w:r>
+              <w:rPr>
+                <w:rFonts w:ascii="PT Sans" w:hAnsi="PT Sans"/>
+                <w:b w:val="0"/>
+                <w:i w:val="0"/>
+                <w:sz w:val="20"/>
+              </w:rPr>
+              <w:t xml:space="preserve">In a custom </w:t>
+            </w:r>
+            <w:r>
+              <w:rPr>
+                <w:rFonts w:ascii="PT Sans" w:hAnsi="PT Sans"/>
+                <w:b/>
+                <w:i w:val="0"/>
+                <w:sz w:val="20"/>
+              </w:rPr>
+              <w:t>framed</w:t>
+            </w:r>
+            <w:r>
+              <w:rPr>
+                <w:rFonts w:ascii="PT Sans" w:hAnsi="PT Sans"/>
+                <w:b w:val="0"/>
+                <w:i w:val="0"/>
+                <w:sz w:val="20"/>
+              </w:rPr>
+              <w:t xml:space="preserve"> protocol, telemetry variables you read from the device can share</w:t>
+              <w:br/>
+              <w:t xml:space="preserve">                    a frame ID with commands you write to the device. The device's firmware parses the frame ID to</w:t>
+              <w:br/>
+              <w:t xml:space="preserve">                    decide how to process it.</w:t>
+            </w:r>
+            <w:r>
+              <w:rPr>
+                <w:rFonts w:ascii="PT Sans" w:hAnsi="PT Sans"/>
+                <w:b w:val="0"/>
+                <w:i w:val="0"/>
+                <w:sz w:val="20"/>
+              </w:rPr>
+              <w:t xml:space="preserve">In a </w:t>
+            </w:r>
+            <w:r>
+              <w:rPr>
+                <w:rFonts w:ascii="PT Sans" w:hAnsi="PT Sans"/>
+                <w:b/>
+                <w:i w:val="0"/>
+                <w:sz w:val="20"/>
+              </w:rPr>
+              <w:t>Modbus RTU</w:t>
+            </w:r>
+            <w:r>
+              <w:rPr>
+                <w:rFonts w:ascii="PT Sans" w:hAnsi="PT Sans"/>
+                <w:b w:val="0"/>
+                <w:i w:val="0"/>
+                <w:sz w:val="20"/>
+              </w:rPr>
+              <w:t xml:space="preserve"> protocol, a register address (like </w:t>
+            </w:r>
+            <w:r>
+              <w:rPr>
+                <w:rFonts w:ascii="Consolas" w:hAnsi="Consolas"/>
+                <w:b w:val="0"/>
+                <w:i w:val="0"/>
+                <w:color w:val="1A5F7A"/>
+                <w:sz w:val="20"/>
+              </w:rPr>
+              <w:t>0x1000</w:t>
+            </w:r>
+            <w:r>
+              <w:rPr>
+                <w:rFonts w:ascii="PT Sans" w:hAnsi="PT Sans"/>
+                <w:b w:val="0"/>
+                <w:i w:val="0"/>
+                <w:sz w:val="20"/>
+              </w:rPr>
+              <w:t>) represents</w:t>
+              <w:br/>
+              <w:t xml:space="preserve">                    a specific physical memory location on the slave device. You read its value by defining it in the</w:t>
+              <w:br/>
+              <w:t xml:space="preserve">                    </w:t>
+            </w:r>
+            <w:r>
+              <w:rPr>
+                <w:rFonts w:ascii="PT Sans" w:hAnsi="PT Sans"/>
+                <w:b/>
+                <w:i w:val="0"/>
+                <w:sz w:val="20"/>
+              </w:rPr>
+              <w:t>Variables</w:t>
+            </w:r>
+            <w:r>
+              <w:rPr>
+                <w:rFonts w:ascii="PT Sans" w:hAnsi="PT Sans"/>
+                <w:b w:val="0"/>
+                <w:i w:val="0"/>
+                <w:sz w:val="20"/>
+              </w:rPr>
+              <w:t xml:space="preserve"> sheet and setting a poll interval in the </w:t>
+            </w:r>
+            <w:r>
+              <w:rPr>
+                <w:rFonts w:ascii="PT Sans" w:hAnsi="PT Sans"/>
+                <w:b/>
+                <w:i w:val="0"/>
+                <w:sz w:val="20"/>
+              </w:rPr>
+              <w:t>PollingSchedule</w:t>
+            </w:r>
+            <w:r>
+              <w:rPr>
+                <w:rFonts w:ascii="PT Sans" w:hAnsi="PT Sans"/>
+                <w:b w:val="0"/>
+                <w:i w:val="0"/>
+                <w:sz w:val="20"/>
+              </w:rPr>
+              <w:br/>
+              <w:t xml:space="preserve">                    sheet. You write a value to it by defining a command with the same address in the</w:t>
+              <w:br/>
+              <w:t xml:space="preserve">                    </w:t>
+            </w:r>
+            <w:r>
+              <w:rPr>
+                <w:rFonts w:ascii="PT Sans" w:hAnsi="PT Sans"/>
+                <w:b/>
+                <w:i w:val="0"/>
+                <w:sz w:val="20"/>
+              </w:rPr>
+              <w:t>TxCommands</w:t>
+            </w:r>
+            <w:r>
+              <w:rPr>
+                <w:rFonts w:ascii="PT Sans" w:hAnsi="PT Sans"/>
+                <w:b w:val="0"/>
+                <w:i w:val="0"/>
+                <w:sz w:val="20"/>
+              </w:rPr>
+              <w:t xml:space="preserve"> sheet.</w:t>
+            </w:r>
+            <w:r>
+              <w:rPr>
+                <w:rFonts w:ascii="PT Sans" w:hAnsi="PT Sans"/>
+                <w:b w:val="0"/>
+                <w:i w:val="0"/>
+                <w:sz w:val="20"/>
+              </w:rPr>
+              <w:br/>
+              <w:t xml:space="preserve">            Make sure that if you define a frame in the </w:t>
+            </w:r>
+            <w:r>
+              <w:rPr>
+                <w:rFonts w:ascii="PT Sans" w:hAnsi="PT Sans"/>
+                <w:b/>
+                <w:i w:val="0"/>
+                <w:sz w:val="20"/>
+              </w:rPr>
+              <w:t>Frames</w:t>
+            </w:r>
+            <w:r>
+              <w:rPr>
+                <w:rFonts w:ascii="PT Sans" w:hAnsi="PT Sans"/>
+                <w:b w:val="0"/>
+                <w:i w:val="0"/>
+                <w:sz w:val="20"/>
+              </w:rPr>
+              <w:t xml:space="preserve"> sheet (Sheet 2) that is used for both RX</w:t>
+              <w:br/>
+              <w:t xml:space="preserve">            and TX, its </w:t>
+            </w:r>
+            <w:r>
+              <w:rPr>
+                <w:rFonts w:ascii="Consolas" w:hAnsi="Consolas"/>
+                <w:b w:val="0"/>
+                <w:i w:val="0"/>
+                <w:color w:val="1A5F7A"/>
+                <w:sz w:val="20"/>
+              </w:rPr>
+              <w:t>direction</w:t>
+            </w:r>
+            <w:r>
+              <w:rPr>
+                <w:rFonts w:ascii="PT Sans" w:hAnsi="PT Sans"/>
+                <w:b w:val="0"/>
+                <w:i w:val="0"/>
+                <w:sz w:val="20"/>
+              </w:rPr>
+              <w:t xml:space="preserve"> column is set to </w:t>
+            </w:r>
+            <w:r>
+              <w:rPr>
+                <w:rFonts w:ascii="Consolas" w:hAnsi="Consolas"/>
+                <w:b w:val="0"/>
+                <w:i w:val="0"/>
+                <w:color w:val="1A5F7A"/>
+                <w:sz w:val="20"/>
+              </w:rPr>
+              <w:t>rxtx</w:t>
+            </w:r>
+            <w:r>
+              <w:rPr>
+                <w:rFonts w:ascii="PT Sans" w:hAnsi="PT Sans"/>
+                <w:b w:val="0"/>
+                <w:i w:val="0"/>
+                <w:sz w:val="20"/>
+              </w:rPr>
+              <w:t xml:space="preserve"> (which is the default). If it is set</w:t>
+              <w:br/>
+              <w:t xml:space="preserve">            to </w:t>
+            </w:r>
+            <w:r>
+              <w:rPr>
+                <w:rFonts w:ascii="Consolas" w:hAnsi="Consolas"/>
+                <w:b w:val="0"/>
+                <w:i w:val="0"/>
+                <w:color w:val="1A5F7A"/>
+                <w:sz w:val="20"/>
+              </w:rPr>
+              <w:t>rx</w:t>
+            </w:r>
+            <w:r>
+              <w:rPr>
+                <w:rFonts w:ascii="PT Sans" w:hAnsi="PT Sans"/>
+                <w:b w:val="0"/>
+                <w:i w:val="0"/>
+                <w:sz w:val="20"/>
+              </w:rPr>
+              <w:t xml:space="preserve"> (receive-only), the app will hide any TX commands using that frame ID to prevent</w:t>
+              <w:br/>
+              <w:t xml:space="preserve">            accidental writes.</w:t>
               <w:br/>
               <w:t xml:space="preserve">        </w:t>
-            </w:r>
-            <w:r>
-              <w:rPr>
-                <w:rFonts w:ascii="PT Sans" w:hAnsi="PT Sans"/>
-                <w:b w:val="0"/>
-                <w:i w:val="0"/>
-                <w:sz w:val="20"/>
-              </w:rPr>
-              <w:t xml:space="preserve">In a custom </w:t>
-            </w:r>
-            <w:r>
-              <w:rPr>
-                <w:rFonts w:ascii="PT Sans" w:hAnsi="PT Sans"/>
-                <w:b/>
-                <w:i w:val="0"/>
-                <w:sz w:val="20"/>
-              </w:rPr>
-              <w:t>framed</w:t>
-            </w:r>
-            <w:r>
-              <w:rPr>
-                <w:rFonts w:ascii="PT Sans" w:hAnsi="PT Sans"/>
-                <w:b w:val="0"/>
-                <w:i w:val="0"/>
-                <w:sz w:val="20"/>
-              </w:rPr>
-              <w:t xml:space="preserve"> protocol, telemetry variables you read from the device can share a frame ID with commands you write to the device. The device's firmware parses the frame ID to decide how to process it.</w:t>
-            </w:r>
-            <w:r>
-              <w:rPr>
-                <w:rFonts w:ascii="PT Sans" w:hAnsi="PT Sans"/>
-                <w:b w:val="0"/>
-                <w:i w:val="0"/>
-                <w:sz w:val="20"/>
-              </w:rPr>
-              <w:t xml:space="preserve">In a </w:t>
-            </w:r>
-            <w:r>
-              <w:rPr>
-                <w:rFonts w:ascii="PT Sans" w:hAnsi="PT Sans"/>
-                <w:b/>
-                <w:i w:val="0"/>
-                <w:sz w:val="20"/>
-              </w:rPr>
-              <w:t>Modbus RTU</w:t>
-            </w:r>
-            <w:r>
-              <w:rPr>
-                <w:rFonts w:ascii="PT Sans" w:hAnsi="PT Sans"/>
-                <w:b w:val="0"/>
-                <w:i w:val="0"/>
-                <w:sz w:val="20"/>
-              </w:rPr>
-              <w:t xml:space="preserve"> protocol, a register address (like </w:t>
-            </w:r>
-            <w:r>
-              <w:rPr>
-                <w:rFonts w:ascii="Consolas" w:hAnsi="Consolas"/>
-                <w:b w:val="0"/>
-                <w:i w:val="0"/>
-                <w:color w:val="1A5F7A"/>
-                <w:sz w:val="20"/>
-              </w:rPr>
-              <w:t>0x1000</w:t>
-            </w:r>
-            <w:r>
-              <w:rPr>
-                <w:rFonts w:ascii="PT Sans" w:hAnsi="PT Sans"/>
-                <w:b w:val="0"/>
-                <w:i w:val="0"/>
-                <w:sz w:val="20"/>
-              </w:rPr>
-              <w:t xml:space="preserve">) represents a specific physical memory location on the slave device. You read its value by defining it in the </w:t>
-            </w:r>
-            <w:r>
-              <w:rPr>
-                <w:rFonts w:ascii="PT Sans" w:hAnsi="PT Sans"/>
-                <w:b/>
-                <w:i w:val="0"/>
-                <w:sz w:val="20"/>
-              </w:rPr>
-              <w:t>Variables</w:t>
-            </w:r>
-            <w:r>
-              <w:rPr>
-                <w:rFonts w:ascii="PT Sans" w:hAnsi="PT Sans"/>
-                <w:b w:val="0"/>
-                <w:i w:val="0"/>
-                <w:sz w:val="20"/>
-              </w:rPr>
-              <w:t xml:space="preserve"> sheet and setting a poll interval in the </w:t>
-            </w:r>
-            <w:r>
-              <w:rPr>
-                <w:rFonts w:ascii="PT Sans" w:hAnsi="PT Sans"/>
-                <w:b/>
-                <w:i w:val="0"/>
-                <w:sz w:val="20"/>
-              </w:rPr>
-              <w:t>PollingSchedule</w:t>
-            </w:r>
-            <w:r>
-              <w:rPr>
-                <w:rFonts w:ascii="PT Sans" w:hAnsi="PT Sans"/>
-                <w:b w:val="0"/>
-                <w:i w:val="0"/>
-                <w:sz w:val="20"/>
-              </w:rPr>
-              <w:t xml:space="preserve"> sheet. You write a value to it by defining a command with the same address in the </w:t>
-            </w:r>
-            <w:r>
-              <w:rPr>
-                <w:rFonts w:ascii="PT Sans" w:hAnsi="PT Sans"/>
-                <w:b/>
-                <w:i w:val="0"/>
-                <w:sz w:val="20"/>
-              </w:rPr>
-              <w:t>TxCommands</w:t>
-            </w:r>
-            <w:r>
-              <w:rPr>
-                <w:rFonts w:ascii="PT Sans" w:hAnsi="PT Sans"/>
-                <w:b w:val="0"/>
-                <w:i w:val="0"/>
-                <w:sz w:val="20"/>
-              </w:rPr>
-              <w:t xml:space="preserve"> sheet.</w:t>
-            </w:r>
-            <w:r>
-              <w:rPr>
-                <w:rFonts w:ascii="PT Sans" w:hAnsi="PT Sans"/>
-                <w:b w:val="0"/>
-                <w:i w:val="0"/>
-                <w:sz w:val="20"/>
-              </w:rPr>
-              <w:br/>
-              <w:t xml:space="preserve">        Make sure that if you define a frame in the </w:t>
-            </w:r>
-            <w:r>
-              <w:rPr>
-                <w:rFonts w:ascii="PT Sans" w:hAnsi="PT Sans"/>
-                <w:b/>
-                <w:i w:val="0"/>
-                <w:sz w:val="20"/>
-              </w:rPr>
-              <w:t>Frames</w:t>
-            </w:r>
-            <w:r>
-              <w:rPr>
-                <w:rFonts w:ascii="PT Sans" w:hAnsi="PT Sans"/>
-                <w:b w:val="0"/>
-                <w:i w:val="0"/>
-                <w:sz w:val="20"/>
-              </w:rPr>
-              <w:t xml:space="preserve"> sheet (Sheet 2) that is used for both RX and TX, its </w:t>
-            </w:r>
-            <w:r>
-              <w:rPr>
-                <w:rFonts w:ascii="Consolas" w:hAnsi="Consolas"/>
-                <w:b w:val="0"/>
-                <w:i w:val="0"/>
-                <w:color w:val="1A5F7A"/>
-                <w:sz w:val="20"/>
-              </w:rPr>
-              <w:t>direction</w:t>
-            </w:r>
-            <w:r>
-              <w:rPr>
-                <w:rFonts w:ascii="PT Sans" w:hAnsi="PT Sans"/>
-                <w:b w:val="0"/>
-                <w:i w:val="0"/>
-                <w:sz w:val="20"/>
-              </w:rPr>
-              <w:t xml:space="preserve"> column is set to </w:t>
-            </w:r>
-            <w:r>
-              <w:rPr>
-                <w:rFonts w:ascii="Consolas" w:hAnsi="Consolas"/>
-                <w:b w:val="0"/>
-                <w:i w:val="0"/>
-                <w:color w:val="1A5F7A"/>
-                <w:sz w:val="20"/>
-              </w:rPr>
-              <w:t>rxtx</w:t>
-            </w:r>
-            <w:r>
-              <w:rPr>
-                <w:rFonts w:ascii="PT Sans" w:hAnsi="PT Sans"/>
-                <w:b w:val="0"/>
-                <w:i w:val="0"/>
-                <w:sz w:val="20"/>
-              </w:rPr>
-              <w:t xml:space="preserve"> (which is the default). If it is set to </w:t>
-            </w:r>
-            <w:r>
-              <w:rPr>
-                <w:rFonts w:ascii="Consolas" w:hAnsi="Consolas"/>
-                <w:b w:val="0"/>
-                <w:i w:val="0"/>
-                <w:color w:val="1A5F7A"/>
-                <w:sz w:val="20"/>
-              </w:rPr>
-              <w:t>rx</w:t>
-            </w:r>
-            <w:r>
-              <w:rPr>
-                <w:rFonts w:ascii="PT Sans" w:hAnsi="PT Sans"/>
-                <w:b w:val="0"/>
-                <w:i w:val="0"/>
-                <w:sz w:val="20"/>
-              </w:rPr>
-              <w:t xml:space="preserve"> (receive-only), the app will hide any TX commands using that frame ID to prevent accidental writes.</w:t>
-              <w:br/>
-              <w:t xml:space="preserve">    </w:t>
             </w:r>
           </w:p>
         </w:tc>
@@ -36129,7 +36998,9 @@
           <w:i w:val="0"/>
           <w:sz w:val="22"/>
         </w:rPr>
-        <w:t xml:space="preserve"> (one static-payload command and one parameterized command — the latter has matching rows in TxCommandFields):</w:t>
+        <w:t xml:space="preserve"> (one static-payload command and one parameterized command — the</w:t>
+        <w:br/>
+        <w:t xml:space="preserve">            latter has matching rows in TxCommandFields):</w:t>
       </w:r>
     </w:p>
     <w:tbl>
@@ -36222,7 +37093,9 @@
           <w:i w:val="0"/>
           <w:sz w:val="22"/>
         </w:rPr>
-        <w:t>Adds user-input numeric fields to a TX command. When a command has fields, the TX Commands panel shows an input form. The app encodes, scales, and appends those values after the command's static payload.</w:t>
+        <w:t>Adds user-input numeric fields to a TX command. When a command has fields, the TX Commands panel shows an</w:t>
+        <w:br/>
+        <w:t xml:space="preserve">            input form. The app encodes, scales, and appends those values after the command's static payload.</w:t>
       </w:r>
     </w:p>
     <w:tbl>
@@ -36476,7 +37349,9 @@
                 <w:color w:val="333333"/>
                 <w:sz w:val="20"/>
               </w:rPr>
-              <w:t>exactly to appear in the form.</w:t>
+              <w:t>exactly</w:t>
+              <w:br/>
+              <w:t xml:space="preserve">                    to appear in the form.</w:t>
             </w:r>
           </w:p>
         </w:tc>
@@ -36587,7 +37462,9 @@
                 <w:color w:val="333333"/>
                 <w:sz w:val="20"/>
               </w:rPr>
-              <w:t>Label shown next to the input field. Keep this unique within a command so each input has its own value.</w:t>
+              <w:t>Label shown next to the input field. Keep this unique within a command so each input has its own</w:t>
+              <w:br/>
+              <w:t xml:space="preserve">                    value.</w:t>
             </w:r>
           </w:p>
         </w:tc>
@@ -36858,7 +37735,9 @@
                 <w:color w:val="333333"/>
                 <w:sz w:val="20"/>
               </w:rPr>
-              <w:t>. Value is lowercased on load; unsupported types reject the config.</w:t>
+              <w:t>. Value is lowercased on load; unsupported types reject</w:t>
+              <w:br/>
+              <w:t xml:space="preserve">                    the config.</w:t>
             </w:r>
           </w:p>
         </w:tc>
@@ -37019,7 +37898,9 @@
                 <w:color w:val="333333"/>
                 <w:sz w:val="20"/>
               </w:rPr>
-              <w:t>; any other value rejects the config.</w:t>
+              <w:t>; any</w:t>
+              <w:br/>
+              <w:t xml:space="preserve">                    other value rejects the config.</w:t>
             </w:r>
           </w:p>
         </w:tc>
@@ -37150,7 +38031,9 @@
                 <w:color w:val="333333"/>
                 <w:sz w:val="20"/>
               </w:rPr>
-              <w:t>. E.g. user enters 50.0 A with scale=0.1 → raw = 500. A zero scale loads successfully but the command cannot be built or sent.</w:t>
+              <w:t>. E.g. user enters 50.0 A with</w:t>
+              <w:br/>
+              <w:t xml:space="preserve">                    scale=0.1 → raw = 500. A zero scale loads successfully but the command cannot be built or sent.</w:t>
             </w:r>
           </w:p>
         </w:tc>
@@ -37705,7 +38588,9 @@
                 <w:color w:val="333333"/>
                 <w:sz w:val="20"/>
               </w:rPr>
-              <w:t>Pre-filled value shown in the input box when the command form opens. Leave blank to require the user to enter a value before previewing or sending.</w:t>
+              <w:t>Pre-filled value shown in the input box when the command form opens. Leave blank to require the user</w:t>
+              <w:br/>
+              <w:t xml:space="preserve">                    to enter a value before previewing or sending.</w:t>
             </w:r>
           </w:p>
         </w:tc>
@@ -37788,7 +38673,11 @@
                 <w:i w:val="0"/>
                 <w:sz w:val="20"/>
               </w:rPr>
-              <w:t xml:space="preserve"> does not match an enabled TxCommands row are parsed but never shown. If two fields on the same command reuse the same </w:t>
+              <w:t xml:space="preserve"> does not match an enabled</w:t>
+              <w:br/>
+              <w:t xml:space="preserve">            TxCommands row are parsed but never shown. If two fields on the same command reuse the same</w:t>
+              <w:br/>
+              <w:t xml:space="preserve">            </w:t>
             </w:r>
             <w:r>
               <w:rPr>
@@ -37807,7 +38696,9 @@
                 <w:i w:val="0"/>
                 <w:sz w:val="20"/>
               </w:rPr>
-              <w:t xml:space="preserve">, the form labels collide and the later input value is reused for that name. Keep </w:t>
+              <w:t>, the form labels collide and the later input value is reused for that name. Keep</w:t>
+              <w:br/>
+              <w:t xml:space="preserve">            </w:t>
             </w:r>
             <w:r>
               <w:rPr>
@@ -37847,7 +38738,7 @@
               </w:rPr>
               <w:t xml:space="preserve"> unique within each command.</w:t>
               <w:br/>
-              <w:t xml:space="preserve">    </w:t>
+              <w:t xml:space="preserve">        </w:t>
             </w:r>
           </w:p>
         </w:tc>
@@ -37888,7 +38779,9 @@
           <w:i/>
           <w:sz w:val="22"/>
         </w:rPr>
-        <w:t>Set Voltage Limit</w:t>
+        <w:t>Set Voltage</w:t>
+        <w:br/>
+        <w:t xml:space="preserve">                Limit</w:t>
       </w:r>
       <w:r>
         <w:rPr>
@@ -38021,7 +38914,9 @@
           <w:i w:val="0"/>
           <w:sz w:val="22"/>
         </w:rPr>
-        <w:t xml:space="preserve"> appended after the static payload (which is empty in this case).</w:t>
+        <w:t xml:space="preserve"> appended after</w:t>
+        <w:br/>
+        <w:t xml:space="preserve">            the static payload (which is empty in this case).</w:t>
       </w:r>
     </w:p>
     <w:p>
@@ -38078,7 +38973,9 @@
           <w:i w:val="0"/>
           <w:sz w:val="22"/>
         </w:rPr>
-        <w:t xml:space="preserve"> model — i.e. it only sends data when asked. Each row tells the app to periodically send a request packet and wait for a response.</w:t>
+        <w:t xml:space="preserve"> model — i.e. it only sends data when</w:t>
+        <w:br/>
+        <w:t xml:space="preserve">            asked. Each row tells the app to periodically send a request packet and wait for a response.</w:t>
       </w:r>
     </w:p>
     <w:tbl>
@@ -38463,7 +39360,9 @@
                 <w:color w:val="333333"/>
                 <w:sz w:val="20"/>
               </w:rPr>
-              <w:t>How often to send the request, in milliseconds. Parsed as an integer and used to schedule the next poll after each request completes.</w:t>
+              <w:t>How often to send the request, in milliseconds. Parsed as an integer and used to schedule the next</w:t>
+              <w:br/>
+              <w:t xml:space="preserve">                    poll after each request completes.</w:t>
             </w:r>
           </w:p>
         </w:tc>
@@ -38574,7 +39473,9 @@
                 <w:color w:val="333333"/>
                 <w:sz w:val="20"/>
               </w:rPr>
-              <w:t>How long to wait for the matching response before marking the request as timed out. Parsed as an integer; the current loader reads this column directly, so the header and value must be present.</w:t>
+              <w:t>How long to wait for the matching response before marking the request as timed out. Parsed as an</w:t>
+              <w:br/>
+              <w:t xml:space="preserve">                    integer; the current loader reads this column directly, so the header and value must be present.</w:t>
             </w:r>
           </w:p>
         </w:tc>
@@ -38725,7 +39626,9 @@
                 <w:color w:val="333333"/>
                 <w:sz w:val="20"/>
               </w:rPr>
-              <w:t>to pause polling for this frame without deleting the row. Disabled rows are skipped at load time.</w:t>
+              <w:t>to pause polling for this frame without deleting the row. Disabled rows are</w:t>
+              <w:br/>
+              <w:t xml:space="preserve">                    skipped at load time.</w:t>
             </w:r>
           </w:p>
         </w:tc>
@@ -38781,7 +39684,7 @@
                 <w:sz w:val="20"/>
               </w:rPr>
               <w:br/>
-              <w:t xml:space="preserve">        Polling starts only when </w:t>
+              <w:t xml:space="preserve">            Polling starts only when </w:t>
             </w:r>
             <w:r>
               <w:rPr>
@@ -38799,9 +39702,13 @@
                 <w:i w:val="0"/>
                 <w:sz w:val="20"/>
               </w:rPr>
-              <w:t xml:space="preserve"> is enabled. Requests are sent round-robin across enabled targets; if a request cannot be built for the configured protocol, that target is disabled and reported once.</w:t>
+              <w:t xml:space="preserve"> is enabled. Requests are sent round-robin across</w:t>
               <w:br/>
-              <w:t xml:space="preserve">    </w:t>
+              <w:t xml:space="preserve">            enabled targets; if a request cannot be built for the configured protocol, that target is disabled and</w:t>
+              <w:br/>
+              <w:t xml:space="preserve">            reported once.</w:t>
+              <w:br/>
+              <w:t xml:space="preserve">        </w:t>
             </w:r>
           </w:p>
         </w:tc>
@@ -38862,7 +39769,7 @@
                 <w:sz w:val="20"/>
               </w:rPr>
               <w:br/>
-              <w:t xml:space="preserve">        If your hardware </w:t>
+              <w:t xml:space="preserve">            If your hardware </w:t>
             </w:r>
             <w:r>
               <w:rPr>
@@ -38880,7 +39787,9 @@
                 <w:i w:val="0"/>
                 <w:sz w:val="20"/>
               </w:rPr>
-              <w:t xml:space="preserve"> without being asked (e.g. sends packets every 50 ms on its own), leave this sheet </w:t>
+              <w:t xml:space="preserve"> without being asked (e.g. sends packets every</w:t>
+              <w:br/>
+              <w:t xml:space="preserve">            50 ms on its own), leave this sheet </w:t>
             </w:r>
             <w:r>
               <w:rPr>
@@ -38916,9 +39825,11 @@
                 <w:i w:val="0"/>
                 <w:sz w:val="20"/>
               </w:rPr>
-              <w:t xml:space="preserve"> use Auto-Fetch. Polling an already-streaming device sends unnecessary requests and may corrupt the data stream.</w:t>
+              <w:t xml:space="preserve"> use Auto-Fetch.</w:t>
               <w:br/>
-              <w:t xml:space="preserve">    </w:t>
+              <w:t xml:space="preserve">            Polling an already-streaming device sends unnecessary requests and may corrupt the data stream.</w:t>
+              <w:br/>
+              <w:t xml:space="preserve">        </w:t>
             </w:r>
           </w:p>
         </w:tc>
@@ -38950,7 +39861,9 @@
           <w:i w:val="0"/>
           <w:sz w:val="22"/>
         </w:rPr>
-        <w:t xml:space="preserve"> (polls all three telemetry frames with per-frame intervals and timeouts):</w:t>
+        <w:t xml:space="preserve"> (polls all three telemetry frames with per-frame intervals and</w:t>
+        <w:br/>
+        <w:t xml:space="preserve">            timeouts):</w:t>
       </w:r>
     </w:p>
     <w:tbl>
@@ -39045,7 +39958,9 @@
           <w:i w:val="0"/>
           <w:sz w:val="22"/>
         </w:rPr>
-        <w:t xml:space="preserve">Config-driven defaults for the Connection dialog. When the dialog opens, each field is filled from </w:t>
+        <w:t>Config-driven defaults for the Connection dialog. When the dialog opens, each field is filled from</w:t>
+        <w:br/>
+        <w:t xml:space="preserve">            </w:t>
       </w:r>
       <w:r>
         <w:rPr>
@@ -39063,7 +39978,13 @@
           <w:i w:val="0"/>
           <w:sz w:val="22"/>
         </w:rPr>
-        <w:t>. That means a fresh install — or a freshly loaded config you've never connected with before — opens the Connect dialog already showing this config's expected baud rate, parity, etc.; subsequent runs keep whatever you explicitly chose.</w:t>
+        <w:t>. That means a fresh</w:t>
+        <w:br/>
+        <w:t xml:space="preserve">            install — or a freshly loaded config you've never connected with before — opens the Connect dialog already</w:t>
+        <w:br/>
+        <w:t xml:space="preserve">            showing this config's expected baud rate, parity, etc.; subsequent runs keep whatever you explicitly chose.</w:t>
+        <w:br/>
+        <w:t xml:space="preserve">        </w:t>
       </w:r>
     </w:p>
     <w:tbl>
@@ -40185,7 +41106,11 @@
                 <w:i w:val="0"/>
                 <w:sz w:val="20"/>
               </w:rPr>
-              <w:t xml:space="preserve"> If this sheet is absent or empty, the loader uses internal defaults. If the sheet contains a row, all five column headers are required; </w:t>
+              <w:t xml:space="preserve"> If this sheet is absent or empty, the loader uses</w:t>
+              <w:br/>
+              <w:t xml:space="preserve">            internal defaults. If the sheet contains a row, all five column headers are required;</w:t>
+              <w:br/>
+              <w:t xml:space="preserve">            </w:t>
             </w:r>
             <w:r>
               <w:rPr>
@@ -40244,7 +41169,7 @@
               </w:rPr>
               <w:t xml:space="preserve"> must contain valid integers.</w:t>
               <w:br/>
-              <w:t xml:space="preserve">    </w:t>
+              <w:t xml:space="preserve">        </w:t>
             </w:r>
           </w:p>
         </w:tc>
@@ -40276,7 +41201,9 @@
           <w:i w:val="0"/>
           <w:sz w:val="22"/>
         </w:rPr>
-        <w:t xml:space="preserve"> (standard 8-N-1 at 115 200 baud with a 100 ms read timeout — matches what the Connection dialog uses by default):</w:t>
+        <w:t xml:space="preserve"> (standard 8-N-1 at 115 200 baud with a 100 ms read timeout —</w:t>
+        <w:br/>
+        <w:t xml:space="preserve">            matches what the Connection dialog uses by default):</w:t>
       </w:r>
     </w:p>
     <w:tbl>
@@ -40431,7 +41358,9 @@
           <w:i w:val="0"/>
           <w:sz w:val="22"/>
         </w:rPr>
-        <w:t xml:space="preserve"> — slate background with light text. Best for long monitoring sessions and dim labs.</w:t>
+        <w:t xml:space="preserve"> — slate background with light text. Best for long monitoring sessions and dim</w:t>
+        <w:br/>
+        <w:t xml:space="preserve">                labs.</w:t>
       </w:r>
     </w:p>
     <w:p>
@@ -40466,7 +41395,9 @@
           <w:i w:val="0"/>
           <w:sz w:val="22"/>
         </w:rPr>
-        <w:t xml:space="preserve"> — white background with dark text. Best for outdoor / brightly lit environments and screenshots in reports.</w:t>
+        <w:t xml:space="preserve"> — white background with dark text. Best for outdoor / brightly lit environments</w:t>
+        <w:br/>
+        <w:t xml:space="preserve">                and screenshots in reports.</w:t>
       </w:r>
     </w:p>
     <w:p>
@@ -40521,7 +41452,11 @@
           <w:i w:val="0"/>
           <w:sz w:val="22"/>
         </w:rPr>
-        <w:t>The theme switch is instant. The app reapplies its window styling, rebuilds toolbar/menu icons, retints the live plot canvas, updates the Analysis Suite and the X-Y Plotter windows if open, and remembers your choice between launches.</w:t>
+        <w:t>The theme switch is instant. The app reapplies its window styling, rebuilds toolbar/menu icons, retints the</w:t>
+        <w:br/>
+        <w:t xml:space="preserve">            live plot canvas, updates the Analysis Suite and the X-Y Plotter windows if open, and remembers your choice</w:t>
+        <w:br/>
+        <w:t xml:space="preserve">            between launches.</w:t>
       </w:r>
     </w:p>
     <w:tbl>
@@ -40574,9 +41509,13 @@
                 <w:sz w:val="20"/>
               </w:rPr>
               <w:br/>
-              <w:t xml:space="preserve">        Toolbar and menu icons are theme-aware. In light theme they are drawn with a dark glyph so they remain readable on the white menu background; in dark theme they switch to a light glyph automatically. No restart needed.</w:t>
+              <w:t xml:space="preserve">            Toolbar and menu icons are theme-aware. In light theme they are drawn with a dark glyph so they remain</w:t>
               <w:br/>
-              <w:t xml:space="preserve">    </w:t>
+              <w:t xml:space="preserve">            readable on the white menu background; in dark theme they switch to a light glyph automatically. No restart</w:t>
+              <w:br/>
+              <w:t xml:space="preserve">            needed.</w:t>
+              <w:br/>
+              <w:t xml:space="preserve">        </w:t>
             </w:r>
           </w:p>
         </w:tc>
@@ -40645,7 +41584,9 @@
                 <w:i w:val="0"/>
                 <w:sz w:val="20"/>
               </w:rPr>
-              <w:t xml:space="preserve"> The base Qt palette follows the OS setting, but Bytehound's custom plot, icon, and Windows title-bar tinting are tuned for the explicit </w:t>
+              <w:t xml:space="preserve"> The base Qt palette follows the OS setting, but Bytehound's custom</w:t>
+              <w:br/>
+              <w:t xml:space="preserve">            plot, icon, and Windows title-bar tinting are tuned for the explicit </w:t>
             </w:r>
             <w:r>
               <w:rPr>
@@ -40663,7 +41604,9 @@
                 <w:i w:val="0"/>
                 <w:sz w:val="20"/>
               </w:rPr>
-              <w:t xml:space="preserve"> and </w:t>
+              <w:t xml:space="preserve"> and</w:t>
+              <w:br/>
+              <w:t xml:space="preserve">            </w:t>
             </w:r>
             <w:r>
               <w:rPr>
@@ -40699,9 +41642,11 @@
                 <w:i w:val="0"/>
                 <w:sz w:val="20"/>
               </w:rPr>
-              <w:t>, choose Dark or Light directly.</w:t>
+              <w:t>, choose Dark or</w:t>
               <w:br/>
-              <w:t xml:space="preserve">    </w:t>
+              <w:t xml:space="preserve">            Light directly.</w:t>
+              <w:br/>
+              <w:t xml:space="preserve">        </w:t>
             </w:r>
           </w:p>
         </w:tc>
@@ -40803,7 +41748,9 @@
           <w:i w:val="0"/>
           <w:sz w:val="22"/>
         </w:rPr>
-        <w:t>, contact its configured update manifest over HTTPS, and compare the published version against your installed version.</w:t>
+        <w:t>, contact its configured update manifest over HTTPS, and compare</w:t>
+        <w:br/>
+        <w:t xml:space="preserve">                the published version against your installed version.</w:t>
       </w:r>
     </w:p>
     <w:p>
@@ -40847,7 +41794,8 @@
           <w:i w:val="0"/>
           <w:sz w:val="22"/>
         </w:rPr>
-        <w:t xml:space="preserve"> confirmation.</w:t>
+        <w:br/>
+        <w:t xml:space="preserve">                confirmation.</w:t>
       </w:r>
     </w:p>
     <w:p>
@@ -40873,7 +41821,9 @@
           <w:i w:val="0"/>
           <w:sz w:val="22"/>
         </w:rPr>
-        <w:t>If a newer version is available, show the version number and release notes and ask whether you want to install it.</w:t>
+        <w:t>If a newer version is available, show the version number and release notes and ask whether you want to</w:t>
+        <w:br/>
+        <w:t xml:space="preserve">                install it.</w:t>
       </w:r>
     </w:p>
     <w:p>
@@ -40899,7 +41849,9 @@
           <w:i w:val="0"/>
           <w:sz w:val="22"/>
         </w:rPr>
-        <w:t>On confirmation, download the installer to your system temp folder with a progress dialog. You can cancel while the download is running — the partial file is automatically cleaned up.</w:t>
+        <w:t>On confirmation, download the installer to your system temp folder with a progress dialog. You can</w:t>
+        <w:br/>
+        <w:t xml:space="preserve">                cancel while the download is running — the partial file is automatically cleaned up.</w:t>
       </w:r>
     </w:p>
     <w:p>
@@ -40943,7 +41895,11 @@
           <w:i w:val="0"/>
           <w:sz w:val="22"/>
         </w:rPr>
-        <w:t xml:space="preserve"> against the manifest before launching. If the digest does not match, or if the manifest does not provide a checksum, the install is refused; mismatched or partial downloads are deleted.</w:t>
+        <w:t xml:space="preserve"> against the manifest before launching. If the</w:t>
+        <w:br/>
+        <w:t xml:space="preserve">                digest does not match, or if the manifest does not provide a checksum, the install is refused;</w:t>
+        <w:br/>
+        <w:t xml:space="preserve">                mismatched or partial downloads are deleted.</w:t>
       </w:r>
     </w:p>
     <w:p>
@@ -40969,7 +41925,11 @@
           <w:i w:val="0"/>
           <w:sz w:val="22"/>
         </w:rPr>
-        <w:t>After the download is verified, ask one more time before launching the installer in silent mode. The app then exits so the installer can replace the running executable. When the installer finishes, relaunch Bytehound manually.</w:t>
+        <w:t>After the download is verified, ask one more time before launching the installer in silent mode. The app</w:t>
+        <w:br/>
+        <w:t xml:space="preserve">                then exits so the installer can replace the running executable. When the installer finishes, relaunch</w:t>
+        <w:br/>
+        <w:t xml:space="preserve">                Bytehound manually.</w:t>
       </w:r>
     </w:p>
     <w:p>
@@ -41027,9 +41987,11 @@
                 <w:sz w:val="20"/>
               </w:rPr>
               <w:br/>
-              <w:t xml:space="preserve">        Update checks are entirely on-demand. The app never contacts the network on its own — nothing is downloaded or installed without your explicit click.</w:t>
+              <w:t xml:space="preserve">            Update checks are entirely on-demand. The app never contacts the network on its own — nothing is downloaded</w:t>
               <w:br/>
-              <w:t xml:space="preserve">    </w:t>
+              <w:t xml:space="preserve">            or installed without your explicit click.</w:t>
+              <w:br/>
+              <w:t xml:space="preserve">        </w:t>
             </w:r>
           </w:p>
         </w:tc>
@@ -41090,7 +42052,7 @@
                 <w:sz w:val="20"/>
               </w:rPr>
               <w:br/>
-              <w:t xml:space="preserve">        If you see </w:t>
+              <w:t xml:space="preserve">            If you see </w:t>
             </w:r>
             <w:r>
               <w:rPr>
@@ -41108,9 +42070,13 @@
                 <w:i w:val="0"/>
                 <w:sz w:val="20"/>
               </w:rPr>
-              <w:t>, the manifest server is unreachable from this machine. Check your firewall / proxy settings, or simply skip the update — the app continues to work normally.</w:t>
+              <w:t>, the manifest server is unreachable</w:t>
               <w:br/>
-              <w:t xml:space="preserve">    </w:t>
+              <w:t xml:space="preserve">            from this machine. Check your firewall / proxy settings, or simply skip the update — the app continues to</w:t>
+              <w:br/>
+              <w:t xml:space="preserve">            work normally.</w:t>
+              <w:br/>
+              <w:t xml:space="preserve">        </w:t>
             </w:r>
           </w:p>
         </w:tc>
@@ -41167,7 +42133,15 @@
           <w:i w:val="0"/>
           <w:sz w:val="22"/>
         </w:rPr>
-        <w:t>. This generates a complete snapshot of your session state—including OS details, Bytehound version, Qt/Python versions, active config path, connection status, packet counters, and the tail of the internal application log. You can paste this directly into a bug report to provide all necessary context in one step without needing to manually hunt down the log file.</w:t>
+        <w:t>. This generates a complete snapshot of</w:t>
+        <w:br/>
+        <w:t xml:space="preserve">            your session state—including OS details, Bytehound version, Qt/Python versions, active config path,</w:t>
+        <w:br/>
+        <w:t xml:space="preserve">            connection status, packet counters, and the tail of the internal application log. You can paste this</w:t>
+        <w:br/>
+        <w:t xml:space="preserve">            directly into a bug report to provide all necessary context in one step without needing to manually hunt</w:t>
+        <w:br/>
+        <w:t xml:space="preserve">            down the log file.</w:t>
       </w:r>
     </w:p>
     <w:p>
@@ -41201,7 +42175,9 @@
           <w:i w:val="0"/>
           <w:sz w:val="22"/>
         </w:rPr>
-        <w:t>Bytehound is designed to be highly flexible and performant. However, when using the application for real-time telemetry and control, you must keep the following design constraints and safety features in mind:</w:t>
+        <w:t>Bytehound is designed to be highly flexible and performant. However, when using the application for real-time</w:t>
+        <w:br/>
+        <w:t xml:space="preserve">            telemetry and control, you must keep the following design constraints and safety features in mind:</w:t>
       </w:r>
     </w:p>
     <w:p>
@@ -41252,7 +42228,9 @@
           <w:i w:val="0"/>
           <w:sz w:val="22"/>
         </w:rPr>
-        <w:t xml:space="preserve"> The Qt GUI telemetry pipeline is optimized and verified to handle packet rates up to </w:t>
+        <w:t xml:space="preserve"> The Qt GUI telemetry pipeline is optimized and verified to</w:t>
+        <w:br/>
+        <w:t xml:space="preserve">                handle packet rates up to </w:t>
       </w:r>
       <w:r>
         <w:rPr>
@@ -41270,7 +42248,9 @@
           <w:i w:val="0"/>
           <w:sz w:val="22"/>
         </w:rPr>
-        <w:t>. Above this rate, packet processing and UI redraw operations may consume significant CPU resources.</w:t>
+        <w:t>. Above this rate, packet processing and UI</w:t>
+        <w:br/>
+        <w:t xml:space="preserve">                redraw operations may consume significant CPU resources.</w:t>
       </w:r>
     </w:p>
     <w:p>
@@ -41324,25 +42304,35 @@
           <w:i w:val="0"/>
           <w:sz w:val="22"/>
         </w:rPr>
-        <w:t xml:space="preserve"> If incoming serial data rates exceed the system's capacity, or if the OS stalls the GUI thread (e.g., during window dragging), the serial packet queue or log flush queue may saturate. When this happens, a yellow warning badge appears in the bottom status bar, and newer packets/logs will be dropped to protect system memory. </w:t>
-      </w:r>
-      <w:r>
-        <w:rPr>
-          <w:rFonts w:ascii="PT Sans" w:hAnsi="PT Sans"/>
-          <w:b/>
-          <w:i w:val="0"/>
-          <w:sz w:val="22"/>
-        </w:rPr>
-        <w:t>Click the badge to dismiss it.</w:t>
-      </w:r>
-      <w:r>
-        <w:rPr>
-          <w:rFonts w:ascii="PT Sans" w:hAnsi="PT Sans"/>
-          <w:b w:val="0"/>
-          <w:i w:val="0"/>
-          <w:sz w:val="22"/>
-        </w:rPr>
-        <w:t xml:space="preserve"> If it reappears, the underlying condition persists — reduce the incoming data rate, increase the flush interval under </w:t>
+        <w:t xml:space="preserve"> If incoming serial data rates</w:t>
+        <w:br/>
+        <w:t xml:space="preserve">                exceed the system's capacity, or if the OS stalls the GUI thread (e.g., during window dragging), the</w:t>
+        <w:br/>
+        <w:t xml:space="preserve">                serial packet queue or log flush queue may saturate. When this happens, a yellow warning badge appears</w:t>
+        <w:br/>
+        <w:t xml:space="preserve">                in the bottom status bar, and newer packets/logs will be dropped to protect system memory. </w:t>
+      </w:r>
+      <w:r>
+        <w:rPr>
+          <w:rFonts w:ascii="PT Sans" w:hAnsi="PT Sans"/>
+          <w:b/>
+          <w:i w:val="0"/>
+          <w:sz w:val="22"/>
+        </w:rPr>
+        <w:t>Click</w:t>
+        <w:br/>
+        <w:t xml:space="preserve">                    the badge to dismiss it.</w:t>
+      </w:r>
+      <w:r>
+        <w:rPr>
+          <w:rFonts w:ascii="PT Sans" w:hAnsi="PT Sans"/>
+          <w:b w:val="0"/>
+          <w:i w:val="0"/>
+          <w:sz w:val="22"/>
+        </w:rPr>
+        <w:t xml:space="preserve"> If it reappears, the underlying condition persists — reduce the</w:t>
+        <w:br/>
+        <w:t xml:space="preserve">                incoming data rate, increase the flush interval under </w:t>
       </w:r>
       <w:r>
         <w:rPr>
@@ -41360,7 +42350,9 @@
           <w:i w:val="0"/>
           <w:sz w:val="22"/>
         </w:rPr>
-        <w:t>, or close unused dock panels to free up the GUI thread.</w:t>
+        <w:t>, or</w:t>
+        <w:br/>
+        <w:t xml:space="preserve">                close unused dock panels to free up the GUI thread.</w:t>
       </w:r>
     </w:p>
     <w:p>
@@ -41395,7 +42387,9 @@
           <w:i w:val="0"/>
           <w:sz w:val="22"/>
         </w:rPr>
-        <w:t xml:space="preserve"> Decoded signal widths of 3, 5, 6, and 7 bytes are optimized using zero-copy </w:t>
+        <w:t xml:space="preserve"> Decoded signal widths of 3, 5, 6, and 7 bytes are optimized using</w:t>
+        <w:br/>
+        <w:t xml:space="preserve">                zero-copy </w:t>
       </w:r>
       <w:r>
         <w:rPr>
@@ -41414,7 +42408,9 @@
           <w:i w:val="0"/>
           <w:sz w:val="22"/>
         </w:rPr>
-        <w:t xml:space="preserve"> combined with bitwise shifting and masking, eliminating the performance penalty of slicing and matching power-of-two decoding performance.</w:t>
+        <w:t xml:space="preserve"> combined with bitwise shifting and masking, eliminating the</w:t>
+        <w:br/>
+        <w:t xml:space="preserve">                performance penalty of slicing and matching power-of-two decoding performance.</w:t>
       </w:r>
     </w:p>
     <w:p>
@@ -41489,7 +42485,9 @@
           <w:i w:val="0"/>
           <w:sz w:val="22"/>
         </w:rPr>
-        <w:t>) is written incrementally to temporary files (</w:t>
+        <w:t>) is</w:t>
+        <w:br/>
+        <w:t xml:space="preserve">                written incrementally to temporary files (</w:t>
       </w:r>
       <w:r>
         <w:rPr>
@@ -41527,7 +42525,11 @@
           <w:i w:val="0"/>
           <w:sz w:val="22"/>
         </w:rPr>
-        <w:t>) during the session and compiled at the end. If the application crashes, the unsaved data is not lost; Bytehound automatically scans and prompts to recover these logs on the next launch.</w:t>
+        <w:t>) during the</w:t>
+        <w:br/>
+        <w:t xml:space="preserve">                session and compiled at the end. If the application crashes, the unsaved data is not lost; Bytehound</w:t>
+        <w:br/>
+        <w:t xml:space="preserve">                automatically scans and prompts to recover these logs on the next launch.</w:t>
       </w:r>
     </w:p>
     <w:p>
@@ -41562,7 +42564,13 @@
           <w:i w:val="0"/>
           <w:sz w:val="22"/>
         </w:rPr>
-        <w:t xml:space="preserve"> Plot history is stored in a fixed-capacity ring buffer (default 6,000 samples per signal). In long monitoring sessions, older points will wrap around and be discarded from memory to prevent memory leaks. Consequently, scrolling back to the beginning of a multi-hour test in the Live Plot is not supported; use the Analysis Suite on the saved log files instead.</w:t>
+        <w:t xml:space="preserve"> Plot history is stored in a fixed-capacity ring buffer (default</w:t>
+        <w:br/>
+        <w:t xml:space="preserve">                6,000 samples per signal). In long monitoring sessions, older points will wrap around and be discarded</w:t>
+        <w:br/>
+        <w:t xml:space="preserve">                from memory to prevent memory leaks. Consequently, scrolling back to the beginning of a multi-hour test</w:t>
+        <w:br/>
+        <w:t xml:space="preserve">                in the Live Plot is not supported; use the Analysis Suite on the saved log files instead.</w:t>
       </w:r>
     </w:p>
     <w:p>
@@ -41597,7 +42605,11 @@
           <w:i w:val="0"/>
           <w:sz w:val="22"/>
         </w:rPr>
-        <w:t xml:space="preserve"> The Raw Console is capped at 3,000 blocks/lines of history, and the Activity Log is capped at 5,000 blocks. Old messages are automatically truncated from the display buffer.</w:t>
+        <w:t xml:space="preserve"> The Raw Console is capped at 3,000 blocks/lines of</w:t>
+        <w:br/>
+        <w:t xml:space="preserve">                history, and the Activity Log is capped at 5,000 blocks. Old messages are automatically truncated from</w:t>
+        <w:br/>
+        <w:t xml:space="preserve">                the display buffer.</w:t>
       </w:r>
     </w:p>
     <w:p>
@@ -41653,7 +42665,13 @@
           <w:i w:val="0"/>
           <w:sz w:val="22"/>
         </w:rPr>
-        <w:t xml:space="preserve"> To save CPU cycles on low-spec hardware, the application suspends UI rendering operations on hidden panels. However, plot history buffering remains fully active in the background for closed panels, ensuring that reopening the Live Plot displays a continuous timeline with no data gaps.</w:t>
+        <w:t xml:space="preserve"> To save CPU cycles on low-spec hardware, the application</w:t>
+        <w:br/>
+        <w:t xml:space="preserve">                suspends UI rendering operations on hidden panels. However, plot history buffering remains fully active</w:t>
+        <w:br/>
+        <w:t xml:space="preserve">                in the background for closed panels, ensuring that reopening the Live Plot displays a continuous</w:t>
+        <w:br/>
+        <w:t xml:space="preserve">                timeline with no data gaps.</w:t>
       </w:r>
     </w:p>
     <w:p>
@@ -41709,7 +42727,11 @@
           <w:i w:val="0"/>
           <w:sz w:val="22"/>
         </w:rPr>
-        <w:t xml:space="preserve"> The configuration loader validates all sheets for duplicates. If you define duplicate entries—such as duplicate variables in a frame, duplicate </w:t>
+        <w:t xml:space="preserve"> The configuration loader validates all sheets for</w:t>
+        <w:br/>
+        <w:t xml:space="preserve">                duplicates. If you define duplicate entries—such as duplicate variables in a frame, duplicate</w:t>
+        <w:br/>
+        <w:t xml:space="preserve">                </w:t>
       </w:r>
       <w:r>
         <w:rPr>
@@ -41766,7 +42788,11 @@
           <w:i w:val="0"/>
           <w:sz w:val="22"/>
         </w:rPr>
-        <w:t xml:space="preserve">/labels on the same bitfield signal, duplicate calculations, or duplicate polling schedules—the loader will raise a validation </w:t>
+        <w:t>/labels</w:t>
+        <w:br/>
+        <w:t xml:space="preserve">                on the same bitfield signal, duplicate calculations, or duplicate polling schedules—the loader will</w:t>
+        <w:br/>
+        <w:t xml:space="preserve">                raise a validation </w:t>
       </w:r>
       <w:r>
         <w:rPr>
@@ -41820,7 +42846,11 @@
           <w:i w:val="0"/>
           <w:sz w:val="22"/>
         </w:rPr>
-        <w:t xml:space="preserve"> The Modbus RTU protocol specifies big-endian encoding for register addresses and data values, and little-endian encoding for the CRC checksum. Custom </w:t>
+        <w:t xml:space="preserve"> The Modbus RTU protocol specifies big-endian encoding for</w:t>
+        <w:br/>
+        <w:t xml:space="preserve">                register addresses and data values, and little-endian encoding for the CRC checksum. Custom</w:t>
+        <w:br/>
+        <w:t xml:space="preserve">                </w:t>
       </w:r>
       <w:r>
         <w:rPr>
@@ -41839,7 +42869,9 @@
           <w:i w:val="0"/>
           <w:sz w:val="22"/>
         </w:rPr>
-        <w:t xml:space="preserve"> configurations in the Protocol sheet are ignored when </w:t>
+        <w:t xml:space="preserve"> configurations in the Protocol sheet are ignored when</w:t>
+        <w:br/>
+        <w:t xml:space="preserve">                </w:t>
       </w:r>
       <w:r>
         <w:rPr>
@@ -41911,7 +42943,11 @@
           <w:i w:val="0"/>
           <w:sz w:val="22"/>
         </w:rPr>
-        <w:t xml:space="preserve"> on a device that is already streaming data automatically (unsolicited). Sending poll requests to a streaming device will cause transmission collisions and corrupt the incoming data packets.</w:t>
+        <w:t xml:space="preserve"> on a device that</w:t>
+        <w:br/>
+        <w:t xml:space="preserve">                is already streaming data automatically (unsolicited). Sending poll requests to a streaming device will</w:t>
+        <w:br/>
+        <w:t xml:space="preserve">                cause transmission collisions and corrupt the incoming data packets.</w:t>
       </w:r>
     </w:p>
     <w:p>

--- a/Documentation/Bytehound_User_Manual.docx
+++ b/Documentation/Bytehound_User_Manual.docx
@@ -15695,6 +15695,434 @@
     <w:p>
       <w:pPr>
         <w:spacing w:after="80"/>
+      </w:pPr>
+    </w:p>
+    <w:p>
+      <w:pPr>
+        <w:pStyle w:val="Heading3"/>
+        <w:spacing w:before="160" w:after="60"/>
+      </w:pPr>
+      <w:r>
+        <w:rPr>
+          <w:rFonts w:ascii="PT Sans" w:hAnsi="PT Sans"/>
+          <w:b/>
+          <w:i w:val="0"/>
+          <w:color w:val="1A5F7A"/>
+          <w:sz w:val="24"/>
+        </w:rPr>
+        <w:t>Decoded Log Cycle Buffer &amp; Synchronization</w:t>
+      </w:r>
+    </w:p>
+    <w:p>
+      <w:pPr>
+        <w:spacing w:after="120" w:before="40"/>
+        <w:jc w:val="left"/>
+      </w:pPr>
+      <w:r>
+        <w:rPr>
+          <w:rFonts w:ascii="PT Sans" w:hAnsi="PT Sans"/>
+          <w:b w:val="0"/>
+          <w:i w:val="0"/>
+          <w:sz w:val="22"/>
+        </w:rPr>
+        <w:t>The decoded Excel workbook (</w:t>
+      </w:r>
+      <w:r>
+        <w:rPr>
+          <w:rFonts w:ascii="Consolas" w:hAnsi="Consolas"/>
+          <w:b w:val="0"/>
+          <w:i w:val="0"/>
+          <w:color w:val="1A5F7A"/>
+          <w:sz w:val="20"/>
+        </w:rPr>
+        <w:t>*_decoded.xlsx</w:t>
+      </w:r>
+      <w:r>
+        <w:rPr>
+          <w:rFonts w:ascii="PT Sans" w:hAnsi="PT Sans"/>
+          <w:b w:val="0"/>
+          <w:i w:val="0"/>
+          <w:sz w:val="22"/>
+        </w:rPr>
+        <w:t xml:space="preserve">) stores telemetry in a wide format, where each row represents a complete cycle of all active frames. Individual frames arrive asynchronously and are stashed in an in-memory cycle buffer. When the </w:t>
+      </w:r>
+      <w:r>
+        <w:rPr>
+          <w:rFonts w:ascii="PT Sans" w:hAnsi="PT Sans"/>
+          <w:b/>
+          <w:i w:val="0"/>
+          <w:sz w:val="22"/>
+        </w:rPr>
+        <w:t>trigger frame</w:t>
+      </w:r>
+      <w:r>
+        <w:rPr>
+          <w:rFonts w:ascii="PT Sans" w:hAnsi="PT Sans"/>
+          <w:b w:val="0"/>
+          <w:i w:val="0"/>
+          <w:sz w:val="22"/>
+        </w:rPr>
+        <w:t xml:space="preserve"> (the last RX-capable frame declared in the configuration) is received:</w:t>
+      </w:r>
+    </w:p>
+    <w:p>
+      <w:pPr>
+        <w:spacing w:after="60" w:before="20"/>
+        <w:ind w:left="640" w:hanging="280"/>
+        <w:jc w:val="left"/>
+      </w:pPr>
+      <w:r>
+        <w:rPr>
+          <w:rFonts w:ascii="PT Sans" w:hAnsi="PT Sans"/>
+          <w:b/>
+          <w:i w:val="0"/>
+          <w:color w:val="3498DB"/>
+          <w:sz w:val="22"/>
+        </w:rPr>
+        <w:t xml:space="preserve">•  </w:t>
+      </w:r>
+      <w:r>
+        <w:rPr>
+          <w:rFonts w:ascii="PT Sans" w:hAnsi="PT Sans"/>
+          <w:b w:val="0"/>
+          <w:i w:val="0"/>
+          <w:sz w:val="22"/>
+        </w:rPr>
+        <w:t>Bytehound checks if all required frames for the cycle have been received.</w:t>
+      </w:r>
+    </w:p>
+    <w:p>
+      <w:pPr>
+        <w:spacing w:after="60" w:before="20"/>
+        <w:ind w:left="640" w:hanging="280"/>
+        <w:jc w:val="left"/>
+      </w:pPr>
+      <w:r>
+        <w:rPr>
+          <w:rFonts w:ascii="PT Sans" w:hAnsi="PT Sans"/>
+          <w:b/>
+          <w:i w:val="0"/>
+          <w:color w:val="3498DB"/>
+          <w:sz w:val="22"/>
+        </w:rPr>
+        <w:t xml:space="preserve">•  </w:t>
+      </w:r>
+      <w:r>
+        <w:rPr>
+          <w:rFonts w:ascii="PT Sans" w:hAnsi="PT Sans"/>
+          <w:b w:val="0"/>
+          <w:i w:val="0"/>
+          <w:sz w:val="22"/>
+        </w:rPr>
+        <w:t xml:space="preserve">If the cycle is complete, a wide row is appended to the </w:t>
+      </w:r>
+      <w:r>
+        <w:rPr>
+          <w:rFonts w:ascii="Consolas" w:hAnsi="Consolas"/>
+          <w:b w:val="0"/>
+          <w:i w:val="0"/>
+          <w:color w:val="1A5F7A"/>
+          <w:sz w:val="20"/>
+        </w:rPr>
+        <w:t>Data</w:t>
+      </w:r>
+      <w:r>
+        <w:rPr>
+          <w:rFonts w:ascii="PT Sans" w:hAnsi="PT Sans"/>
+          <w:b w:val="0"/>
+          <w:i w:val="0"/>
+          <w:sz w:val="22"/>
+        </w:rPr>
+        <w:t xml:space="preserve"> sheet containing timestamps and signal values for all frames.</w:t>
+      </w:r>
+    </w:p>
+    <w:p>
+      <w:pPr>
+        <w:spacing w:after="60" w:before="20"/>
+        <w:ind w:left="640" w:hanging="280"/>
+        <w:jc w:val="left"/>
+      </w:pPr>
+      <w:r>
+        <w:rPr>
+          <w:rFonts w:ascii="PT Sans" w:hAnsi="PT Sans"/>
+          <w:b/>
+          <w:i w:val="0"/>
+          <w:color w:val="3498DB"/>
+          <w:sz w:val="22"/>
+        </w:rPr>
+        <w:t xml:space="preserve">•  </w:t>
+      </w:r>
+      <w:r>
+        <w:rPr>
+          <w:rFonts w:ascii="PT Sans" w:hAnsi="PT Sans"/>
+          <w:b w:val="0"/>
+          <w:i w:val="0"/>
+          <w:sz w:val="22"/>
+        </w:rPr>
+        <w:t>The cycle buffer is cleared upon trigger arrival to prevent carrying stale values forward to the next cycle.</w:t>
+      </w:r>
+    </w:p>
+    <w:p>
+      <w:pPr>
+        <w:spacing w:after="40"/>
+      </w:pPr>
+    </w:p>
+    <w:p>
+      <w:pPr>
+        <w:pStyle w:val="Heading3"/>
+        <w:spacing w:before="160" w:after="60"/>
+      </w:pPr>
+      <w:r>
+        <w:rPr>
+          <w:rFonts w:ascii="PT Sans" w:hAnsi="PT Sans"/>
+          <w:b/>
+          <w:i w:val="0"/>
+          <w:color w:val="1A5F7A"/>
+          <w:sz w:val="24"/>
+        </w:rPr>
+        <w:t>Decoded Logger Unblocking for Mixed RX/TX Profiles</w:t>
+      </w:r>
+    </w:p>
+    <w:p>
+      <w:pPr>
+        <w:spacing w:after="120" w:before="40"/>
+        <w:jc w:val="left"/>
+      </w:pPr>
+      <w:r>
+        <w:rPr>
+          <w:rFonts w:ascii="PT Sans" w:hAnsi="PT Sans"/>
+          <w:b w:val="0"/>
+          <w:i w:val="0"/>
+          <w:sz w:val="22"/>
+        </w:rPr>
+        <w:t xml:space="preserve">In telemetry configurations containing both incoming receive (RX) frames and outgoing transmit (TX) commands, requiring all frames to complete a cycle would cause logging to stall indefinitely (as commands are only sent on-demand). To prevent this, Bytehound implements </w:t>
+      </w:r>
+      <w:r>
+        <w:rPr>
+          <w:rFonts w:ascii="PT Sans" w:hAnsi="PT Sans"/>
+          <w:b/>
+          <w:i w:val="0"/>
+          <w:sz w:val="22"/>
+        </w:rPr>
+        <w:t>Decoded Logger Unblocking</w:t>
+      </w:r>
+      <w:r>
+        <w:rPr>
+          <w:rFonts w:ascii="PT Sans" w:hAnsi="PT Sans"/>
+          <w:b w:val="0"/>
+          <w:i w:val="0"/>
+          <w:sz w:val="22"/>
+        </w:rPr>
+        <w:t>:</w:t>
+      </w:r>
+    </w:p>
+    <w:p>
+      <w:pPr>
+        <w:spacing w:after="60" w:before="20"/>
+        <w:ind w:left="640" w:hanging="280"/>
+        <w:jc w:val="left"/>
+      </w:pPr>
+      <w:r>
+        <w:rPr>
+          <w:rFonts w:ascii="PT Sans" w:hAnsi="PT Sans"/>
+          <w:b/>
+          <w:i w:val="0"/>
+          <w:color w:val="3498DB"/>
+          <w:sz w:val="22"/>
+        </w:rPr>
+        <w:t xml:space="preserve">•  </w:t>
+      </w:r>
+      <w:r>
+        <w:rPr>
+          <w:rFonts w:ascii="PT Sans" w:hAnsi="PT Sans"/>
+          <w:b w:val="0"/>
+          <w:i w:val="0"/>
+          <w:sz w:val="22"/>
+        </w:rPr>
+        <w:t xml:space="preserve">Transmit-only frames (those marked with </w:t>
+      </w:r>
+      <w:r>
+        <w:rPr>
+          <w:rFonts w:ascii="Consolas" w:hAnsi="Consolas"/>
+          <w:b w:val="0"/>
+          <w:i w:val="0"/>
+          <w:color w:val="1A5F7A"/>
+          <w:sz w:val="20"/>
+        </w:rPr>
+        <w:t>direction = tx</w:t>
+      </w:r>
+      <w:r>
+        <w:rPr>
+          <w:rFonts w:ascii="PT Sans" w:hAnsi="PT Sans"/>
+          <w:b w:val="0"/>
+          <w:i w:val="0"/>
+          <w:sz w:val="22"/>
+        </w:rPr>
+        <w:t xml:space="preserve"> in the Frames sheet, or associated with TX commands) are dynamically excluded from the list of required cycle frames.</w:t>
+      </w:r>
+    </w:p>
+    <w:p>
+      <w:pPr>
+        <w:spacing w:after="60" w:before="20"/>
+        <w:ind w:left="640" w:hanging="280"/>
+        <w:jc w:val="left"/>
+      </w:pPr>
+      <w:r>
+        <w:rPr>
+          <w:rFonts w:ascii="PT Sans" w:hAnsi="PT Sans"/>
+          <w:b/>
+          <w:i w:val="0"/>
+          <w:color w:val="3498DB"/>
+          <w:sz w:val="22"/>
+        </w:rPr>
+        <w:t xml:space="preserve">•  </w:t>
+      </w:r>
+      <w:r>
+        <w:rPr>
+          <w:rFonts w:ascii="PT Sans" w:hAnsi="PT Sans"/>
+          <w:b w:val="0"/>
+          <w:i w:val="0"/>
+          <w:sz w:val="22"/>
+        </w:rPr>
+        <w:t>The cycle is driven entirely by incoming receive-capable telemetry frames, ensuring that logging proceeds smoothly without stalling.</w:t>
+      </w:r>
+    </w:p>
+    <w:p>
+      <w:pPr>
+        <w:spacing w:after="40"/>
+      </w:pPr>
+    </w:p>
+    <w:p>
+      <w:pPr>
+        <w:pStyle w:val="Heading3"/>
+        <w:spacing w:before="160" w:after="60"/>
+      </w:pPr>
+      <w:r>
+        <w:rPr>
+          <w:rFonts w:ascii="PT Sans" w:hAnsi="PT Sans"/>
+          <w:b/>
+          <w:i w:val="0"/>
+          <w:color w:val="1A5F7A"/>
+          <w:sz w:val="24"/>
+        </w:rPr>
+        <w:t>Transmitted (TX) Packet Decoding &amp; Logging</w:t>
+      </w:r>
+    </w:p>
+    <w:p>
+      <w:pPr>
+        <w:spacing w:after="120" w:before="40"/>
+        <w:jc w:val="left"/>
+      </w:pPr>
+      <w:r>
+        <w:rPr>
+          <w:rFonts w:ascii="PT Sans" w:hAnsi="PT Sans"/>
+          <w:b w:val="0"/>
+          <w:i w:val="0"/>
+          <w:sz w:val="22"/>
+        </w:rPr>
+        <w:t>To ensure that outbound controls and parameter modifications are fully captured, Bytehound hooks into raw wire transmissions to log outbound packets in the decoded stream on the fly:</w:t>
+      </w:r>
+    </w:p>
+    <w:p>
+      <w:pPr>
+        <w:spacing w:after="60" w:before="20"/>
+        <w:ind w:left="640" w:hanging="280"/>
+        <w:jc w:val="left"/>
+      </w:pPr>
+      <w:r>
+        <w:rPr>
+          <w:rFonts w:ascii="PT Sans" w:hAnsi="PT Sans"/>
+          <w:b/>
+          <w:i w:val="0"/>
+          <w:color w:val="3498DB"/>
+          <w:sz w:val="22"/>
+        </w:rPr>
+        <w:t xml:space="preserve">•  </w:t>
+      </w:r>
+      <w:r>
+        <w:rPr>
+          <w:rFonts w:ascii="PT Sans" w:hAnsi="PT Sans"/>
+          <w:b w:val="0"/>
+          <w:i w:val="0"/>
+          <w:sz w:val="22"/>
+        </w:rPr>
+        <w:t>Whenever a command packet is sent (via the TX Commands panel, the Parameter Editor, or Auto-Fetch polling), Bytehound intercepts the raw bytes, parses them, and decodes the signals.</w:t>
+      </w:r>
+    </w:p>
+    <w:p>
+      <w:pPr>
+        <w:spacing w:after="60" w:before="20"/>
+        <w:ind w:left="640" w:hanging="280"/>
+        <w:jc w:val="left"/>
+      </w:pPr>
+      <w:r>
+        <w:rPr>
+          <w:rFonts w:ascii="PT Sans" w:hAnsi="PT Sans"/>
+          <w:b/>
+          <w:i w:val="0"/>
+          <w:color w:val="3498DB"/>
+          <w:sz w:val="22"/>
+        </w:rPr>
+        <w:t xml:space="preserve">•  </w:t>
+      </w:r>
+      <w:r>
+        <w:rPr>
+          <w:rFonts w:ascii="PT Sans" w:hAnsi="PT Sans"/>
+          <w:b w:val="0"/>
+          <w:i w:val="0"/>
+          <w:sz w:val="22"/>
+        </w:rPr>
+        <w:t>These decoded TX values are stashed in the active cycle buffer.</w:t>
+      </w:r>
+    </w:p>
+    <w:p>
+      <w:pPr>
+        <w:spacing w:after="60" w:before="20"/>
+        <w:ind w:left="640" w:hanging="280"/>
+        <w:jc w:val="left"/>
+      </w:pPr>
+      <w:r>
+        <w:rPr>
+          <w:rFonts w:ascii="PT Sans" w:hAnsi="PT Sans"/>
+          <w:b/>
+          <w:i w:val="0"/>
+          <w:color w:val="3498DB"/>
+          <w:sz w:val="22"/>
+        </w:rPr>
+        <w:t xml:space="preserve">•  </w:t>
+      </w:r>
+      <w:r>
+        <w:rPr>
+          <w:rFonts w:ascii="PT Sans" w:hAnsi="PT Sans"/>
+          <w:b w:val="0"/>
+          <w:i w:val="0"/>
+          <w:sz w:val="22"/>
+        </w:rPr>
+        <w:t xml:space="preserve">When the next trigger frame arrives, these stashed TX values are committed to the </w:t>
+      </w:r>
+      <w:r>
+        <w:rPr>
+          <w:rFonts w:ascii="Consolas" w:hAnsi="Consolas"/>
+          <w:b w:val="0"/>
+          <w:i w:val="0"/>
+          <w:color w:val="1A5F7A"/>
+          <w:sz w:val="20"/>
+        </w:rPr>
+        <w:t>*_decoded.xlsx</w:t>
+      </w:r>
+      <w:r>
+        <w:rPr>
+          <w:rFonts w:ascii="PT Sans" w:hAnsi="PT Sans"/>
+          <w:b w:val="0"/>
+          <w:i w:val="0"/>
+          <w:sz w:val="22"/>
+        </w:rPr>
+        <w:t xml:space="preserve"> file along with the RX telemetry, creating a unified, chronological log of all input/output signals.</w:t>
+      </w:r>
+    </w:p>
+    <w:p>
+      <w:pPr>
+        <w:spacing w:after="40"/>
       </w:pPr>
     </w:p>
     <w:p>
@@ -43705,7 +44133,7 @@
         <w:color w:val="2C3E50"/>
         <w:sz w:val="18"/>
       </w:rPr>
-      <w:t xml:space="preserve">  /  Bytehound v0.4.5 — Serial Telemetry &amp; Decoder Guide</w:t>
+      <w:t xml:space="preserve">  /  Bytehound v1.0.0 — Serial Telemetry &amp; Decoder Guide</w:t>
     </w:r>
   </w:p>
 </w:ftr>

--- a/Documentation/Bytehound_User_Manual.docx
+++ b/Documentation/Bytehound_User_Manual.docx
@@ -286,7 +286,7 @@
       </w:r>
     </w:hyperlink>
     <w:r>
-      <w:t xml:space="preserve">  /  Bytehound v1.1.1 — Serial Telemetry &amp; Decoder Guide</w:t>
+      <w:t xml:space="preserve">  /  Bytehound v1.1.2 — Serial Telemetry &amp; Decoder Guide</w:t>
     </w:r>
   </w:p>
 </w:ftr>
